--- a/Root_CA_CRL_Renewal_Ceremony_Record.docx
+++ b/Root_CA_CRL_Renewal_Ceremony_Record.docx
@@ -5,10 +5,10 @@
     <w:p>
       <w:pPr>
         <w:pBdr>
-          <w:top w:val="single" w:color="2E5496" w:sz="32"/>
-          <w:bottom w:val="single" w:color="2E5496" w:sz="32"/>
+          <w:top w:val="single" w:color="5F2861" w:sz="32"/>
+          <w:bottom w:val="single" w:color="5F2861" w:sz="32"/>
         </w:pBdr>
-        <w:shd w:fill="1F3864" w:val="clear"/>
+        <w:shd w:fill="5F2861" w:val="clear"/>
         <w:spacing w:after="120" w:before="720"/>
         <w:jc w:val="center"/>
       </w:pPr>
@@ -39,7 +39,7 @@
           <w:rFonts w:ascii="Arial" w:cs="Arial" w:eastAsia="Arial" w:hAnsi="Arial"/>
           <w:b/>
           <w:bCs/>
-          <w:color w:val="1F3864"/>
+          <w:color w:val="7030A0"/>
           <w:sz w:val="52"/>
           <w:szCs w:val="52"/>
         </w:rPr>
@@ -56,7 +56,7 @@
           <w:rFonts w:ascii="Arial" w:cs="Arial" w:eastAsia="Arial" w:hAnsi="Arial"/>
           <w:b/>
           <w:bCs/>
-          <w:color w:val="2E5496"/>
+          <w:color w:val="7030A0"/>
           <w:sz w:val="36"/>
           <w:szCs w:val="36"/>
         </w:rPr>
@@ -71,7 +71,7 @@
       <w:r>
         <w:rPr>
           <w:rFonts w:ascii="Arial" w:cs="Arial" w:eastAsia="Arial" w:hAnsi="Arial"/>
-          <w:color w:val="2E5496"/>
+          <w:color w:val="7030A0"/>
           <w:sz w:val="28"/>
           <w:szCs w:val="28"/>
         </w:rPr>
@@ -104,12 +104,12 @@
           <w:tcPr>
             <w:tcW w:type="dxa" w:w="2340"/>
             <w:tcBorders>
-              <w:top w:val="single" w:color="AAAAAA" w:sz="4"/>
-              <w:left w:val="single" w:color="AAAAAA" w:sz="4"/>
-              <w:bottom w:val="single" w:color="AAAAAA" w:sz="4"/>
-              <w:right w:val="single" w:color="AAAAAA" w:sz="4"/>
-            </w:tcBorders>
-            <w:shd w:fill="D6E4F0" w:val="clear"/>
+              <w:top w:val="single" w:color="D9D9D9" w:sz="4"/>
+              <w:left w:val="single" w:color="D9D9D9" w:sz="4"/>
+              <w:bottom w:val="single" w:color="D9D9D9" w:sz="4"/>
+              <w:right w:val="single" w:color="D9D9D9" w:sz="4"/>
+            </w:tcBorders>
+            <w:shd w:fill="E7DFE7" w:val="clear"/>
             <w:tcMar>
               <w:top w:type="dxa" w:w="80"/>
               <w:left w:type="dxa" w:w="160"/>
@@ -141,10 +141,10 @@
           <w:tcPr>
             <w:tcW w:type="dxa" w:w="7020"/>
             <w:tcBorders>
-              <w:top w:val="single" w:color="AAAAAA" w:sz="4"/>
-              <w:left w:val="single" w:color="AAAAAA" w:sz="4"/>
-              <w:bottom w:val="single" w:color="AAAAAA" w:sz="4"/>
-              <w:right w:val="single" w:color="AAAAAA" w:sz="4"/>
+              <w:top w:val="single" w:color="D9D9D9" w:sz="4"/>
+              <w:left w:val="single" w:color="D9D9D9" w:sz="4"/>
+              <w:bottom w:val="single" w:color="D9D9D9" w:sz="4"/>
+              <w:right w:val="single" w:color="D9D9D9" w:sz="4"/>
             </w:tcBorders>
             <w:shd w:fill="FFFFFF" w:val="clear"/>
             <w:tcMar>
@@ -180,12 +180,12 @@
           <w:tcPr>
             <w:tcW w:type="dxa" w:w="2340"/>
             <w:tcBorders>
-              <w:top w:val="single" w:color="AAAAAA" w:sz="4"/>
-              <w:left w:val="single" w:color="AAAAAA" w:sz="4"/>
-              <w:bottom w:val="single" w:color="AAAAAA" w:sz="4"/>
-              <w:right w:val="single" w:color="AAAAAA" w:sz="4"/>
-            </w:tcBorders>
-            <w:shd w:fill="D6E4F0" w:val="clear"/>
+              <w:top w:val="single" w:color="D9D9D9" w:sz="4"/>
+              <w:left w:val="single" w:color="D9D9D9" w:sz="4"/>
+              <w:bottom w:val="single" w:color="D9D9D9" w:sz="4"/>
+              <w:right w:val="single" w:color="D9D9D9" w:sz="4"/>
+            </w:tcBorders>
+            <w:shd w:fill="E7DFE7" w:val="clear"/>
             <w:tcMar>
               <w:top w:type="dxa" w:w="80"/>
               <w:left w:type="dxa" w:w="160"/>
@@ -217,12 +217,12 @@
           <w:tcPr>
             <w:tcW w:type="dxa" w:w="7020"/>
             <w:tcBorders>
-              <w:top w:val="single" w:color="AAAAAA" w:sz="4"/>
-              <w:left w:val="single" w:color="AAAAAA" w:sz="4"/>
-              <w:bottom w:val="single" w:color="AAAAAA" w:sz="4"/>
-              <w:right w:val="single" w:color="AAAAAA" w:sz="4"/>
-            </w:tcBorders>
-            <w:shd w:fill="EBF3FB" w:val="clear"/>
+              <w:top w:val="single" w:color="D9D9D9" w:sz="4"/>
+              <w:left w:val="single" w:color="D9D9D9" w:sz="4"/>
+              <w:bottom w:val="single" w:color="D9D9D9" w:sz="4"/>
+              <w:right w:val="single" w:color="D9D9D9" w:sz="4"/>
+            </w:tcBorders>
+            <w:shd w:fill="F2EEF2" w:val="clear"/>
             <w:tcMar>
               <w:top w:type="dxa" w:w="80"/>
               <w:left w:type="dxa" w:w="160"/>
@@ -256,12 +256,12 @@
           <w:tcPr>
             <w:tcW w:type="dxa" w:w="2340"/>
             <w:tcBorders>
-              <w:top w:val="single" w:color="AAAAAA" w:sz="4"/>
-              <w:left w:val="single" w:color="AAAAAA" w:sz="4"/>
-              <w:bottom w:val="single" w:color="AAAAAA" w:sz="4"/>
-              <w:right w:val="single" w:color="AAAAAA" w:sz="4"/>
-            </w:tcBorders>
-            <w:shd w:fill="D6E4F0" w:val="clear"/>
+              <w:top w:val="single" w:color="D9D9D9" w:sz="4"/>
+              <w:left w:val="single" w:color="D9D9D9" w:sz="4"/>
+              <w:bottom w:val="single" w:color="D9D9D9" w:sz="4"/>
+              <w:right w:val="single" w:color="D9D9D9" w:sz="4"/>
+            </w:tcBorders>
+            <w:shd w:fill="E7DFE7" w:val="clear"/>
             <w:tcMar>
               <w:top w:type="dxa" w:w="80"/>
               <w:left w:type="dxa" w:w="160"/>
@@ -293,10 +293,10 @@
           <w:tcPr>
             <w:tcW w:type="dxa" w:w="7020"/>
             <w:tcBorders>
-              <w:top w:val="single" w:color="AAAAAA" w:sz="4"/>
-              <w:left w:val="single" w:color="AAAAAA" w:sz="4"/>
-              <w:bottom w:val="single" w:color="AAAAAA" w:sz="4"/>
-              <w:right w:val="single" w:color="AAAAAA" w:sz="4"/>
+              <w:top w:val="single" w:color="D9D9D9" w:sz="4"/>
+              <w:left w:val="single" w:color="D9D9D9" w:sz="4"/>
+              <w:bottom w:val="single" w:color="D9D9D9" w:sz="4"/>
+              <w:right w:val="single" w:color="D9D9D9" w:sz="4"/>
             </w:tcBorders>
             <w:shd w:fill="FFFFFF" w:val="clear"/>
             <w:tcMar>
@@ -332,12 +332,12 @@
           <w:tcPr>
             <w:tcW w:type="dxa" w:w="2340"/>
             <w:tcBorders>
-              <w:top w:val="single" w:color="AAAAAA" w:sz="4"/>
-              <w:left w:val="single" w:color="AAAAAA" w:sz="4"/>
-              <w:bottom w:val="single" w:color="AAAAAA" w:sz="4"/>
-              <w:right w:val="single" w:color="AAAAAA" w:sz="4"/>
-            </w:tcBorders>
-            <w:shd w:fill="D6E4F0" w:val="clear"/>
+              <w:top w:val="single" w:color="D9D9D9" w:sz="4"/>
+              <w:left w:val="single" w:color="D9D9D9" w:sz="4"/>
+              <w:bottom w:val="single" w:color="D9D9D9" w:sz="4"/>
+              <w:right w:val="single" w:color="D9D9D9" w:sz="4"/>
+            </w:tcBorders>
+            <w:shd w:fill="E7DFE7" w:val="clear"/>
             <w:tcMar>
               <w:top w:type="dxa" w:w="80"/>
               <w:left w:type="dxa" w:w="160"/>
@@ -369,12 +369,12 @@
           <w:tcPr>
             <w:tcW w:type="dxa" w:w="7020"/>
             <w:tcBorders>
-              <w:top w:val="single" w:color="AAAAAA" w:sz="4"/>
-              <w:left w:val="single" w:color="AAAAAA" w:sz="4"/>
-              <w:bottom w:val="single" w:color="AAAAAA" w:sz="4"/>
-              <w:right w:val="single" w:color="AAAAAA" w:sz="4"/>
-            </w:tcBorders>
-            <w:shd w:fill="EBF3FB" w:val="clear"/>
+              <w:top w:val="single" w:color="D9D9D9" w:sz="4"/>
+              <w:left w:val="single" w:color="D9D9D9" w:sz="4"/>
+              <w:bottom w:val="single" w:color="D9D9D9" w:sz="4"/>
+              <w:right w:val="single" w:color="D9D9D9" w:sz="4"/>
+            </w:tcBorders>
+            <w:shd w:fill="F2EEF2" w:val="clear"/>
             <w:tcMar>
               <w:top w:type="dxa" w:w="80"/>
               <w:left w:type="dxa" w:w="160"/>
@@ -408,12 +408,12 @@
           <w:tcPr>
             <w:tcW w:type="dxa" w:w="2340"/>
             <w:tcBorders>
-              <w:top w:val="single" w:color="AAAAAA" w:sz="4"/>
-              <w:left w:val="single" w:color="AAAAAA" w:sz="4"/>
-              <w:bottom w:val="single" w:color="AAAAAA" w:sz="4"/>
-              <w:right w:val="single" w:color="AAAAAA" w:sz="4"/>
-            </w:tcBorders>
-            <w:shd w:fill="D6E4F0" w:val="clear"/>
+              <w:top w:val="single" w:color="D9D9D9" w:sz="4"/>
+              <w:left w:val="single" w:color="D9D9D9" w:sz="4"/>
+              <w:bottom w:val="single" w:color="D9D9D9" w:sz="4"/>
+              <w:right w:val="single" w:color="D9D9D9" w:sz="4"/>
+            </w:tcBorders>
+            <w:shd w:fill="E7DFE7" w:val="clear"/>
             <w:tcMar>
               <w:top w:type="dxa" w:w="80"/>
               <w:left w:type="dxa" w:w="160"/>
@@ -445,10 +445,10 @@
           <w:tcPr>
             <w:tcW w:type="dxa" w:w="7020"/>
             <w:tcBorders>
-              <w:top w:val="single" w:color="AAAAAA" w:sz="4"/>
-              <w:left w:val="single" w:color="AAAAAA" w:sz="4"/>
-              <w:bottom w:val="single" w:color="AAAAAA" w:sz="4"/>
-              <w:right w:val="single" w:color="AAAAAA" w:sz="4"/>
+              <w:top w:val="single" w:color="D9D9D9" w:sz="4"/>
+              <w:left w:val="single" w:color="D9D9D9" w:sz="4"/>
+              <w:bottom w:val="single" w:color="D9D9D9" w:sz="4"/>
+              <w:right w:val="single" w:color="D9D9D9" w:sz="4"/>
             </w:tcBorders>
             <w:shd w:fill="FFFFFF" w:val="clear"/>
             <w:tcMar>
@@ -484,12 +484,12 @@
           <w:tcPr>
             <w:tcW w:type="dxa" w:w="2340"/>
             <w:tcBorders>
-              <w:top w:val="single" w:color="AAAAAA" w:sz="4"/>
-              <w:left w:val="single" w:color="AAAAAA" w:sz="4"/>
-              <w:bottom w:val="single" w:color="AAAAAA" w:sz="4"/>
-              <w:right w:val="single" w:color="AAAAAA" w:sz="4"/>
-            </w:tcBorders>
-            <w:shd w:fill="D6E4F0" w:val="clear"/>
+              <w:top w:val="single" w:color="D9D9D9" w:sz="4"/>
+              <w:left w:val="single" w:color="D9D9D9" w:sz="4"/>
+              <w:bottom w:val="single" w:color="D9D9D9" w:sz="4"/>
+              <w:right w:val="single" w:color="D9D9D9" w:sz="4"/>
+            </w:tcBorders>
+            <w:shd w:fill="E7DFE7" w:val="clear"/>
             <w:tcMar>
               <w:top w:type="dxa" w:w="80"/>
               <w:left w:type="dxa" w:w="160"/>
@@ -521,12 +521,12 @@
           <w:tcPr>
             <w:tcW w:type="dxa" w:w="7020"/>
             <w:tcBorders>
-              <w:top w:val="single" w:color="AAAAAA" w:sz="4"/>
-              <w:left w:val="single" w:color="AAAAAA" w:sz="4"/>
-              <w:bottom w:val="single" w:color="AAAAAA" w:sz="4"/>
-              <w:right w:val="single" w:color="AAAAAA" w:sz="4"/>
-            </w:tcBorders>
-            <w:shd w:fill="EBF3FB" w:val="clear"/>
+              <w:top w:val="single" w:color="D9D9D9" w:sz="4"/>
+              <w:left w:val="single" w:color="D9D9D9" w:sz="4"/>
+              <w:bottom w:val="single" w:color="D9D9D9" w:sz="4"/>
+              <w:right w:val="single" w:color="D9D9D9" w:sz="4"/>
+            </w:tcBorders>
+            <w:shd w:fill="F2EEF2" w:val="clear"/>
             <w:tcMar>
               <w:top w:type="dxa" w:w="80"/>
               <w:left w:type="dxa" w:w="160"/>
@@ -560,12 +560,12 @@
           <w:tcPr>
             <w:tcW w:type="dxa" w:w="2340"/>
             <w:tcBorders>
-              <w:top w:val="single" w:color="AAAAAA" w:sz="4"/>
-              <w:left w:val="single" w:color="AAAAAA" w:sz="4"/>
-              <w:bottom w:val="single" w:color="AAAAAA" w:sz="4"/>
-              <w:right w:val="single" w:color="AAAAAA" w:sz="4"/>
-            </w:tcBorders>
-            <w:shd w:fill="D6E4F0" w:val="clear"/>
+              <w:top w:val="single" w:color="D9D9D9" w:sz="4"/>
+              <w:left w:val="single" w:color="D9D9D9" w:sz="4"/>
+              <w:bottom w:val="single" w:color="D9D9D9" w:sz="4"/>
+              <w:right w:val="single" w:color="D9D9D9" w:sz="4"/>
+            </w:tcBorders>
+            <w:shd w:fill="E7DFE7" w:val="clear"/>
             <w:tcMar>
               <w:top w:type="dxa" w:w="80"/>
               <w:left w:type="dxa" w:w="160"/>
@@ -597,10 +597,10 @@
           <w:tcPr>
             <w:tcW w:type="dxa" w:w="7020"/>
             <w:tcBorders>
-              <w:top w:val="single" w:color="AAAAAA" w:sz="4"/>
-              <w:left w:val="single" w:color="AAAAAA" w:sz="4"/>
-              <w:bottom w:val="single" w:color="AAAAAA" w:sz="4"/>
-              <w:right w:val="single" w:color="AAAAAA" w:sz="4"/>
+              <w:top w:val="single" w:color="D9D9D9" w:sz="4"/>
+              <w:left w:val="single" w:color="D9D9D9" w:sz="4"/>
+              <w:bottom w:val="single" w:color="D9D9D9" w:sz="4"/>
+              <w:right w:val="single" w:color="D9D9D9" w:sz="4"/>
             </w:tcBorders>
             <w:shd w:fill="FFFFFF" w:val="clear"/>
             <w:tcMar>
@@ -636,12 +636,12 @@
           <w:tcPr>
             <w:tcW w:type="dxa" w:w="2340"/>
             <w:tcBorders>
-              <w:top w:val="single" w:color="AAAAAA" w:sz="4"/>
-              <w:left w:val="single" w:color="AAAAAA" w:sz="4"/>
-              <w:bottom w:val="single" w:color="AAAAAA" w:sz="4"/>
-              <w:right w:val="single" w:color="AAAAAA" w:sz="4"/>
-            </w:tcBorders>
-            <w:shd w:fill="D6E4F0" w:val="clear"/>
+              <w:top w:val="single" w:color="D9D9D9" w:sz="4"/>
+              <w:left w:val="single" w:color="D9D9D9" w:sz="4"/>
+              <w:bottom w:val="single" w:color="D9D9D9" w:sz="4"/>
+              <w:right w:val="single" w:color="D9D9D9" w:sz="4"/>
+            </w:tcBorders>
+            <w:shd w:fill="E7DFE7" w:val="clear"/>
             <w:tcMar>
               <w:top w:type="dxa" w:w="80"/>
               <w:left w:type="dxa" w:w="160"/>
@@ -673,12 +673,12 @@
           <w:tcPr>
             <w:tcW w:type="dxa" w:w="7020"/>
             <w:tcBorders>
-              <w:top w:val="single" w:color="AAAAAA" w:sz="4"/>
-              <w:left w:val="single" w:color="AAAAAA" w:sz="4"/>
-              <w:bottom w:val="single" w:color="AAAAAA" w:sz="4"/>
-              <w:right w:val="single" w:color="AAAAAA" w:sz="4"/>
-            </w:tcBorders>
-            <w:shd w:fill="EBF3FB" w:val="clear"/>
+              <w:top w:val="single" w:color="D9D9D9" w:sz="4"/>
+              <w:left w:val="single" w:color="D9D9D9" w:sz="4"/>
+              <w:bottom w:val="single" w:color="D9D9D9" w:sz="4"/>
+              <w:right w:val="single" w:color="D9D9D9" w:sz="4"/>
+            </w:tcBorders>
+            <w:shd w:fill="F2EEF2" w:val="clear"/>
             <w:tcMar>
               <w:top w:type="dxa" w:w="80"/>
               <w:left w:type="dxa" w:w="160"/>
@@ -712,12 +712,12 @@
           <w:tcPr>
             <w:tcW w:type="dxa" w:w="2340"/>
             <w:tcBorders>
-              <w:top w:val="single" w:color="AAAAAA" w:sz="4"/>
-              <w:left w:val="single" w:color="AAAAAA" w:sz="4"/>
-              <w:bottom w:val="single" w:color="AAAAAA" w:sz="4"/>
-              <w:right w:val="single" w:color="AAAAAA" w:sz="4"/>
-            </w:tcBorders>
-            <w:shd w:fill="D6E4F0" w:val="clear"/>
+              <w:top w:val="single" w:color="D9D9D9" w:sz="4"/>
+              <w:left w:val="single" w:color="D9D9D9" w:sz="4"/>
+              <w:bottom w:val="single" w:color="D9D9D9" w:sz="4"/>
+              <w:right w:val="single" w:color="D9D9D9" w:sz="4"/>
+            </w:tcBorders>
+            <w:shd w:fill="E7DFE7" w:val="clear"/>
             <w:tcMar>
               <w:top w:type="dxa" w:w="80"/>
               <w:left w:type="dxa" w:w="160"/>
@@ -749,10 +749,10 @@
           <w:tcPr>
             <w:tcW w:type="dxa" w:w="7020"/>
             <w:tcBorders>
-              <w:top w:val="single" w:color="AAAAAA" w:sz="4"/>
-              <w:left w:val="single" w:color="AAAAAA" w:sz="4"/>
-              <w:bottom w:val="single" w:color="AAAAAA" w:sz="4"/>
-              <w:right w:val="single" w:color="AAAAAA" w:sz="4"/>
+              <w:top w:val="single" w:color="D9D9D9" w:sz="4"/>
+              <w:left w:val="single" w:color="D9D9D9" w:sz="4"/>
+              <w:bottom w:val="single" w:color="D9D9D9" w:sz="4"/>
+              <w:right w:val="single" w:color="D9D9D9" w:sz="4"/>
             </w:tcBorders>
             <w:shd w:fill="FFFFFF" w:val="clear"/>
             <w:tcMar>
@@ -788,12 +788,12 @@
           <w:tcPr>
             <w:tcW w:type="dxa" w:w="2340"/>
             <w:tcBorders>
-              <w:top w:val="single" w:color="AAAAAA" w:sz="4"/>
-              <w:left w:val="single" w:color="AAAAAA" w:sz="4"/>
-              <w:bottom w:val="single" w:color="AAAAAA" w:sz="4"/>
-              <w:right w:val="single" w:color="AAAAAA" w:sz="4"/>
-            </w:tcBorders>
-            <w:shd w:fill="D6E4F0" w:val="clear"/>
+              <w:top w:val="single" w:color="D9D9D9" w:sz="4"/>
+              <w:left w:val="single" w:color="D9D9D9" w:sz="4"/>
+              <w:bottom w:val="single" w:color="D9D9D9" w:sz="4"/>
+              <w:right w:val="single" w:color="D9D9D9" w:sz="4"/>
+            </w:tcBorders>
+            <w:shd w:fill="E7DFE7" w:val="clear"/>
             <w:tcMar>
               <w:top w:type="dxa" w:w="80"/>
               <w:left w:type="dxa" w:w="160"/>
@@ -825,12 +825,12 @@
           <w:tcPr>
             <w:tcW w:type="dxa" w:w="7020"/>
             <w:tcBorders>
-              <w:top w:val="single" w:color="AAAAAA" w:sz="4"/>
-              <w:left w:val="single" w:color="AAAAAA" w:sz="4"/>
-              <w:bottom w:val="single" w:color="AAAAAA" w:sz="4"/>
-              <w:right w:val="single" w:color="AAAAAA" w:sz="4"/>
-            </w:tcBorders>
-            <w:shd w:fill="EBF3FB" w:val="clear"/>
+              <w:top w:val="single" w:color="D9D9D9" w:sz="4"/>
+              <w:left w:val="single" w:color="D9D9D9" w:sz="4"/>
+              <w:bottom w:val="single" w:color="D9D9D9" w:sz="4"/>
+              <w:right w:val="single" w:color="D9D9D9" w:sz="4"/>
+            </w:tcBorders>
+            <w:shd w:fill="F2EEF2" w:val="clear"/>
             <w:tcMar>
               <w:top w:type="dxa" w:w="80"/>
               <w:left w:type="dxa" w:w="160"/>
@@ -864,12 +864,12 @@
           <w:tcPr>
             <w:tcW w:type="dxa" w:w="2340"/>
             <w:tcBorders>
-              <w:top w:val="single" w:color="AAAAAA" w:sz="4"/>
-              <w:left w:val="single" w:color="AAAAAA" w:sz="4"/>
-              <w:bottom w:val="single" w:color="AAAAAA" w:sz="4"/>
-              <w:right w:val="single" w:color="AAAAAA" w:sz="4"/>
-            </w:tcBorders>
-            <w:shd w:fill="D6E4F0" w:val="clear"/>
+              <w:top w:val="single" w:color="D9D9D9" w:sz="4"/>
+              <w:left w:val="single" w:color="D9D9D9" w:sz="4"/>
+              <w:bottom w:val="single" w:color="D9D9D9" w:sz="4"/>
+              <w:right w:val="single" w:color="D9D9D9" w:sz="4"/>
+            </w:tcBorders>
+            <w:shd w:fill="E7DFE7" w:val="clear"/>
             <w:tcMar>
               <w:top w:type="dxa" w:w="80"/>
               <w:left w:type="dxa" w:w="160"/>
@@ -901,10 +901,10 @@
           <w:tcPr>
             <w:tcW w:type="dxa" w:w="7020"/>
             <w:tcBorders>
-              <w:top w:val="single" w:color="AAAAAA" w:sz="4"/>
-              <w:left w:val="single" w:color="AAAAAA" w:sz="4"/>
-              <w:bottom w:val="single" w:color="AAAAAA" w:sz="4"/>
-              <w:right w:val="single" w:color="AAAAAA" w:sz="4"/>
+              <w:top w:val="single" w:color="D9D9D9" w:sz="4"/>
+              <w:left w:val="single" w:color="D9D9D9" w:sz="4"/>
+              <w:bottom w:val="single" w:color="D9D9D9" w:sz="4"/>
+              <w:right w:val="single" w:color="D9D9D9" w:sz="4"/>
             </w:tcBorders>
             <w:shd w:fill="FFFFFF" w:val="clear"/>
             <w:tcMar>
@@ -940,12 +940,12 @@
           <w:tcPr>
             <w:tcW w:type="dxa" w:w="2340"/>
             <w:tcBorders>
-              <w:top w:val="single" w:color="AAAAAA" w:sz="4"/>
-              <w:left w:val="single" w:color="AAAAAA" w:sz="4"/>
-              <w:bottom w:val="single" w:color="AAAAAA" w:sz="4"/>
-              <w:right w:val="single" w:color="AAAAAA" w:sz="4"/>
-            </w:tcBorders>
-            <w:shd w:fill="D6E4F0" w:val="clear"/>
+              <w:top w:val="single" w:color="D9D9D9" w:sz="4"/>
+              <w:left w:val="single" w:color="D9D9D9" w:sz="4"/>
+              <w:bottom w:val="single" w:color="D9D9D9" w:sz="4"/>
+              <w:right w:val="single" w:color="D9D9D9" w:sz="4"/>
+            </w:tcBorders>
+            <w:shd w:fill="E7DFE7" w:val="clear"/>
             <w:tcMar>
               <w:top w:type="dxa" w:w="80"/>
               <w:left w:type="dxa" w:w="160"/>
@@ -977,12 +977,12 @@
           <w:tcPr>
             <w:tcW w:type="dxa" w:w="7020"/>
             <w:tcBorders>
-              <w:top w:val="single" w:color="AAAAAA" w:sz="4"/>
-              <w:left w:val="single" w:color="AAAAAA" w:sz="4"/>
-              <w:bottom w:val="single" w:color="AAAAAA" w:sz="4"/>
-              <w:right w:val="single" w:color="AAAAAA" w:sz="4"/>
-            </w:tcBorders>
-            <w:shd w:fill="EBF3FB" w:val="clear"/>
+              <w:top w:val="single" w:color="D9D9D9" w:sz="4"/>
+              <w:left w:val="single" w:color="D9D9D9" w:sz="4"/>
+              <w:bottom w:val="single" w:color="D9D9D9" w:sz="4"/>
+              <w:right w:val="single" w:color="D9D9D9" w:sz="4"/>
+            </w:tcBorders>
+            <w:shd w:fill="F2EEF2" w:val="clear"/>
             <w:tcMar>
               <w:top w:type="dxa" w:w="80"/>
               <w:left w:type="dxa" w:w="160"/>
@@ -1016,12 +1016,12 @@
           <w:tcPr>
             <w:tcW w:type="dxa" w:w="2340"/>
             <w:tcBorders>
-              <w:top w:val="single" w:color="AAAAAA" w:sz="4"/>
-              <w:left w:val="single" w:color="AAAAAA" w:sz="4"/>
-              <w:bottom w:val="single" w:color="AAAAAA" w:sz="4"/>
-              <w:right w:val="single" w:color="AAAAAA" w:sz="4"/>
-            </w:tcBorders>
-            <w:shd w:fill="D6E4F0" w:val="clear"/>
+              <w:top w:val="single" w:color="D9D9D9" w:sz="4"/>
+              <w:left w:val="single" w:color="D9D9D9" w:sz="4"/>
+              <w:bottom w:val="single" w:color="D9D9D9" w:sz="4"/>
+              <w:right w:val="single" w:color="D9D9D9" w:sz="4"/>
+            </w:tcBorders>
+            <w:shd w:fill="E7DFE7" w:val="clear"/>
             <w:tcMar>
               <w:top w:type="dxa" w:w="80"/>
               <w:left w:type="dxa" w:w="160"/>
@@ -1053,10 +1053,10 @@
           <w:tcPr>
             <w:tcW w:type="dxa" w:w="7020"/>
             <w:tcBorders>
-              <w:top w:val="single" w:color="AAAAAA" w:sz="4"/>
-              <w:left w:val="single" w:color="AAAAAA" w:sz="4"/>
-              <w:bottom w:val="single" w:color="AAAAAA" w:sz="4"/>
-              <w:right w:val="single" w:color="AAAAAA" w:sz="4"/>
+              <w:top w:val="single" w:color="D9D9D9" w:sz="4"/>
+              <w:left w:val="single" w:color="D9D9D9" w:sz="4"/>
+              <w:bottom w:val="single" w:color="D9D9D9" w:sz="4"/>
+              <w:right w:val="single" w:color="D9D9D9" w:sz="4"/>
             </w:tcBorders>
             <w:shd w:fill="FFFFFF" w:val="clear"/>
             <w:tcMar>
@@ -1092,12 +1092,12 @@
           <w:tcPr>
             <w:tcW w:type="dxa" w:w="2340"/>
             <w:tcBorders>
-              <w:top w:val="single" w:color="AAAAAA" w:sz="4"/>
-              <w:left w:val="single" w:color="AAAAAA" w:sz="4"/>
-              <w:bottom w:val="single" w:color="AAAAAA" w:sz="4"/>
-              <w:right w:val="single" w:color="AAAAAA" w:sz="4"/>
-            </w:tcBorders>
-            <w:shd w:fill="D6E4F0" w:val="clear"/>
+              <w:top w:val="single" w:color="D9D9D9" w:sz="4"/>
+              <w:left w:val="single" w:color="D9D9D9" w:sz="4"/>
+              <w:bottom w:val="single" w:color="D9D9D9" w:sz="4"/>
+              <w:right w:val="single" w:color="D9D9D9" w:sz="4"/>
+            </w:tcBorders>
+            <w:shd w:fill="E7DFE7" w:val="clear"/>
             <w:tcMar>
               <w:top w:type="dxa" w:w="80"/>
               <w:left w:type="dxa" w:w="160"/>
@@ -1129,12 +1129,12 @@
           <w:tcPr>
             <w:tcW w:type="dxa" w:w="7020"/>
             <w:tcBorders>
-              <w:top w:val="single" w:color="AAAAAA" w:sz="4"/>
-              <w:left w:val="single" w:color="AAAAAA" w:sz="4"/>
-              <w:bottom w:val="single" w:color="AAAAAA" w:sz="4"/>
-              <w:right w:val="single" w:color="AAAAAA" w:sz="4"/>
-            </w:tcBorders>
-            <w:shd w:fill="EBF3FB" w:val="clear"/>
+              <w:top w:val="single" w:color="D9D9D9" w:sz="4"/>
+              <w:left w:val="single" w:color="D9D9D9" w:sz="4"/>
+              <w:bottom w:val="single" w:color="D9D9D9" w:sz="4"/>
+              <w:right w:val="single" w:color="D9D9D9" w:sz="4"/>
+            </w:tcBorders>
+            <w:shd w:fill="F2EEF2" w:val="clear"/>
             <w:tcMar>
               <w:top w:type="dxa" w:w="80"/>
               <w:left w:type="dxa" w:w="160"/>
@@ -1172,8 +1172,8 @@
     <w:p>
       <w:pPr>
         <w:pBdr>
-          <w:top w:val="single" w:color="AAAAAA" w:sz="4"/>
-          <w:bottom w:val="single" w:color="AAAAAA" w:sz="4"/>
+          <w:top w:val="single" w:color="D9D9D9" w:sz="4"/>
+          <w:bottom w:val="single" w:color="D9D9D9" w:sz="4"/>
         </w:pBdr>
         <w:spacing w:after="60" w:before="60"/>
         <w:jc w:val="center"/>
@@ -1181,7 +1181,7 @@
       <w:r>
         <w:rPr>
           <w:rFonts w:ascii="Arial" w:cs="Arial" w:eastAsia="Arial" w:hAnsi="Arial"/>
-          <w:color w:val="555555"/>
+          <w:color w:val="404040"/>
           <w:sz w:val="18"/>
           <w:szCs w:val="18"/>
         </w:rPr>
@@ -1192,7 +1192,7 @@
           <w:rFonts w:ascii="Arial" w:cs="Arial" w:eastAsia="Arial" w:hAnsi="Arial"/>
           <w:i/>
           <w:iCs/>
-          <w:color w:val="555555"/>
+          <w:color w:val="404040"/>
           <w:sz w:val="18"/>
           <w:szCs w:val="18"/>
         </w:rPr>
@@ -1208,7 +1208,7 @@
       <w:pPr>
         <w:pStyle w:val="Heading1"/>
         <w:pBdr>
-          <w:bottom w:val="single" w:color="2E5496" w:sz="6"/>
+          <w:bottom w:val="single" w:color="5F2861" w:sz="6"/>
         </w:pBdr>
         <w:spacing w:after="120" w:before="360"/>
       </w:pPr>
@@ -1217,7 +1217,7 @@
           <w:rFonts w:ascii="Arial" w:cs="Arial" w:eastAsia="Arial" w:hAnsi="Arial"/>
           <w:b/>
           <w:bCs/>
-          <w:color w:val="1F3864"/>
+          <w:color w:val="7030A0"/>
           <w:sz w:val="28"/>
           <w:szCs w:val="28"/>
         </w:rPr>
@@ -1390,7 +1390,7 @@
     <w:p>
       <w:pPr>
         <w:pBdr>
-          <w:left w:val="single" w:color="2E5496" w:sz="12"/>
+          <w:left w:val="single" w:color="5F2861" w:sz="12"/>
         </w:pBdr>
         <w:spacing w:after="100" w:before="100"/>
         <w:ind w:left="360"/>
@@ -1400,7 +1400,7 @@
           <w:rFonts w:ascii="Arial" w:cs="Arial" w:eastAsia="Arial" w:hAnsi="Arial"/>
           <w:b/>
           <w:bCs/>
-          <w:color w:val="2E5496"/>
+          <w:color w:val="7030A0"/>
           <w:sz w:val="20"/>
           <w:szCs w:val="20"/>
         </w:rPr>
@@ -1420,7 +1420,7 @@
       <w:pPr>
         <w:pStyle w:val="Heading1"/>
         <w:pBdr>
-          <w:bottom w:val="single" w:color="2E5496" w:sz="6"/>
+          <w:bottom w:val="single" w:color="5F2861" w:sz="6"/>
         </w:pBdr>
         <w:spacing w:after="120" w:before="360"/>
       </w:pPr>
@@ -1429,7 +1429,7 @@
           <w:rFonts w:ascii="Arial" w:cs="Arial" w:eastAsia="Arial" w:hAnsi="Arial"/>
           <w:b/>
           <w:bCs/>
-          <w:color w:val="1F3864"/>
+          <w:color w:val="7030A0"/>
           <w:sz w:val="28"/>
           <w:szCs w:val="28"/>
         </w:rPr>
@@ -1573,12 +1573,12 @@
           <w:tcPr>
             <w:tcW w:type="dxa" w:w="3200"/>
             <w:tcBorders>
-              <w:top w:val="single" w:color="AAAAAA" w:sz="4"/>
-              <w:left w:val="single" w:color="AAAAAA" w:sz="4"/>
-              <w:bottom w:val="single" w:color="AAAAAA" w:sz="4"/>
-              <w:right w:val="single" w:color="AAAAAA" w:sz="4"/>
-            </w:tcBorders>
-            <w:shd w:fill="1F3864" w:val="clear"/>
+              <w:top w:val="single" w:color="D9D9D9" w:sz="4"/>
+              <w:left w:val="single" w:color="D9D9D9" w:sz="4"/>
+              <w:bottom w:val="single" w:color="D9D9D9" w:sz="4"/>
+              <w:right w:val="single" w:color="D9D9D9" w:sz="4"/>
+            </w:tcBorders>
+            <w:shd w:fill="5F2861" w:val="clear"/>
             <w:tcMar>
               <w:top w:type="dxa" w:w="80"/>
               <w:left w:type="dxa" w:w="160"/>
@@ -1608,12 +1608,12 @@
           <w:tcPr>
             <w:tcW w:type="dxa" w:w="2400"/>
             <w:tcBorders>
-              <w:top w:val="single" w:color="AAAAAA" w:sz="4"/>
-              <w:left w:val="single" w:color="AAAAAA" w:sz="4"/>
-              <w:bottom w:val="single" w:color="AAAAAA" w:sz="4"/>
-              <w:right w:val="single" w:color="AAAAAA" w:sz="4"/>
-            </w:tcBorders>
-            <w:shd w:fill="1F3864" w:val="clear"/>
+              <w:top w:val="single" w:color="D9D9D9" w:sz="4"/>
+              <w:left w:val="single" w:color="D9D9D9" w:sz="4"/>
+              <w:bottom w:val="single" w:color="D9D9D9" w:sz="4"/>
+              <w:right w:val="single" w:color="D9D9D9" w:sz="4"/>
+            </w:tcBorders>
+            <w:shd w:fill="5F2861" w:val="clear"/>
             <w:tcMar>
               <w:top w:type="dxa" w:w="80"/>
               <w:left w:type="dxa" w:w="160"/>
@@ -1643,12 +1643,12 @@
           <w:tcPr>
             <w:tcW w:type="dxa" w:w="1600"/>
             <w:tcBorders>
-              <w:top w:val="single" w:color="AAAAAA" w:sz="4"/>
-              <w:left w:val="single" w:color="AAAAAA" w:sz="4"/>
-              <w:bottom w:val="single" w:color="AAAAAA" w:sz="4"/>
-              <w:right w:val="single" w:color="AAAAAA" w:sz="4"/>
-            </w:tcBorders>
-            <w:shd w:fill="1F3864" w:val="clear"/>
+              <w:top w:val="single" w:color="D9D9D9" w:sz="4"/>
+              <w:left w:val="single" w:color="D9D9D9" w:sz="4"/>
+              <w:bottom w:val="single" w:color="D9D9D9" w:sz="4"/>
+              <w:right w:val="single" w:color="D9D9D9" w:sz="4"/>
+            </w:tcBorders>
+            <w:shd w:fill="5F2861" w:val="clear"/>
             <w:tcMar>
               <w:top w:type="dxa" w:w="80"/>
               <w:left w:type="dxa" w:w="160"/>
@@ -1678,12 +1678,12 @@
           <w:tcPr>
             <w:tcW w:type="dxa" w:w="1200"/>
             <w:tcBorders>
-              <w:top w:val="single" w:color="AAAAAA" w:sz="4"/>
-              <w:left w:val="single" w:color="AAAAAA" w:sz="4"/>
-              <w:bottom w:val="single" w:color="AAAAAA" w:sz="4"/>
-              <w:right w:val="single" w:color="AAAAAA" w:sz="4"/>
-            </w:tcBorders>
-            <w:shd w:fill="1F3864" w:val="clear"/>
+              <w:top w:val="single" w:color="D9D9D9" w:sz="4"/>
+              <w:left w:val="single" w:color="D9D9D9" w:sz="4"/>
+              <w:bottom w:val="single" w:color="D9D9D9" w:sz="4"/>
+              <w:right w:val="single" w:color="D9D9D9" w:sz="4"/>
+            </w:tcBorders>
+            <w:shd w:fill="5F2861" w:val="clear"/>
             <w:tcMar>
               <w:top w:type="dxa" w:w="80"/>
               <w:left w:type="dxa" w:w="160"/>
@@ -1713,12 +1713,12 @@
           <w:tcPr>
             <w:tcW w:type="dxa" w:w="960"/>
             <w:tcBorders>
-              <w:top w:val="single" w:color="AAAAAA" w:sz="4"/>
-              <w:left w:val="single" w:color="AAAAAA" w:sz="4"/>
-              <w:bottom w:val="single" w:color="AAAAAA" w:sz="4"/>
-              <w:right w:val="single" w:color="AAAAAA" w:sz="4"/>
-            </w:tcBorders>
-            <w:shd w:fill="1F3864" w:val="clear"/>
+              <w:top w:val="single" w:color="D9D9D9" w:sz="4"/>
+              <w:left w:val="single" w:color="D9D9D9" w:sz="4"/>
+              <w:bottom w:val="single" w:color="D9D9D9" w:sz="4"/>
+              <w:right w:val="single" w:color="D9D9D9" w:sz="4"/>
+            </w:tcBorders>
+            <w:shd w:fill="5F2861" w:val="clear"/>
             <w:tcMar>
               <w:top w:type="dxa" w:w="80"/>
               <w:left w:type="dxa" w:w="160"/>
@@ -1750,10 +1750,10 @@
           <w:tcPr>
             <w:tcW w:type="dxa" w:w="3200"/>
             <w:tcBorders>
-              <w:top w:val="single" w:color="AAAAAA" w:sz="4"/>
-              <w:left w:val="single" w:color="AAAAAA" w:sz="4"/>
-              <w:bottom w:val="single" w:color="AAAAAA" w:sz="4"/>
-              <w:right w:val="single" w:color="AAAAAA" w:sz="4"/>
+              <w:top w:val="single" w:color="D9D9D9" w:sz="4"/>
+              <w:left w:val="single" w:color="D9D9D9" w:sz="4"/>
+              <w:bottom w:val="single" w:color="D9D9D9" w:sz="4"/>
+              <w:right w:val="single" w:color="D9D9D9" w:sz="4"/>
             </w:tcBorders>
             <w:shd w:fill="FFFFFF" w:val="clear"/>
             <w:tcMar>
@@ -1769,10 +1769,10 @@
           <w:tcPr>
             <w:tcW w:type="dxa" w:w="2400"/>
             <w:tcBorders>
-              <w:top w:val="single" w:color="AAAAAA" w:sz="4"/>
-              <w:left w:val="single" w:color="AAAAAA" w:sz="4"/>
-              <w:bottom w:val="single" w:color="AAAAAA" w:sz="4"/>
-              <w:right w:val="single" w:color="AAAAAA" w:sz="4"/>
+              <w:top w:val="single" w:color="D9D9D9" w:sz="4"/>
+              <w:left w:val="single" w:color="D9D9D9" w:sz="4"/>
+              <w:bottom w:val="single" w:color="D9D9D9" w:sz="4"/>
+              <w:right w:val="single" w:color="D9D9D9" w:sz="4"/>
             </w:tcBorders>
             <w:shd w:fill="FFFFFF" w:val="clear"/>
             <w:tcMar>
@@ -1788,10 +1788,10 @@
           <w:tcPr>
             <w:tcW w:type="dxa" w:w="1600"/>
             <w:tcBorders>
-              <w:top w:val="single" w:color="AAAAAA" w:sz="4"/>
-              <w:left w:val="single" w:color="AAAAAA" w:sz="4"/>
-              <w:bottom w:val="single" w:color="AAAAAA" w:sz="4"/>
-              <w:right w:val="single" w:color="AAAAAA" w:sz="4"/>
+              <w:top w:val="single" w:color="D9D9D9" w:sz="4"/>
+              <w:left w:val="single" w:color="D9D9D9" w:sz="4"/>
+              <w:bottom w:val="single" w:color="D9D9D9" w:sz="4"/>
+              <w:right w:val="single" w:color="D9D9D9" w:sz="4"/>
             </w:tcBorders>
             <w:shd w:fill="FFFFFF" w:val="clear"/>
             <w:tcMar>
@@ -1807,10 +1807,10 @@
           <w:tcPr>
             <w:tcW w:type="dxa" w:w="1200"/>
             <w:tcBorders>
-              <w:top w:val="single" w:color="AAAAAA" w:sz="4"/>
-              <w:left w:val="single" w:color="AAAAAA" w:sz="4"/>
-              <w:bottom w:val="single" w:color="AAAAAA" w:sz="4"/>
-              <w:right w:val="single" w:color="AAAAAA" w:sz="4"/>
+              <w:top w:val="single" w:color="D9D9D9" w:sz="4"/>
+              <w:left w:val="single" w:color="D9D9D9" w:sz="4"/>
+              <w:bottom w:val="single" w:color="D9D9D9" w:sz="4"/>
+              <w:right w:val="single" w:color="D9D9D9" w:sz="4"/>
             </w:tcBorders>
             <w:shd w:fill="FFFFFF" w:val="clear"/>
             <w:tcMar>
@@ -1826,10 +1826,10 @@
           <w:tcPr>
             <w:tcW w:type="dxa" w:w="960"/>
             <w:tcBorders>
-              <w:top w:val="single" w:color="AAAAAA" w:sz="4"/>
-              <w:left w:val="single" w:color="AAAAAA" w:sz="4"/>
-              <w:bottom w:val="single" w:color="AAAAAA" w:sz="4"/>
-              <w:right w:val="single" w:color="AAAAAA" w:sz="4"/>
+              <w:top w:val="single" w:color="D9D9D9" w:sz="4"/>
+              <w:left w:val="single" w:color="D9D9D9" w:sz="4"/>
+              <w:bottom w:val="single" w:color="D9D9D9" w:sz="4"/>
+              <w:right w:val="single" w:color="D9D9D9" w:sz="4"/>
             </w:tcBorders>
             <w:shd w:fill="FFFFFF" w:val="clear"/>
             <w:tcMar>
@@ -1847,12 +1847,12 @@
           <w:tcPr>
             <w:tcW w:type="dxa" w:w="3200"/>
             <w:tcBorders>
-              <w:top w:val="single" w:color="AAAAAA" w:sz="4"/>
-              <w:left w:val="single" w:color="AAAAAA" w:sz="4"/>
-              <w:bottom w:val="single" w:color="AAAAAA" w:sz="4"/>
-              <w:right w:val="single" w:color="AAAAAA" w:sz="4"/>
-            </w:tcBorders>
-            <w:shd w:fill="EBF3FB" w:val="clear"/>
+              <w:top w:val="single" w:color="D9D9D9" w:sz="4"/>
+              <w:left w:val="single" w:color="D9D9D9" w:sz="4"/>
+              <w:bottom w:val="single" w:color="D9D9D9" w:sz="4"/>
+              <w:right w:val="single" w:color="D9D9D9" w:sz="4"/>
+            </w:tcBorders>
+            <w:shd w:fill="F2EEF2" w:val="clear"/>
             <w:tcMar>
               <w:top w:type="dxa" w:w="80"/>
               <w:left w:type="dxa" w:w="160"/>
@@ -1866,12 +1866,12 @@
           <w:tcPr>
             <w:tcW w:type="dxa" w:w="2400"/>
             <w:tcBorders>
-              <w:top w:val="single" w:color="AAAAAA" w:sz="4"/>
-              <w:left w:val="single" w:color="AAAAAA" w:sz="4"/>
-              <w:bottom w:val="single" w:color="AAAAAA" w:sz="4"/>
-              <w:right w:val="single" w:color="AAAAAA" w:sz="4"/>
-            </w:tcBorders>
-            <w:shd w:fill="EBF3FB" w:val="clear"/>
+              <w:top w:val="single" w:color="D9D9D9" w:sz="4"/>
+              <w:left w:val="single" w:color="D9D9D9" w:sz="4"/>
+              <w:bottom w:val="single" w:color="D9D9D9" w:sz="4"/>
+              <w:right w:val="single" w:color="D9D9D9" w:sz="4"/>
+            </w:tcBorders>
+            <w:shd w:fill="F2EEF2" w:val="clear"/>
             <w:tcMar>
               <w:top w:type="dxa" w:w="80"/>
               <w:left w:type="dxa" w:w="160"/>
@@ -1885,12 +1885,12 @@
           <w:tcPr>
             <w:tcW w:type="dxa" w:w="1600"/>
             <w:tcBorders>
-              <w:top w:val="single" w:color="AAAAAA" w:sz="4"/>
-              <w:left w:val="single" w:color="AAAAAA" w:sz="4"/>
-              <w:bottom w:val="single" w:color="AAAAAA" w:sz="4"/>
-              <w:right w:val="single" w:color="AAAAAA" w:sz="4"/>
-            </w:tcBorders>
-            <w:shd w:fill="EBF3FB" w:val="clear"/>
+              <w:top w:val="single" w:color="D9D9D9" w:sz="4"/>
+              <w:left w:val="single" w:color="D9D9D9" w:sz="4"/>
+              <w:bottom w:val="single" w:color="D9D9D9" w:sz="4"/>
+              <w:right w:val="single" w:color="D9D9D9" w:sz="4"/>
+            </w:tcBorders>
+            <w:shd w:fill="F2EEF2" w:val="clear"/>
             <w:tcMar>
               <w:top w:type="dxa" w:w="80"/>
               <w:left w:type="dxa" w:w="160"/>
@@ -1904,12 +1904,12 @@
           <w:tcPr>
             <w:tcW w:type="dxa" w:w="1200"/>
             <w:tcBorders>
-              <w:top w:val="single" w:color="AAAAAA" w:sz="4"/>
-              <w:left w:val="single" w:color="AAAAAA" w:sz="4"/>
-              <w:bottom w:val="single" w:color="AAAAAA" w:sz="4"/>
-              <w:right w:val="single" w:color="AAAAAA" w:sz="4"/>
-            </w:tcBorders>
-            <w:shd w:fill="EBF3FB" w:val="clear"/>
+              <w:top w:val="single" w:color="D9D9D9" w:sz="4"/>
+              <w:left w:val="single" w:color="D9D9D9" w:sz="4"/>
+              <w:bottom w:val="single" w:color="D9D9D9" w:sz="4"/>
+              <w:right w:val="single" w:color="D9D9D9" w:sz="4"/>
+            </w:tcBorders>
+            <w:shd w:fill="F2EEF2" w:val="clear"/>
             <w:tcMar>
               <w:top w:type="dxa" w:w="80"/>
               <w:left w:type="dxa" w:w="160"/>
@@ -1923,12 +1923,12 @@
           <w:tcPr>
             <w:tcW w:type="dxa" w:w="960"/>
             <w:tcBorders>
-              <w:top w:val="single" w:color="AAAAAA" w:sz="4"/>
-              <w:left w:val="single" w:color="AAAAAA" w:sz="4"/>
-              <w:bottom w:val="single" w:color="AAAAAA" w:sz="4"/>
-              <w:right w:val="single" w:color="AAAAAA" w:sz="4"/>
-            </w:tcBorders>
-            <w:shd w:fill="EBF3FB" w:val="clear"/>
+              <w:top w:val="single" w:color="D9D9D9" w:sz="4"/>
+              <w:left w:val="single" w:color="D9D9D9" w:sz="4"/>
+              <w:bottom w:val="single" w:color="D9D9D9" w:sz="4"/>
+              <w:right w:val="single" w:color="D9D9D9" w:sz="4"/>
+            </w:tcBorders>
+            <w:shd w:fill="F2EEF2" w:val="clear"/>
             <w:tcMar>
               <w:top w:type="dxa" w:w="80"/>
               <w:left w:type="dxa" w:w="160"/>
@@ -1944,10 +1944,10 @@
           <w:tcPr>
             <w:tcW w:type="dxa" w:w="3200"/>
             <w:tcBorders>
-              <w:top w:val="single" w:color="AAAAAA" w:sz="4"/>
-              <w:left w:val="single" w:color="AAAAAA" w:sz="4"/>
-              <w:bottom w:val="single" w:color="AAAAAA" w:sz="4"/>
-              <w:right w:val="single" w:color="AAAAAA" w:sz="4"/>
+              <w:top w:val="single" w:color="D9D9D9" w:sz="4"/>
+              <w:left w:val="single" w:color="D9D9D9" w:sz="4"/>
+              <w:bottom w:val="single" w:color="D9D9D9" w:sz="4"/>
+              <w:right w:val="single" w:color="D9D9D9" w:sz="4"/>
             </w:tcBorders>
             <w:shd w:fill="FFFFFF" w:val="clear"/>
             <w:tcMar>
@@ -1963,10 +1963,10 @@
           <w:tcPr>
             <w:tcW w:type="dxa" w:w="2400"/>
             <w:tcBorders>
-              <w:top w:val="single" w:color="AAAAAA" w:sz="4"/>
-              <w:left w:val="single" w:color="AAAAAA" w:sz="4"/>
-              <w:bottom w:val="single" w:color="AAAAAA" w:sz="4"/>
-              <w:right w:val="single" w:color="AAAAAA" w:sz="4"/>
+              <w:top w:val="single" w:color="D9D9D9" w:sz="4"/>
+              <w:left w:val="single" w:color="D9D9D9" w:sz="4"/>
+              <w:bottom w:val="single" w:color="D9D9D9" w:sz="4"/>
+              <w:right w:val="single" w:color="D9D9D9" w:sz="4"/>
             </w:tcBorders>
             <w:shd w:fill="FFFFFF" w:val="clear"/>
             <w:tcMar>
@@ -1982,10 +1982,10 @@
           <w:tcPr>
             <w:tcW w:type="dxa" w:w="1600"/>
             <w:tcBorders>
-              <w:top w:val="single" w:color="AAAAAA" w:sz="4"/>
-              <w:left w:val="single" w:color="AAAAAA" w:sz="4"/>
-              <w:bottom w:val="single" w:color="AAAAAA" w:sz="4"/>
-              <w:right w:val="single" w:color="AAAAAA" w:sz="4"/>
+              <w:top w:val="single" w:color="D9D9D9" w:sz="4"/>
+              <w:left w:val="single" w:color="D9D9D9" w:sz="4"/>
+              <w:bottom w:val="single" w:color="D9D9D9" w:sz="4"/>
+              <w:right w:val="single" w:color="D9D9D9" w:sz="4"/>
             </w:tcBorders>
             <w:shd w:fill="FFFFFF" w:val="clear"/>
             <w:tcMar>
@@ -2001,10 +2001,10 @@
           <w:tcPr>
             <w:tcW w:type="dxa" w:w="1200"/>
             <w:tcBorders>
-              <w:top w:val="single" w:color="AAAAAA" w:sz="4"/>
-              <w:left w:val="single" w:color="AAAAAA" w:sz="4"/>
-              <w:bottom w:val="single" w:color="AAAAAA" w:sz="4"/>
-              <w:right w:val="single" w:color="AAAAAA" w:sz="4"/>
+              <w:top w:val="single" w:color="D9D9D9" w:sz="4"/>
+              <w:left w:val="single" w:color="D9D9D9" w:sz="4"/>
+              <w:bottom w:val="single" w:color="D9D9D9" w:sz="4"/>
+              <w:right w:val="single" w:color="D9D9D9" w:sz="4"/>
             </w:tcBorders>
             <w:shd w:fill="FFFFFF" w:val="clear"/>
             <w:tcMar>
@@ -2020,10 +2020,10 @@
           <w:tcPr>
             <w:tcW w:type="dxa" w:w="960"/>
             <w:tcBorders>
-              <w:top w:val="single" w:color="AAAAAA" w:sz="4"/>
-              <w:left w:val="single" w:color="AAAAAA" w:sz="4"/>
-              <w:bottom w:val="single" w:color="AAAAAA" w:sz="4"/>
-              <w:right w:val="single" w:color="AAAAAA" w:sz="4"/>
+              <w:top w:val="single" w:color="D9D9D9" w:sz="4"/>
+              <w:left w:val="single" w:color="D9D9D9" w:sz="4"/>
+              <w:bottom w:val="single" w:color="D9D9D9" w:sz="4"/>
+              <w:right w:val="single" w:color="D9D9D9" w:sz="4"/>
             </w:tcBorders>
             <w:shd w:fill="FFFFFF" w:val="clear"/>
             <w:tcMar>
@@ -2041,12 +2041,12 @@
           <w:tcPr>
             <w:tcW w:type="dxa" w:w="3200"/>
             <w:tcBorders>
-              <w:top w:val="single" w:color="AAAAAA" w:sz="4"/>
-              <w:left w:val="single" w:color="AAAAAA" w:sz="4"/>
-              <w:bottom w:val="single" w:color="AAAAAA" w:sz="4"/>
-              <w:right w:val="single" w:color="AAAAAA" w:sz="4"/>
-            </w:tcBorders>
-            <w:shd w:fill="EBF3FB" w:val="clear"/>
+              <w:top w:val="single" w:color="D9D9D9" w:sz="4"/>
+              <w:left w:val="single" w:color="D9D9D9" w:sz="4"/>
+              <w:bottom w:val="single" w:color="D9D9D9" w:sz="4"/>
+              <w:right w:val="single" w:color="D9D9D9" w:sz="4"/>
+            </w:tcBorders>
+            <w:shd w:fill="F2EEF2" w:val="clear"/>
             <w:tcMar>
               <w:top w:type="dxa" w:w="80"/>
               <w:left w:type="dxa" w:w="160"/>
@@ -2060,12 +2060,12 @@
           <w:tcPr>
             <w:tcW w:type="dxa" w:w="2400"/>
             <w:tcBorders>
-              <w:top w:val="single" w:color="AAAAAA" w:sz="4"/>
-              <w:left w:val="single" w:color="AAAAAA" w:sz="4"/>
-              <w:bottom w:val="single" w:color="AAAAAA" w:sz="4"/>
-              <w:right w:val="single" w:color="AAAAAA" w:sz="4"/>
-            </w:tcBorders>
-            <w:shd w:fill="EBF3FB" w:val="clear"/>
+              <w:top w:val="single" w:color="D9D9D9" w:sz="4"/>
+              <w:left w:val="single" w:color="D9D9D9" w:sz="4"/>
+              <w:bottom w:val="single" w:color="D9D9D9" w:sz="4"/>
+              <w:right w:val="single" w:color="D9D9D9" w:sz="4"/>
+            </w:tcBorders>
+            <w:shd w:fill="F2EEF2" w:val="clear"/>
             <w:tcMar>
               <w:top w:type="dxa" w:w="80"/>
               <w:left w:type="dxa" w:w="160"/>
@@ -2079,12 +2079,12 @@
           <w:tcPr>
             <w:tcW w:type="dxa" w:w="1600"/>
             <w:tcBorders>
-              <w:top w:val="single" w:color="AAAAAA" w:sz="4"/>
-              <w:left w:val="single" w:color="AAAAAA" w:sz="4"/>
-              <w:bottom w:val="single" w:color="AAAAAA" w:sz="4"/>
-              <w:right w:val="single" w:color="AAAAAA" w:sz="4"/>
-            </w:tcBorders>
-            <w:shd w:fill="EBF3FB" w:val="clear"/>
+              <w:top w:val="single" w:color="D9D9D9" w:sz="4"/>
+              <w:left w:val="single" w:color="D9D9D9" w:sz="4"/>
+              <w:bottom w:val="single" w:color="D9D9D9" w:sz="4"/>
+              <w:right w:val="single" w:color="D9D9D9" w:sz="4"/>
+            </w:tcBorders>
+            <w:shd w:fill="F2EEF2" w:val="clear"/>
             <w:tcMar>
               <w:top w:type="dxa" w:w="80"/>
               <w:left w:type="dxa" w:w="160"/>
@@ -2098,12 +2098,12 @@
           <w:tcPr>
             <w:tcW w:type="dxa" w:w="1200"/>
             <w:tcBorders>
-              <w:top w:val="single" w:color="AAAAAA" w:sz="4"/>
-              <w:left w:val="single" w:color="AAAAAA" w:sz="4"/>
-              <w:bottom w:val="single" w:color="AAAAAA" w:sz="4"/>
-              <w:right w:val="single" w:color="AAAAAA" w:sz="4"/>
-            </w:tcBorders>
-            <w:shd w:fill="EBF3FB" w:val="clear"/>
+              <w:top w:val="single" w:color="D9D9D9" w:sz="4"/>
+              <w:left w:val="single" w:color="D9D9D9" w:sz="4"/>
+              <w:bottom w:val="single" w:color="D9D9D9" w:sz="4"/>
+              <w:right w:val="single" w:color="D9D9D9" w:sz="4"/>
+            </w:tcBorders>
+            <w:shd w:fill="F2EEF2" w:val="clear"/>
             <w:tcMar>
               <w:top w:type="dxa" w:w="80"/>
               <w:left w:type="dxa" w:w="160"/>
@@ -2117,12 +2117,12 @@
           <w:tcPr>
             <w:tcW w:type="dxa" w:w="960"/>
             <w:tcBorders>
-              <w:top w:val="single" w:color="AAAAAA" w:sz="4"/>
-              <w:left w:val="single" w:color="AAAAAA" w:sz="4"/>
-              <w:bottom w:val="single" w:color="AAAAAA" w:sz="4"/>
-              <w:right w:val="single" w:color="AAAAAA" w:sz="4"/>
-            </w:tcBorders>
-            <w:shd w:fill="EBF3FB" w:val="clear"/>
+              <w:top w:val="single" w:color="D9D9D9" w:sz="4"/>
+              <w:left w:val="single" w:color="D9D9D9" w:sz="4"/>
+              <w:bottom w:val="single" w:color="D9D9D9" w:sz="4"/>
+              <w:right w:val="single" w:color="D9D9D9" w:sz="4"/>
+            </w:tcBorders>
+            <w:shd w:fill="F2EEF2" w:val="clear"/>
             <w:tcMar>
               <w:top w:type="dxa" w:w="80"/>
               <w:left w:type="dxa" w:w="160"/>
@@ -2138,10 +2138,10 @@
           <w:tcPr>
             <w:tcW w:type="dxa" w:w="3200"/>
             <w:tcBorders>
-              <w:top w:val="single" w:color="AAAAAA" w:sz="4"/>
-              <w:left w:val="single" w:color="AAAAAA" w:sz="4"/>
-              <w:bottom w:val="single" w:color="AAAAAA" w:sz="4"/>
-              <w:right w:val="single" w:color="AAAAAA" w:sz="4"/>
+              <w:top w:val="single" w:color="D9D9D9" w:sz="4"/>
+              <w:left w:val="single" w:color="D9D9D9" w:sz="4"/>
+              <w:bottom w:val="single" w:color="D9D9D9" w:sz="4"/>
+              <w:right w:val="single" w:color="D9D9D9" w:sz="4"/>
             </w:tcBorders>
             <w:shd w:fill="FFFFFF" w:val="clear"/>
             <w:tcMar>
@@ -2157,10 +2157,10 @@
           <w:tcPr>
             <w:tcW w:type="dxa" w:w="2400"/>
             <w:tcBorders>
-              <w:top w:val="single" w:color="AAAAAA" w:sz="4"/>
-              <w:left w:val="single" w:color="AAAAAA" w:sz="4"/>
-              <w:bottom w:val="single" w:color="AAAAAA" w:sz="4"/>
-              <w:right w:val="single" w:color="AAAAAA" w:sz="4"/>
+              <w:top w:val="single" w:color="D9D9D9" w:sz="4"/>
+              <w:left w:val="single" w:color="D9D9D9" w:sz="4"/>
+              <w:bottom w:val="single" w:color="D9D9D9" w:sz="4"/>
+              <w:right w:val="single" w:color="D9D9D9" w:sz="4"/>
             </w:tcBorders>
             <w:shd w:fill="FFFFFF" w:val="clear"/>
             <w:tcMar>
@@ -2176,10 +2176,10 @@
           <w:tcPr>
             <w:tcW w:type="dxa" w:w="1600"/>
             <w:tcBorders>
-              <w:top w:val="single" w:color="AAAAAA" w:sz="4"/>
-              <w:left w:val="single" w:color="AAAAAA" w:sz="4"/>
-              <w:bottom w:val="single" w:color="AAAAAA" w:sz="4"/>
-              <w:right w:val="single" w:color="AAAAAA" w:sz="4"/>
+              <w:top w:val="single" w:color="D9D9D9" w:sz="4"/>
+              <w:left w:val="single" w:color="D9D9D9" w:sz="4"/>
+              <w:bottom w:val="single" w:color="D9D9D9" w:sz="4"/>
+              <w:right w:val="single" w:color="D9D9D9" w:sz="4"/>
             </w:tcBorders>
             <w:shd w:fill="FFFFFF" w:val="clear"/>
             <w:tcMar>
@@ -2195,10 +2195,10 @@
           <w:tcPr>
             <w:tcW w:type="dxa" w:w="1200"/>
             <w:tcBorders>
-              <w:top w:val="single" w:color="AAAAAA" w:sz="4"/>
-              <w:left w:val="single" w:color="AAAAAA" w:sz="4"/>
-              <w:bottom w:val="single" w:color="AAAAAA" w:sz="4"/>
-              <w:right w:val="single" w:color="AAAAAA" w:sz="4"/>
+              <w:top w:val="single" w:color="D9D9D9" w:sz="4"/>
+              <w:left w:val="single" w:color="D9D9D9" w:sz="4"/>
+              <w:bottom w:val="single" w:color="D9D9D9" w:sz="4"/>
+              <w:right w:val="single" w:color="D9D9D9" w:sz="4"/>
             </w:tcBorders>
             <w:shd w:fill="FFFFFF" w:val="clear"/>
             <w:tcMar>
@@ -2214,10 +2214,10 @@
           <w:tcPr>
             <w:tcW w:type="dxa" w:w="960"/>
             <w:tcBorders>
-              <w:top w:val="single" w:color="AAAAAA" w:sz="4"/>
-              <w:left w:val="single" w:color="AAAAAA" w:sz="4"/>
-              <w:bottom w:val="single" w:color="AAAAAA" w:sz="4"/>
-              <w:right w:val="single" w:color="AAAAAA" w:sz="4"/>
+              <w:top w:val="single" w:color="D9D9D9" w:sz="4"/>
+              <w:left w:val="single" w:color="D9D9D9" w:sz="4"/>
+              <w:bottom w:val="single" w:color="D9D9D9" w:sz="4"/>
+              <w:right w:val="single" w:color="D9D9D9" w:sz="4"/>
             </w:tcBorders>
             <w:shd w:fill="FFFFFF" w:val="clear"/>
             <w:tcMar>
@@ -2235,12 +2235,12 @@
           <w:tcPr>
             <w:tcW w:type="dxa" w:w="3200"/>
             <w:tcBorders>
-              <w:top w:val="single" w:color="AAAAAA" w:sz="4"/>
-              <w:left w:val="single" w:color="AAAAAA" w:sz="4"/>
-              <w:bottom w:val="single" w:color="AAAAAA" w:sz="4"/>
-              <w:right w:val="single" w:color="AAAAAA" w:sz="4"/>
-            </w:tcBorders>
-            <w:shd w:fill="EBF3FB" w:val="clear"/>
+              <w:top w:val="single" w:color="D9D9D9" w:sz="4"/>
+              <w:left w:val="single" w:color="D9D9D9" w:sz="4"/>
+              <w:bottom w:val="single" w:color="D9D9D9" w:sz="4"/>
+              <w:right w:val="single" w:color="D9D9D9" w:sz="4"/>
+            </w:tcBorders>
+            <w:shd w:fill="F2EEF2" w:val="clear"/>
             <w:tcMar>
               <w:top w:type="dxa" w:w="80"/>
               <w:left w:type="dxa" w:w="160"/>
@@ -2254,12 +2254,12 @@
           <w:tcPr>
             <w:tcW w:type="dxa" w:w="2400"/>
             <w:tcBorders>
-              <w:top w:val="single" w:color="AAAAAA" w:sz="4"/>
-              <w:left w:val="single" w:color="AAAAAA" w:sz="4"/>
-              <w:bottom w:val="single" w:color="AAAAAA" w:sz="4"/>
-              <w:right w:val="single" w:color="AAAAAA" w:sz="4"/>
-            </w:tcBorders>
-            <w:shd w:fill="EBF3FB" w:val="clear"/>
+              <w:top w:val="single" w:color="D9D9D9" w:sz="4"/>
+              <w:left w:val="single" w:color="D9D9D9" w:sz="4"/>
+              <w:bottom w:val="single" w:color="D9D9D9" w:sz="4"/>
+              <w:right w:val="single" w:color="D9D9D9" w:sz="4"/>
+            </w:tcBorders>
+            <w:shd w:fill="F2EEF2" w:val="clear"/>
             <w:tcMar>
               <w:top w:type="dxa" w:w="80"/>
               <w:left w:type="dxa" w:w="160"/>
@@ -2273,12 +2273,12 @@
           <w:tcPr>
             <w:tcW w:type="dxa" w:w="1600"/>
             <w:tcBorders>
-              <w:top w:val="single" w:color="AAAAAA" w:sz="4"/>
-              <w:left w:val="single" w:color="AAAAAA" w:sz="4"/>
-              <w:bottom w:val="single" w:color="AAAAAA" w:sz="4"/>
-              <w:right w:val="single" w:color="AAAAAA" w:sz="4"/>
-            </w:tcBorders>
-            <w:shd w:fill="EBF3FB" w:val="clear"/>
+              <w:top w:val="single" w:color="D9D9D9" w:sz="4"/>
+              <w:left w:val="single" w:color="D9D9D9" w:sz="4"/>
+              <w:bottom w:val="single" w:color="D9D9D9" w:sz="4"/>
+              <w:right w:val="single" w:color="D9D9D9" w:sz="4"/>
+            </w:tcBorders>
+            <w:shd w:fill="F2EEF2" w:val="clear"/>
             <w:tcMar>
               <w:top w:type="dxa" w:w="80"/>
               <w:left w:type="dxa" w:w="160"/>
@@ -2292,12 +2292,12 @@
           <w:tcPr>
             <w:tcW w:type="dxa" w:w="1200"/>
             <w:tcBorders>
-              <w:top w:val="single" w:color="AAAAAA" w:sz="4"/>
-              <w:left w:val="single" w:color="AAAAAA" w:sz="4"/>
-              <w:bottom w:val="single" w:color="AAAAAA" w:sz="4"/>
-              <w:right w:val="single" w:color="AAAAAA" w:sz="4"/>
-            </w:tcBorders>
-            <w:shd w:fill="EBF3FB" w:val="clear"/>
+              <w:top w:val="single" w:color="D9D9D9" w:sz="4"/>
+              <w:left w:val="single" w:color="D9D9D9" w:sz="4"/>
+              <w:bottom w:val="single" w:color="D9D9D9" w:sz="4"/>
+              <w:right w:val="single" w:color="D9D9D9" w:sz="4"/>
+            </w:tcBorders>
+            <w:shd w:fill="F2EEF2" w:val="clear"/>
             <w:tcMar>
               <w:top w:type="dxa" w:w="80"/>
               <w:left w:type="dxa" w:w="160"/>
@@ -2311,12 +2311,12 @@
           <w:tcPr>
             <w:tcW w:type="dxa" w:w="960"/>
             <w:tcBorders>
-              <w:top w:val="single" w:color="AAAAAA" w:sz="4"/>
-              <w:left w:val="single" w:color="AAAAAA" w:sz="4"/>
-              <w:bottom w:val="single" w:color="AAAAAA" w:sz="4"/>
-              <w:right w:val="single" w:color="AAAAAA" w:sz="4"/>
-            </w:tcBorders>
-            <w:shd w:fill="EBF3FB" w:val="clear"/>
+              <w:top w:val="single" w:color="D9D9D9" w:sz="4"/>
+              <w:left w:val="single" w:color="D9D9D9" w:sz="4"/>
+              <w:bottom w:val="single" w:color="D9D9D9" w:sz="4"/>
+              <w:right w:val="single" w:color="D9D9D9" w:sz="4"/>
+            </w:tcBorders>
+            <w:shd w:fill="F2EEF2" w:val="clear"/>
             <w:tcMar>
               <w:top w:type="dxa" w:w="80"/>
               <w:left w:type="dxa" w:w="160"/>
@@ -2332,10 +2332,10 @@
           <w:tcPr>
             <w:tcW w:type="dxa" w:w="3200"/>
             <w:tcBorders>
-              <w:top w:val="single" w:color="AAAAAA" w:sz="4"/>
-              <w:left w:val="single" w:color="AAAAAA" w:sz="4"/>
-              <w:bottom w:val="single" w:color="AAAAAA" w:sz="4"/>
-              <w:right w:val="single" w:color="AAAAAA" w:sz="4"/>
+              <w:top w:val="single" w:color="D9D9D9" w:sz="4"/>
+              <w:left w:val="single" w:color="D9D9D9" w:sz="4"/>
+              <w:bottom w:val="single" w:color="D9D9D9" w:sz="4"/>
+              <w:right w:val="single" w:color="D9D9D9" w:sz="4"/>
             </w:tcBorders>
             <w:shd w:fill="FFFFFF" w:val="clear"/>
             <w:tcMar>
@@ -2351,10 +2351,10 @@
           <w:tcPr>
             <w:tcW w:type="dxa" w:w="2400"/>
             <w:tcBorders>
-              <w:top w:val="single" w:color="AAAAAA" w:sz="4"/>
-              <w:left w:val="single" w:color="AAAAAA" w:sz="4"/>
-              <w:bottom w:val="single" w:color="AAAAAA" w:sz="4"/>
-              <w:right w:val="single" w:color="AAAAAA" w:sz="4"/>
+              <w:top w:val="single" w:color="D9D9D9" w:sz="4"/>
+              <w:left w:val="single" w:color="D9D9D9" w:sz="4"/>
+              <w:bottom w:val="single" w:color="D9D9D9" w:sz="4"/>
+              <w:right w:val="single" w:color="D9D9D9" w:sz="4"/>
             </w:tcBorders>
             <w:shd w:fill="FFFFFF" w:val="clear"/>
             <w:tcMar>
@@ -2370,10 +2370,10 @@
           <w:tcPr>
             <w:tcW w:type="dxa" w:w="1600"/>
             <w:tcBorders>
-              <w:top w:val="single" w:color="AAAAAA" w:sz="4"/>
-              <w:left w:val="single" w:color="AAAAAA" w:sz="4"/>
-              <w:bottom w:val="single" w:color="AAAAAA" w:sz="4"/>
-              <w:right w:val="single" w:color="AAAAAA" w:sz="4"/>
+              <w:top w:val="single" w:color="D9D9D9" w:sz="4"/>
+              <w:left w:val="single" w:color="D9D9D9" w:sz="4"/>
+              <w:bottom w:val="single" w:color="D9D9D9" w:sz="4"/>
+              <w:right w:val="single" w:color="D9D9D9" w:sz="4"/>
             </w:tcBorders>
             <w:shd w:fill="FFFFFF" w:val="clear"/>
             <w:tcMar>
@@ -2389,10 +2389,10 @@
           <w:tcPr>
             <w:tcW w:type="dxa" w:w="1200"/>
             <w:tcBorders>
-              <w:top w:val="single" w:color="AAAAAA" w:sz="4"/>
-              <w:left w:val="single" w:color="AAAAAA" w:sz="4"/>
-              <w:bottom w:val="single" w:color="AAAAAA" w:sz="4"/>
-              <w:right w:val="single" w:color="AAAAAA" w:sz="4"/>
+              <w:top w:val="single" w:color="D9D9D9" w:sz="4"/>
+              <w:left w:val="single" w:color="D9D9D9" w:sz="4"/>
+              <w:bottom w:val="single" w:color="D9D9D9" w:sz="4"/>
+              <w:right w:val="single" w:color="D9D9D9" w:sz="4"/>
             </w:tcBorders>
             <w:shd w:fill="FFFFFF" w:val="clear"/>
             <w:tcMar>
@@ -2408,10 +2408,10 @@
           <w:tcPr>
             <w:tcW w:type="dxa" w:w="960"/>
             <w:tcBorders>
-              <w:top w:val="single" w:color="AAAAAA" w:sz="4"/>
-              <w:left w:val="single" w:color="AAAAAA" w:sz="4"/>
-              <w:bottom w:val="single" w:color="AAAAAA" w:sz="4"/>
-              <w:right w:val="single" w:color="AAAAAA" w:sz="4"/>
+              <w:top w:val="single" w:color="D9D9D9" w:sz="4"/>
+              <w:left w:val="single" w:color="D9D9D9" w:sz="4"/>
+              <w:bottom w:val="single" w:color="D9D9D9" w:sz="4"/>
+              <w:right w:val="single" w:color="D9D9D9" w:sz="4"/>
             </w:tcBorders>
             <w:shd w:fill="FFFFFF" w:val="clear"/>
             <w:tcMar>
@@ -2429,12 +2429,12 @@
           <w:tcPr>
             <w:tcW w:type="dxa" w:w="3200"/>
             <w:tcBorders>
-              <w:top w:val="single" w:color="AAAAAA" w:sz="4"/>
-              <w:left w:val="single" w:color="AAAAAA" w:sz="4"/>
-              <w:bottom w:val="single" w:color="AAAAAA" w:sz="4"/>
-              <w:right w:val="single" w:color="AAAAAA" w:sz="4"/>
-            </w:tcBorders>
-            <w:shd w:fill="EBF3FB" w:val="clear"/>
+              <w:top w:val="single" w:color="D9D9D9" w:sz="4"/>
+              <w:left w:val="single" w:color="D9D9D9" w:sz="4"/>
+              <w:bottom w:val="single" w:color="D9D9D9" w:sz="4"/>
+              <w:right w:val="single" w:color="D9D9D9" w:sz="4"/>
+            </w:tcBorders>
+            <w:shd w:fill="F2EEF2" w:val="clear"/>
             <w:tcMar>
               <w:top w:type="dxa" w:w="80"/>
               <w:left w:type="dxa" w:w="160"/>
@@ -2448,12 +2448,12 @@
           <w:tcPr>
             <w:tcW w:type="dxa" w:w="2400"/>
             <w:tcBorders>
-              <w:top w:val="single" w:color="AAAAAA" w:sz="4"/>
-              <w:left w:val="single" w:color="AAAAAA" w:sz="4"/>
-              <w:bottom w:val="single" w:color="AAAAAA" w:sz="4"/>
-              <w:right w:val="single" w:color="AAAAAA" w:sz="4"/>
-            </w:tcBorders>
-            <w:shd w:fill="EBF3FB" w:val="clear"/>
+              <w:top w:val="single" w:color="D9D9D9" w:sz="4"/>
+              <w:left w:val="single" w:color="D9D9D9" w:sz="4"/>
+              <w:bottom w:val="single" w:color="D9D9D9" w:sz="4"/>
+              <w:right w:val="single" w:color="D9D9D9" w:sz="4"/>
+            </w:tcBorders>
+            <w:shd w:fill="F2EEF2" w:val="clear"/>
             <w:tcMar>
               <w:top w:type="dxa" w:w="80"/>
               <w:left w:type="dxa" w:w="160"/>
@@ -2467,12 +2467,12 @@
           <w:tcPr>
             <w:tcW w:type="dxa" w:w="1600"/>
             <w:tcBorders>
-              <w:top w:val="single" w:color="AAAAAA" w:sz="4"/>
-              <w:left w:val="single" w:color="AAAAAA" w:sz="4"/>
-              <w:bottom w:val="single" w:color="AAAAAA" w:sz="4"/>
-              <w:right w:val="single" w:color="AAAAAA" w:sz="4"/>
-            </w:tcBorders>
-            <w:shd w:fill="EBF3FB" w:val="clear"/>
+              <w:top w:val="single" w:color="D9D9D9" w:sz="4"/>
+              <w:left w:val="single" w:color="D9D9D9" w:sz="4"/>
+              <w:bottom w:val="single" w:color="D9D9D9" w:sz="4"/>
+              <w:right w:val="single" w:color="D9D9D9" w:sz="4"/>
+            </w:tcBorders>
+            <w:shd w:fill="F2EEF2" w:val="clear"/>
             <w:tcMar>
               <w:top w:type="dxa" w:w="80"/>
               <w:left w:type="dxa" w:w="160"/>
@@ -2486,12 +2486,12 @@
           <w:tcPr>
             <w:tcW w:type="dxa" w:w="1200"/>
             <w:tcBorders>
-              <w:top w:val="single" w:color="AAAAAA" w:sz="4"/>
-              <w:left w:val="single" w:color="AAAAAA" w:sz="4"/>
-              <w:bottom w:val="single" w:color="AAAAAA" w:sz="4"/>
-              <w:right w:val="single" w:color="AAAAAA" w:sz="4"/>
-            </w:tcBorders>
-            <w:shd w:fill="EBF3FB" w:val="clear"/>
+              <w:top w:val="single" w:color="D9D9D9" w:sz="4"/>
+              <w:left w:val="single" w:color="D9D9D9" w:sz="4"/>
+              <w:bottom w:val="single" w:color="D9D9D9" w:sz="4"/>
+              <w:right w:val="single" w:color="D9D9D9" w:sz="4"/>
+            </w:tcBorders>
+            <w:shd w:fill="F2EEF2" w:val="clear"/>
             <w:tcMar>
               <w:top w:type="dxa" w:w="80"/>
               <w:left w:type="dxa" w:w="160"/>
@@ -2505,12 +2505,12 @@
           <w:tcPr>
             <w:tcW w:type="dxa" w:w="960"/>
             <w:tcBorders>
-              <w:top w:val="single" w:color="AAAAAA" w:sz="4"/>
-              <w:left w:val="single" w:color="AAAAAA" w:sz="4"/>
-              <w:bottom w:val="single" w:color="AAAAAA" w:sz="4"/>
-              <w:right w:val="single" w:color="AAAAAA" w:sz="4"/>
-            </w:tcBorders>
-            <w:shd w:fill="EBF3FB" w:val="clear"/>
+              <w:top w:val="single" w:color="D9D9D9" w:sz="4"/>
+              <w:left w:val="single" w:color="D9D9D9" w:sz="4"/>
+              <w:bottom w:val="single" w:color="D9D9D9" w:sz="4"/>
+              <w:right w:val="single" w:color="D9D9D9" w:sz="4"/>
+            </w:tcBorders>
+            <w:shd w:fill="F2EEF2" w:val="clear"/>
             <w:tcMar>
               <w:top w:type="dxa" w:w="80"/>
               <w:left w:type="dxa" w:w="160"/>
@@ -2531,7 +2531,7 @@
       <w:pPr>
         <w:pStyle w:val="Heading1"/>
         <w:pBdr>
-          <w:bottom w:val="single" w:color="2E5496" w:sz="6"/>
+          <w:bottom w:val="single" w:color="5F2861" w:sz="6"/>
         </w:pBdr>
         <w:spacing w:after="120" w:before="360"/>
       </w:pPr>
@@ -2540,7 +2540,7 @@
           <w:rFonts w:ascii="Arial" w:cs="Arial" w:eastAsia="Arial" w:hAnsi="Arial"/>
           <w:b/>
           <w:bCs/>
-          <w:color w:val="1F3864"/>
+          <w:color w:val="7030A0"/>
           <w:sz w:val="28"/>
           <w:szCs w:val="28"/>
         </w:rPr>
@@ -2628,12 +2628,12 @@
           <w:tcPr>
             <w:tcW w:type="dxa" w:w="520"/>
             <w:tcBorders>
-              <w:top w:val="single" w:color="AAAAAA" w:sz="4"/>
-              <w:left w:val="single" w:color="AAAAAA" w:sz="4"/>
-              <w:bottom w:val="single" w:color="AAAAAA" w:sz="4"/>
-              <w:right w:val="single" w:color="AAAAAA" w:sz="4"/>
-            </w:tcBorders>
-            <w:shd w:fill="1F3864" w:val="clear"/>
+              <w:top w:val="single" w:color="D9D9D9" w:sz="4"/>
+              <w:left w:val="single" w:color="D9D9D9" w:sz="4"/>
+              <w:bottom w:val="single" w:color="D9D9D9" w:sz="4"/>
+              <w:right w:val="single" w:color="D9D9D9" w:sz="4"/>
+            </w:tcBorders>
+            <w:shd w:fill="5F2861" w:val="clear"/>
             <w:tcMar>
               <w:top w:type="dxa" w:w="80"/>
               <w:left w:type="dxa" w:w="160"/>
@@ -2663,12 +2663,12 @@
           <w:tcPr>
             <w:tcW w:type="dxa" w:w="6400"/>
             <w:tcBorders>
-              <w:top w:val="single" w:color="AAAAAA" w:sz="4"/>
-              <w:left w:val="single" w:color="AAAAAA" w:sz="4"/>
-              <w:bottom w:val="single" w:color="AAAAAA" w:sz="4"/>
-              <w:right w:val="single" w:color="AAAAAA" w:sz="4"/>
-            </w:tcBorders>
-            <w:shd w:fill="1F3864" w:val="clear"/>
+              <w:top w:val="single" w:color="D9D9D9" w:sz="4"/>
+              <w:left w:val="single" w:color="D9D9D9" w:sz="4"/>
+              <w:bottom w:val="single" w:color="D9D9D9" w:sz="4"/>
+              <w:right w:val="single" w:color="D9D9D9" w:sz="4"/>
+            </w:tcBorders>
+            <w:shd w:fill="5F2861" w:val="clear"/>
             <w:tcMar>
               <w:top w:type="dxa" w:w="80"/>
               <w:left w:type="dxa" w:w="160"/>
@@ -2698,12 +2698,12 @@
           <w:tcPr>
             <w:tcW w:type="dxa" w:w="1440"/>
             <w:tcBorders>
-              <w:top w:val="single" w:color="AAAAAA" w:sz="4"/>
-              <w:left w:val="single" w:color="AAAAAA" w:sz="4"/>
-              <w:bottom w:val="single" w:color="AAAAAA" w:sz="4"/>
-              <w:right w:val="single" w:color="AAAAAA" w:sz="4"/>
-            </w:tcBorders>
-            <w:shd w:fill="1F3864" w:val="clear"/>
+              <w:top w:val="single" w:color="D9D9D9" w:sz="4"/>
+              <w:left w:val="single" w:color="D9D9D9" w:sz="4"/>
+              <w:bottom w:val="single" w:color="D9D9D9" w:sz="4"/>
+              <w:right w:val="single" w:color="D9D9D9" w:sz="4"/>
+            </w:tcBorders>
+            <w:shd w:fill="5F2861" w:val="clear"/>
             <w:tcMar>
               <w:top w:type="dxa" w:w="80"/>
               <w:left w:type="dxa" w:w="160"/>
@@ -2733,12 +2733,12 @@
           <w:tcPr>
             <w:tcW w:type="dxa" w:w="1000"/>
             <w:tcBorders>
-              <w:top w:val="single" w:color="AAAAAA" w:sz="4"/>
-              <w:left w:val="single" w:color="AAAAAA" w:sz="4"/>
-              <w:bottom w:val="single" w:color="AAAAAA" w:sz="4"/>
-              <w:right w:val="single" w:color="AAAAAA" w:sz="4"/>
-            </w:tcBorders>
-            <w:shd w:fill="1F3864" w:val="clear"/>
+              <w:top w:val="single" w:color="D9D9D9" w:sz="4"/>
+              <w:left w:val="single" w:color="D9D9D9" w:sz="4"/>
+              <w:bottom w:val="single" w:color="D9D9D9" w:sz="4"/>
+              <w:right w:val="single" w:color="D9D9D9" w:sz="4"/>
+            </w:tcBorders>
+            <w:shd w:fill="5F2861" w:val="clear"/>
             <w:tcMar>
               <w:top w:type="dxa" w:w="80"/>
               <w:left w:type="dxa" w:w="160"/>
@@ -2770,10 +2770,10 @@
           <w:tcPr>
             <w:tcW w:type="dxa" w:w="520"/>
             <w:tcBorders>
-              <w:top w:val="single" w:color="AAAAAA" w:sz="4"/>
-              <w:left w:val="single" w:color="AAAAAA" w:sz="4"/>
-              <w:bottom w:val="single" w:color="AAAAAA" w:sz="4"/>
-              <w:right w:val="single" w:color="AAAAAA" w:sz="4"/>
+              <w:top w:val="single" w:color="D9D9D9" w:sz="4"/>
+              <w:left w:val="single" w:color="D9D9D9" w:sz="4"/>
+              <w:bottom w:val="single" w:color="D9D9D9" w:sz="4"/>
+              <w:right w:val="single" w:color="D9D9D9" w:sz="4"/>
             </w:tcBorders>
             <w:shd w:fill="FFFFFF" w:val="clear"/>
             <w:tcMar>
@@ -2789,10 +2789,10 @@
           <w:tcPr>
             <w:tcW w:type="dxa" w:w="6400"/>
             <w:tcBorders>
-              <w:top w:val="single" w:color="AAAAAA" w:sz="4"/>
-              <w:left w:val="single" w:color="AAAAAA" w:sz="4"/>
-              <w:bottom w:val="single" w:color="AAAAAA" w:sz="4"/>
-              <w:right w:val="single" w:color="AAAAAA" w:sz="4"/>
+              <w:top w:val="single" w:color="D9D9D9" w:sz="4"/>
+              <w:left w:val="single" w:color="D9D9D9" w:sz="4"/>
+              <w:bottom w:val="single" w:color="D9D9D9" w:sz="4"/>
+              <w:right w:val="single" w:color="D9D9D9" w:sz="4"/>
             </w:tcBorders>
             <w:shd w:fill="FFFFFF" w:val="clear"/>
             <w:tcMar>
@@ -2826,10 +2826,10 @@
           <w:tcPr>
             <w:tcW w:type="dxa" w:w="1440"/>
             <w:tcBorders>
-              <w:top w:val="single" w:color="AAAAAA" w:sz="4"/>
-              <w:left w:val="single" w:color="AAAAAA" w:sz="4"/>
-              <w:bottom w:val="single" w:color="AAAAAA" w:sz="4"/>
-              <w:right w:val="single" w:color="AAAAAA" w:sz="4"/>
+              <w:top w:val="single" w:color="D9D9D9" w:sz="4"/>
+              <w:left w:val="single" w:color="D9D9D9" w:sz="4"/>
+              <w:bottom w:val="single" w:color="D9D9D9" w:sz="4"/>
+              <w:right w:val="single" w:color="D9D9D9" w:sz="4"/>
             </w:tcBorders>
             <w:shd w:fill="FFFFFF" w:val="clear"/>
             <w:tcMar>
@@ -2863,10 +2863,10 @@
           <w:tcPr>
             <w:tcW w:type="dxa" w:w="1000"/>
             <w:tcBorders>
-              <w:top w:val="single" w:color="AAAAAA" w:sz="4"/>
-              <w:left w:val="single" w:color="AAAAAA" w:sz="4"/>
-              <w:bottom w:val="single" w:color="AAAAAA" w:sz="4"/>
-              <w:right w:val="single" w:color="AAAAAA" w:sz="4"/>
+              <w:top w:val="single" w:color="D9D9D9" w:sz="4"/>
+              <w:left w:val="single" w:color="D9D9D9" w:sz="4"/>
+              <w:bottom w:val="single" w:color="D9D9D9" w:sz="4"/>
+              <w:right w:val="single" w:color="D9D9D9" w:sz="4"/>
             </w:tcBorders>
             <w:shd w:fill="FFFFFF" w:val="clear"/>
             <w:tcMar>
@@ -2884,12 +2884,12 @@
           <w:tcPr>
             <w:tcW w:type="dxa" w:w="520"/>
             <w:tcBorders>
-              <w:top w:val="single" w:color="AAAAAA" w:sz="4"/>
-              <w:left w:val="single" w:color="AAAAAA" w:sz="4"/>
-              <w:bottom w:val="single" w:color="AAAAAA" w:sz="4"/>
-              <w:right w:val="single" w:color="AAAAAA" w:sz="4"/>
-            </w:tcBorders>
-            <w:shd w:fill="EBF3FB" w:val="clear"/>
+              <w:top w:val="single" w:color="D9D9D9" w:sz="4"/>
+              <w:left w:val="single" w:color="D9D9D9" w:sz="4"/>
+              <w:bottom w:val="single" w:color="D9D9D9" w:sz="4"/>
+              <w:right w:val="single" w:color="D9D9D9" w:sz="4"/>
+            </w:tcBorders>
+            <w:shd w:fill="F2EEF2" w:val="clear"/>
             <w:tcMar>
               <w:top w:type="dxa" w:w="80"/>
               <w:left w:type="dxa" w:w="160"/>
@@ -2903,12 +2903,12 @@
           <w:tcPr>
             <w:tcW w:type="dxa" w:w="6400"/>
             <w:tcBorders>
-              <w:top w:val="single" w:color="AAAAAA" w:sz="4"/>
-              <w:left w:val="single" w:color="AAAAAA" w:sz="4"/>
-              <w:bottom w:val="single" w:color="AAAAAA" w:sz="4"/>
-              <w:right w:val="single" w:color="AAAAAA" w:sz="4"/>
-            </w:tcBorders>
-            <w:shd w:fill="EBF3FB" w:val="clear"/>
+              <w:top w:val="single" w:color="D9D9D9" w:sz="4"/>
+              <w:left w:val="single" w:color="D9D9D9" w:sz="4"/>
+              <w:bottom w:val="single" w:color="D9D9D9" w:sz="4"/>
+              <w:right w:val="single" w:color="D9D9D9" w:sz="4"/>
+            </w:tcBorders>
+            <w:shd w:fill="F2EEF2" w:val="clear"/>
             <w:tcMar>
               <w:top w:type="dxa" w:w="80"/>
               <w:left w:type="dxa" w:w="160"/>
@@ -2940,12 +2940,12 @@
           <w:tcPr>
             <w:tcW w:type="dxa" w:w="1440"/>
             <w:tcBorders>
-              <w:top w:val="single" w:color="AAAAAA" w:sz="4"/>
-              <w:left w:val="single" w:color="AAAAAA" w:sz="4"/>
-              <w:bottom w:val="single" w:color="AAAAAA" w:sz="4"/>
-              <w:right w:val="single" w:color="AAAAAA" w:sz="4"/>
-            </w:tcBorders>
-            <w:shd w:fill="EBF3FB" w:val="clear"/>
+              <w:top w:val="single" w:color="D9D9D9" w:sz="4"/>
+              <w:left w:val="single" w:color="D9D9D9" w:sz="4"/>
+              <w:bottom w:val="single" w:color="D9D9D9" w:sz="4"/>
+              <w:right w:val="single" w:color="D9D9D9" w:sz="4"/>
+            </w:tcBorders>
+            <w:shd w:fill="F2EEF2" w:val="clear"/>
             <w:tcMar>
               <w:top w:type="dxa" w:w="80"/>
               <w:left w:type="dxa" w:w="160"/>
@@ -2977,12 +2977,12 @@
           <w:tcPr>
             <w:tcW w:type="dxa" w:w="1000"/>
             <w:tcBorders>
-              <w:top w:val="single" w:color="AAAAAA" w:sz="4"/>
-              <w:left w:val="single" w:color="AAAAAA" w:sz="4"/>
-              <w:bottom w:val="single" w:color="AAAAAA" w:sz="4"/>
-              <w:right w:val="single" w:color="AAAAAA" w:sz="4"/>
-            </w:tcBorders>
-            <w:shd w:fill="EBF3FB" w:val="clear"/>
+              <w:top w:val="single" w:color="D9D9D9" w:sz="4"/>
+              <w:left w:val="single" w:color="D9D9D9" w:sz="4"/>
+              <w:bottom w:val="single" w:color="D9D9D9" w:sz="4"/>
+              <w:right w:val="single" w:color="D9D9D9" w:sz="4"/>
+            </w:tcBorders>
+            <w:shd w:fill="F2EEF2" w:val="clear"/>
             <w:tcMar>
               <w:top w:type="dxa" w:w="80"/>
               <w:left w:type="dxa" w:w="160"/>
@@ -2998,10 +2998,10 @@
           <w:tcPr>
             <w:tcW w:type="dxa" w:w="520"/>
             <w:tcBorders>
-              <w:top w:val="single" w:color="AAAAAA" w:sz="4"/>
-              <w:left w:val="single" w:color="AAAAAA" w:sz="4"/>
-              <w:bottom w:val="single" w:color="AAAAAA" w:sz="4"/>
-              <w:right w:val="single" w:color="AAAAAA" w:sz="4"/>
+              <w:top w:val="single" w:color="D9D9D9" w:sz="4"/>
+              <w:left w:val="single" w:color="D9D9D9" w:sz="4"/>
+              <w:bottom w:val="single" w:color="D9D9D9" w:sz="4"/>
+              <w:right w:val="single" w:color="D9D9D9" w:sz="4"/>
             </w:tcBorders>
             <w:shd w:fill="FFFFFF" w:val="clear"/>
             <w:tcMar>
@@ -3017,10 +3017,10 @@
           <w:tcPr>
             <w:tcW w:type="dxa" w:w="6400"/>
             <w:tcBorders>
-              <w:top w:val="single" w:color="AAAAAA" w:sz="4"/>
-              <w:left w:val="single" w:color="AAAAAA" w:sz="4"/>
-              <w:bottom w:val="single" w:color="AAAAAA" w:sz="4"/>
-              <w:right w:val="single" w:color="AAAAAA" w:sz="4"/>
+              <w:top w:val="single" w:color="D9D9D9" w:sz="4"/>
+              <w:left w:val="single" w:color="D9D9D9" w:sz="4"/>
+              <w:bottom w:val="single" w:color="D9D9D9" w:sz="4"/>
+              <w:right w:val="single" w:color="D9D9D9" w:sz="4"/>
             </w:tcBorders>
             <w:shd w:fill="FFFFFF" w:val="clear"/>
             <w:tcMar>
@@ -3054,10 +3054,10 @@
           <w:tcPr>
             <w:tcW w:type="dxa" w:w="1440"/>
             <w:tcBorders>
-              <w:top w:val="single" w:color="AAAAAA" w:sz="4"/>
-              <w:left w:val="single" w:color="AAAAAA" w:sz="4"/>
-              <w:bottom w:val="single" w:color="AAAAAA" w:sz="4"/>
-              <w:right w:val="single" w:color="AAAAAA" w:sz="4"/>
+              <w:top w:val="single" w:color="D9D9D9" w:sz="4"/>
+              <w:left w:val="single" w:color="D9D9D9" w:sz="4"/>
+              <w:bottom w:val="single" w:color="D9D9D9" w:sz="4"/>
+              <w:right w:val="single" w:color="D9D9D9" w:sz="4"/>
             </w:tcBorders>
             <w:shd w:fill="FFFFFF" w:val="clear"/>
             <w:tcMar>
@@ -3091,10 +3091,10 @@
           <w:tcPr>
             <w:tcW w:type="dxa" w:w="1000"/>
             <w:tcBorders>
-              <w:top w:val="single" w:color="AAAAAA" w:sz="4"/>
-              <w:left w:val="single" w:color="AAAAAA" w:sz="4"/>
-              <w:bottom w:val="single" w:color="AAAAAA" w:sz="4"/>
-              <w:right w:val="single" w:color="AAAAAA" w:sz="4"/>
+              <w:top w:val="single" w:color="D9D9D9" w:sz="4"/>
+              <w:left w:val="single" w:color="D9D9D9" w:sz="4"/>
+              <w:bottom w:val="single" w:color="D9D9D9" w:sz="4"/>
+              <w:right w:val="single" w:color="D9D9D9" w:sz="4"/>
             </w:tcBorders>
             <w:shd w:fill="FFFFFF" w:val="clear"/>
             <w:tcMar>
@@ -3112,12 +3112,12 @@
           <w:tcPr>
             <w:tcW w:type="dxa" w:w="520"/>
             <w:tcBorders>
-              <w:top w:val="single" w:color="AAAAAA" w:sz="4"/>
-              <w:left w:val="single" w:color="AAAAAA" w:sz="4"/>
-              <w:bottom w:val="single" w:color="AAAAAA" w:sz="4"/>
-              <w:right w:val="single" w:color="AAAAAA" w:sz="4"/>
-            </w:tcBorders>
-            <w:shd w:fill="EBF3FB" w:val="clear"/>
+              <w:top w:val="single" w:color="D9D9D9" w:sz="4"/>
+              <w:left w:val="single" w:color="D9D9D9" w:sz="4"/>
+              <w:bottom w:val="single" w:color="D9D9D9" w:sz="4"/>
+              <w:right w:val="single" w:color="D9D9D9" w:sz="4"/>
+            </w:tcBorders>
+            <w:shd w:fill="F2EEF2" w:val="clear"/>
             <w:tcMar>
               <w:top w:type="dxa" w:w="80"/>
               <w:left w:type="dxa" w:w="160"/>
@@ -3131,12 +3131,12 @@
           <w:tcPr>
             <w:tcW w:type="dxa" w:w="6400"/>
             <w:tcBorders>
-              <w:top w:val="single" w:color="AAAAAA" w:sz="4"/>
-              <w:left w:val="single" w:color="AAAAAA" w:sz="4"/>
-              <w:bottom w:val="single" w:color="AAAAAA" w:sz="4"/>
-              <w:right w:val="single" w:color="AAAAAA" w:sz="4"/>
-            </w:tcBorders>
-            <w:shd w:fill="EBF3FB" w:val="clear"/>
+              <w:top w:val="single" w:color="D9D9D9" w:sz="4"/>
+              <w:left w:val="single" w:color="D9D9D9" w:sz="4"/>
+              <w:bottom w:val="single" w:color="D9D9D9" w:sz="4"/>
+              <w:right w:val="single" w:color="D9D9D9" w:sz="4"/>
+            </w:tcBorders>
+            <w:shd w:fill="F2EEF2" w:val="clear"/>
             <w:tcMar>
               <w:top w:type="dxa" w:w="80"/>
               <w:left w:type="dxa" w:w="160"/>
@@ -3168,12 +3168,12 @@
           <w:tcPr>
             <w:tcW w:type="dxa" w:w="1440"/>
             <w:tcBorders>
-              <w:top w:val="single" w:color="AAAAAA" w:sz="4"/>
-              <w:left w:val="single" w:color="AAAAAA" w:sz="4"/>
-              <w:bottom w:val="single" w:color="AAAAAA" w:sz="4"/>
-              <w:right w:val="single" w:color="AAAAAA" w:sz="4"/>
-            </w:tcBorders>
-            <w:shd w:fill="EBF3FB" w:val="clear"/>
+              <w:top w:val="single" w:color="D9D9D9" w:sz="4"/>
+              <w:left w:val="single" w:color="D9D9D9" w:sz="4"/>
+              <w:bottom w:val="single" w:color="D9D9D9" w:sz="4"/>
+              <w:right w:val="single" w:color="D9D9D9" w:sz="4"/>
+            </w:tcBorders>
+            <w:shd w:fill="F2EEF2" w:val="clear"/>
             <w:tcMar>
               <w:top w:type="dxa" w:w="80"/>
               <w:left w:type="dxa" w:w="160"/>
@@ -3205,12 +3205,12 @@
           <w:tcPr>
             <w:tcW w:type="dxa" w:w="1000"/>
             <w:tcBorders>
-              <w:top w:val="single" w:color="AAAAAA" w:sz="4"/>
-              <w:left w:val="single" w:color="AAAAAA" w:sz="4"/>
-              <w:bottom w:val="single" w:color="AAAAAA" w:sz="4"/>
-              <w:right w:val="single" w:color="AAAAAA" w:sz="4"/>
-            </w:tcBorders>
-            <w:shd w:fill="EBF3FB" w:val="clear"/>
+              <w:top w:val="single" w:color="D9D9D9" w:sz="4"/>
+              <w:left w:val="single" w:color="D9D9D9" w:sz="4"/>
+              <w:bottom w:val="single" w:color="D9D9D9" w:sz="4"/>
+              <w:right w:val="single" w:color="D9D9D9" w:sz="4"/>
+            </w:tcBorders>
+            <w:shd w:fill="F2EEF2" w:val="clear"/>
             <w:tcMar>
               <w:top w:type="dxa" w:w="80"/>
               <w:left w:type="dxa" w:w="160"/>
@@ -3226,10 +3226,10 @@
           <w:tcPr>
             <w:tcW w:type="dxa" w:w="520"/>
             <w:tcBorders>
-              <w:top w:val="single" w:color="AAAAAA" w:sz="4"/>
-              <w:left w:val="single" w:color="AAAAAA" w:sz="4"/>
-              <w:bottom w:val="single" w:color="AAAAAA" w:sz="4"/>
-              <w:right w:val="single" w:color="AAAAAA" w:sz="4"/>
+              <w:top w:val="single" w:color="D9D9D9" w:sz="4"/>
+              <w:left w:val="single" w:color="D9D9D9" w:sz="4"/>
+              <w:bottom w:val="single" w:color="D9D9D9" w:sz="4"/>
+              <w:right w:val="single" w:color="D9D9D9" w:sz="4"/>
             </w:tcBorders>
             <w:shd w:fill="FFFFFF" w:val="clear"/>
             <w:tcMar>
@@ -3245,10 +3245,10 @@
           <w:tcPr>
             <w:tcW w:type="dxa" w:w="6400"/>
             <w:tcBorders>
-              <w:top w:val="single" w:color="AAAAAA" w:sz="4"/>
-              <w:left w:val="single" w:color="AAAAAA" w:sz="4"/>
-              <w:bottom w:val="single" w:color="AAAAAA" w:sz="4"/>
-              <w:right w:val="single" w:color="AAAAAA" w:sz="4"/>
+              <w:top w:val="single" w:color="D9D9D9" w:sz="4"/>
+              <w:left w:val="single" w:color="D9D9D9" w:sz="4"/>
+              <w:bottom w:val="single" w:color="D9D9D9" w:sz="4"/>
+              <w:right w:val="single" w:color="D9D9D9" w:sz="4"/>
             </w:tcBorders>
             <w:shd w:fill="FFFFFF" w:val="clear"/>
             <w:tcMar>
@@ -3282,10 +3282,10 @@
           <w:tcPr>
             <w:tcW w:type="dxa" w:w="1440"/>
             <w:tcBorders>
-              <w:top w:val="single" w:color="AAAAAA" w:sz="4"/>
-              <w:left w:val="single" w:color="AAAAAA" w:sz="4"/>
-              <w:bottom w:val="single" w:color="AAAAAA" w:sz="4"/>
-              <w:right w:val="single" w:color="AAAAAA" w:sz="4"/>
+              <w:top w:val="single" w:color="D9D9D9" w:sz="4"/>
+              <w:left w:val="single" w:color="D9D9D9" w:sz="4"/>
+              <w:bottom w:val="single" w:color="D9D9D9" w:sz="4"/>
+              <w:right w:val="single" w:color="D9D9D9" w:sz="4"/>
             </w:tcBorders>
             <w:shd w:fill="FFFFFF" w:val="clear"/>
             <w:tcMar>
@@ -3319,10 +3319,10 @@
           <w:tcPr>
             <w:tcW w:type="dxa" w:w="1000"/>
             <w:tcBorders>
-              <w:top w:val="single" w:color="AAAAAA" w:sz="4"/>
-              <w:left w:val="single" w:color="AAAAAA" w:sz="4"/>
-              <w:bottom w:val="single" w:color="AAAAAA" w:sz="4"/>
-              <w:right w:val="single" w:color="AAAAAA" w:sz="4"/>
+              <w:top w:val="single" w:color="D9D9D9" w:sz="4"/>
+              <w:left w:val="single" w:color="D9D9D9" w:sz="4"/>
+              <w:bottom w:val="single" w:color="D9D9D9" w:sz="4"/>
+              <w:right w:val="single" w:color="D9D9D9" w:sz="4"/>
             </w:tcBorders>
             <w:shd w:fill="FFFFFF" w:val="clear"/>
             <w:tcMar>
@@ -3340,12 +3340,12 @@
           <w:tcPr>
             <w:tcW w:type="dxa" w:w="520"/>
             <w:tcBorders>
-              <w:top w:val="single" w:color="AAAAAA" w:sz="4"/>
-              <w:left w:val="single" w:color="AAAAAA" w:sz="4"/>
-              <w:bottom w:val="single" w:color="AAAAAA" w:sz="4"/>
-              <w:right w:val="single" w:color="AAAAAA" w:sz="4"/>
-            </w:tcBorders>
-            <w:shd w:fill="EBF3FB" w:val="clear"/>
+              <w:top w:val="single" w:color="D9D9D9" w:sz="4"/>
+              <w:left w:val="single" w:color="D9D9D9" w:sz="4"/>
+              <w:bottom w:val="single" w:color="D9D9D9" w:sz="4"/>
+              <w:right w:val="single" w:color="D9D9D9" w:sz="4"/>
+            </w:tcBorders>
+            <w:shd w:fill="F2EEF2" w:val="clear"/>
             <w:tcMar>
               <w:top w:type="dxa" w:w="80"/>
               <w:left w:type="dxa" w:w="160"/>
@@ -3359,12 +3359,12 @@
           <w:tcPr>
             <w:tcW w:type="dxa" w:w="6400"/>
             <w:tcBorders>
-              <w:top w:val="single" w:color="AAAAAA" w:sz="4"/>
-              <w:left w:val="single" w:color="AAAAAA" w:sz="4"/>
-              <w:bottom w:val="single" w:color="AAAAAA" w:sz="4"/>
-              <w:right w:val="single" w:color="AAAAAA" w:sz="4"/>
-            </w:tcBorders>
-            <w:shd w:fill="EBF3FB" w:val="clear"/>
+              <w:top w:val="single" w:color="D9D9D9" w:sz="4"/>
+              <w:left w:val="single" w:color="D9D9D9" w:sz="4"/>
+              <w:bottom w:val="single" w:color="D9D9D9" w:sz="4"/>
+              <w:right w:val="single" w:color="D9D9D9" w:sz="4"/>
+            </w:tcBorders>
+            <w:shd w:fill="F2EEF2" w:val="clear"/>
             <w:tcMar>
               <w:top w:type="dxa" w:w="80"/>
               <w:left w:type="dxa" w:w="160"/>
@@ -3396,12 +3396,12 @@
           <w:tcPr>
             <w:tcW w:type="dxa" w:w="1440"/>
             <w:tcBorders>
-              <w:top w:val="single" w:color="AAAAAA" w:sz="4"/>
-              <w:left w:val="single" w:color="AAAAAA" w:sz="4"/>
-              <w:bottom w:val="single" w:color="AAAAAA" w:sz="4"/>
-              <w:right w:val="single" w:color="AAAAAA" w:sz="4"/>
-            </w:tcBorders>
-            <w:shd w:fill="EBF3FB" w:val="clear"/>
+              <w:top w:val="single" w:color="D9D9D9" w:sz="4"/>
+              <w:left w:val="single" w:color="D9D9D9" w:sz="4"/>
+              <w:bottom w:val="single" w:color="D9D9D9" w:sz="4"/>
+              <w:right w:val="single" w:color="D9D9D9" w:sz="4"/>
+            </w:tcBorders>
+            <w:shd w:fill="F2EEF2" w:val="clear"/>
             <w:tcMar>
               <w:top w:type="dxa" w:w="80"/>
               <w:left w:type="dxa" w:w="160"/>
@@ -3433,12 +3433,12 @@
           <w:tcPr>
             <w:tcW w:type="dxa" w:w="1000"/>
             <w:tcBorders>
-              <w:top w:val="single" w:color="AAAAAA" w:sz="4"/>
-              <w:left w:val="single" w:color="AAAAAA" w:sz="4"/>
-              <w:bottom w:val="single" w:color="AAAAAA" w:sz="4"/>
-              <w:right w:val="single" w:color="AAAAAA" w:sz="4"/>
-            </w:tcBorders>
-            <w:shd w:fill="EBF3FB" w:val="clear"/>
+              <w:top w:val="single" w:color="D9D9D9" w:sz="4"/>
+              <w:left w:val="single" w:color="D9D9D9" w:sz="4"/>
+              <w:bottom w:val="single" w:color="D9D9D9" w:sz="4"/>
+              <w:right w:val="single" w:color="D9D9D9" w:sz="4"/>
+            </w:tcBorders>
+            <w:shd w:fill="F2EEF2" w:val="clear"/>
             <w:tcMar>
               <w:top w:type="dxa" w:w="80"/>
               <w:left w:type="dxa" w:w="160"/>
@@ -3454,10 +3454,10 @@
           <w:tcPr>
             <w:tcW w:type="dxa" w:w="520"/>
             <w:tcBorders>
-              <w:top w:val="single" w:color="AAAAAA" w:sz="4"/>
-              <w:left w:val="single" w:color="AAAAAA" w:sz="4"/>
-              <w:bottom w:val="single" w:color="AAAAAA" w:sz="4"/>
-              <w:right w:val="single" w:color="AAAAAA" w:sz="4"/>
+              <w:top w:val="single" w:color="D9D9D9" w:sz="4"/>
+              <w:left w:val="single" w:color="D9D9D9" w:sz="4"/>
+              <w:bottom w:val="single" w:color="D9D9D9" w:sz="4"/>
+              <w:right w:val="single" w:color="D9D9D9" w:sz="4"/>
             </w:tcBorders>
             <w:shd w:fill="FFFFFF" w:val="clear"/>
             <w:tcMar>
@@ -3473,10 +3473,10 @@
           <w:tcPr>
             <w:tcW w:type="dxa" w:w="6400"/>
             <w:tcBorders>
-              <w:top w:val="single" w:color="AAAAAA" w:sz="4"/>
-              <w:left w:val="single" w:color="AAAAAA" w:sz="4"/>
-              <w:bottom w:val="single" w:color="AAAAAA" w:sz="4"/>
-              <w:right w:val="single" w:color="AAAAAA" w:sz="4"/>
+              <w:top w:val="single" w:color="D9D9D9" w:sz="4"/>
+              <w:left w:val="single" w:color="D9D9D9" w:sz="4"/>
+              <w:bottom w:val="single" w:color="D9D9D9" w:sz="4"/>
+              <w:right w:val="single" w:color="D9D9D9" w:sz="4"/>
             </w:tcBorders>
             <w:shd w:fill="FFFFFF" w:val="clear"/>
             <w:tcMar>
@@ -3510,10 +3510,10 @@
           <w:tcPr>
             <w:tcW w:type="dxa" w:w="1440"/>
             <w:tcBorders>
-              <w:top w:val="single" w:color="AAAAAA" w:sz="4"/>
-              <w:left w:val="single" w:color="AAAAAA" w:sz="4"/>
-              <w:bottom w:val="single" w:color="AAAAAA" w:sz="4"/>
-              <w:right w:val="single" w:color="AAAAAA" w:sz="4"/>
+              <w:top w:val="single" w:color="D9D9D9" w:sz="4"/>
+              <w:left w:val="single" w:color="D9D9D9" w:sz="4"/>
+              <w:bottom w:val="single" w:color="D9D9D9" w:sz="4"/>
+              <w:right w:val="single" w:color="D9D9D9" w:sz="4"/>
             </w:tcBorders>
             <w:shd w:fill="FFFFFF" w:val="clear"/>
             <w:tcMar>
@@ -3547,10 +3547,10 @@
           <w:tcPr>
             <w:tcW w:type="dxa" w:w="1000"/>
             <w:tcBorders>
-              <w:top w:val="single" w:color="AAAAAA" w:sz="4"/>
-              <w:left w:val="single" w:color="AAAAAA" w:sz="4"/>
-              <w:bottom w:val="single" w:color="AAAAAA" w:sz="4"/>
-              <w:right w:val="single" w:color="AAAAAA" w:sz="4"/>
+              <w:top w:val="single" w:color="D9D9D9" w:sz="4"/>
+              <w:left w:val="single" w:color="D9D9D9" w:sz="4"/>
+              <w:bottom w:val="single" w:color="D9D9D9" w:sz="4"/>
+              <w:right w:val="single" w:color="D9D9D9" w:sz="4"/>
             </w:tcBorders>
             <w:shd w:fill="FFFFFF" w:val="clear"/>
             <w:tcMar>
@@ -3568,12 +3568,12 @@
           <w:tcPr>
             <w:tcW w:type="dxa" w:w="520"/>
             <w:tcBorders>
-              <w:top w:val="single" w:color="AAAAAA" w:sz="4"/>
-              <w:left w:val="single" w:color="AAAAAA" w:sz="4"/>
-              <w:bottom w:val="single" w:color="AAAAAA" w:sz="4"/>
-              <w:right w:val="single" w:color="AAAAAA" w:sz="4"/>
-            </w:tcBorders>
-            <w:shd w:fill="EBF3FB" w:val="clear"/>
+              <w:top w:val="single" w:color="D9D9D9" w:sz="4"/>
+              <w:left w:val="single" w:color="D9D9D9" w:sz="4"/>
+              <w:bottom w:val="single" w:color="D9D9D9" w:sz="4"/>
+              <w:right w:val="single" w:color="D9D9D9" w:sz="4"/>
+            </w:tcBorders>
+            <w:shd w:fill="F2EEF2" w:val="clear"/>
             <w:tcMar>
               <w:top w:type="dxa" w:w="80"/>
               <w:left w:type="dxa" w:w="160"/>
@@ -3587,12 +3587,12 @@
           <w:tcPr>
             <w:tcW w:type="dxa" w:w="6400"/>
             <w:tcBorders>
-              <w:top w:val="single" w:color="AAAAAA" w:sz="4"/>
-              <w:left w:val="single" w:color="AAAAAA" w:sz="4"/>
-              <w:bottom w:val="single" w:color="AAAAAA" w:sz="4"/>
-              <w:right w:val="single" w:color="AAAAAA" w:sz="4"/>
-            </w:tcBorders>
-            <w:shd w:fill="EBF3FB" w:val="clear"/>
+              <w:top w:val="single" w:color="D9D9D9" w:sz="4"/>
+              <w:left w:val="single" w:color="D9D9D9" w:sz="4"/>
+              <w:bottom w:val="single" w:color="D9D9D9" w:sz="4"/>
+              <w:right w:val="single" w:color="D9D9D9" w:sz="4"/>
+            </w:tcBorders>
+            <w:shd w:fill="F2EEF2" w:val="clear"/>
             <w:tcMar>
               <w:top w:type="dxa" w:w="80"/>
               <w:left w:type="dxa" w:w="160"/>
@@ -3624,12 +3624,12 @@
           <w:tcPr>
             <w:tcW w:type="dxa" w:w="1440"/>
             <w:tcBorders>
-              <w:top w:val="single" w:color="AAAAAA" w:sz="4"/>
-              <w:left w:val="single" w:color="AAAAAA" w:sz="4"/>
-              <w:bottom w:val="single" w:color="AAAAAA" w:sz="4"/>
-              <w:right w:val="single" w:color="AAAAAA" w:sz="4"/>
-            </w:tcBorders>
-            <w:shd w:fill="EBF3FB" w:val="clear"/>
+              <w:top w:val="single" w:color="D9D9D9" w:sz="4"/>
+              <w:left w:val="single" w:color="D9D9D9" w:sz="4"/>
+              <w:bottom w:val="single" w:color="D9D9D9" w:sz="4"/>
+              <w:right w:val="single" w:color="D9D9D9" w:sz="4"/>
+            </w:tcBorders>
+            <w:shd w:fill="F2EEF2" w:val="clear"/>
             <w:tcMar>
               <w:top w:type="dxa" w:w="80"/>
               <w:left w:type="dxa" w:w="160"/>
@@ -3661,12 +3661,12 @@
           <w:tcPr>
             <w:tcW w:type="dxa" w:w="1000"/>
             <w:tcBorders>
-              <w:top w:val="single" w:color="AAAAAA" w:sz="4"/>
-              <w:left w:val="single" w:color="AAAAAA" w:sz="4"/>
-              <w:bottom w:val="single" w:color="AAAAAA" w:sz="4"/>
-              <w:right w:val="single" w:color="AAAAAA" w:sz="4"/>
-            </w:tcBorders>
-            <w:shd w:fill="EBF3FB" w:val="clear"/>
+              <w:top w:val="single" w:color="D9D9D9" w:sz="4"/>
+              <w:left w:val="single" w:color="D9D9D9" w:sz="4"/>
+              <w:bottom w:val="single" w:color="D9D9D9" w:sz="4"/>
+              <w:right w:val="single" w:color="D9D9D9" w:sz="4"/>
+            </w:tcBorders>
+            <w:shd w:fill="F2EEF2" w:val="clear"/>
             <w:tcMar>
               <w:top w:type="dxa" w:w="80"/>
               <w:left w:type="dxa" w:w="160"/>
@@ -3682,10 +3682,10 @@
           <w:tcPr>
             <w:tcW w:type="dxa" w:w="520"/>
             <w:tcBorders>
-              <w:top w:val="single" w:color="AAAAAA" w:sz="4"/>
-              <w:left w:val="single" w:color="AAAAAA" w:sz="4"/>
-              <w:bottom w:val="single" w:color="AAAAAA" w:sz="4"/>
-              <w:right w:val="single" w:color="AAAAAA" w:sz="4"/>
+              <w:top w:val="single" w:color="D9D9D9" w:sz="4"/>
+              <w:left w:val="single" w:color="D9D9D9" w:sz="4"/>
+              <w:bottom w:val="single" w:color="D9D9D9" w:sz="4"/>
+              <w:right w:val="single" w:color="D9D9D9" w:sz="4"/>
             </w:tcBorders>
             <w:shd w:fill="FFFFFF" w:val="clear"/>
             <w:tcMar>
@@ -3701,10 +3701,10 @@
           <w:tcPr>
             <w:tcW w:type="dxa" w:w="6400"/>
             <w:tcBorders>
-              <w:top w:val="single" w:color="AAAAAA" w:sz="4"/>
-              <w:left w:val="single" w:color="AAAAAA" w:sz="4"/>
-              <w:bottom w:val="single" w:color="AAAAAA" w:sz="4"/>
-              <w:right w:val="single" w:color="AAAAAA" w:sz="4"/>
+              <w:top w:val="single" w:color="D9D9D9" w:sz="4"/>
+              <w:left w:val="single" w:color="D9D9D9" w:sz="4"/>
+              <w:bottom w:val="single" w:color="D9D9D9" w:sz="4"/>
+              <w:right w:val="single" w:color="D9D9D9" w:sz="4"/>
             </w:tcBorders>
             <w:shd w:fill="FFFFFF" w:val="clear"/>
             <w:tcMar>
@@ -3738,10 +3738,10 @@
           <w:tcPr>
             <w:tcW w:type="dxa" w:w="1440"/>
             <w:tcBorders>
-              <w:top w:val="single" w:color="AAAAAA" w:sz="4"/>
-              <w:left w:val="single" w:color="AAAAAA" w:sz="4"/>
-              <w:bottom w:val="single" w:color="AAAAAA" w:sz="4"/>
-              <w:right w:val="single" w:color="AAAAAA" w:sz="4"/>
+              <w:top w:val="single" w:color="D9D9D9" w:sz="4"/>
+              <w:left w:val="single" w:color="D9D9D9" w:sz="4"/>
+              <w:bottom w:val="single" w:color="D9D9D9" w:sz="4"/>
+              <w:right w:val="single" w:color="D9D9D9" w:sz="4"/>
             </w:tcBorders>
             <w:shd w:fill="FFFFFF" w:val="clear"/>
             <w:tcMar>
@@ -3775,10 +3775,10 @@
           <w:tcPr>
             <w:tcW w:type="dxa" w:w="1000"/>
             <w:tcBorders>
-              <w:top w:val="single" w:color="AAAAAA" w:sz="4"/>
-              <w:left w:val="single" w:color="AAAAAA" w:sz="4"/>
-              <w:bottom w:val="single" w:color="AAAAAA" w:sz="4"/>
-              <w:right w:val="single" w:color="AAAAAA" w:sz="4"/>
+              <w:top w:val="single" w:color="D9D9D9" w:sz="4"/>
+              <w:left w:val="single" w:color="D9D9D9" w:sz="4"/>
+              <w:bottom w:val="single" w:color="D9D9D9" w:sz="4"/>
+              <w:right w:val="single" w:color="D9D9D9" w:sz="4"/>
             </w:tcBorders>
             <w:shd w:fill="FFFFFF" w:val="clear"/>
             <w:tcMar>
@@ -3796,12 +3796,12 @@
           <w:tcPr>
             <w:tcW w:type="dxa" w:w="520"/>
             <w:tcBorders>
-              <w:top w:val="single" w:color="AAAAAA" w:sz="4"/>
-              <w:left w:val="single" w:color="AAAAAA" w:sz="4"/>
-              <w:bottom w:val="single" w:color="AAAAAA" w:sz="4"/>
-              <w:right w:val="single" w:color="AAAAAA" w:sz="4"/>
-            </w:tcBorders>
-            <w:shd w:fill="EBF3FB" w:val="clear"/>
+              <w:top w:val="single" w:color="D9D9D9" w:sz="4"/>
+              <w:left w:val="single" w:color="D9D9D9" w:sz="4"/>
+              <w:bottom w:val="single" w:color="D9D9D9" w:sz="4"/>
+              <w:right w:val="single" w:color="D9D9D9" w:sz="4"/>
+            </w:tcBorders>
+            <w:shd w:fill="F2EEF2" w:val="clear"/>
             <w:tcMar>
               <w:top w:type="dxa" w:w="80"/>
               <w:left w:type="dxa" w:w="160"/>
@@ -3815,12 +3815,12 @@
           <w:tcPr>
             <w:tcW w:type="dxa" w:w="6400"/>
             <w:tcBorders>
-              <w:top w:val="single" w:color="AAAAAA" w:sz="4"/>
-              <w:left w:val="single" w:color="AAAAAA" w:sz="4"/>
-              <w:bottom w:val="single" w:color="AAAAAA" w:sz="4"/>
-              <w:right w:val="single" w:color="AAAAAA" w:sz="4"/>
-            </w:tcBorders>
-            <w:shd w:fill="EBF3FB" w:val="clear"/>
+              <w:top w:val="single" w:color="D9D9D9" w:sz="4"/>
+              <w:left w:val="single" w:color="D9D9D9" w:sz="4"/>
+              <w:bottom w:val="single" w:color="D9D9D9" w:sz="4"/>
+              <w:right w:val="single" w:color="D9D9D9" w:sz="4"/>
+            </w:tcBorders>
+            <w:shd w:fill="F2EEF2" w:val="clear"/>
             <w:tcMar>
               <w:top w:type="dxa" w:w="80"/>
               <w:left w:type="dxa" w:w="160"/>
@@ -3852,12 +3852,12 @@
           <w:tcPr>
             <w:tcW w:type="dxa" w:w="1440"/>
             <w:tcBorders>
-              <w:top w:val="single" w:color="AAAAAA" w:sz="4"/>
-              <w:left w:val="single" w:color="AAAAAA" w:sz="4"/>
-              <w:bottom w:val="single" w:color="AAAAAA" w:sz="4"/>
-              <w:right w:val="single" w:color="AAAAAA" w:sz="4"/>
-            </w:tcBorders>
-            <w:shd w:fill="EBF3FB" w:val="clear"/>
+              <w:top w:val="single" w:color="D9D9D9" w:sz="4"/>
+              <w:left w:val="single" w:color="D9D9D9" w:sz="4"/>
+              <w:bottom w:val="single" w:color="D9D9D9" w:sz="4"/>
+              <w:right w:val="single" w:color="D9D9D9" w:sz="4"/>
+            </w:tcBorders>
+            <w:shd w:fill="F2EEF2" w:val="clear"/>
             <w:tcMar>
               <w:top w:type="dxa" w:w="80"/>
               <w:left w:type="dxa" w:w="160"/>
@@ -3889,12 +3889,12 @@
           <w:tcPr>
             <w:tcW w:type="dxa" w:w="1000"/>
             <w:tcBorders>
-              <w:top w:val="single" w:color="AAAAAA" w:sz="4"/>
-              <w:left w:val="single" w:color="AAAAAA" w:sz="4"/>
-              <w:bottom w:val="single" w:color="AAAAAA" w:sz="4"/>
-              <w:right w:val="single" w:color="AAAAAA" w:sz="4"/>
-            </w:tcBorders>
-            <w:shd w:fill="EBF3FB" w:val="clear"/>
+              <w:top w:val="single" w:color="D9D9D9" w:sz="4"/>
+              <w:left w:val="single" w:color="D9D9D9" w:sz="4"/>
+              <w:bottom w:val="single" w:color="D9D9D9" w:sz="4"/>
+              <w:right w:val="single" w:color="D9D9D9" w:sz="4"/>
+            </w:tcBorders>
+            <w:shd w:fill="F2EEF2" w:val="clear"/>
             <w:tcMar>
               <w:top w:type="dxa" w:w="80"/>
               <w:left w:type="dxa" w:w="160"/>
@@ -3910,10 +3910,10 @@
           <w:tcPr>
             <w:tcW w:type="dxa" w:w="520"/>
             <w:tcBorders>
-              <w:top w:val="single" w:color="AAAAAA" w:sz="4"/>
-              <w:left w:val="single" w:color="AAAAAA" w:sz="4"/>
-              <w:bottom w:val="single" w:color="AAAAAA" w:sz="4"/>
-              <w:right w:val="single" w:color="AAAAAA" w:sz="4"/>
+              <w:top w:val="single" w:color="D9D9D9" w:sz="4"/>
+              <w:left w:val="single" w:color="D9D9D9" w:sz="4"/>
+              <w:bottom w:val="single" w:color="D9D9D9" w:sz="4"/>
+              <w:right w:val="single" w:color="D9D9D9" w:sz="4"/>
             </w:tcBorders>
             <w:shd w:fill="FFFFFF" w:val="clear"/>
             <w:tcMar>
@@ -3929,10 +3929,10 @@
           <w:tcPr>
             <w:tcW w:type="dxa" w:w="6400"/>
             <w:tcBorders>
-              <w:top w:val="single" w:color="AAAAAA" w:sz="4"/>
-              <w:left w:val="single" w:color="AAAAAA" w:sz="4"/>
-              <w:bottom w:val="single" w:color="AAAAAA" w:sz="4"/>
-              <w:right w:val="single" w:color="AAAAAA" w:sz="4"/>
+              <w:top w:val="single" w:color="D9D9D9" w:sz="4"/>
+              <w:left w:val="single" w:color="D9D9D9" w:sz="4"/>
+              <w:bottom w:val="single" w:color="D9D9D9" w:sz="4"/>
+              <w:right w:val="single" w:color="D9D9D9" w:sz="4"/>
             </w:tcBorders>
             <w:shd w:fill="FFFFFF" w:val="clear"/>
             <w:tcMar>
@@ -3966,10 +3966,10 @@
           <w:tcPr>
             <w:tcW w:type="dxa" w:w="1440"/>
             <w:tcBorders>
-              <w:top w:val="single" w:color="AAAAAA" w:sz="4"/>
-              <w:left w:val="single" w:color="AAAAAA" w:sz="4"/>
-              <w:bottom w:val="single" w:color="AAAAAA" w:sz="4"/>
-              <w:right w:val="single" w:color="AAAAAA" w:sz="4"/>
+              <w:top w:val="single" w:color="D9D9D9" w:sz="4"/>
+              <w:left w:val="single" w:color="D9D9D9" w:sz="4"/>
+              <w:bottom w:val="single" w:color="D9D9D9" w:sz="4"/>
+              <w:right w:val="single" w:color="D9D9D9" w:sz="4"/>
             </w:tcBorders>
             <w:shd w:fill="FFFFFF" w:val="clear"/>
             <w:tcMar>
@@ -4003,10 +4003,10 @@
           <w:tcPr>
             <w:tcW w:type="dxa" w:w="1000"/>
             <w:tcBorders>
-              <w:top w:val="single" w:color="AAAAAA" w:sz="4"/>
-              <w:left w:val="single" w:color="AAAAAA" w:sz="4"/>
-              <w:bottom w:val="single" w:color="AAAAAA" w:sz="4"/>
-              <w:right w:val="single" w:color="AAAAAA" w:sz="4"/>
+              <w:top w:val="single" w:color="D9D9D9" w:sz="4"/>
+              <w:left w:val="single" w:color="D9D9D9" w:sz="4"/>
+              <w:bottom w:val="single" w:color="D9D9D9" w:sz="4"/>
+              <w:right w:val="single" w:color="D9D9D9" w:sz="4"/>
             </w:tcBorders>
             <w:shd w:fill="FFFFFF" w:val="clear"/>
             <w:tcMar>
@@ -4024,12 +4024,12 @@
           <w:tcPr>
             <w:tcW w:type="dxa" w:w="520"/>
             <w:tcBorders>
-              <w:top w:val="single" w:color="AAAAAA" w:sz="4"/>
-              <w:left w:val="single" w:color="AAAAAA" w:sz="4"/>
-              <w:bottom w:val="single" w:color="AAAAAA" w:sz="4"/>
-              <w:right w:val="single" w:color="AAAAAA" w:sz="4"/>
-            </w:tcBorders>
-            <w:shd w:fill="EBF3FB" w:val="clear"/>
+              <w:top w:val="single" w:color="D9D9D9" w:sz="4"/>
+              <w:left w:val="single" w:color="D9D9D9" w:sz="4"/>
+              <w:bottom w:val="single" w:color="D9D9D9" w:sz="4"/>
+              <w:right w:val="single" w:color="D9D9D9" w:sz="4"/>
+            </w:tcBorders>
+            <w:shd w:fill="F2EEF2" w:val="clear"/>
             <w:tcMar>
               <w:top w:type="dxa" w:w="80"/>
               <w:left w:type="dxa" w:w="160"/>
@@ -4043,12 +4043,12 @@
           <w:tcPr>
             <w:tcW w:type="dxa" w:w="6400"/>
             <w:tcBorders>
-              <w:top w:val="single" w:color="AAAAAA" w:sz="4"/>
-              <w:left w:val="single" w:color="AAAAAA" w:sz="4"/>
-              <w:bottom w:val="single" w:color="AAAAAA" w:sz="4"/>
-              <w:right w:val="single" w:color="AAAAAA" w:sz="4"/>
-            </w:tcBorders>
-            <w:shd w:fill="EBF3FB" w:val="clear"/>
+              <w:top w:val="single" w:color="D9D9D9" w:sz="4"/>
+              <w:left w:val="single" w:color="D9D9D9" w:sz="4"/>
+              <w:bottom w:val="single" w:color="D9D9D9" w:sz="4"/>
+              <w:right w:val="single" w:color="D9D9D9" w:sz="4"/>
+            </w:tcBorders>
+            <w:shd w:fill="F2EEF2" w:val="clear"/>
             <w:tcMar>
               <w:top w:type="dxa" w:w="80"/>
               <w:left w:type="dxa" w:w="160"/>
@@ -4080,12 +4080,12 @@
           <w:tcPr>
             <w:tcW w:type="dxa" w:w="1440"/>
             <w:tcBorders>
-              <w:top w:val="single" w:color="AAAAAA" w:sz="4"/>
-              <w:left w:val="single" w:color="AAAAAA" w:sz="4"/>
-              <w:bottom w:val="single" w:color="AAAAAA" w:sz="4"/>
-              <w:right w:val="single" w:color="AAAAAA" w:sz="4"/>
-            </w:tcBorders>
-            <w:shd w:fill="EBF3FB" w:val="clear"/>
+              <w:top w:val="single" w:color="D9D9D9" w:sz="4"/>
+              <w:left w:val="single" w:color="D9D9D9" w:sz="4"/>
+              <w:bottom w:val="single" w:color="D9D9D9" w:sz="4"/>
+              <w:right w:val="single" w:color="D9D9D9" w:sz="4"/>
+            </w:tcBorders>
+            <w:shd w:fill="F2EEF2" w:val="clear"/>
             <w:tcMar>
               <w:top w:type="dxa" w:w="80"/>
               <w:left w:type="dxa" w:w="160"/>
@@ -4117,12 +4117,12 @@
           <w:tcPr>
             <w:tcW w:type="dxa" w:w="1000"/>
             <w:tcBorders>
-              <w:top w:val="single" w:color="AAAAAA" w:sz="4"/>
-              <w:left w:val="single" w:color="AAAAAA" w:sz="4"/>
-              <w:bottom w:val="single" w:color="AAAAAA" w:sz="4"/>
-              <w:right w:val="single" w:color="AAAAAA" w:sz="4"/>
-            </w:tcBorders>
-            <w:shd w:fill="EBF3FB" w:val="clear"/>
+              <w:top w:val="single" w:color="D9D9D9" w:sz="4"/>
+              <w:left w:val="single" w:color="D9D9D9" w:sz="4"/>
+              <w:bottom w:val="single" w:color="D9D9D9" w:sz="4"/>
+              <w:right w:val="single" w:color="D9D9D9" w:sz="4"/>
+            </w:tcBorders>
+            <w:shd w:fill="F2EEF2" w:val="clear"/>
             <w:tcMar>
               <w:top w:type="dxa" w:w="80"/>
               <w:left w:type="dxa" w:w="160"/>
@@ -4138,10 +4138,10 @@
           <w:tcPr>
             <w:tcW w:type="dxa" w:w="520"/>
             <w:tcBorders>
-              <w:top w:val="single" w:color="AAAAAA" w:sz="4"/>
-              <w:left w:val="single" w:color="AAAAAA" w:sz="4"/>
-              <w:bottom w:val="single" w:color="AAAAAA" w:sz="4"/>
-              <w:right w:val="single" w:color="AAAAAA" w:sz="4"/>
+              <w:top w:val="single" w:color="D9D9D9" w:sz="4"/>
+              <w:left w:val="single" w:color="D9D9D9" w:sz="4"/>
+              <w:bottom w:val="single" w:color="D9D9D9" w:sz="4"/>
+              <w:right w:val="single" w:color="D9D9D9" w:sz="4"/>
             </w:tcBorders>
             <w:shd w:fill="FFFFFF" w:val="clear"/>
             <w:tcMar>
@@ -4157,10 +4157,10 @@
           <w:tcPr>
             <w:tcW w:type="dxa" w:w="6400"/>
             <w:tcBorders>
-              <w:top w:val="single" w:color="AAAAAA" w:sz="4"/>
-              <w:left w:val="single" w:color="AAAAAA" w:sz="4"/>
-              <w:bottom w:val="single" w:color="AAAAAA" w:sz="4"/>
-              <w:right w:val="single" w:color="AAAAAA" w:sz="4"/>
+              <w:top w:val="single" w:color="D9D9D9" w:sz="4"/>
+              <w:left w:val="single" w:color="D9D9D9" w:sz="4"/>
+              <w:bottom w:val="single" w:color="D9D9D9" w:sz="4"/>
+              <w:right w:val="single" w:color="D9D9D9" w:sz="4"/>
             </w:tcBorders>
             <w:shd w:fill="FFFFFF" w:val="clear"/>
             <w:tcMar>
@@ -4194,10 +4194,10 @@
           <w:tcPr>
             <w:tcW w:type="dxa" w:w="1440"/>
             <w:tcBorders>
-              <w:top w:val="single" w:color="AAAAAA" w:sz="4"/>
-              <w:left w:val="single" w:color="AAAAAA" w:sz="4"/>
-              <w:bottom w:val="single" w:color="AAAAAA" w:sz="4"/>
-              <w:right w:val="single" w:color="AAAAAA" w:sz="4"/>
+              <w:top w:val="single" w:color="D9D9D9" w:sz="4"/>
+              <w:left w:val="single" w:color="D9D9D9" w:sz="4"/>
+              <w:bottom w:val="single" w:color="D9D9D9" w:sz="4"/>
+              <w:right w:val="single" w:color="D9D9D9" w:sz="4"/>
             </w:tcBorders>
             <w:shd w:fill="FFFFFF" w:val="clear"/>
             <w:tcMar>
@@ -4231,10 +4231,10 @@
           <w:tcPr>
             <w:tcW w:type="dxa" w:w="1000"/>
             <w:tcBorders>
-              <w:top w:val="single" w:color="AAAAAA" w:sz="4"/>
-              <w:left w:val="single" w:color="AAAAAA" w:sz="4"/>
-              <w:bottom w:val="single" w:color="AAAAAA" w:sz="4"/>
-              <w:right w:val="single" w:color="AAAAAA" w:sz="4"/>
+              <w:top w:val="single" w:color="D9D9D9" w:sz="4"/>
+              <w:left w:val="single" w:color="D9D9D9" w:sz="4"/>
+              <w:bottom w:val="single" w:color="D9D9D9" w:sz="4"/>
+              <w:right w:val="single" w:color="D9D9D9" w:sz="4"/>
             </w:tcBorders>
             <w:shd w:fill="FFFFFF" w:val="clear"/>
             <w:tcMar>
@@ -4252,12 +4252,12 @@
           <w:tcPr>
             <w:tcW w:type="dxa" w:w="520"/>
             <w:tcBorders>
-              <w:top w:val="single" w:color="AAAAAA" w:sz="4"/>
-              <w:left w:val="single" w:color="AAAAAA" w:sz="4"/>
-              <w:bottom w:val="single" w:color="AAAAAA" w:sz="4"/>
-              <w:right w:val="single" w:color="AAAAAA" w:sz="4"/>
-            </w:tcBorders>
-            <w:shd w:fill="EBF3FB" w:val="clear"/>
+              <w:top w:val="single" w:color="D9D9D9" w:sz="4"/>
+              <w:left w:val="single" w:color="D9D9D9" w:sz="4"/>
+              <w:bottom w:val="single" w:color="D9D9D9" w:sz="4"/>
+              <w:right w:val="single" w:color="D9D9D9" w:sz="4"/>
+            </w:tcBorders>
+            <w:shd w:fill="F2EEF2" w:val="clear"/>
             <w:tcMar>
               <w:top w:type="dxa" w:w="80"/>
               <w:left w:type="dxa" w:w="160"/>
@@ -4271,12 +4271,12 @@
           <w:tcPr>
             <w:tcW w:type="dxa" w:w="6400"/>
             <w:tcBorders>
-              <w:top w:val="single" w:color="AAAAAA" w:sz="4"/>
-              <w:left w:val="single" w:color="AAAAAA" w:sz="4"/>
-              <w:bottom w:val="single" w:color="AAAAAA" w:sz="4"/>
-              <w:right w:val="single" w:color="AAAAAA" w:sz="4"/>
-            </w:tcBorders>
-            <w:shd w:fill="EBF3FB" w:val="clear"/>
+              <w:top w:val="single" w:color="D9D9D9" w:sz="4"/>
+              <w:left w:val="single" w:color="D9D9D9" w:sz="4"/>
+              <w:bottom w:val="single" w:color="D9D9D9" w:sz="4"/>
+              <w:right w:val="single" w:color="D9D9D9" w:sz="4"/>
+            </w:tcBorders>
+            <w:shd w:fill="F2EEF2" w:val="clear"/>
             <w:tcMar>
               <w:top w:type="dxa" w:w="80"/>
               <w:left w:type="dxa" w:w="160"/>
@@ -4308,12 +4308,12 @@
           <w:tcPr>
             <w:tcW w:type="dxa" w:w="1440"/>
             <w:tcBorders>
-              <w:top w:val="single" w:color="AAAAAA" w:sz="4"/>
-              <w:left w:val="single" w:color="AAAAAA" w:sz="4"/>
-              <w:bottom w:val="single" w:color="AAAAAA" w:sz="4"/>
-              <w:right w:val="single" w:color="AAAAAA" w:sz="4"/>
-            </w:tcBorders>
-            <w:shd w:fill="EBF3FB" w:val="clear"/>
+              <w:top w:val="single" w:color="D9D9D9" w:sz="4"/>
+              <w:left w:val="single" w:color="D9D9D9" w:sz="4"/>
+              <w:bottom w:val="single" w:color="D9D9D9" w:sz="4"/>
+              <w:right w:val="single" w:color="D9D9D9" w:sz="4"/>
+            </w:tcBorders>
+            <w:shd w:fill="F2EEF2" w:val="clear"/>
             <w:tcMar>
               <w:top w:type="dxa" w:w="80"/>
               <w:left w:type="dxa" w:w="160"/>
@@ -4345,12 +4345,12 @@
           <w:tcPr>
             <w:tcW w:type="dxa" w:w="1000"/>
             <w:tcBorders>
-              <w:top w:val="single" w:color="AAAAAA" w:sz="4"/>
-              <w:left w:val="single" w:color="AAAAAA" w:sz="4"/>
-              <w:bottom w:val="single" w:color="AAAAAA" w:sz="4"/>
-              <w:right w:val="single" w:color="AAAAAA" w:sz="4"/>
-            </w:tcBorders>
-            <w:shd w:fill="EBF3FB" w:val="clear"/>
+              <w:top w:val="single" w:color="D9D9D9" w:sz="4"/>
+              <w:left w:val="single" w:color="D9D9D9" w:sz="4"/>
+              <w:bottom w:val="single" w:color="D9D9D9" w:sz="4"/>
+              <w:right w:val="single" w:color="D9D9D9" w:sz="4"/>
+            </w:tcBorders>
+            <w:shd w:fill="F2EEF2" w:val="clear"/>
             <w:tcMar>
               <w:top w:type="dxa" w:w="80"/>
               <w:left w:type="dxa" w:w="160"/>
@@ -4366,10 +4366,10 @@
           <w:tcPr>
             <w:tcW w:type="dxa" w:w="520"/>
             <w:tcBorders>
-              <w:top w:val="single" w:color="AAAAAA" w:sz="4"/>
-              <w:left w:val="single" w:color="AAAAAA" w:sz="4"/>
-              <w:bottom w:val="single" w:color="AAAAAA" w:sz="4"/>
-              <w:right w:val="single" w:color="AAAAAA" w:sz="4"/>
+              <w:top w:val="single" w:color="D9D9D9" w:sz="4"/>
+              <w:left w:val="single" w:color="D9D9D9" w:sz="4"/>
+              <w:bottom w:val="single" w:color="D9D9D9" w:sz="4"/>
+              <w:right w:val="single" w:color="D9D9D9" w:sz="4"/>
             </w:tcBorders>
             <w:shd w:fill="FFFFFF" w:val="clear"/>
             <w:tcMar>
@@ -4385,10 +4385,10 @@
           <w:tcPr>
             <w:tcW w:type="dxa" w:w="6400"/>
             <w:tcBorders>
-              <w:top w:val="single" w:color="AAAAAA" w:sz="4"/>
-              <w:left w:val="single" w:color="AAAAAA" w:sz="4"/>
-              <w:bottom w:val="single" w:color="AAAAAA" w:sz="4"/>
-              <w:right w:val="single" w:color="AAAAAA" w:sz="4"/>
+              <w:top w:val="single" w:color="D9D9D9" w:sz="4"/>
+              <w:left w:val="single" w:color="D9D9D9" w:sz="4"/>
+              <w:bottom w:val="single" w:color="D9D9D9" w:sz="4"/>
+              <w:right w:val="single" w:color="D9D9D9" w:sz="4"/>
             </w:tcBorders>
             <w:shd w:fill="FFFFFF" w:val="clear"/>
             <w:tcMar>
@@ -4422,10 +4422,10 @@
           <w:tcPr>
             <w:tcW w:type="dxa" w:w="1440"/>
             <w:tcBorders>
-              <w:top w:val="single" w:color="AAAAAA" w:sz="4"/>
-              <w:left w:val="single" w:color="AAAAAA" w:sz="4"/>
-              <w:bottom w:val="single" w:color="AAAAAA" w:sz="4"/>
-              <w:right w:val="single" w:color="AAAAAA" w:sz="4"/>
+              <w:top w:val="single" w:color="D9D9D9" w:sz="4"/>
+              <w:left w:val="single" w:color="D9D9D9" w:sz="4"/>
+              <w:bottom w:val="single" w:color="D9D9D9" w:sz="4"/>
+              <w:right w:val="single" w:color="D9D9D9" w:sz="4"/>
             </w:tcBorders>
             <w:shd w:fill="FFFFFF" w:val="clear"/>
             <w:tcMar>
@@ -4459,10 +4459,10 @@
           <w:tcPr>
             <w:tcW w:type="dxa" w:w="1000"/>
             <w:tcBorders>
-              <w:top w:val="single" w:color="AAAAAA" w:sz="4"/>
-              <w:left w:val="single" w:color="AAAAAA" w:sz="4"/>
-              <w:bottom w:val="single" w:color="AAAAAA" w:sz="4"/>
-              <w:right w:val="single" w:color="AAAAAA" w:sz="4"/>
+              <w:top w:val="single" w:color="D9D9D9" w:sz="4"/>
+              <w:left w:val="single" w:color="D9D9D9" w:sz="4"/>
+              <w:bottom w:val="single" w:color="D9D9D9" w:sz="4"/>
+              <w:right w:val="single" w:color="D9D9D9" w:sz="4"/>
             </w:tcBorders>
             <w:shd w:fill="FFFFFF" w:val="clear"/>
             <w:tcMar>
@@ -4485,7 +4485,7 @@
       <w:pPr>
         <w:pStyle w:val="Heading1"/>
         <w:pBdr>
-          <w:bottom w:val="single" w:color="2E5496" w:sz="6"/>
+          <w:bottom w:val="single" w:color="5F2861" w:sz="6"/>
         </w:pBdr>
         <w:spacing w:after="120" w:before="360"/>
       </w:pPr>
@@ -4494,7 +4494,7 @@
           <w:rFonts w:ascii="Arial" w:cs="Arial" w:eastAsia="Arial" w:hAnsi="Arial"/>
           <w:b/>
           <w:bCs/>
-          <w:color w:val="1F3864"/>
+          <w:color w:val="7030A0"/>
           <w:sz w:val="28"/>
           <w:szCs w:val="28"/>
         </w:rPr>
@@ -4708,7 +4708,7 @@
       <w:pPr>
         <w:pStyle w:val="Heading1"/>
         <w:pBdr>
-          <w:bottom w:val="single" w:color="2E5496" w:sz="6"/>
+          <w:bottom w:val="single" w:color="5F2861" w:sz="6"/>
         </w:pBdr>
         <w:spacing w:after="120" w:before="360"/>
       </w:pPr>
@@ -4717,7 +4717,7 @@
           <w:rFonts w:ascii="Arial" w:cs="Arial" w:eastAsia="Arial" w:hAnsi="Arial"/>
           <w:b/>
           <w:bCs/>
-          <w:color w:val="1F3864"/>
+          <w:color w:val="7030A0"/>
           <w:sz w:val="28"/>
           <w:szCs w:val="28"/>
         </w:rPr>
@@ -4745,7 +4745,7 @@
     <w:p>
       <w:pPr>
         <w:pBdr>
-          <w:left w:val="single" w:color="2E5496" w:sz="12"/>
+          <w:left w:val="single" w:color="5F2861" w:sz="12"/>
         </w:pBdr>
         <w:spacing w:after="100" w:before="100"/>
         <w:ind w:left="360"/>
@@ -4755,7 +4755,7 @@
           <w:rFonts w:ascii="Arial" w:cs="Arial" w:eastAsia="Arial" w:hAnsi="Arial"/>
           <w:b/>
           <w:bCs/>
-          <w:color w:val="2E5496"/>
+          <w:color w:val="7030A0"/>
           <w:sz w:val="20"/>
           <w:szCs w:val="20"/>
         </w:rPr>
@@ -4840,12 +4840,12 @@
           <w:tcPr>
             <w:tcW w:type="dxa" w:w="700"/>
             <w:tcBorders>
-              <w:top w:val="single" w:color="AAAAAA" w:sz="4"/>
-              <w:left w:val="single" w:color="AAAAAA" w:sz="4"/>
-              <w:bottom w:val="single" w:color="AAAAAA" w:sz="4"/>
-              <w:right w:val="single" w:color="AAAAAA" w:sz="4"/>
-            </w:tcBorders>
-            <w:shd w:fill="1F3864" w:val="clear"/>
+              <w:top w:val="single" w:color="D9D9D9" w:sz="4"/>
+              <w:left w:val="single" w:color="D9D9D9" w:sz="4"/>
+              <w:bottom w:val="single" w:color="D9D9D9" w:sz="4"/>
+              <w:right w:val="single" w:color="D9D9D9" w:sz="4"/>
+            </w:tcBorders>
+            <w:shd w:fill="5F2861" w:val="clear"/>
             <w:tcMar>
               <w:top w:type="dxa" w:w="80"/>
               <w:left w:type="dxa" w:w="160"/>
@@ -4875,12 +4875,12 @@
           <w:tcPr>
             <w:tcW w:type="dxa" w:w="4500"/>
             <w:tcBorders>
-              <w:top w:val="single" w:color="AAAAAA" w:sz="4"/>
-              <w:left w:val="single" w:color="AAAAAA" w:sz="4"/>
-              <w:bottom w:val="single" w:color="AAAAAA" w:sz="4"/>
-              <w:right w:val="single" w:color="AAAAAA" w:sz="4"/>
-            </w:tcBorders>
-            <w:shd w:fill="1F3864" w:val="clear"/>
+              <w:top w:val="single" w:color="D9D9D9" w:sz="4"/>
+              <w:left w:val="single" w:color="D9D9D9" w:sz="4"/>
+              <w:bottom w:val="single" w:color="D9D9D9" w:sz="4"/>
+              <w:right w:val="single" w:color="D9D9D9" w:sz="4"/>
+            </w:tcBorders>
+            <w:shd w:fill="5F2861" w:val="clear"/>
             <w:tcMar>
               <w:top w:type="dxa" w:w="80"/>
               <w:left w:type="dxa" w:w="160"/>
@@ -4910,12 +4910,12 @@
           <w:tcPr>
             <w:tcW w:type="dxa" w:w="1500"/>
             <w:tcBorders>
-              <w:top w:val="single" w:color="AAAAAA" w:sz="4"/>
-              <w:left w:val="single" w:color="AAAAAA" w:sz="4"/>
-              <w:bottom w:val="single" w:color="AAAAAA" w:sz="4"/>
-              <w:right w:val="single" w:color="AAAAAA" w:sz="4"/>
-            </w:tcBorders>
-            <w:shd w:fill="1F3864" w:val="clear"/>
+              <w:top w:val="single" w:color="D9D9D9" w:sz="4"/>
+              <w:left w:val="single" w:color="D9D9D9" w:sz="4"/>
+              <w:bottom w:val="single" w:color="D9D9D9" w:sz="4"/>
+              <w:right w:val="single" w:color="D9D9D9" w:sz="4"/>
+            </w:tcBorders>
+            <w:shd w:fill="5F2861" w:val="clear"/>
             <w:tcMar>
               <w:top w:type="dxa" w:w="80"/>
               <w:left w:type="dxa" w:w="160"/>
@@ -4945,12 +4945,12 @@
           <w:tcPr>
             <w:tcW w:type="dxa" w:w="1500"/>
             <w:tcBorders>
-              <w:top w:val="single" w:color="AAAAAA" w:sz="4"/>
-              <w:left w:val="single" w:color="AAAAAA" w:sz="4"/>
-              <w:bottom w:val="single" w:color="AAAAAA" w:sz="4"/>
-              <w:right w:val="single" w:color="AAAAAA" w:sz="4"/>
-            </w:tcBorders>
-            <w:shd w:fill="1F3864" w:val="clear"/>
+              <w:top w:val="single" w:color="D9D9D9" w:sz="4"/>
+              <w:left w:val="single" w:color="D9D9D9" w:sz="4"/>
+              <w:bottom w:val="single" w:color="D9D9D9" w:sz="4"/>
+              <w:right w:val="single" w:color="D9D9D9" w:sz="4"/>
+            </w:tcBorders>
+            <w:shd w:fill="5F2861" w:val="clear"/>
             <w:tcMar>
               <w:top w:type="dxa" w:w="80"/>
               <w:left w:type="dxa" w:w="160"/>
@@ -4980,12 +4980,12 @@
           <w:tcPr>
             <w:tcW w:type="dxa" w:w="560"/>
             <w:tcBorders>
-              <w:top w:val="single" w:color="AAAAAA" w:sz="4"/>
-              <w:left w:val="single" w:color="AAAAAA" w:sz="4"/>
-              <w:bottom w:val="single" w:color="AAAAAA" w:sz="4"/>
-              <w:right w:val="single" w:color="AAAAAA" w:sz="4"/>
-            </w:tcBorders>
-            <w:shd w:fill="1F3864" w:val="clear"/>
+              <w:top w:val="single" w:color="D9D9D9" w:sz="4"/>
+              <w:left w:val="single" w:color="D9D9D9" w:sz="4"/>
+              <w:bottom w:val="single" w:color="D9D9D9" w:sz="4"/>
+              <w:right w:val="single" w:color="D9D9D9" w:sz="4"/>
+            </w:tcBorders>
+            <w:shd w:fill="5F2861" w:val="clear"/>
             <w:tcMar>
               <w:top w:type="dxa" w:w="80"/>
               <w:left w:type="dxa" w:w="160"/>
@@ -5017,12 +5017,12 @@
           <w:tcPr>
             <w:gridSpan w:val="5"/>
             <w:tcBorders>
-              <w:top w:val="single" w:color="AAAAAA" w:sz="4"/>
-              <w:left w:val="single" w:color="AAAAAA" w:sz="4"/>
-              <w:bottom w:val="single" w:color="AAAAAA" w:sz="4"/>
-              <w:right w:val="single" w:color="AAAAAA" w:sz="4"/>
-            </w:tcBorders>
-            <w:shd w:fill="2E5496" w:val="clear"/>
+              <w:top w:val="single" w:color="D9D9D9" w:sz="4"/>
+              <w:left w:val="single" w:color="D9D9D9" w:sz="4"/>
+              <w:bottom w:val="single" w:color="D9D9D9" w:sz="4"/>
+              <w:right w:val="single" w:color="D9D9D9" w:sz="4"/>
+            </w:tcBorders>
+            <w:shd w:fill="5F2861" w:val="clear"/>
             <w:tcMar>
               <w:top w:type="dxa" w:w="100"/>
               <w:left w:type="dxa" w:w="180"/>
@@ -5050,12 +5050,12 @@
           <w:tcPr>
             <w:tcW w:type="dxa" w:w="700"/>
             <w:tcBorders>
-              <w:top w:val="single" w:color="AAAAAA" w:sz="4"/>
-              <w:left w:val="single" w:color="AAAAAA" w:sz="4"/>
-              <w:bottom w:val="single" w:color="AAAAAA" w:sz="4"/>
-              <w:right w:val="single" w:color="AAAAAA" w:sz="4"/>
-            </w:tcBorders>
-            <w:shd w:fill="EBF3FB" w:val="clear"/>
+              <w:top w:val="single" w:color="D9D9D9" w:sz="4"/>
+              <w:left w:val="single" w:color="D9D9D9" w:sz="4"/>
+              <w:bottom w:val="single" w:color="D9D9D9" w:sz="4"/>
+              <w:right w:val="single" w:color="D9D9D9" w:sz="4"/>
+            </w:tcBorders>
+            <w:shd w:fill="F2EEF2" w:val="clear"/>
             <w:tcMar>
               <w:top w:type="dxa" w:w="80"/>
               <w:left w:type="dxa" w:w="160"/>
@@ -5087,12 +5087,12 @@
           <w:tcPr>
             <w:tcW w:type="dxa" w:w="4500"/>
             <w:tcBorders>
-              <w:top w:val="single" w:color="AAAAAA" w:sz="4"/>
-              <w:left w:val="single" w:color="AAAAAA" w:sz="4"/>
-              <w:bottom w:val="single" w:color="AAAAAA" w:sz="4"/>
-              <w:right w:val="single" w:color="AAAAAA" w:sz="4"/>
-            </w:tcBorders>
-            <w:shd w:fill="EBF3FB" w:val="clear"/>
+              <w:top w:val="single" w:color="D9D9D9" w:sz="4"/>
+              <w:left w:val="single" w:color="D9D9D9" w:sz="4"/>
+              <w:bottom w:val="single" w:color="D9D9D9" w:sz="4"/>
+              <w:right w:val="single" w:color="D9D9D9" w:sz="4"/>
+            </w:tcBorders>
+            <w:shd w:fill="F2EEF2" w:val="clear"/>
             <w:tcMar>
               <w:top w:type="dxa" w:w="80"/>
               <w:left w:type="dxa" w:w="160"/>
@@ -5138,7 +5138,7 @@
                 <w:rFonts w:ascii="Arial" w:cs="Arial" w:eastAsia="Arial" w:hAnsi="Arial"/>
                 <w:b/>
                 <w:bCs/>
-                <w:color w:val="2E5496"/>
+                <w:color w:val="7030A0"/>
                 <w:sz w:val="17"/>
                 <w:szCs w:val="17"/>
               </w:rPr>
@@ -5149,7 +5149,7 @@
                 <w:rFonts w:ascii="Arial" w:cs="Arial" w:eastAsia="Arial" w:hAnsi="Arial"/>
                 <w:i/>
                 <w:iCs/>
-                <w:color w:val="333333"/>
+                <w:color w:val="404040"/>
                 <w:sz w:val="17"/>
                 <w:szCs w:val="17"/>
               </w:rPr>
@@ -5161,12 +5161,12 @@
           <w:tcPr>
             <w:tcW w:type="dxa" w:w="1500"/>
             <w:tcBorders>
-              <w:top w:val="single" w:color="AAAAAA" w:sz="4"/>
-              <w:left w:val="single" w:color="AAAAAA" w:sz="4"/>
-              <w:bottom w:val="single" w:color="AAAAAA" w:sz="4"/>
-              <w:right w:val="single" w:color="AAAAAA" w:sz="4"/>
-            </w:tcBorders>
-            <w:shd w:fill="EBF3FB" w:val="clear"/>
+              <w:top w:val="single" w:color="D9D9D9" w:sz="4"/>
+              <w:left w:val="single" w:color="D9D9D9" w:sz="4"/>
+              <w:bottom w:val="single" w:color="D9D9D9" w:sz="4"/>
+              <w:right w:val="single" w:color="D9D9D9" w:sz="4"/>
+            </w:tcBorders>
+            <w:shd w:fill="F2EEF2" w:val="clear"/>
             <w:tcMar>
               <w:top w:type="dxa" w:w="80"/>
               <w:left w:type="dxa" w:w="160"/>
@@ -5180,12 +5180,12 @@
           <w:tcPr>
             <w:tcW w:type="dxa" w:w="1500"/>
             <w:tcBorders>
-              <w:top w:val="single" w:color="AAAAAA" w:sz="4"/>
-              <w:left w:val="single" w:color="AAAAAA" w:sz="4"/>
-              <w:bottom w:val="single" w:color="AAAAAA" w:sz="4"/>
-              <w:right w:val="single" w:color="AAAAAA" w:sz="4"/>
-            </w:tcBorders>
-            <w:shd w:fill="EBF3FB" w:val="clear"/>
+              <w:top w:val="single" w:color="D9D9D9" w:sz="4"/>
+              <w:left w:val="single" w:color="D9D9D9" w:sz="4"/>
+              <w:bottom w:val="single" w:color="D9D9D9" w:sz="4"/>
+              <w:right w:val="single" w:color="D9D9D9" w:sz="4"/>
+            </w:tcBorders>
+            <w:shd w:fill="F2EEF2" w:val="clear"/>
             <w:tcMar>
               <w:top w:type="dxa" w:w="80"/>
               <w:left w:type="dxa" w:w="160"/>
@@ -5199,12 +5199,12 @@
           <w:tcPr>
             <w:tcW w:type="dxa" w:w="560"/>
             <w:tcBorders>
-              <w:top w:val="single" w:color="AAAAAA" w:sz="4"/>
-              <w:left w:val="single" w:color="AAAAAA" w:sz="4"/>
-              <w:bottom w:val="single" w:color="AAAAAA" w:sz="4"/>
-              <w:right w:val="single" w:color="AAAAAA" w:sz="4"/>
-            </w:tcBorders>
-            <w:shd w:fill="EBF3FB" w:val="clear"/>
+              <w:top w:val="single" w:color="D9D9D9" w:sz="4"/>
+              <w:left w:val="single" w:color="D9D9D9" w:sz="4"/>
+              <w:bottom w:val="single" w:color="D9D9D9" w:sz="4"/>
+              <w:right w:val="single" w:color="D9D9D9" w:sz="4"/>
+            </w:tcBorders>
+            <w:shd w:fill="F2EEF2" w:val="clear"/>
             <w:tcMar>
               <w:top w:type="dxa" w:w="80"/>
               <w:left w:type="dxa" w:w="160"/>
@@ -5220,10 +5220,10 @@
           <w:tcPr>
             <w:tcW w:type="dxa" w:w="700"/>
             <w:tcBorders>
-              <w:top w:val="single" w:color="AAAAAA" w:sz="4"/>
-              <w:left w:val="single" w:color="AAAAAA" w:sz="4"/>
-              <w:bottom w:val="single" w:color="AAAAAA" w:sz="4"/>
-              <w:right w:val="single" w:color="AAAAAA" w:sz="4"/>
+              <w:top w:val="single" w:color="D9D9D9" w:sz="4"/>
+              <w:left w:val="single" w:color="D9D9D9" w:sz="4"/>
+              <w:bottom w:val="single" w:color="D9D9D9" w:sz="4"/>
+              <w:right w:val="single" w:color="D9D9D9" w:sz="4"/>
             </w:tcBorders>
             <w:shd w:fill="FFFFFF" w:val="clear"/>
             <w:tcMar>
@@ -5257,10 +5257,10 @@
           <w:tcPr>
             <w:tcW w:type="dxa" w:w="4500"/>
             <w:tcBorders>
-              <w:top w:val="single" w:color="AAAAAA" w:sz="4"/>
-              <w:left w:val="single" w:color="AAAAAA" w:sz="4"/>
-              <w:bottom w:val="single" w:color="AAAAAA" w:sz="4"/>
-              <w:right w:val="single" w:color="AAAAAA" w:sz="4"/>
+              <w:top w:val="single" w:color="D9D9D9" w:sz="4"/>
+              <w:left w:val="single" w:color="D9D9D9" w:sz="4"/>
+              <w:bottom w:val="single" w:color="D9D9D9" w:sz="4"/>
+              <w:right w:val="single" w:color="D9D9D9" w:sz="4"/>
             </w:tcBorders>
             <w:shd w:fill="FFFFFF" w:val="clear"/>
             <w:tcMar>
@@ -5303,10 +5303,10 @@
           <w:tcPr>
             <w:tcW w:type="dxa" w:w="1500"/>
             <w:tcBorders>
-              <w:top w:val="single" w:color="AAAAAA" w:sz="4"/>
-              <w:left w:val="single" w:color="AAAAAA" w:sz="4"/>
-              <w:bottom w:val="single" w:color="AAAAAA" w:sz="4"/>
-              <w:right w:val="single" w:color="AAAAAA" w:sz="4"/>
+              <w:top w:val="single" w:color="D9D9D9" w:sz="4"/>
+              <w:left w:val="single" w:color="D9D9D9" w:sz="4"/>
+              <w:bottom w:val="single" w:color="D9D9D9" w:sz="4"/>
+              <w:right w:val="single" w:color="D9D9D9" w:sz="4"/>
             </w:tcBorders>
             <w:shd w:fill="FFFFFF" w:val="clear"/>
             <w:tcMar>
@@ -5322,10 +5322,10 @@
           <w:tcPr>
             <w:tcW w:type="dxa" w:w="1500"/>
             <w:tcBorders>
-              <w:top w:val="single" w:color="AAAAAA" w:sz="4"/>
-              <w:left w:val="single" w:color="AAAAAA" w:sz="4"/>
-              <w:bottom w:val="single" w:color="AAAAAA" w:sz="4"/>
-              <w:right w:val="single" w:color="AAAAAA" w:sz="4"/>
+              <w:top w:val="single" w:color="D9D9D9" w:sz="4"/>
+              <w:left w:val="single" w:color="D9D9D9" w:sz="4"/>
+              <w:bottom w:val="single" w:color="D9D9D9" w:sz="4"/>
+              <w:right w:val="single" w:color="D9D9D9" w:sz="4"/>
             </w:tcBorders>
             <w:shd w:fill="FFFFFF" w:val="clear"/>
             <w:tcMar>
@@ -5341,10 +5341,10 @@
           <w:tcPr>
             <w:tcW w:type="dxa" w:w="560"/>
             <w:tcBorders>
-              <w:top w:val="single" w:color="AAAAAA" w:sz="4"/>
-              <w:left w:val="single" w:color="AAAAAA" w:sz="4"/>
-              <w:bottom w:val="single" w:color="AAAAAA" w:sz="4"/>
-              <w:right w:val="single" w:color="AAAAAA" w:sz="4"/>
+              <w:top w:val="single" w:color="D9D9D9" w:sz="4"/>
+              <w:left w:val="single" w:color="D9D9D9" w:sz="4"/>
+              <w:bottom w:val="single" w:color="D9D9D9" w:sz="4"/>
+              <w:right w:val="single" w:color="D9D9D9" w:sz="4"/>
             </w:tcBorders>
             <w:shd w:fill="FFFFFF" w:val="clear"/>
             <w:tcMar>
@@ -5362,12 +5362,12 @@
           <w:tcPr>
             <w:tcW w:type="dxa" w:w="700"/>
             <w:tcBorders>
-              <w:top w:val="single" w:color="AAAAAA" w:sz="4"/>
-              <w:left w:val="single" w:color="AAAAAA" w:sz="4"/>
-              <w:bottom w:val="single" w:color="AAAAAA" w:sz="4"/>
-              <w:right w:val="single" w:color="AAAAAA" w:sz="4"/>
-            </w:tcBorders>
-            <w:shd w:fill="EBF3FB" w:val="clear"/>
+              <w:top w:val="single" w:color="D9D9D9" w:sz="4"/>
+              <w:left w:val="single" w:color="D9D9D9" w:sz="4"/>
+              <w:bottom w:val="single" w:color="D9D9D9" w:sz="4"/>
+              <w:right w:val="single" w:color="D9D9D9" w:sz="4"/>
+            </w:tcBorders>
+            <w:shd w:fill="F2EEF2" w:val="clear"/>
             <w:tcMar>
               <w:top w:type="dxa" w:w="80"/>
               <w:left w:type="dxa" w:w="160"/>
@@ -5399,12 +5399,12 @@
           <w:tcPr>
             <w:tcW w:type="dxa" w:w="4500"/>
             <w:tcBorders>
-              <w:top w:val="single" w:color="AAAAAA" w:sz="4"/>
-              <w:left w:val="single" w:color="AAAAAA" w:sz="4"/>
-              <w:bottom w:val="single" w:color="AAAAAA" w:sz="4"/>
-              <w:right w:val="single" w:color="AAAAAA" w:sz="4"/>
-            </w:tcBorders>
-            <w:shd w:fill="EBF3FB" w:val="clear"/>
+              <w:top w:val="single" w:color="D9D9D9" w:sz="4"/>
+              <w:left w:val="single" w:color="D9D9D9" w:sz="4"/>
+              <w:bottom w:val="single" w:color="D9D9D9" w:sz="4"/>
+              <w:right w:val="single" w:color="D9D9D9" w:sz="4"/>
+            </w:tcBorders>
+            <w:shd w:fill="F2EEF2" w:val="clear"/>
             <w:tcMar>
               <w:top w:type="dxa" w:w="80"/>
               <w:left w:type="dxa" w:w="160"/>
@@ -5450,7 +5450,7 @@
                 <w:rFonts w:ascii="Arial" w:cs="Arial" w:eastAsia="Arial" w:hAnsi="Arial"/>
                 <w:b/>
                 <w:bCs/>
-                <w:color w:val="2E5496"/>
+                <w:color w:val="7030A0"/>
                 <w:sz w:val="17"/>
                 <w:szCs w:val="17"/>
               </w:rPr>
@@ -5461,7 +5461,7 @@
                 <w:rFonts w:ascii="Arial" w:cs="Arial" w:eastAsia="Arial" w:hAnsi="Arial"/>
                 <w:i/>
                 <w:iCs/>
-                <w:color w:val="333333"/>
+                <w:color w:val="404040"/>
                 <w:sz w:val="17"/>
                 <w:szCs w:val="17"/>
               </w:rPr>
@@ -5473,12 +5473,12 @@
           <w:tcPr>
             <w:tcW w:type="dxa" w:w="1500"/>
             <w:tcBorders>
-              <w:top w:val="single" w:color="AAAAAA" w:sz="4"/>
-              <w:left w:val="single" w:color="AAAAAA" w:sz="4"/>
-              <w:bottom w:val="single" w:color="AAAAAA" w:sz="4"/>
-              <w:right w:val="single" w:color="AAAAAA" w:sz="4"/>
-            </w:tcBorders>
-            <w:shd w:fill="EBF3FB" w:val="clear"/>
+              <w:top w:val="single" w:color="D9D9D9" w:sz="4"/>
+              <w:left w:val="single" w:color="D9D9D9" w:sz="4"/>
+              <w:bottom w:val="single" w:color="D9D9D9" w:sz="4"/>
+              <w:right w:val="single" w:color="D9D9D9" w:sz="4"/>
+            </w:tcBorders>
+            <w:shd w:fill="F2EEF2" w:val="clear"/>
             <w:tcMar>
               <w:top w:type="dxa" w:w="80"/>
               <w:left w:type="dxa" w:w="160"/>
@@ -5492,12 +5492,12 @@
           <w:tcPr>
             <w:tcW w:type="dxa" w:w="1500"/>
             <w:tcBorders>
-              <w:top w:val="single" w:color="AAAAAA" w:sz="4"/>
-              <w:left w:val="single" w:color="AAAAAA" w:sz="4"/>
-              <w:bottom w:val="single" w:color="AAAAAA" w:sz="4"/>
-              <w:right w:val="single" w:color="AAAAAA" w:sz="4"/>
-            </w:tcBorders>
-            <w:shd w:fill="EBF3FB" w:val="clear"/>
+              <w:top w:val="single" w:color="D9D9D9" w:sz="4"/>
+              <w:left w:val="single" w:color="D9D9D9" w:sz="4"/>
+              <w:bottom w:val="single" w:color="D9D9D9" w:sz="4"/>
+              <w:right w:val="single" w:color="D9D9D9" w:sz="4"/>
+            </w:tcBorders>
+            <w:shd w:fill="F2EEF2" w:val="clear"/>
             <w:tcMar>
               <w:top w:type="dxa" w:w="80"/>
               <w:left w:type="dxa" w:w="160"/>
@@ -5511,12 +5511,12 @@
           <w:tcPr>
             <w:tcW w:type="dxa" w:w="560"/>
             <w:tcBorders>
-              <w:top w:val="single" w:color="AAAAAA" w:sz="4"/>
-              <w:left w:val="single" w:color="AAAAAA" w:sz="4"/>
-              <w:bottom w:val="single" w:color="AAAAAA" w:sz="4"/>
-              <w:right w:val="single" w:color="AAAAAA" w:sz="4"/>
-            </w:tcBorders>
-            <w:shd w:fill="EBF3FB" w:val="clear"/>
+              <w:top w:val="single" w:color="D9D9D9" w:sz="4"/>
+              <w:left w:val="single" w:color="D9D9D9" w:sz="4"/>
+              <w:bottom w:val="single" w:color="D9D9D9" w:sz="4"/>
+              <w:right w:val="single" w:color="D9D9D9" w:sz="4"/>
+            </w:tcBorders>
+            <w:shd w:fill="F2EEF2" w:val="clear"/>
             <w:tcMar>
               <w:top w:type="dxa" w:w="80"/>
               <w:left w:type="dxa" w:w="160"/>
@@ -5532,10 +5532,10 @@
           <w:tcPr>
             <w:tcW w:type="dxa" w:w="700"/>
             <w:tcBorders>
-              <w:top w:val="single" w:color="AAAAAA" w:sz="4"/>
-              <w:left w:val="single" w:color="AAAAAA" w:sz="4"/>
-              <w:bottom w:val="single" w:color="AAAAAA" w:sz="4"/>
-              <w:right w:val="single" w:color="AAAAAA" w:sz="4"/>
+              <w:top w:val="single" w:color="D9D9D9" w:sz="4"/>
+              <w:left w:val="single" w:color="D9D9D9" w:sz="4"/>
+              <w:bottom w:val="single" w:color="D9D9D9" w:sz="4"/>
+              <w:right w:val="single" w:color="D9D9D9" w:sz="4"/>
             </w:tcBorders>
             <w:shd w:fill="FFFFFF" w:val="clear"/>
             <w:tcMar>
@@ -5569,10 +5569,10 @@
           <w:tcPr>
             <w:tcW w:type="dxa" w:w="4500"/>
             <w:tcBorders>
-              <w:top w:val="single" w:color="AAAAAA" w:sz="4"/>
-              <w:left w:val="single" w:color="AAAAAA" w:sz="4"/>
-              <w:bottom w:val="single" w:color="AAAAAA" w:sz="4"/>
-              <w:right w:val="single" w:color="AAAAAA" w:sz="4"/>
+              <w:top w:val="single" w:color="D9D9D9" w:sz="4"/>
+              <w:left w:val="single" w:color="D9D9D9" w:sz="4"/>
+              <w:bottom w:val="single" w:color="D9D9D9" w:sz="4"/>
+              <w:right w:val="single" w:color="D9D9D9" w:sz="4"/>
             </w:tcBorders>
             <w:shd w:fill="FFFFFF" w:val="clear"/>
             <w:tcMar>
@@ -5620,7 +5620,7 @@
                 <w:rFonts w:ascii="Arial" w:cs="Arial" w:eastAsia="Arial" w:hAnsi="Arial"/>
                 <w:b/>
                 <w:bCs/>
-                <w:color w:val="2E5496"/>
+                <w:color w:val="7030A0"/>
                 <w:sz w:val="17"/>
                 <w:szCs w:val="17"/>
               </w:rPr>
@@ -5631,7 +5631,7 @@
                 <w:rFonts w:ascii="Arial" w:cs="Arial" w:eastAsia="Arial" w:hAnsi="Arial"/>
                 <w:i/>
                 <w:iCs/>
-                <w:color w:val="333333"/>
+                <w:color w:val="404040"/>
                 <w:sz w:val="17"/>
                 <w:szCs w:val="17"/>
               </w:rPr>
@@ -5643,10 +5643,10 @@
           <w:tcPr>
             <w:tcW w:type="dxa" w:w="1500"/>
             <w:tcBorders>
-              <w:top w:val="single" w:color="AAAAAA" w:sz="4"/>
-              <w:left w:val="single" w:color="AAAAAA" w:sz="4"/>
-              <w:bottom w:val="single" w:color="AAAAAA" w:sz="4"/>
-              <w:right w:val="single" w:color="AAAAAA" w:sz="4"/>
+              <w:top w:val="single" w:color="D9D9D9" w:sz="4"/>
+              <w:left w:val="single" w:color="D9D9D9" w:sz="4"/>
+              <w:bottom w:val="single" w:color="D9D9D9" w:sz="4"/>
+              <w:right w:val="single" w:color="D9D9D9" w:sz="4"/>
             </w:tcBorders>
             <w:shd w:fill="FFFFFF" w:val="clear"/>
             <w:tcMar>
@@ -5662,10 +5662,10 @@
           <w:tcPr>
             <w:tcW w:type="dxa" w:w="1500"/>
             <w:tcBorders>
-              <w:top w:val="single" w:color="AAAAAA" w:sz="4"/>
-              <w:left w:val="single" w:color="AAAAAA" w:sz="4"/>
-              <w:bottom w:val="single" w:color="AAAAAA" w:sz="4"/>
-              <w:right w:val="single" w:color="AAAAAA" w:sz="4"/>
+              <w:top w:val="single" w:color="D9D9D9" w:sz="4"/>
+              <w:left w:val="single" w:color="D9D9D9" w:sz="4"/>
+              <w:bottom w:val="single" w:color="D9D9D9" w:sz="4"/>
+              <w:right w:val="single" w:color="D9D9D9" w:sz="4"/>
             </w:tcBorders>
             <w:shd w:fill="FFFFFF" w:val="clear"/>
             <w:tcMar>
@@ -5681,10 +5681,10 @@
           <w:tcPr>
             <w:tcW w:type="dxa" w:w="560"/>
             <w:tcBorders>
-              <w:top w:val="single" w:color="AAAAAA" w:sz="4"/>
-              <w:left w:val="single" w:color="AAAAAA" w:sz="4"/>
-              <w:bottom w:val="single" w:color="AAAAAA" w:sz="4"/>
-              <w:right w:val="single" w:color="AAAAAA" w:sz="4"/>
+              <w:top w:val="single" w:color="D9D9D9" w:sz="4"/>
+              <w:left w:val="single" w:color="D9D9D9" w:sz="4"/>
+              <w:bottom w:val="single" w:color="D9D9D9" w:sz="4"/>
+              <w:right w:val="single" w:color="D9D9D9" w:sz="4"/>
             </w:tcBorders>
             <w:shd w:fill="FFFFFF" w:val="clear"/>
             <w:tcMar>
@@ -5702,12 +5702,12 @@
           <w:tcPr>
             <w:tcW w:type="dxa" w:w="700"/>
             <w:tcBorders>
-              <w:top w:val="single" w:color="AAAAAA" w:sz="4"/>
-              <w:left w:val="single" w:color="AAAAAA" w:sz="4"/>
-              <w:bottom w:val="single" w:color="AAAAAA" w:sz="4"/>
-              <w:right w:val="single" w:color="AAAAAA" w:sz="4"/>
-            </w:tcBorders>
-            <w:shd w:fill="EBF3FB" w:val="clear"/>
+              <w:top w:val="single" w:color="D9D9D9" w:sz="4"/>
+              <w:left w:val="single" w:color="D9D9D9" w:sz="4"/>
+              <w:bottom w:val="single" w:color="D9D9D9" w:sz="4"/>
+              <w:right w:val="single" w:color="D9D9D9" w:sz="4"/>
+            </w:tcBorders>
+            <w:shd w:fill="F2EEF2" w:val="clear"/>
             <w:tcMar>
               <w:top w:type="dxa" w:w="80"/>
               <w:left w:type="dxa" w:w="160"/>
@@ -5739,12 +5739,12 @@
           <w:tcPr>
             <w:tcW w:type="dxa" w:w="4500"/>
             <w:tcBorders>
-              <w:top w:val="single" w:color="AAAAAA" w:sz="4"/>
-              <w:left w:val="single" w:color="AAAAAA" w:sz="4"/>
-              <w:bottom w:val="single" w:color="AAAAAA" w:sz="4"/>
-              <w:right w:val="single" w:color="AAAAAA" w:sz="4"/>
-            </w:tcBorders>
-            <w:shd w:fill="EBF3FB" w:val="clear"/>
+              <w:top w:val="single" w:color="D9D9D9" w:sz="4"/>
+              <w:left w:val="single" w:color="D9D9D9" w:sz="4"/>
+              <w:bottom w:val="single" w:color="D9D9D9" w:sz="4"/>
+              <w:right w:val="single" w:color="D9D9D9" w:sz="4"/>
+            </w:tcBorders>
+            <w:shd w:fill="F2EEF2" w:val="clear"/>
             <w:tcMar>
               <w:top w:type="dxa" w:w="80"/>
               <w:left w:type="dxa" w:w="160"/>
@@ -5826,12 +5826,12 @@
           <w:tcPr>
             <w:tcW w:type="dxa" w:w="1500"/>
             <w:tcBorders>
-              <w:top w:val="single" w:color="AAAAAA" w:sz="4"/>
-              <w:left w:val="single" w:color="AAAAAA" w:sz="4"/>
-              <w:bottom w:val="single" w:color="AAAAAA" w:sz="4"/>
-              <w:right w:val="single" w:color="AAAAAA" w:sz="4"/>
-            </w:tcBorders>
-            <w:shd w:fill="EBF3FB" w:val="clear"/>
+              <w:top w:val="single" w:color="D9D9D9" w:sz="4"/>
+              <w:left w:val="single" w:color="D9D9D9" w:sz="4"/>
+              <w:bottom w:val="single" w:color="D9D9D9" w:sz="4"/>
+              <w:right w:val="single" w:color="D9D9D9" w:sz="4"/>
+            </w:tcBorders>
+            <w:shd w:fill="F2EEF2" w:val="clear"/>
             <w:tcMar>
               <w:top w:type="dxa" w:w="80"/>
               <w:left w:type="dxa" w:w="160"/>
@@ -5845,12 +5845,12 @@
           <w:tcPr>
             <w:tcW w:type="dxa" w:w="1500"/>
             <w:tcBorders>
-              <w:top w:val="single" w:color="AAAAAA" w:sz="4"/>
-              <w:left w:val="single" w:color="AAAAAA" w:sz="4"/>
-              <w:bottom w:val="single" w:color="AAAAAA" w:sz="4"/>
-              <w:right w:val="single" w:color="AAAAAA" w:sz="4"/>
-            </w:tcBorders>
-            <w:shd w:fill="EBF3FB" w:val="clear"/>
+              <w:top w:val="single" w:color="D9D9D9" w:sz="4"/>
+              <w:left w:val="single" w:color="D9D9D9" w:sz="4"/>
+              <w:bottom w:val="single" w:color="D9D9D9" w:sz="4"/>
+              <w:right w:val="single" w:color="D9D9D9" w:sz="4"/>
+            </w:tcBorders>
+            <w:shd w:fill="F2EEF2" w:val="clear"/>
             <w:tcMar>
               <w:top w:type="dxa" w:w="80"/>
               <w:left w:type="dxa" w:w="160"/>
@@ -5864,12 +5864,12 @@
           <w:tcPr>
             <w:tcW w:type="dxa" w:w="560"/>
             <w:tcBorders>
-              <w:top w:val="single" w:color="AAAAAA" w:sz="4"/>
-              <w:left w:val="single" w:color="AAAAAA" w:sz="4"/>
-              <w:bottom w:val="single" w:color="AAAAAA" w:sz="4"/>
-              <w:right w:val="single" w:color="AAAAAA" w:sz="4"/>
-            </w:tcBorders>
-            <w:shd w:fill="EBF3FB" w:val="clear"/>
+              <w:top w:val="single" w:color="D9D9D9" w:sz="4"/>
+              <w:left w:val="single" w:color="D9D9D9" w:sz="4"/>
+              <w:bottom w:val="single" w:color="D9D9D9" w:sz="4"/>
+              <w:right w:val="single" w:color="D9D9D9" w:sz="4"/>
+            </w:tcBorders>
+            <w:shd w:fill="F2EEF2" w:val="clear"/>
             <w:tcMar>
               <w:top w:type="dxa" w:w="80"/>
               <w:left w:type="dxa" w:w="160"/>
@@ -5885,12 +5885,12 @@
           <w:tcPr>
             <w:gridSpan w:val="5"/>
             <w:tcBorders>
-              <w:top w:val="single" w:color="AAAAAA" w:sz="4"/>
-              <w:left w:val="single" w:color="AAAAAA" w:sz="4"/>
-              <w:bottom w:val="single" w:color="AAAAAA" w:sz="4"/>
-              <w:right w:val="single" w:color="AAAAAA" w:sz="4"/>
-            </w:tcBorders>
-            <w:shd w:fill="2E5496" w:val="clear"/>
+              <w:top w:val="single" w:color="D9D9D9" w:sz="4"/>
+              <w:left w:val="single" w:color="D9D9D9" w:sz="4"/>
+              <w:bottom w:val="single" w:color="D9D9D9" w:sz="4"/>
+              <w:right w:val="single" w:color="D9D9D9" w:sz="4"/>
+            </w:tcBorders>
+            <w:shd w:fill="5F2861" w:val="clear"/>
             <w:tcMar>
               <w:top w:type="dxa" w:w="100"/>
               <w:left w:type="dxa" w:w="180"/>
@@ -5918,10 +5918,10 @@
           <w:tcPr>
             <w:tcW w:type="dxa" w:w="700"/>
             <w:tcBorders>
-              <w:top w:val="single" w:color="AAAAAA" w:sz="4"/>
-              <w:left w:val="single" w:color="AAAAAA" w:sz="4"/>
-              <w:bottom w:val="single" w:color="AAAAAA" w:sz="4"/>
-              <w:right w:val="single" w:color="AAAAAA" w:sz="4"/>
+              <w:top w:val="single" w:color="D9D9D9" w:sz="4"/>
+              <w:left w:val="single" w:color="D9D9D9" w:sz="4"/>
+              <w:bottom w:val="single" w:color="D9D9D9" w:sz="4"/>
+              <w:right w:val="single" w:color="D9D9D9" w:sz="4"/>
             </w:tcBorders>
             <w:shd w:fill="FFFFFF" w:val="clear"/>
             <w:tcMar>
@@ -5955,10 +5955,10 @@
           <w:tcPr>
             <w:tcW w:type="dxa" w:w="4500"/>
             <w:tcBorders>
-              <w:top w:val="single" w:color="AAAAAA" w:sz="4"/>
-              <w:left w:val="single" w:color="AAAAAA" w:sz="4"/>
-              <w:bottom w:val="single" w:color="AAAAAA" w:sz="4"/>
-              <w:right w:val="single" w:color="AAAAAA" w:sz="4"/>
+              <w:top w:val="single" w:color="D9D9D9" w:sz="4"/>
+              <w:left w:val="single" w:color="D9D9D9" w:sz="4"/>
+              <w:bottom w:val="single" w:color="D9D9D9" w:sz="4"/>
+              <w:right w:val="single" w:color="D9D9D9" w:sz="4"/>
             </w:tcBorders>
             <w:shd w:fill="FFFFFF" w:val="clear"/>
             <w:tcMar>
@@ -6006,7 +6006,7 @@
                 <w:rFonts w:ascii="Arial" w:cs="Arial" w:eastAsia="Arial" w:hAnsi="Arial"/>
                 <w:b/>
                 <w:bCs/>
-                <w:color w:val="2E5496"/>
+                <w:color w:val="7030A0"/>
                 <w:sz w:val="17"/>
                 <w:szCs w:val="17"/>
               </w:rPr>
@@ -6017,7 +6017,7 @@
                 <w:rFonts w:ascii="Arial" w:cs="Arial" w:eastAsia="Arial" w:hAnsi="Arial"/>
                 <w:i/>
                 <w:iCs/>
-                <w:color w:val="333333"/>
+                <w:color w:val="404040"/>
                 <w:sz w:val="17"/>
                 <w:szCs w:val="17"/>
               </w:rPr>
@@ -6029,10 +6029,10 @@
           <w:tcPr>
             <w:tcW w:type="dxa" w:w="1500"/>
             <w:tcBorders>
-              <w:top w:val="single" w:color="AAAAAA" w:sz="4"/>
-              <w:left w:val="single" w:color="AAAAAA" w:sz="4"/>
-              <w:bottom w:val="single" w:color="AAAAAA" w:sz="4"/>
-              <w:right w:val="single" w:color="AAAAAA" w:sz="4"/>
+              <w:top w:val="single" w:color="D9D9D9" w:sz="4"/>
+              <w:left w:val="single" w:color="D9D9D9" w:sz="4"/>
+              <w:bottom w:val="single" w:color="D9D9D9" w:sz="4"/>
+              <w:right w:val="single" w:color="D9D9D9" w:sz="4"/>
             </w:tcBorders>
             <w:shd w:fill="FFFFFF" w:val="clear"/>
             <w:tcMar>
@@ -6048,10 +6048,10 @@
           <w:tcPr>
             <w:tcW w:type="dxa" w:w="1500"/>
             <w:tcBorders>
-              <w:top w:val="single" w:color="AAAAAA" w:sz="4"/>
-              <w:left w:val="single" w:color="AAAAAA" w:sz="4"/>
-              <w:bottom w:val="single" w:color="AAAAAA" w:sz="4"/>
-              <w:right w:val="single" w:color="AAAAAA" w:sz="4"/>
+              <w:top w:val="single" w:color="D9D9D9" w:sz="4"/>
+              <w:left w:val="single" w:color="D9D9D9" w:sz="4"/>
+              <w:bottom w:val="single" w:color="D9D9D9" w:sz="4"/>
+              <w:right w:val="single" w:color="D9D9D9" w:sz="4"/>
             </w:tcBorders>
             <w:shd w:fill="FFFFFF" w:val="clear"/>
             <w:tcMar>
@@ -6067,10 +6067,10 @@
           <w:tcPr>
             <w:tcW w:type="dxa" w:w="560"/>
             <w:tcBorders>
-              <w:top w:val="single" w:color="AAAAAA" w:sz="4"/>
-              <w:left w:val="single" w:color="AAAAAA" w:sz="4"/>
-              <w:bottom w:val="single" w:color="AAAAAA" w:sz="4"/>
-              <w:right w:val="single" w:color="AAAAAA" w:sz="4"/>
+              <w:top w:val="single" w:color="D9D9D9" w:sz="4"/>
+              <w:left w:val="single" w:color="D9D9D9" w:sz="4"/>
+              <w:bottom w:val="single" w:color="D9D9D9" w:sz="4"/>
+              <w:right w:val="single" w:color="D9D9D9" w:sz="4"/>
             </w:tcBorders>
             <w:shd w:fill="FFFFFF" w:val="clear"/>
             <w:tcMar>
@@ -6088,12 +6088,12 @@
           <w:tcPr>
             <w:tcW w:type="dxa" w:w="700"/>
             <w:tcBorders>
-              <w:top w:val="single" w:color="AAAAAA" w:sz="4"/>
-              <w:left w:val="single" w:color="AAAAAA" w:sz="4"/>
-              <w:bottom w:val="single" w:color="AAAAAA" w:sz="4"/>
-              <w:right w:val="single" w:color="AAAAAA" w:sz="4"/>
-            </w:tcBorders>
-            <w:shd w:fill="EBF3FB" w:val="clear"/>
+              <w:top w:val="single" w:color="D9D9D9" w:sz="4"/>
+              <w:left w:val="single" w:color="D9D9D9" w:sz="4"/>
+              <w:bottom w:val="single" w:color="D9D9D9" w:sz="4"/>
+              <w:right w:val="single" w:color="D9D9D9" w:sz="4"/>
+            </w:tcBorders>
+            <w:shd w:fill="F2EEF2" w:val="clear"/>
             <w:tcMar>
               <w:top w:type="dxa" w:w="80"/>
               <w:left w:type="dxa" w:w="160"/>
@@ -6125,12 +6125,12 @@
           <w:tcPr>
             <w:tcW w:type="dxa" w:w="4500"/>
             <w:tcBorders>
-              <w:top w:val="single" w:color="AAAAAA" w:sz="4"/>
-              <w:left w:val="single" w:color="AAAAAA" w:sz="4"/>
-              <w:bottom w:val="single" w:color="AAAAAA" w:sz="4"/>
-              <w:right w:val="single" w:color="AAAAAA" w:sz="4"/>
-            </w:tcBorders>
-            <w:shd w:fill="EBF3FB" w:val="clear"/>
+              <w:top w:val="single" w:color="D9D9D9" w:sz="4"/>
+              <w:left w:val="single" w:color="D9D9D9" w:sz="4"/>
+              <w:bottom w:val="single" w:color="D9D9D9" w:sz="4"/>
+              <w:right w:val="single" w:color="D9D9D9" w:sz="4"/>
+            </w:tcBorders>
+            <w:shd w:fill="F2EEF2" w:val="clear"/>
             <w:tcMar>
               <w:top w:type="dxa" w:w="80"/>
               <w:left w:type="dxa" w:w="160"/>
@@ -6163,7 +6163,7 @@
                 <w:rFonts w:ascii="Arial" w:cs="Arial" w:eastAsia="Arial" w:hAnsi="Arial"/>
                 <w:b/>
                 <w:bCs/>
-                <w:color w:val="2E5496"/>
+                <w:color w:val="7030A0"/>
                 <w:sz w:val="17"/>
                 <w:szCs w:val="17"/>
               </w:rPr>
@@ -6174,7 +6174,7 @@
                 <w:rFonts w:ascii="Arial" w:cs="Arial" w:eastAsia="Arial" w:hAnsi="Arial"/>
                 <w:i/>
                 <w:iCs/>
-                <w:color w:val="333333"/>
+                <w:color w:val="404040"/>
                 <w:sz w:val="17"/>
                 <w:szCs w:val="17"/>
               </w:rPr>
@@ -6199,12 +6199,12 @@
           <w:tcPr>
             <w:tcW w:type="dxa" w:w="1500"/>
             <w:tcBorders>
-              <w:top w:val="single" w:color="AAAAAA" w:sz="4"/>
-              <w:left w:val="single" w:color="AAAAAA" w:sz="4"/>
-              <w:bottom w:val="single" w:color="AAAAAA" w:sz="4"/>
-              <w:right w:val="single" w:color="AAAAAA" w:sz="4"/>
-            </w:tcBorders>
-            <w:shd w:fill="EBF3FB" w:val="clear"/>
+              <w:top w:val="single" w:color="D9D9D9" w:sz="4"/>
+              <w:left w:val="single" w:color="D9D9D9" w:sz="4"/>
+              <w:bottom w:val="single" w:color="D9D9D9" w:sz="4"/>
+              <w:right w:val="single" w:color="D9D9D9" w:sz="4"/>
+            </w:tcBorders>
+            <w:shd w:fill="F2EEF2" w:val="clear"/>
             <w:tcMar>
               <w:top w:type="dxa" w:w="80"/>
               <w:left w:type="dxa" w:w="160"/>
@@ -6218,12 +6218,12 @@
           <w:tcPr>
             <w:tcW w:type="dxa" w:w="1500"/>
             <w:tcBorders>
-              <w:top w:val="single" w:color="AAAAAA" w:sz="4"/>
-              <w:left w:val="single" w:color="AAAAAA" w:sz="4"/>
-              <w:bottom w:val="single" w:color="AAAAAA" w:sz="4"/>
-              <w:right w:val="single" w:color="AAAAAA" w:sz="4"/>
-            </w:tcBorders>
-            <w:shd w:fill="EBF3FB" w:val="clear"/>
+              <w:top w:val="single" w:color="D9D9D9" w:sz="4"/>
+              <w:left w:val="single" w:color="D9D9D9" w:sz="4"/>
+              <w:bottom w:val="single" w:color="D9D9D9" w:sz="4"/>
+              <w:right w:val="single" w:color="D9D9D9" w:sz="4"/>
+            </w:tcBorders>
+            <w:shd w:fill="F2EEF2" w:val="clear"/>
             <w:tcMar>
               <w:top w:type="dxa" w:w="80"/>
               <w:left w:type="dxa" w:w="160"/>
@@ -6237,12 +6237,12 @@
           <w:tcPr>
             <w:tcW w:type="dxa" w:w="560"/>
             <w:tcBorders>
-              <w:top w:val="single" w:color="AAAAAA" w:sz="4"/>
-              <w:left w:val="single" w:color="AAAAAA" w:sz="4"/>
-              <w:bottom w:val="single" w:color="AAAAAA" w:sz="4"/>
-              <w:right w:val="single" w:color="AAAAAA" w:sz="4"/>
-            </w:tcBorders>
-            <w:shd w:fill="EBF3FB" w:val="clear"/>
+              <w:top w:val="single" w:color="D9D9D9" w:sz="4"/>
+              <w:left w:val="single" w:color="D9D9D9" w:sz="4"/>
+              <w:bottom w:val="single" w:color="D9D9D9" w:sz="4"/>
+              <w:right w:val="single" w:color="D9D9D9" w:sz="4"/>
+            </w:tcBorders>
+            <w:shd w:fill="F2EEF2" w:val="clear"/>
             <w:tcMar>
               <w:top w:type="dxa" w:w="80"/>
               <w:left w:type="dxa" w:w="160"/>
@@ -6258,10 +6258,10 @@
           <w:tcPr>
             <w:tcW w:type="dxa" w:w="700"/>
             <w:tcBorders>
-              <w:top w:val="single" w:color="AAAAAA" w:sz="4"/>
-              <w:left w:val="single" w:color="AAAAAA" w:sz="4"/>
-              <w:bottom w:val="single" w:color="AAAAAA" w:sz="4"/>
-              <w:right w:val="single" w:color="AAAAAA" w:sz="4"/>
+              <w:top w:val="single" w:color="D9D9D9" w:sz="4"/>
+              <w:left w:val="single" w:color="D9D9D9" w:sz="4"/>
+              <w:bottom w:val="single" w:color="D9D9D9" w:sz="4"/>
+              <w:right w:val="single" w:color="D9D9D9" w:sz="4"/>
             </w:tcBorders>
             <w:shd w:fill="FFFFFF" w:val="clear"/>
             <w:tcMar>
@@ -6295,10 +6295,10 @@
           <w:tcPr>
             <w:tcW w:type="dxa" w:w="4500"/>
             <w:tcBorders>
-              <w:top w:val="single" w:color="AAAAAA" w:sz="4"/>
-              <w:left w:val="single" w:color="AAAAAA" w:sz="4"/>
-              <w:bottom w:val="single" w:color="AAAAAA" w:sz="4"/>
-              <w:right w:val="single" w:color="AAAAAA" w:sz="4"/>
+              <w:top w:val="single" w:color="D9D9D9" w:sz="4"/>
+              <w:left w:val="single" w:color="D9D9D9" w:sz="4"/>
+              <w:bottom w:val="single" w:color="D9D9D9" w:sz="4"/>
+              <w:right w:val="single" w:color="D9D9D9" w:sz="4"/>
             </w:tcBorders>
             <w:shd w:fill="FFFFFF" w:val="clear"/>
             <w:tcMar>
@@ -6333,7 +6333,7 @@
                 <w:rFonts w:ascii="Arial" w:cs="Arial" w:eastAsia="Arial" w:hAnsi="Arial"/>
                 <w:b/>
                 <w:bCs/>
-                <w:color w:val="2E5496"/>
+                <w:color w:val="7030A0"/>
                 <w:sz w:val="17"/>
                 <w:szCs w:val="17"/>
               </w:rPr>
@@ -6344,7 +6344,7 @@
                 <w:rFonts w:ascii="Arial" w:cs="Arial" w:eastAsia="Arial" w:hAnsi="Arial"/>
                 <w:i/>
                 <w:iCs/>
-                <w:color w:val="333333"/>
+                <w:color w:val="404040"/>
                 <w:sz w:val="17"/>
                 <w:szCs w:val="17"/>
               </w:rPr>
@@ -6356,10 +6356,10 @@
           <w:tcPr>
             <w:tcW w:type="dxa" w:w="1500"/>
             <w:tcBorders>
-              <w:top w:val="single" w:color="AAAAAA" w:sz="4"/>
-              <w:left w:val="single" w:color="AAAAAA" w:sz="4"/>
-              <w:bottom w:val="single" w:color="AAAAAA" w:sz="4"/>
-              <w:right w:val="single" w:color="AAAAAA" w:sz="4"/>
+              <w:top w:val="single" w:color="D9D9D9" w:sz="4"/>
+              <w:left w:val="single" w:color="D9D9D9" w:sz="4"/>
+              <w:bottom w:val="single" w:color="D9D9D9" w:sz="4"/>
+              <w:right w:val="single" w:color="D9D9D9" w:sz="4"/>
             </w:tcBorders>
             <w:shd w:fill="FFFFFF" w:val="clear"/>
             <w:tcMar>
@@ -6375,10 +6375,10 @@
           <w:tcPr>
             <w:tcW w:type="dxa" w:w="1500"/>
             <w:tcBorders>
-              <w:top w:val="single" w:color="AAAAAA" w:sz="4"/>
-              <w:left w:val="single" w:color="AAAAAA" w:sz="4"/>
-              <w:bottom w:val="single" w:color="AAAAAA" w:sz="4"/>
-              <w:right w:val="single" w:color="AAAAAA" w:sz="4"/>
+              <w:top w:val="single" w:color="D9D9D9" w:sz="4"/>
+              <w:left w:val="single" w:color="D9D9D9" w:sz="4"/>
+              <w:bottom w:val="single" w:color="D9D9D9" w:sz="4"/>
+              <w:right w:val="single" w:color="D9D9D9" w:sz="4"/>
             </w:tcBorders>
             <w:shd w:fill="FFFFFF" w:val="clear"/>
             <w:tcMar>
@@ -6394,10 +6394,10 @@
           <w:tcPr>
             <w:tcW w:type="dxa" w:w="560"/>
             <w:tcBorders>
-              <w:top w:val="single" w:color="AAAAAA" w:sz="4"/>
-              <w:left w:val="single" w:color="AAAAAA" w:sz="4"/>
-              <w:bottom w:val="single" w:color="AAAAAA" w:sz="4"/>
-              <w:right w:val="single" w:color="AAAAAA" w:sz="4"/>
+              <w:top w:val="single" w:color="D9D9D9" w:sz="4"/>
+              <w:left w:val="single" w:color="D9D9D9" w:sz="4"/>
+              <w:bottom w:val="single" w:color="D9D9D9" w:sz="4"/>
+              <w:right w:val="single" w:color="D9D9D9" w:sz="4"/>
             </w:tcBorders>
             <w:shd w:fill="FFFFFF" w:val="clear"/>
             <w:tcMar>
@@ -6415,12 +6415,12 @@
           <w:tcPr>
             <w:tcW w:type="dxa" w:w="700"/>
             <w:tcBorders>
-              <w:top w:val="single" w:color="AAAAAA" w:sz="4"/>
-              <w:left w:val="single" w:color="AAAAAA" w:sz="4"/>
-              <w:bottom w:val="single" w:color="AAAAAA" w:sz="4"/>
-              <w:right w:val="single" w:color="AAAAAA" w:sz="4"/>
-            </w:tcBorders>
-            <w:shd w:fill="EBF3FB" w:val="clear"/>
+              <w:top w:val="single" w:color="D9D9D9" w:sz="4"/>
+              <w:left w:val="single" w:color="D9D9D9" w:sz="4"/>
+              <w:bottom w:val="single" w:color="D9D9D9" w:sz="4"/>
+              <w:right w:val="single" w:color="D9D9D9" w:sz="4"/>
+            </w:tcBorders>
+            <w:shd w:fill="F2EEF2" w:val="clear"/>
             <w:tcMar>
               <w:top w:type="dxa" w:w="80"/>
               <w:left w:type="dxa" w:w="160"/>
@@ -6452,12 +6452,12 @@
           <w:tcPr>
             <w:tcW w:type="dxa" w:w="4500"/>
             <w:tcBorders>
-              <w:top w:val="single" w:color="AAAAAA" w:sz="4"/>
-              <w:left w:val="single" w:color="AAAAAA" w:sz="4"/>
-              <w:bottom w:val="single" w:color="AAAAAA" w:sz="4"/>
-              <w:right w:val="single" w:color="AAAAAA" w:sz="4"/>
-            </w:tcBorders>
-            <w:shd w:fill="EBF3FB" w:val="clear"/>
+              <w:top w:val="single" w:color="D9D9D9" w:sz="4"/>
+              <w:left w:val="single" w:color="D9D9D9" w:sz="4"/>
+              <w:bottom w:val="single" w:color="D9D9D9" w:sz="4"/>
+              <w:right w:val="single" w:color="D9D9D9" w:sz="4"/>
+            </w:tcBorders>
+            <w:shd w:fill="F2EEF2" w:val="clear"/>
             <w:tcMar>
               <w:top w:type="dxa" w:w="80"/>
               <w:left w:type="dxa" w:w="160"/>
@@ -6526,12 +6526,12 @@
           <w:tcPr>
             <w:tcW w:type="dxa" w:w="1500"/>
             <w:tcBorders>
-              <w:top w:val="single" w:color="AAAAAA" w:sz="4"/>
-              <w:left w:val="single" w:color="AAAAAA" w:sz="4"/>
-              <w:bottom w:val="single" w:color="AAAAAA" w:sz="4"/>
-              <w:right w:val="single" w:color="AAAAAA" w:sz="4"/>
-            </w:tcBorders>
-            <w:shd w:fill="EBF3FB" w:val="clear"/>
+              <w:top w:val="single" w:color="D9D9D9" w:sz="4"/>
+              <w:left w:val="single" w:color="D9D9D9" w:sz="4"/>
+              <w:bottom w:val="single" w:color="D9D9D9" w:sz="4"/>
+              <w:right w:val="single" w:color="D9D9D9" w:sz="4"/>
+            </w:tcBorders>
+            <w:shd w:fill="F2EEF2" w:val="clear"/>
             <w:tcMar>
               <w:top w:type="dxa" w:w="80"/>
               <w:left w:type="dxa" w:w="160"/>
@@ -6545,12 +6545,12 @@
           <w:tcPr>
             <w:tcW w:type="dxa" w:w="1500"/>
             <w:tcBorders>
-              <w:top w:val="single" w:color="AAAAAA" w:sz="4"/>
-              <w:left w:val="single" w:color="AAAAAA" w:sz="4"/>
-              <w:bottom w:val="single" w:color="AAAAAA" w:sz="4"/>
-              <w:right w:val="single" w:color="AAAAAA" w:sz="4"/>
-            </w:tcBorders>
-            <w:shd w:fill="EBF3FB" w:val="clear"/>
+              <w:top w:val="single" w:color="D9D9D9" w:sz="4"/>
+              <w:left w:val="single" w:color="D9D9D9" w:sz="4"/>
+              <w:bottom w:val="single" w:color="D9D9D9" w:sz="4"/>
+              <w:right w:val="single" w:color="D9D9D9" w:sz="4"/>
+            </w:tcBorders>
+            <w:shd w:fill="F2EEF2" w:val="clear"/>
             <w:tcMar>
               <w:top w:type="dxa" w:w="80"/>
               <w:left w:type="dxa" w:w="160"/>
@@ -6564,12 +6564,12 @@
           <w:tcPr>
             <w:tcW w:type="dxa" w:w="560"/>
             <w:tcBorders>
-              <w:top w:val="single" w:color="AAAAAA" w:sz="4"/>
-              <w:left w:val="single" w:color="AAAAAA" w:sz="4"/>
-              <w:bottom w:val="single" w:color="AAAAAA" w:sz="4"/>
-              <w:right w:val="single" w:color="AAAAAA" w:sz="4"/>
-            </w:tcBorders>
-            <w:shd w:fill="EBF3FB" w:val="clear"/>
+              <w:top w:val="single" w:color="D9D9D9" w:sz="4"/>
+              <w:left w:val="single" w:color="D9D9D9" w:sz="4"/>
+              <w:bottom w:val="single" w:color="D9D9D9" w:sz="4"/>
+              <w:right w:val="single" w:color="D9D9D9" w:sz="4"/>
+            </w:tcBorders>
+            <w:shd w:fill="F2EEF2" w:val="clear"/>
             <w:tcMar>
               <w:top w:type="dxa" w:w="80"/>
               <w:left w:type="dxa" w:w="160"/>
@@ -6585,10 +6585,10 @@
           <w:tcPr>
             <w:tcW w:type="dxa" w:w="700"/>
             <w:tcBorders>
-              <w:top w:val="single" w:color="AAAAAA" w:sz="4"/>
-              <w:left w:val="single" w:color="AAAAAA" w:sz="4"/>
-              <w:bottom w:val="single" w:color="AAAAAA" w:sz="4"/>
-              <w:right w:val="single" w:color="AAAAAA" w:sz="4"/>
+              <w:top w:val="single" w:color="D9D9D9" w:sz="4"/>
+              <w:left w:val="single" w:color="D9D9D9" w:sz="4"/>
+              <w:bottom w:val="single" w:color="D9D9D9" w:sz="4"/>
+              <w:right w:val="single" w:color="D9D9D9" w:sz="4"/>
             </w:tcBorders>
             <w:shd w:fill="FFFFFF" w:val="clear"/>
             <w:tcMar>
@@ -6622,10 +6622,10 @@
           <w:tcPr>
             <w:tcW w:type="dxa" w:w="4500"/>
             <w:tcBorders>
-              <w:top w:val="single" w:color="AAAAAA" w:sz="4"/>
-              <w:left w:val="single" w:color="AAAAAA" w:sz="4"/>
-              <w:bottom w:val="single" w:color="AAAAAA" w:sz="4"/>
-              <w:right w:val="single" w:color="AAAAAA" w:sz="4"/>
+              <w:top w:val="single" w:color="D9D9D9" w:sz="4"/>
+              <w:left w:val="single" w:color="D9D9D9" w:sz="4"/>
+              <w:bottom w:val="single" w:color="D9D9D9" w:sz="4"/>
+              <w:right w:val="single" w:color="D9D9D9" w:sz="4"/>
             </w:tcBorders>
             <w:shd w:fill="FFFFFF" w:val="clear"/>
             <w:tcMar>
@@ -6673,7 +6673,7 @@
                 <w:rFonts w:ascii="Arial" w:cs="Arial" w:eastAsia="Arial" w:hAnsi="Arial"/>
                 <w:b/>
                 <w:bCs/>
-                <w:color w:val="2E5496"/>
+                <w:color w:val="7030A0"/>
                 <w:sz w:val="17"/>
                 <w:szCs w:val="17"/>
               </w:rPr>
@@ -6684,7 +6684,7 @@
                 <w:rFonts w:ascii="Arial" w:cs="Arial" w:eastAsia="Arial" w:hAnsi="Arial"/>
                 <w:i/>
                 <w:iCs/>
-                <w:color w:val="333333"/>
+                <w:color w:val="404040"/>
                 <w:sz w:val="17"/>
                 <w:szCs w:val="17"/>
               </w:rPr>
@@ -6709,10 +6709,10 @@
           <w:tcPr>
             <w:tcW w:type="dxa" w:w="1500"/>
             <w:tcBorders>
-              <w:top w:val="single" w:color="AAAAAA" w:sz="4"/>
-              <w:left w:val="single" w:color="AAAAAA" w:sz="4"/>
-              <w:bottom w:val="single" w:color="AAAAAA" w:sz="4"/>
-              <w:right w:val="single" w:color="AAAAAA" w:sz="4"/>
+              <w:top w:val="single" w:color="D9D9D9" w:sz="4"/>
+              <w:left w:val="single" w:color="D9D9D9" w:sz="4"/>
+              <w:bottom w:val="single" w:color="D9D9D9" w:sz="4"/>
+              <w:right w:val="single" w:color="D9D9D9" w:sz="4"/>
             </w:tcBorders>
             <w:shd w:fill="FFFFFF" w:val="clear"/>
             <w:tcMar>
@@ -6728,10 +6728,10 @@
           <w:tcPr>
             <w:tcW w:type="dxa" w:w="1500"/>
             <w:tcBorders>
-              <w:top w:val="single" w:color="AAAAAA" w:sz="4"/>
-              <w:left w:val="single" w:color="AAAAAA" w:sz="4"/>
-              <w:bottom w:val="single" w:color="AAAAAA" w:sz="4"/>
-              <w:right w:val="single" w:color="AAAAAA" w:sz="4"/>
+              <w:top w:val="single" w:color="D9D9D9" w:sz="4"/>
+              <w:left w:val="single" w:color="D9D9D9" w:sz="4"/>
+              <w:bottom w:val="single" w:color="D9D9D9" w:sz="4"/>
+              <w:right w:val="single" w:color="D9D9D9" w:sz="4"/>
             </w:tcBorders>
             <w:shd w:fill="FFFFFF" w:val="clear"/>
             <w:tcMar>
@@ -6747,10 +6747,10 @@
           <w:tcPr>
             <w:tcW w:type="dxa" w:w="560"/>
             <w:tcBorders>
-              <w:top w:val="single" w:color="AAAAAA" w:sz="4"/>
-              <w:left w:val="single" w:color="AAAAAA" w:sz="4"/>
-              <w:bottom w:val="single" w:color="AAAAAA" w:sz="4"/>
-              <w:right w:val="single" w:color="AAAAAA" w:sz="4"/>
+              <w:top w:val="single" w:color="D9D9D9" w:sz="4"/>
+              <w:left w:val="single" w:color="D9D9D9" w:sz="4"/>
+              <w:bottom w:val="single" w:color="D9D9D9" w:sz="4"/>
+              <w:right w:val="single" w:color="D9D9D9" w:sz="4"/>
             </w:tcBorders>
             <w:shd w:fill="FFFFFF" w:val="clear"/>
             <w:tcMar>
@@ -6768,12 +6768,12 @@
           <w:tcPr>
             <w:tcW w:type="dxa" w:w="700"/>
             <w:tcBorders>
-              <w:top w:val="single" w:color="AAAAAA" w:sz="4"/>
-              <w:left w:val="single" w:color="AAAAAA" w:sz="4"/>
-              <w:bottom w:val="single" w:color="AAAAAA" w:sz="4"/>
-              <w:right w:val="single" w:color="AAAAAA" w:sz="4"/>
-            </w:tcBorders>
-            <w:shd w:fill="EBF3FB" w:val="clear"/>
+              <w:top w:val="single" w:color="D9D9D9" w:sz="4"/>
+              <w:left w:val="single" w:color="D9D9D9" w:sz="4"/>
+              <w:bottom w:val="single" w:color="D9D9D9" w:sz="4"/>
+              <w:right w:val="single" w:color="D9D9D9" w:sz="4"/>
+            </w:tcBorders>
+            <w:shd w:fill="F2EEF2" w:val="clear"/>
             <w:tcMar>
               <w:top w:type="dxa" w:w="80"/>
               <w:left w:type="dxa" w:w="160"/>
@@ -6805,12 +6805,12 @@
           <w:tcPr>
             <w:tcW w:type="dxa" w:w="4500"/>
             <w:tcBorders>
-              <w:top w:val="single" w:color="AAAAAA" w:sz="4"/>
-              <w:left w:val="single" w:color="AAAAAA" w:sz="4"/>
-              <w:bottom w:val="single" w:color="AAAAAA" w:sz="4"/>
-              <w:right w:val="single" w:color="AAAAAA" w:sz="4"/>
-            </w:tcBorders>
-            <w:shd w:fill="EBF3FB" w:val="clear"/>
+              <w:top w:val="single" w:color="D9D9D9" w:sz="4"/>
+              <w:left w:val="single" w:color="D9D9D9" w:sz="4"/>
+              <w:bottom w:val="single" w:color="D9D9D9" w:sz="4"/>
+              <w:right w:val="single" w:color="D9D9D9" w:sz="4"/>
+            </w:tcBorders>
+            <w:shd w:fill="F2EEF2" w:val="clear"/>
             <w:tcMar>
               <w:top w:type="dxa" w:w="80"/>
               <w:left w:type="dxa" w:w="160"/>
@@ -6866,12 +6866,12 @@
           <w:tcPr>
             <w:tcW w:type="dxa" w:w="1500"/>
             <w:tcBorders>
-              <w:top w:val="single" w:color="AAAAAA" w:sz="4"/>
-              <w:left w:val="single" w:color="AAAAAA" w:sz="4"/>
-              <w:bottom w:val="single" w:color="AAAAAA" w:sz="4"/>
-              <w:right w:val="single" w:color="AAAAAA" w:sz="4"/>
-            </w:tcBorders>
-            <w:shd w:fill="EBF3FB" w:val="clear"/>
+              <w:top w:val="single" w:color="D9D9D9" w:sz="4"/>
+              <w:left w:val="single" w:color="D9D9D9" w:sz="4"/>
+              <w:bottom w:val="single" w:color="D9D9D9" w:sz="4"/>
+              <w:right w:val="single" w:color="D9D9D9" w:sz="4"/>
+            </w:tcBorders>
+            <w:shd w:fill="F2EEF2" w:val="clear"/>
             <w:tcMar>
               <w:top w:type="dxa" w:w="80"/>
               <w:left w:type="dxa" w:w="160"/>
@@ -6885,12 +6885,12 @@
           <w:tcPr>
             <w:tcW w:type="dxa" w:w="1500"/>
             <w:tcBorders>
-              <w:top w:val="single" w:color="AAAAAA" w:sz="4"/>
-              <w:left w:val="single" w:color="AAAAAA" w:sz="4"/>
-              <w:bottom w:val="single" w:color="AAAAAA" w:sz="4"/>
-              <w:right w:val="single" w:color="AAAAAA" w:sz="4"/>
-            </w:tcBorders>
-            <w:shd w:fill="EBF3FB" w:val="clear"/>
+              <w:top w:val="single" w:color="D9D9D9" w:sz="4"/>
+              <w:left w:val="single" w:color="D9D9D9" w:sz="4"/>
+              <w:bottom w:val="single" w:color="D9D9D9" w:sz="4"/>
+              <w:right w:val="single" w:color="D9D9D9" w:sz="4"/>
+            </w:tcBorders>
+            <w:shd w:fill="F2EEF2" w:val="clear"/>
             <w:tcMar>
               <w:top w:type="dxa" w:w="80"/>
               <w:left w:type="dxa" w:w="160"/>
@@ -6904,12 +6904,12 @@
           <w:tcPr>
             <w:tcW w:type="dxa" w:w="560"/>
             <w:tcBorders>
-              <w:top w:val="single" w:color="AAAAAA" w:sz="4"/>
-              <w:left w:val="single" w:color="AAAAAA" w:sz="4"/>
-              <w:bottom w:val="single" w:color="AAAAAA" w:sz="4"/>
-              <w:right w:val="single" w:color="AAAAAA" w:sz="4"/>
-            </w:tcBorders>
-            <w:shd w:fill="EBF3FB" w:val="clear"/>
+              <w:top w:val="single" w:color="D9D9D9" w:sz="4"/>
+              <w:left w:val="single" w:color="D9D9D9" w:sz="4"/>
+              <w:bottom w:val="single" w:color="D9D9D9" w:sz="4"/>
+              <w:right w:val="single" w:color="D9D9D9" w:sz="4"/>
+            </w:tcBorders>
+            <w:shd w:fill="F2EEF2" w:val="clear"/>
             <w:tcMar>
               <w:top w:type="dxa" w:w="80"/>
               <w:left w:type="dxa" w:w="160"/>
@@ -6925,12 +6925,12 @@
           <w:tcPr>
             <w:gridSpan w:val="5"/>
             <w:tcBorders>
-              <w:top w:val="single" w:color="AAAAAA" w:sz="4"/>
-              <w:left w:val="single" w:color="AAAAAA" w:sz="4"/>
-              <w:bottom w:val="single" w:color="AAAAAA" w:sz="4"/>
-              <w:right w:val="single" w:color="AAAAAA" w:sz="4"/>
-            </w:tcBorders>
-            <w:shd w:fill="2E5496" w:val="clear"/>
+              <w:top w:val="single" w:color="D9D9D9" w:sz="4"/>
+              <w:left w:val="single" w:color="D9D9D9" w:sz="4"/>
+              <w:bottom w:val="single" w:color="D9D9D9" w:sz="4"/>
+              <w:right w:val="single" w:color="D9D9D9" w:sz="4"/>
+            </w:tcBorders>
+            <w:shd w:fill="5F2861" w:val="clear"/>
             <w:tcMar>
               <w:top w:type="dxa" w:w="100"/>
               <w:left w:type="dxa" w:w="180"/>
@@ -6958,10 +6958,10 @@
           <w:tcPr>
             <w:tcW w:type="dxa" w:w="700"/>
             <w:tcBorders>
-              <w:top w:val="single" w:color="AAAAAA" w:sz="4"/>
-              <w:left w:val="single" w:color="AAAAAA" w:sz="4"/>
-              <w:bottom w:val="single" w:color="AAAAAA" w:sz="4"/>
-              <w:right w:val="single" w:color="AAAAAA" w:sz="4"/>
+              <w:top w:val="single" w:color="D9D9D9" w:sz="4"/>
+              <w:left w:val="single" w:color="D9D9D9" w:sz="4"/>
+              <w:bottom w:val="single" w:color="D9D9D9" w:sz="4"/>
+              <w:right w:val="single" w:color="D9D9D9" w:sz="4"/>
             </w:tcBorders>
             <w:shd w:fill="FFFFFF" w:val="clear"/>
             <w:tcMar>
@@ -6995,10 +6995,10 @@
           <w:tcPr>
             <w:tcW w:type="dxa" w:w="4500"/>
             <w:tcBorders>
-              <w:top w:val="single" w:color="AAAAAA" w:sz="4"/>
-              <w:left w:val="single" w:color="AAAAAA" w:sz="4"/>
-              <w:bottom w:val="single" w:color="AAAAAA" w:sz="4"/>
-              <w:right w:val="single" w:color="AAAAAA" w:sz="4"/>
+              <w:top w:val="single" w:color="D9D9D9" w:sz="4"/>
+              <w:left w:val="single" w:color="D9D9D9" w:sz="4"/>
+              <w:bottom w:val="single" w:color="D9D9D9" w:sz="4"/>
+              <w:right w:val="single" w:color="D9D9D9" w:sz="4"/>
             </w:tcBorders>
             <w:shd w:fill="FFFFFF" w:val="clear"/>
             <w:tcMar>
@@ -7091,7 +7091,7 @@
                 <w:rFonts w:ascii="Arial" w:cs="Arial" w:eastAsia="Arial" w:hAnsi="Arial"/>
                 <w:b/>
                 <w:bCs/>
-                <w:color w:val="2E5496"/>
+                <w:color w:val="7030A0"/>
                 <w:sz w:val="17"/>
                 <w:szCs w:val="17"/>
               </w:rPr>
@@ -7102,7 +7102,7 @@
                 <w:rFonts w:ascii="Arial" w:cs="Arial" w:eastAsia="Arial" w:hAnsi="Arial"/>
                 <w:i/>
                 <w:iCs/>
-                <w:color w:val="333333"/>
+                <w:color w:val="404040"/>
                 <w:sz w:val="17"/>
                 <w:szCs w:val="17"/>
               </w:rPr>
@@ -7114,10 +7114,10 @@
           <w:tcPr>
             <w:tcW w:type="dxa" w:w="1500"/>
             <w:tcBorders>
-              <w:top w:val="single" w:color="AAAAAA" w:sz="4"/>
-              <w:left w:val="single" w:color="AAAAAA" w:sz="4"/>
-              <w:bottom w:val="single" w:color="AAAAAA" w:sz="4"/>
-              <w:right w:val="single" w:color="AAAAAA" w:sz="4"/>
+              <w:top w:val="single" w:color="D9D9D9" w:sz="4"/>
+              <w:left w:val="single" w:color="D9D9D9" w:sz="4"/>
+              <w:bottom w:val="single" w:color="D9D9D9" w:sz="4"/>
+              <w:right w:val="single" w:color="D9D9D9" w:sz="4"/>
             </w:tcBorders>
             <w:shd w:fill="FFFFFF" w:val="clear"/>
             <w:tcMar>
@@ -7133,10 +7133,10 @@
           <w:tcPr>
             <w:tcW w:type="dxa" w:w="1500"/>
             <w:tcBorders>
-              <w:top w:val="single" w:color="AAAAAA" w:sz="4"/>
-              <w:left w:val="single" w:color="AAAAAA" w:sz="4"/>
-              <w:bottom w:val="single" w:color="AAAAAA" w:sz="4"/>
-              <w:right w:val="single" w:color="AAAAAA" w:sz="4"/>
+              <w:top w:val="single" w:color="D9D9D9" w:sz="4"/>
+              <w:left w:val="single" w:color="D9D9D9" w:sz="4"/>
+              <w:bottom w:val="single" w:color="D9D9D9" w:sz="4"/>
+              <w:right w:val="single" w:color="D9D9D9" w:sz="4"/>
             </w:tcBorders>
             <w:shd w:fill="FFFFFF" w:val="clear"/>
             <w:tcMar>
@@ -7152,10 +7152,10 @@
           <w:tcPr>
             <w:tcW w:type="dxa" w:w="560"/>
             <w:tcBorders>
-              <w:top w:val="single" w:color="AAAAAA" w:sz="4"/>
-              <w:left w:val="single" w:color="AAAAAA" w:sz="4"/>
-              <w:bottom w:val="single" w:color="AAAAAA" w:sz="4"/>
-              <w:right w:val="single" w:color="AAAAAA" w:sz="4"/>
+              <w:top w:val="single" w:color="D9D9D9" w:sz="4"/>
+              <w:left w:val="single" w:color="D9D9D9" w:sz="4"/>
+              <w:bottom w:val="single" w:color="D9D9D9" w:sz="4"/>
+              <w:right w:val="single" w:color="D9D9D9" w:sz="4"/>
             </w:tcBorders>
             <w:shd w:fill="FFFFFF" w:val="clear"/>
             <w:tcMar>
@@ -7173,12 +7173,12 @@
           <w:tcPr>
             <w:tcW w:type="dxa" w:w="700"/>
             <w:tcBorders>
-              <w:top w:val="single" w:color="AAAAAA" w:sz="4"/>
-              <w:left w:val="single" w:color="AAAAAA" w:sz="4"/>
-              <w:bottom w:val="single" w:color="AAAAAA" w:sz="4"/>
-              <w:right w:val="single" w:color="AAAAAA" w:sz="4"/>
-            </w:tcBorders>
-            <w:shd w:fill="EBF3FB" w:val="clear"/>
+              <w:top w:val="single" w:color="D9D9D9" w:sz="4"/>
+              <w:left w:val="single" w:color="D9D9D9" w:sz="4"/>
+              <w:bottom w:val="single" w:color="D9D9D9" w:sz="4"/>
+              <w:right w:val="single" w:color="D9D9D9" w:sz="4"/>
+            </w:tcBorders>
+            <w:shd w:fill="F2EEF2" w:val="clear"/>
             <w:tcMar>
               <w:top w:type="dxa" w:w="80"/>
               <w:left w:type="dxa" w:w="160"/>
@@ -7210,12 +7210,12 @@
           <w:tcPr>
             <w:tcW w:type="dxa" w:w="4500"/>
             <w:tcBorders>
-              <w:top w:val="single" w:color="AAAAAA" w:sz="4"/>
-              <w:left w:val="single" w:color="AAAAAA" w:sz="4"/>
-              <w:bottom w:val="single" w:color="AAAAAA" w:sz="4"/>
-              <w:right w:val="single" w:color="AAAAAA" w:sz="4"/>
-            </w:tcBorders>
-            <w:shd w:fill="EBF3FB" w:val="clear"/>
+              <w:top w:val="single" w:color="D9D9D9" w:sz="4"/>
+              <w:left w:val="single" w:color="D9D9D9" w:sz="4"/>
+              <w:bottom w:val="single" w:color="D9D9D9" w:sz="4"/>
+              <w:right w:val="single" w:color="D9D9D9" w:sz="4"/>
+            </w:tcBorders>
+            <w:shd w:fill="F2EEF2" w:val="clear"/>
             <w:tcMar>
               <w:top w:type="dxa" w:w="80"/>
               <w:left w:type="dxa" w:w="160"/>
@@ -7263,7 +7263,7 @@
                 <w:rFonts w:ascii="Arial" w:cs="Arial" w:eastAsia="Arial" w:hAnsi="Arial"/>
                 <w:b/>
                 <w:bCs/>
-                <w:color w:val="2E5496"/>
+                <w:color w:val="7030A0"/>
                 <w:sz w:val="17"/>
                 <w:szCs w:val="17"/>
               </w:rPr>
@@ -7274,7 +7274,7 @@
                 <w:rFonts w:ascii="Arial" w:cs="Arial" w:eastAsia="Arial" w:hAnsi="Arial"/>
                 <w:i/>
                 <w:iCs/>
-                <w:color w:val="333333"/>
+                <w:color w:val="404040"/>
                 <w:sz w:val="17"/>
                 <w:szCs w:val="17"/>
               </w:rPr>
@@ -7286,12 +7286,12 @@
           <w:tcPr>
             <w:tcW w:type="dxa" w:w="1500"/>
             <w:tcBorders>
-              <w:top w:val="single" w:color="AAAAAA" w:sz="4"/>
-              <w:left w:val="single" w:color="AAAAAA" w:sz="4"/>
-              <w:bottom w:val="single" w:color="AAAAAA" w:sz="4"/>
-              <w:right w:val="single" w:color="AAAAAA" w:sz="4"/>
-            </w:tcBorders>
-            <w:shd w:fill="EBF3FB" w:val="clear"/>
+              <w:top w:val="single" w:color="D9D9D9" w:sz="4"/>
+              <w:left w:val="single" w:color="D9D9D9" w:sz="4"/>
+              <w:bottom w:val="single" w:color="D9D9D9" w:sz="4"/>
+              <w:right w:val="single" w:color="D9D9D9" w:sz="4"/>
+            </w:tcBorders>
+            <w:shd w:fill="F2EEF2" w:val="clear"/>
             <w:tcMar>
               <w:top w:type="dxa" w:w="80"/>
               <w:left w:type="dxa" w:w="160"/>
@@ -7305,12 +7305,12 @@
           <w:tcPr>
             <w:tcW w:type="dxa" w:w="1500"/>
             <w:tcBorders>
-              <w:top w:val="single" w:color="AAAAAA" w:sz="4"/>
-              <w:left w:val="single" w:color="AAAAAA" w:sz="4"/>
-              <w:bottom w:val="single" w:color="AAAAAA" w:sz="4"/>
-              <w:right w:val="single" w:color="AAAAAA" w:sz="4"/>
-            </w:tcBorders>
-            <w:shd w:fill="EBF3FB" w:val="clear"/>
+              <w:top w:val="single" w:color="D9D9D9" w:sz="4"/>
+              <w:left w:val="single" w:color="D9D9D9" w:sz="4"/>
+              <w:bottom w:val="single" w:color="D9D9D9" w:sz="4"/>
+              <w:right w:val="single" w:color="D9D9D9" w:sz="4"/>
+            </w:tcBorders>
+            <w:shd w:fill="F2EEF2" w:val="clear"/>
             <w:tcMar>
               <w:top w:type="dxa" w:w="80"/>
               <w:left w:type="dxa" w:w="160"/>
@@ -7324,12 +7324,12 @@
           <w:tcPr>
             <w:tcW w:type="dxa" w:w="560"/>
             <w:tcBorders>
-              <w:top w:val="single" w:color="AAAAAA" w:sz="4"/>
-              <w:left w:val="single" w:color="AAAAAA" w:sz="4"/>
-              <w:bottom w:val="single" w:color="AAAAAA" w:sz="4"/>
-              <w:right w:val="single" w:color="AAAAAA" w:sz="4"/>
-            </w:tcBorders>
-            <w:shd w:fill="EBF3FB" w:val="clear"/>
+              <w:top w:val="single" w:color="D9D9D9" w:sz="4"/>
+              <w:left w:val="single" w:color="D9D9D9" w:sz="4"/>
+              <w:bottom w:val="single" w:color="D9D9D9" w:sz="4"/>
+              <w:right w:val="single" w:color="D9D9D9" w:sz="4"/>
+            </w:tcBorders>
+            <w:shd w:fill="F2EEF2" w:val="clear"/>
             <w:tcMar>
               <w:top w:type="dxa" w:w="80"/>
               <w:left w:type="dxa" w:w="160"/>
@@ -7345,10 +7345,10 @@
           <w:tcPr>
             <w:tcW w:type="dxa" w:w="700"/>
             <w:tcBorders>
-              <w:top w:val="single" w:color="AAAAAA" w:sz="4"/>
-              <w:left w:val="single" w:color="AAAAAA" w:sz="4"/>
-              <w:bottom w:val="single" w:color="AAAAAA" w:sz="4"/>
-              <w:right w:val="single" w:color="AAAAAA" w:sz="4"/>
+              <w:top w:val="single" w:color="D9D9D9" w:sz="4"/>
+              <w:left w:val="single" w:color="D9D9D9" w:sz="4"/>
+              <w:bottom w:val="single" w:color="D9D9D9" w:sz="4"/>
+              <w:right w:val="single" w:color="D9D9D9" w:sz="4"/>
             </w:tcBorders>
             <w:shd w:fill="FFFFFF" w:val="clear"/>
             <w:tcMar>
@@ -7382,10 +7382,10 @@
           <w:tcPr>
             <w:tcW w:type="dxa" w:w="4500"/>
             <w:tcBorders>
-              <w:top w:val="single" w:color="AAAAAA" w:sz="4"/>
-              <w:left w:val="single" w:color="AAAAAA" w:sz="4"/>
-              <w:bottom w:val="single" w:color="AAAAAA" w:sz="4"/>
-              <w:right w:val="single" w:color="AAAAAA" w:sz="4"/>
+              <w:top w:val="single" w:color="D9D9D9" w:sz="4"/>
+              <w:left w:val="single" w:color="D9D9D9" w:sz="4"/>
+              <w:bottom w:val="single" w:color="D9D9D9" w:sz="4"/>
+              <w:right w:val="single" w:color="D9D9D9" w:sz="4"/>
             </w:tcBorders>
             <w:shd w:fill="FFFFFF" w:val="clear"/>
             <w:tcMar>
@@ -7450,7 +7450,7 @@
                 <w:rFonts w:ascii="Arial" w:cs="Arial" w:eastAsia="Arial" w:hAnsi="Arial"/>
                 <w:b/>
                 <w:bCs/>
-                <w:color w:val="2E5496"/>
+                <w:color w:val="7030A0"/>
                 <w:sz w:val="17"/>
                 <w:szCs w:val="17"/>
               </w:rPr>
@@ -7461,7 +7461,7 @@
                 <w:rFonts w:ascii="Arial" w:cs="Arial" w:eastAsia="Arial" w:hAnsi="Arial"/>
                 <w:i/>
                 <w:iCs/>
-                <w:color w:val="333333"/>
+                <w:color w:val="404040"/>
                 <w:sz w:val="17"/>
                 <w:szCs w:val="17"/>
               </w:rPr>
@@ -7473,10 +7473,10 @@
           <w:tcPr>
             <w:tcW w:type="dxa" w:w="1500"/>
             <w:tcBorders>
-              <w:top w:val="single" w:color="AAAAAA" w:sz="4"/>
-              <w:left w:val="single" w:color="AAAAAA" w:sz="4"/>
-              <w:bottom w:val="single" w:color="AAAAAA" w:sz="4"/>
-              <w:right w:val="single" w:color="AAAAAA" w:sz="4"/>
+              <w:top w:val="single" w:color="D9D9D9" w:sz="4"/>
+              <w:left w:val="single" w:color="D9D9D9" w:sz="4"/>
+              <w:bottom w:val="single" w:color="D9D9D9" w:sz="4"/>
+              <w:right w:val="single" w:color="D9D9D9" w:sz="4"/>
             </w:tcBorders>
             <w:shd w:fill="FFFFFF" w:val="clear"/>
             <w:tcMar>
@@ -7492,10 +7492,10 @@
           <w:tcPr>
             <w:tcW w:type="dxa" w:w="1500"/>
             <w:tcBorders>
-              <w:top w:val="single" w:color="AAAAAA" w:sz="4"/>
-              <w:left w:val="single" w:color="AAAAAA" w:sz="4"/>
-              <w:bottom w:val="single" w:color="AAAAAA" w:sz="4"/>
-              <w:right w:val="single" w:color="AAAAAA" w:sz="4"/>
+              <w:top w:val="single" w:color="D9D9D9" w:sz="4"/>
+              <w:left w:val="single" w:color="D9D9D9" w:sz="4"/>
+              <w:bottom w:val="single" w:color="D9D9D9" w:sz="4"/>
+              <w:right w:val="single" w:color="D9D9D9" w:sz="4"/>
             </w:tcBorders>
             <w:shd w:fill="FFFFFF" w:val="clear"/>
             <w:tcMar>
@@ -7511,10 +7511,10 @@
           <w:tcPr>
             <w:tcW w:type="dxa" w:w="560"/>
             <w:tcBorders>
-              <w:top w:val="single" w:color="AAAAAA" w:sz="4"/>
-              <w:left w:val="single" w:color="AAAAAA" w:sz="4"/>
-              <w:bottom w:val="single" w:color="AAAAAA" w:sz="4"/>
-              <w:right w:val="single" w:color="AAAAAA" w:sz="4"/>
+              <w:top w:val="single" w:color="D9D9D9" w:sz="4"/>
+              <w:left w:val="single" w:color="D9D9D9" w:sz="4"/>
+              <w:bottom w:val="single" w:color="D9D9D9" w:sz="4"/>
+              <w:right w:val="single" w:color="D9D9D9" w:sz="4"/>
             </w:tcBorders>
             <w:shd w:fill="FFFFFF" w:val="clear"/>
             <w:tcMar>
@@ -7532,12 +7532,12 @@
           <w:tcPr>
             <w:tcW w:type="dxa" w:w="700"/>
             <w:tcBorders>
-              <w:top w:val="single" w:color="AAAAAA" w:sz="4"/>
-              <w:left w:val="single" w:color="AAAAAA" w:sz="4"/>
-              <w:bottom w:val="single" w:color="AAAAAA" w:sz="4"/>
-              <w:right w:val="single" w:color="AAAAAA" w:sz="4"/>
-            </w:tcBorders>
-            <w:shd w:fill="EBF3FB" w:val="clear"/>
+              <w:top w:val="single" w:color="D9D9D9" w:sz="4"/>
+              <w:left w:val="single" w:color="D9D9D9" w:sz="4"/>
+              <w:bottom w:val="single" w:color="D9D9D9" w:sz="4"/>
+              <w:right w:val="single" w:color="D9D9D9" w:sz="4"/>
+            </w:tcBorders>
+            <w:shd w:fill="F2EEF2" w:val="clear"/>
             <w:tcMar>
               <w:top w:type="dxa" w:w="80"/>
               <w:left w:type="dxa" w:w="160"/>
@@ -7569,12 +7569,12 @@
           <w:tcPr>
             <w:tcW w:type="dxa" w:w="4500"/>
             <w:tcBorders>
-              <w:top w:val="single" w:color="AAAAAA" w:sz="4"/>
-              <w:left w:val="single" w:color="AAAAAA" w:sz="4"/>
-              <w:bottom w:val="single" w:color="AAAAAA" w:sz="4"/>
-              <w:right w:val="single" w:color="AAAAAA" w:sz="4"/>
-            </w:tcBorders>
-            <w:shd w:fill="EBF3FB" w:val="clear"/>
+              <w:top w:val="single" w:color="D9D9D9" w:sz="4"/>
+              <w:left w:val="single" w:color="D9D9D9" w:sz="4"/>
+              <w:bottom w:val="single" w:color="D9D9D9" w:sz="4"/>
+              <w:right w:val="single" w:color="D9D9D9" w:sz="4"/>
+            </w:tcBorders>
+            <w:shd w:fill="F2EEF2" w:val="clear"/>
             <w:tcMar>
               <w:top w:type="dxa" w:w="80"/>
               <w:left w:type="dxa" w:w="160"/>
@@ -7637,7 +7637,7 @@
                 <w:rFonts w:ascii="Arial" w:cs="Arial" w:eastAsia="Arial" w:hAnsi="Arial"/>
                 <w:b/>
                 <w:bCs/>
-                <w:color w:val="2E5496"/>
+                <w:color w:val="7030A0"/>
                 <w:sz w:val="17"/>
                 <w:szCs w:val="17"/>
               </w:rPr>
@@ -7648,7 +7648,7 @@
                 <w:rFonts w:ascii="Arial" w:cs="Arial" w:eastAsia="Arial" w:hAnsi="Arial"/>
                 <w:i/>
                 <w:iCs/>
-                <w:color w:val="333333"/>
+                <w:color w:val="404040"/>
                 <w:sz w:val="17"/>
                 <w:szCs w:val="17"/>
               </w:rPr>
@@ -7660,12 +7660,12 @@
           <w:tcPr>
             <w:tcW w:type="dxa" w:w="1500"/>
             <w:tcBorders>
-              <w:top w:val="single" w:color="AAAAAA" w:sz="4"/>
-              <w:left w:val="single" w:color="AAAAAA" w:sz="4"/>
-              <w:bottom w:val="single" w:color="AAAAAA" w:sz="4"/>
-              <w:right w:val="single" w:color="AAAAAA" w:sz="4"/>
-            </w:tcBorders>
-            <w:shd w:fill="EBF3FB" w:val="clear"/>
+              <w:top w:val="single" w:color="D9D9D9" w:sz="4"/>
+              <w:left w:val="single" w:color="D9D9D9" w:sz="4"/>
+              <w:bottom w:val="single" w:color="D9D9D9" w:sz="4"/>
+              <w:right w:val="single" w:color="D9D9D9" w:sz="4"/>
+            </w:tcBorders>
+            <w:shd w:fill="F2EEF2" w:val="clear"/>
             <w:tcMar>
               <w:top w:type="dxa" w:w="80"/>
               <w:left w:type="dxa" w:w="160"/>
@@ -7679,12 +7679,12 @@
           <w:tcPr>
             <w:tcW w:type="dxa" w:w="1500"/>
             <w:tcBorders>
-              <w:top w:val="single" w:color="AAAAAA" w:sz="4"/>
-              <w:left w:val="single" w:color="AAAAAA" w:sz="4"/>
-              <w:bottom w:val="single" w:color="AAAAAA" w:sz="4"/>
-              <w:right w:val="single" w:color="AAAAAA" w:sz="4"/>
-            </w:tcBorders>
-            <w:shd w:fill="EBF3FB" w:val="clear"/>
+              <w:top w:val="single" w:color="D9D9D9" w:sz="4"/>
+              <w:left w:val="single" w:color="D9D9D9" w:sz="4"/>
+              <w:bottom w:val="single" w:color="D9D9D9" w:sz="4"/>
+              <w:right w:val="single" w:color="D9D9D9" w:sz="4"/>
+            </w:tcBorders>
+            <w:shd w:fill="F2EEF2" w:val="clear"/>
             <w:tcMar>
               <w:top w:type="dxa" w:w="80"/>
               <w:left w:type="dxa" w:w="160"/>
@@ -7698,12 +7698,12 @@
           <w:tcPr>
             <w:tcW w:type="dxa" w:w="560"/>
             <w:tcBorders>
-              <w:top w:val="single" w:color="AAAAAA" w:sz="4"/>
-              <w:left w:val="single" w:color="AAAAAA" w:sz="4"/>
-              <w:bottom w:val="single" w:color="AAAAAA" w:sz="4"/>
-              <w:right w:val="single" w:color="AAAAAA" w:sz="4"/>
-            </w:tcBorders>
-            <w:shd w:fill="EBF3FB" w:val="clear"/>
+              <w:top w:val="single" w:color="D9D9D9" w:sz="4"/>
+              <w:left w:val="single" w:color="D9D9D9" w:sz="4"/>
+              <w:bottom w:val="single" w:color="D9D9D9" w:sz="4"/>
+              <w:right w:val="single" w:color="D9D9D9" w:sz="4"/>
+            </w:tcBorders>
+            <w:shd w:fill="F2EEF2" w:val="clear"/>
             <w:tcMar>
               <w:top w:type="dxa" w:w="80"/>
               <w:left w:type="dxa" w:w="160"/>
@@ -7719,10 +7719,10 @@
           <w:tcPr>
             <w:tcW w:type="dxa" w:w="700"/>
             <w:tcBorders>
-              <w:top w:val="single" w:color="AAAAAA" w:sz="4"/>
-              <w:left w:val="single" w:color="AAAAAA" w:sz="4"/>
-              <w:bottom w:val="single" w:color="AAAAAA" w:sz="4"/>
-              <w:right w:val="single" w:color="AAAAAA" w:sz="4"/>
+              <w:top w:val="single" w:color="D9D9D9" w:sz="4"/>
+              <w:left w:val="single" w:color="D9D9D9" w:sz="4"/>
+              <w:bottom w:val="single" w:color="D9D9D9" w:sz="4"/>
+              <w:right w:val="single" w:color="D9D9D9" w:sz="4"/>
             </w:tcBorders>
             <w:shd w:fill="FFFFFF" w:val="clear"/>
             <w:tcMar>
@@ -7756,10 +7756,10 @@
           <w:tcPr>
             <w:tcW w:type="dxa" w:w="4500"/>
             <w:tcBorders>
-              <w:top w:val="single" w:color="AAAAAA" w:sz="4"/>
-              <w:left w:val="single" w:color="AAAAAA" w:sz="4"/>
-              <w:bottom w:val="single" w:color="AAAAAA" w:sz="4"/>
-              <w:right w:val="single" w:color="AAAAAA" w:sz="4"/>
+              <w:top w:val="single" w:color="D9D9D9" w:sz="4"/>
+              <w:left w:val="single" w:color="D9D9D9" w:sz="4"/>
+              <w:bottom w:val="single" w:color="D9D9D9" w:sz="4"/>
+              <w:right w:val="single" w:color="D9D9D9" w:sz="4"/>
             </w:tcBorders>
             <w:shd w:fill="FFFFFF" w:val="clear"/>
             <w:tcMar>
@@ -7809,7 +7809,7 @@
                 <w:rFonts w:ascii="Arial" w:cs="Arial" w:eastAsia="Arial" w:hAnsi="Arial"/>
                 <w:b/>
                 <w:bCs/>
-                <w:color w:val="2E5496"/>
+                <w:color w:val="7030A0"/>
                 <w:sz w:val="17"/>
                 <w:szCs w:val="17"/>
               </w:rPr>
@@ -7820,7 +7820,7 @@
                 <w:rFonts w:ascii="Arial" w:cs="Arial" w:eastAsia="Arial" w:hAnsi="Arial"/>
                 <w:i/>
                 <w:iCs/>
-                <w:color w:val="333333"/>
+                <w:color w:val="404040"/>
                 <w:sz w:val="17"/>
                 <w:szCs w:val="17"/>
               </w:rPr>
@@ -7832,10 +7832,10 @@
           <w:tcPr>
             <w:tcW w:type="dxa" w:w="1500"/>
             <w:tcBorders>
-              <w:top w:val="single" w:color="AAAAAA" w:sz="4"/>
-              <w:left w:val="single" w:color="AAAAAA" w:sz="4"/>
-              <w:bottom w:val="single" w:color="AAAAAA" w:sz="4"/>
-              <w:right w:val="single" w:color="AAAAAA" w:sz="4"/>
+              <w:top w:val="single" w:color="D9D9D9" w:sz="4"/>
+              <w:left w:val="single" w:color="D9D9D9" w:sz="4"/>
+              <w:bottom w:val="single" w:color="D9D9D9" w:sz="4"/>
+              <w:right w:val="single" w:color="D9D9D9" w:sz="4"/>
             </w:tcBorders>
             <w:shd w:fill="FFFFFF" w:val="clear"/>
             <w:tcMar>
@@ -7851,10 +7851,10 @@
           <w:tcPr>
             <w:tcW w:type="dxa" w:w="1500"/>
             <w:tcBorders>
-              <w:top w:val="single" w:color="AAAAAA" w:sz="4"/>
-              <w:left w:val="single" w:color="AAAAAA" w:sz="4"/>
-              <w:bottom w:val="single" w:color="AAAAAA" w:sz="4"/>
-              <w:right w:val="single" w:color="AAAAAA" w:sz="4"/>
+              <w:top w:val="single" w:color="D9D9D9" w:sz="4"/>
+              <w:left w:val="single" w:color="D9D9D9" w:sz="4"/>
+              <w:bottom w:val="single" w:color="D9D9D9" w:sz="4"/>
+              <w:right w:val="single" w:color="D9D9D9" w:sz="4"/>
             </w:tcBorders>
             <w:shd w:fill="FFFFFF" w:val="clear"/>
             <w:tcMar>
@@ -7870,10 +7870,10 @@
           <w:tcPr>
             <w:tcW w:type="dxa" w:w="560"/>
             <w:tcBorders>
-              <w:top w:val="single" w:color="AAAAAA" w:sz="4"/>
-              <w:left w:val="single" w:color="AAAAAA" w:sz="4"/>
-              <w:bottom w:val="single" w:color="AAAAAA" w:sz="4"/>
-              <w:right w:val="single" w:color="AAAAAA" w:sz="4"/>
+              <w:top w:val="single" w:color="D9D9D9" w:sz="4"/>
+              <w:left w:val="single" w:color="D9D9D9" w:sz="4"/>
+              <w:bottom w:val="single" w:color="D9D9D9" w:sz="4"/>
+              <w:right w:val="single" w:color="D9D9D9" w:sz="4"/>
             </w:tcBorders>
             <w:shd w:fill="FFFFFF" w:val="clear"/>
             <w:tcMar>
@@ -7891,12 +7891,12 @@
           <w:tcPr>
             <w:gridSpan w:val="5"/>
             <w:tcBorders>
-              <w:top w:val="single" w:color="AAAAAA" w:sz="4"/>
-              <w:left w:val="single" w:color="AAAAAA" w:sz="4"/>
-              <w:bottom w:val="single" w:color="AAAAAA" w:sz="4"/>
-              <w:right w:val="single" w:color="AAAAAA" w:sz="4"/>
-            </w:tcBorders>
-            <w:shd w:fill="2E5496" w:val="clear"/>
+              <w:top w:val="single" w:color="D9D9D9" w:sz="4"/>
+              <w:left w:val="single" w:color="D9D9D9" w:sz="4"/>
+              <w:bottom w:val="single" w:color="D9D9D9" w:sz="4"/>
+              <w:right w:val="single" w:color="D9D9D9" w:sz="4"/>
+            </w:tcBorders>
+            <w:shd w:fill="5F2861" w:val="clear"/>
             <w:tcMar>
               <w:top w:type="dxa" w:w="100"/>
               <w:left w:type="dxa" w:w="180"/>
@@ -7924,12 +7924,12 @@
           <w:tcPr>
             <w:tcW w:type="dxa" w:w="700"/>
             <w:tcBorders>
-              <w:top w:val="single" w:color="AAAAAA" w:sz="4"/>
-              <w:left w:val="single" w:color="AAAAAA" w:sz="4"/>
-              <w:bottom w:val="single" w:color="AAAAAA" w:sz="4"/>
-              <w:right w:val="single" w:color="AAAAAA" w:sz="4"/>
-            </w:tcBorders>
-            <w:shd w:fill="EBF3FB" w:val="clear"/>
+              <w:top w:val="single" w:color="D9D9D9" w:sz="4"/>
+              <w:left w:val="single" w:color="D9D9D9" w:sz="4"/>
+              <w:bottom w:val="single" w:color="D9D9D9" w:sz="4"/>
+              <w:right w:val="single" w:color="D9D9D9" w:sz="4"/>
+            </w:tcBorders>
+            <w:shd w:fill="F2EEF2" w:val="clear"/>
             <w:tcMar>
               <w:top w:type="dxa" w:w="80"/>
               <w:left w:type="dxa" w:w="160"/>
@@ -7961,12 +7961,12 @@
           <w:tcPr>
             <w:tcW w:type="dxa" w:w="4500"/>
             <w:tcBorders>
-              <w:top w:val="single" w:color="AAAAAA" w:sz="4"/>
-              <w:left w:val="single" w:color="AAAAAA" w:sz="4"/>
-              <w:bottom w:val="single" w:color="AAAAAA" w:sz="4"/>
-              <w:right w:val="single" w:color="AAAAAA" w:sz="4"/>
-            </w:tcBorders>
-            <w:shd w:fill="EBF3FB" w:val="clear"/>
+              <w:top w:val="single" w:color="D9D9D9" w:sz="4"/>
+              <w:left w:val="single" w:color="D9D9D9" w:sz="4"/>
+              <w:bottom w:val="single" w:color="D9D9D9" w:sz="4"/>
+              <w:right w:val="single" w:color="D9D9D9" w:sz="4"/>
+            </w:tcBorders>
+            <w:shd w:fill="F2EEF2" w:val="clear"/>
             <w:tcMar>
               <w:top w:type="dxa" w:w="80"/>
               <w:left w:type="dxa" w:w="160"/>
@@ -8012,7 +8012,7 @@
                 <w:rFonts w:ascii="Arial" w:cs="Arial" w:eastAsia="Arial" w:hAnsi="Arial"/>
                 <w:b/>
                 <w:bCs/>
-                <w:color w:val="2E5496"/>
+                <w:color w:val="7030A0"/>
                 <w:sz w:val="17"/>
                 <w:szCs w:val="17"/>
               </w:rPr>
@@ -8023,7 +8023,7 @@
                 <w:rFonts w:ascii="Arial" w:cs="Arial" w:eastAsia="Arial" w:hAnsi="Arial"/>
                 <w:i/>
                 <w:iCs/>
-                <w:color w:val="333333"/>
+                <w:color w:val="404040"/>
                 <w:sz w:val="17"/>
                 <w:szCs w:val="17"/>
               </w:rPr>
@@ -8035,12 +8035,12 @@
           <w:tcPr>
             <w:tcW w:type="dxa" w:w="1500"/>
             <w:tcBorders>
-              <w:top w:val="single" w:color="AAAAAA" w:sz="4"/>
-              <w:left w:val="single" w:color="AAAAAA" w:sz="4"/>
-              <w:bottom w:val="single" w:color="AAAAAA" w:sz="4"/>
-              <w:right w:val="single" w:color="AAAAAA" w:sz="4"/>
-            </w:tcBorders>
-            <w:shd w:fill="EBF3FB" w:val="clear"/>
+              <w:top w:val="single" w:color="D9D9D9" w:sz="4"/>
+              <w:left w:val="single" w:color="D9D9D9" w:sz="4"/>
+              <w:bottom w:val="single" w:color="D9D9D9" w:sz="4"/>
+              <w:right w:val="single" w:color="D9D9D9" w:sz="4"/>
+            </w:tcBorders>
+            <w:shd w:fill="F2EEF2" w:val="clear"/>
             <w:tcMar>
               <w:top w:type="dxa" w:w="80"/>
               <w:left w:type="dxa" w:w="160"/>
@@ -8054,12 +8054,12 @@
           <w:tcPr>
             <w:tcW w:type="dxa" w:w="1500"/>
             <w:tcBorders>
-              <w:top w:val="single" w:color="AAAAAA" w:sz="4"/>
-              <w:left w:val="single" w:color="AAAAAA" w:sz="4"/>
-              <w:bottom w:val="single" w:color="AAAAAA" w:sz="4"/>
-              <w:right w:val="single" w:color="AAAAAA" w:sz="4"/>
-            </w:tcBorders>
-            <w:shd w:fill="EBF3FB" w:val="clear"/>
+              <w:top w:val="single" w:color="D9D9D9" w:sz="4"/>
+              <w:left w:val="single" w:color="D9D9D9" w:sz="4"/>
+              <w:bottom w:val="single" w:color="D9D9D9" w:sz="4"/>
+              <w:right w:val="single" w:color="D9D9D9" w:sz="4"/>
+            </w:tcBorders>
+            <w:shd w:fill="F2EEF2" w:val="clear"/>
             <w:tcMar>
               <w:top w:type="dxa" w:w="80"/>
               <w:left w:type="dxa" w:w="160"/>
@@ -8073,12 +8073,12 @@
           <w:tcPr>
             <w:tcW w:type="dxa" w:w="560"/>
             <w:tcBorders>
-              <w:top w:val="single" w:color="AAAAAA" w:sz="4"/>
-              <w:left w:val="single" w:color="AAAAAA" w:sz="4"/>
-              <w:bottom w:val="single" w:color="AAAAAA" w:sz="4"/>
-              <w:right w:val="single" w:color="AAAAAA" w:sz="4"/>
-            </w:tcBorders>
-            <w:shd w:fill="EBF3FB" w:val="clear"/>
+              <w:top w:val="single" w:color="D9D9D9" w:sz="4"/>
+              <w:left w:val="single" w:color="D9D9D9" w:sz="4"/>
+              <w:bottom w:val="single" w:color="D9D9D9" w:sz="4"/>
+              <w:right w:val="single" w:color="D9D9D9" w:sz="4"/>
+            </w:tcBorders>
+            <w:shd w:fill="F2EEF2" w:val="clear"/>
             <w:tcMar>
               <w:top w:type="dxa" w:w="80"/>
               <w:left w:type="dxa" w:w="160"/>
@@ -8094,10 +8094,10 @@
           <w:tcPr>
             <w:tcW w:type="dxa" w:w="700"/>
             <w:tcBorders>
-              <w:top w:val="single" w:color="AAAAAA" w:sz="4"/>
-              <w:left w:val="single" w:color="AAAAAA" w:sz="4"/>
-              <w:bottom w:val="single" w:color="AAAAAA" w:sz="4"/>
-              <w:right w:val="single" w:color="AAAAAA" w:sz="4"/>
+              <w:top w:val="single" w:color="D9D9D9" w:sz="4"/>
+              <w:left w:val="single" w:color="D9D9D9" w:sz="4"/>
+              <w:bottom w:val="single" w:color="D9D9D9" w:sz="4"/>
+              <w:right w:val="single" w:color="D9D9D9" w:sz="4"/>
             </w:tcBorders>
             <w:shd w:fill="FFFFFF" w:val="clear"/>
             <w:tcMar>
@@ -8131,10 +8131,10 @@
           <w:tcPr>
             <w:tcW w:type="dxa" w:w="4500"/>
             <w:tcBorders>
-              <w:top w:val="single" w:color="AAAAAA" w:sz="4"/>
-              <w:left w:val="single" w:color="AAAAAA" w:sz="4"/>
-              <w:bottom w:val="single" w:color="AAAAAA" w:sz="4"/>
-              <w:right w:val="single" w:color="AAAAAA" w:sz="4"/>
+              <w:top w:val="single" w:color="D9D9D9" w:sz="4"/>
+              <w:left w:val="single" w:color="D9D9D9" w:sz="4"/>
+              <w:bottom w:val="single" w:color="D9D9D9" w:sz="4"/>
+              <w:right w:val="single" w:color="D9D9D9" w:sz="4"/>
             </w:tcBorders>
             <w:shd w:fill="FFFFFF" w:val="clear"/>
             <w:tcMar>
@@ -8210,7 +8210,7 @@
                 <w:rFonts w:ascii="Arial" w:cs="Arial" w:eastAsia="Arial" w:hAnsi="Arial"/>
                 <w:b/>
                 <w:bCs/>
-                <w:color w:val="2E5496"/>
+                <w:color w:val="7030A0"/>
                 <w:sz w:val="17"/>
                 <w:szCs w:val="17"/>
               </w:rPr>
@@ -8221,7 +8221,7 @@
                 <w:rFonts w:ascii="Arial" w:cs="Arial" w:eastAsia="Arial" w:hAnsi="Arial"/>
                 <w:i/>
                 <w:iCs/>
-                <w:color w:val="333333"/>
+                <w:color w:val="404040"/>
                 <w:sz w:val="17"/>
                 <w:szCs w:val="17"/>
               </w:rPr>
@@ -8233,10 +8233,10 @@
           <w:tcPr>
             <w:tcW w:type="dxa" w:w="1500"/>
             <w:tcBorders>
-              <w:top w:val="single" w:color="AAAAAA" w:sz="4"/>
-              <w:left w:val="single" w:color="AAAAAA" w:sz="4"/>
-              <w:bottom w:val="single" w:color="AAAAAA" w:sz="4"/>
-              <w:right w:val="single" w:color="AAAAAA" w:sz="4"/>
+              <w:top w:val="single" w:color="D9D9D9" w:sz="4"/>
+              <w:left w:val="single" w:color="D9D9D9" w:sz="4"/>
+              <w:bottom w:val="single" w:color="D9D9D9" w:sz="4"/>
+              <w:right w:val="single" w:color="D9D9D9" w:sz="4"/>
             </w:tcBorders>
             <w:shd w:fill="FFFFFF" w:val="clear"/>
             <w:tcMar>
@@ -8252,10 +8252,10 @@
           <w:tcPr>
             <w:tcW w:type="dxa" w:w="1500"/>
             <w:tcBorders>
-              <w:top w:val="single" w:color="AAAAAA" w:sz="4"/>
-              <w:left w:val="single" w:color="AAAAAA" w:sz="4"/>
-              <w:bottom w:val="single" w:color="AAAAAA" w:sz="4"/>
-              <w:right w:val="single" w:color="AAAAAA" w:sz="4"/>
+              <w:top w:val="single" w:color="D9D9D9" w:sz="4"/>
+              <w:left w:val="single" w:color="D9D9D9" w:sz="4"/>
+              <w:bottom w:val="single" w:color="D9D9D9" w:sz="4"/>
+              <w:right w:val="single" w:color="D9D9D9" w:sz="4"/>
             </w:tcBorders>
             <w:shd w:fill="FFFFFF" w:val="clear"/>
             <w:tcMar>
@@ -8271,10 +8271,10 @@
           <w:tcPr>
             <w:tcW w:type="dxa" w:w="560"/>
             <w:tcBorders>
-              <w:top w:val="single" w:color="AAAAAA" w:sz="4"/>
-              <w:left w:val="single" w:color="AAAAAA" w:sz="4"/>
-              <w:bottom w:val="single" w:color="AAAAAA" w:sz="4"/>
-              <w:right w:val="single" w:color="AAAAAA" w:sz="4"/>
+              <w:top w:val="single" w:color="D9D9D9" w:sz="4"/>
+              <w:left w:val="single" w:color="D9D9D9" w:sz="4"/>
+              <w:bottom w:val="single" w:color="D9D9D9" w:sz="4"/>
+              <w:right w:val="single" w:color="D9D9D9" w:sz="4"/>
             </w:tcBorders>
             <w:shd w:fill="FFFFFF" w:val="clear"/>
             <w:tcMar>
@@ -8292,12 +8292,12 @@
           <w:tcPr>
             <w:gridSpan w:val="5"/>
             <w:tcBorders>
-              <w:top w:val="single" w:color="AAAAAA" w:sz="4"/>
-              <w:left w:val="single" w:color="AAAAAA" w:sz="4"/>
-              <w:bottom w:val="single" w:color="AAAAAA" w:sz="4"/>
-              <w:right w:val="single" w:color="AAAAAA" w:sz="4"/>
-            </w:tcBorders>
-            <w:shd w:fill="2E5496" w:val="clear"/>
+              <w:top w:val="single" w:color="D9D9D9" w:sz="4"/>
+              <w:left w:val="single" w:color="D9D9D9" w:sz="4"/>
+              <w:bottom w:val="single" w:color="D9D9D9" w:sz="4"/>
+              <w:right w:val="single" w:color="D9D9D9" w:sz="4"/>
+            </w:tcBorders>
+            <w:shd w:fill="5F2861" w:val="clear"/>
             <w:tcMar>
               <w:top w:type="dxa" w:w="100"/>
               <w:left w:type="dxa" w:w="180"/>
@@ -8325,10 +8325,10 @@
           <w:tcPr>
             <w:tcW w:type="dxa" w:w="700"/>
             <w:tcBorders>
-              <w:top w:val="single" w:color="AAAAAA" w:sz="4"/>
-              <w:left w:val="single" w:color="AAAAAA" w:sz="4"/>
-              <w:bottom w:val="single" w:color="AAAAAA" w:sz="4"/>
-              <w:right w:val="single" w:color="AAAAAA" w:sz="4"/>
+              <w:top w:val="single" w:color="D9D9D9" w:sz="4"/>
+              <w:left w:val="single" w:color="D9D9D9" w:sz="4"/>
+              <w:bottom w:val="single" w:color="D9D9D9" w:sz="4"/>
+              <w:right w:val="single" w:color="D9D9D9" w:sz="4"/>
             </w:tcBorders>
             <w:shd w:fill="FFFFFF" w:val="clear"/>
             <w:tcMar>
@@ -8362,10 +8362,10 @@
           <w:tcPr>
             <w:tcW w:type="dxa" w:w="4500"/>
             <w:tcBorders>
-              <w:top w:val="single" w:color="AAAAAA" w:sz="4"/>
-              <w:left w:val="single" w:color="AAAAAA" w:sz="4"/>
-              <w:bottom w:val="single" w:color="AAAAAA" w:sz="4"/>
-              <w:right w:val="single" w:color="AAAAAA" w:sz="4"/>
+              <w:top w:val="single" w:color="D9D9D9" w:sz="4"/>
+              <w:left w:val="single" w:color="D9D9D9" w:sz="4"/>
+              <w:bottom w:val="single" w:color="D9D9D9" w:sz="4"/>
+              <w:right w:val="single" w:color="D9D9D9" w:sz="4"/>
             </w:tcBorders>
             <w:shd w:fill="FFFFFF" w:val="clear"/>
             <w:tcMar>
@@ -8480,7 +8480,7 @@
                 <w:rFonts w:ascii="Arial" w:cs="Arial" w:eastAsia="Arial" w:hAnsi="Arial"/>
                 <w:b/>
                 <w:bCs/>
-                <w:color w:val="2E5496"/>
+                <w:color w:val="7030A0"/>
                 <w:sz w:val="17"/>
                 <w:szCs w:val="17"/>
               </w:rPr>
@@ -8491,7 +8491,7 @@
                 <w:rFonts w:ascii="Arial" w:cs="Arial" w:eastAsia="Arial" w:hAnsi="Arial"/>
                 <w:i/>
                 <w:iCs/>
-                <w:color w:val="333333"/>
+                <w:color w:val="404040"/>
                 <w:sz w:val="17"/>
                 <w:szCs w:val="17"/>
               </w:rPr>
@@ -8503,10 +8503,10 @@
           <w:tcPr>
             <w:tcW w:type="dxa" w:w="1500"/>
             <w:tcBorders>
-              <w:top w:val="single" w:color="AAAAAA" w:sz="4"/>
-              <w:left w:val="single" w:color="AAAAAA" w:sz="4"/>
-              <w:bottom w:val="single" w:color="AAAAAA" w:sz="4"/>
-              <w:right w:val="single" w:color="AAAAAA" w:sz="4"/>
+              <w:top w:val="single" w:color="D9D9D9" w:sz="4"/>
+              <w:left w:val="single" w:color="D9D9D9" w:sz="4"/>
+              <w:bottom w:val="single" w:color="D9D9D9" w:sz="4"/>
+              <w:right w:val="single" w:color="D9D9D9" w:sz="4"/>
             </w:tcBorders>
             <w:shd w:fill="FFFFFF" w:val="clear"/>
             <w:tcMar>
@@ -8522,10 +8522,10 @@
           <w:tcPr>
             <w:tcW w:type="dxa" w:w="1500"/>
             <w:tcBorders>
-              <w:top w:val="single" w:color="AAAAAA" w:sz="4"/>
-              <w:left w:val="single" w:color="AAAAAA" w:sz="4"/>
-              <w:bottom w:val="single" w:color="AAAAAA" w:sz="4"/>
-              <w:right w:val="single" w:color="AAAAAA" w:sz="4"/>
+              <w:top w:val="single" w:color="D9D9D9" w:sz="4"/>
+              <w:left w:val="single" w:color="D9D9D9" w:sz="4"/>
+              <w:bottom w:val="single" w:color="D9D9D9" w:sz="4"/>
+              <w:right w:val="single" w:color="D9D9D9" w:sz="4"/>
             </w:tcBorders>
             <w:shd w:fill="FFFFFF" w:val="clear"/>
             <w:tcMar>
@@ -8541,10 +8541,10 @@
           <w:tcPr>
             <w:tcW w:type="dxa" w:w="560"/>
             <w:tcBorders>
-              <w:top w:val="single" w:color="AAAAAA" w:sz="4"/>
-              <w:left w:val="single" w:color="AAAAAA" w:sz="4"/>
-              <w:bottom w:val="single" w:color="AAAAAA" w:sz="4"/>
-              <w:right w:val="single" w:color="AAAAAA" w:sz="4"/>
+              <w:top w:val="single" w:color="D9D9D9" w:sz="4"/>
+              <w:left w:val="single" w:color="D9D9D9" w:sz="4"/>
+              <w:bottom w:val="single" w:color="D9D9D9" w:sz="4"/>
+              <w:right w:val="single" w:color="D9D9D9" w:sz="4"/>
             </w:tcBorders>
             <w:shd w:fill="FFFFFF" w:val="clear"/>
             <w:tcMar>
@@ -8562,12 +8562,12 @@
           <w:tcPr>
             <w:tcW w:type="dxa" w:w="700"/>
             <w:tcBorders>
-              <w:top w:val="single" w:color="AAAAAA" w:sz="4"/>
-              <w:left w:val="single" w:color="AAAAAA" w:sz="4"/>
-              <w:bottom w:val="single" w:color="AAAAAA" w:sz="4"/>
-              <w:right w:val="single" w:color="AAAAAA" w:sz="4"/>
-            </w:tcBorders>
-            <w:shd w:fill="EBF3FB" w:val="clear"/>
+              <w:top w:val="single" w:color="D9D9D9" w:sz="4"/>
+              <w:left w:val="single" w:color="D9D9D9" w:sz="4"/>
+              <w:bottom w:val="single" w:color="D9D9D9" w:sz="4"/>
+              <w:right w:val="single" w:color="D9D9D9" w:sz="4"/>
+            </w:tcBorders>
+            <w:shd w:fill="F2EEF2" w:val="clear"/>
             <w:tcMar>
               <w:top w:type="dxa" w:w="80"/>
               <w:left w:type="dxa" w:w="160"/>
@@ -8599,12 +8599,12 @@
           <w:tcPr>
             <w:tcW w:type="dxa" w:w="4500"/>
             <w:tcBorders>
-              <w:top w:val="single" w:color="AAAAAA" w:sz="4"/>
-              <w:left w:val="single" w:color="AAAAAA" w:sz="4"/>
-              <w:bottom w:val="single" w:color="AAAAAA" w:sz="4"/>
-              <w:right w:val="single" w:color="AAAAAA" w:sz="4"/>
-            </w:tcBorders>
-            <w:shd w:fill="EBF3FB" w:val="clear"/>
+              <w:top w:val="single" w:color="D9D9D9" w:sz="4"/>
+              <w:left w:val="single" w:color="D9D9D9" w:sz="4"/>
+              <w:bottom w:val="single" w:color="D9D9D9" w:sz="4"/>
+              <w:right w:val="single" w:color="D9D9D9" w:sz="4"/>
+            </w:tcBorders>
+            <w:shd w:fill="F2EEF2" w:val="clear"/>
             <w:tcMar>
               <w:top w:type="dxa" w:w="80"/>
               <w:left w:type="dxa" w:w="160"/>
@@ -8704,7 +8704,7 @@
                 <w:rFonts w:ascii="Arial" w:cs="Arial" w:eastAsia="Arial" w:hAnsi="Arial"/>
                 <w:b/>
                 <w:bCs/>
-                <w:color w:val="2E5496"/>
+                <w:color w:val="7030A0"/>
                 <w:sz w:val="17"/>
                 <w:szCs w:val="17"/>
               </w:rPr>
@@ -8715,7 +8715,7 @@
                 <w:rFonts w:ascii="Arial" w:cs="Arial" w:eastAsia="Arial" w:hAnsi="Arial"/>
                 <w:i/>
                 <w:iCs/>
-                <w:color w:val="333333"/>
+                <w:color w:val="404040"/>
                 <w:sz w:val="17"/>
                 <w:szCs w:val="17"/>
               </w:rPr>
@@ -8727,12 +8727,12 @@
           <w:tcPr>
             <w:tcW w:type="dxa" w:w="1500"/>
             <w:tcBorders>
-              <w:top w:val="single" w:color="AAAAAA" w:sz="4"/>
-              <w:left w:val="single" w:color="AAAAAA" w:sz="4"/>
-              <w:bottom w:val="single" w:color="AAAAAA" w:sz="4"/>
-              <w:right w:val="single" w:color="AAAAAA" w:sz="4"/>
-            </w:tcBorders>
-            <w:shd w:fill="EBF3FB" w:val="clear"/>
+              <w:top w:val="single" w:color="D9D9D9" w:sz="4"/>
+              <w:left w:val="single" w:color="D9D9D9" w:sz="4"/>
+              <w:bottom w:val="single" w:color="D9D9D9" w:sz="4"/>
+              <w:right w:val="single" w:color="D9D9D9" w:sz="4"/>
+            </w:tcBorders>
+            <w:shd w:fill="F2EEF2" w:val="clear"/>
             <w:tcMar>
               <w:top w:type="dxa" w:w="80"/>
               <w:left w:type="dxa" w:w="160"/>
@@ -8746,12 +8746,12 @@
           <w:tcPr>
             <w:tcW w:type="dxa" w:w="1500"/>
             <w:tcBorders>
-              <w:top w:val="single" w:color="AAAAAA" w:sz="4"/>
-              <w:left w:val="single" w:color="AAAAAA" w:sz="4"/>
-              <w:bottom w:val="single" w:color="AAAAAA" w:sz="4"/>
-              <w:right w:val="single" w:color="AAAAAA" w:sz="4"/>
-            </w:tcBorders>
-            <w:shd w:fill="EBF3FB" w:val="clear"/>
+              <w:top w:val="single" w:color="D9D9D9" w:sz="4"/>
+              <w:left w:val="single" w:color="D9D9D9" w:sz="4"/>
+              <w:bottom w:val="single" w:color="D9D9D9" w:sz="4"/>
+              <w:right w:val="single" w:color="D9D9D9" w:sz="4"/>
+            </w:tcBorders>
+            <w:shd w:fill="F2EEF2" w:val="clear"/>
             <w:tcMar>
               <w:top w:type="dxa" w:w="80"/>
               <w:left w:type="dxa" w:w="160"/>
@@ -8765,12 +8765,12 @@
           <w:tcPr>
             <w:tcW w:type="dxa" w:w="560"/>
             <w:tcBorders>
-              <w:top w:val="single" w:color="AAAAAA" w:sz="4"/>
-              <w:left w:val="single" w:color="AAAAAA" w:sz="4"/>
-              <w:bottom w:val="single" w:color="AAAAAA" w:sz="4"/>
-              <w:right w:val="single" w:color="AAAAAA" w:sz="4"/>
-            </w:tcBorders>
-            <w:shd w:fill="EBF3FB" w:val="clear"/>
+              <w:top w:val="single" w:color="D9D9D9" w:sz="4"/>
+              <w:left w:val="single" w:color="D9D9D9" w:sz="4"/>
+              <w:bottom w:val="single" w:color="D9D9D9" w:sz="4"/>
+              <w:right w:val="single" w:color="D9D9D9" w:sz="4"/>
+            </w:tcBorders>
+            <w:shd w:fill="F2EEF2" w:val="clear"/>
             <w:tcMar>
               <w:top w:type="dxa" w:w="80"/>
               <w:left w:type="dxa" w:w="160"/>
@@ -8786,10 +8786,10 @@
           <w:tcPr>
             <w:tcW w:type="dxa" w:w="700"/>
             <w:tcBorders>
-              <w:top w:val="single" w:color="AAAAAA" w:sz="4"/>
-              <w:left w:val="single" w:color="AAAAAA" w:sz="4"/>
-              <w:bottom w:val="single" w:color="AAAAAA" w:sz="4"/>
-              <w:right w:val="single" w:color="AAAAAA" w:sz="4"/>
+              <w:top w:val="single" w:color="D9D9D9" w:sz="4"/>
+              <w:left w:val="single" w:color="D9D9D9" w:sz="4"/>
+              <w:bottom w:val="single" w:color="D9D9D9" w:sz="4"/>
+              <w:right w:val="single" w:color="D9D9D9" w:sz="4"/>
             </w:tcBorders>
             <w:shd w:fill="FFFFFF" w:val="clear"/>
             <w:tcMar>
@@ -8823,10 +8823,10 @@
           <w:tcPr>
             <w:tcW w:type="dxa" w:w="4500"/>
             <w:tcBorders>
-              <w:top w:val="single" w:color="AAAAAA" w:sz="4"/>
-              <w:left w:val="single" w:color="AAAAAA" w:sz="4"/>
-              <w:bottom w:val="single" w:color="AAAAAA" w:sz="4"/>
-              <w:right w:val="single" w:color="AAAAAA" w:sz="4"/>
+              <w:top w:val="single" w:color="D9D9D9" w:sz="4"/>
+              <w:left w:val="single" w:color="D9D9D9" w:sz="4"/>
+              <w:bottom w:val="single" w:color="D9D9D9" w:sz="4"/>
+              <w:right w:val="single" w:color="D9D9D9" w:sz="4"/>
             </w:tcBorders>
             <w:shd w:fill="FFFFFF" w:val="clear"/>
             <w:tcMar>
@@ -8876,7 +8876,7 @@
                 <w:rFonts w:ascii="Arial" w:cs="Arial" w:eastAsia="Arial" w:hAnsi="Arial"/>
                 <w:b/>
                 <w:bCs/>
-                <w:color w:val="2E5496"/>
+                <w:color w:val="7030A0"/>
                 <w:sz w:val="17"/>
                 <w:szCs w:val="17"/>
               </w:rPr>
@@ -8887,7 +8887,7 @@
                 <w:rFonts w:ascii="Arial" w:cs="Arial" w:eastAsia="Arial" w:hAnsi="Arial"/>
                 <w:i/>
                 <w:iCs/>
-                <w:color w:val="333333"/>
+                <w:color w:val="404040"/>
                 <w:sz w:val="17"/>
                 <w:szCs w:val="17"/>
               </w:rPr>
@@ -8899,10 +8899,10 @@
           <w:tcPr>
             <w:tcW w:type="dxa" w:w="1500"/>
             <w:tcBorders>
-              <w:top w:val="single" w:color="AAAAAA" w:sz="4"/>
-              <w:left w:val="single" w:color="AAAAAA" w:sz="4"/>
-              <w:bottom w:val="single" w:color="AAAAAA" w:sz="4"/>
-              <w:right w:val="single" w:color="AAAAAA" w:sz="4"/>
+              <w:top w:val="single" w:color="D9D9D9" w:sz="4"/>
+              <w:left w:val="single" w:color="D9D9D9" w:sz="4"/>
+              <w:bottom w:val="single" w:color="D9D9D9" w:sz="4"/>
+              <w:right w:val="single" w:color="D9D9D9" w:sz="4"/>
             </w:tcBorders>
             <w:shd w:fill="FFFFFF" w:val="clear"/>
             <w:tcMar>
@@ -8918,10 +8918,10 @@
           <w:tcPr>
             <w:tcW w:type="dxa" w:w="1500"/>
             <w:tcBorders>
-              <w:top w:val="single" w:color="AAAAAA" w:sz="4"/>
-              <w:left w:val="single" w:color="AAAAAA" w:sz="4"/>
-              <w:bottom w:val="single" w:color="AAAAAA" w:sz="4"/>
-              <w:right w:val="single" w:color="AAAAAA" w:sz="4"/>
+              <w:top w:val="single" w:color="D9D9D9" w:sz="4"/>
+              <w:left w:val="single" w:color="D9D9D9" w:sz="4"/>
+              <w:bottom w:val="single" w:color="D9D9D9" w:sz="4"/>
+              <w:right w:val="single" w:color="D9D9D9" w:sz="4"/>
             </w:tcBorders>
             <w:shd w:fill="FFFFFF" w:val="clear"/>
             <w:tcMar>
@@ -8937,10 +8937,10 @@
           <w:tcPr>
             <w:tcW w:type="dxa" w:w="560"/>
             <w:tcBorders>
-              <w:top w:val="single" w:color="AAAAAA" w:sz="4"/>
-              <w:left w:val="single" w:color="AAAAAA" w:sz="4"/>
-              <w:bottom w:val="single" w:color="AAAAAA" w:sz="4"/>
-              <w:right w:val="single" w:color="AAAAAA" w:sz="4"/>
+              <w:top w:val="single" w:color="D9D9D9" w:sz="4"/>
+              <w:left w:val="single" w:color="D9D9D9" w:sz="4"/>
+              <w:bottom w:val="single" w:color="D9D9D9" w:sz="4"/>
+              <w:right w:val="single" w:color="D9D9D9" w:sz="4"/>
             </w:tcBorders>
             <w:shd w:fill="FFFFFF" w:val="clear"/>
             <w:tcMar>
@@ -8958,12 +8958,12 @@
           <w:tcPr>
             <w:tcW w:type="dxa" w:w="700"/>
             <w:tcBorders>
-              <w:top w:val="single" w:color="AAAAAA" w:sz="4"/>
-              <w:left w:val="single" w:color="AAAAAA" w:sz="4"/>
-              <w:bottom w:val="single" w:color="AAAAAA" w:sz="4"/>
-              <w:right w:val="single" w:color="AAAAAA" w:sz="4"/>
-            </w:tcBorders>
-            <w:shd w:fill="EBF3FB" w:val="clear"/>
+              <w:top w:val="single" w:color="D9D9D9" w:sz="4"/>
+              <w:left w:val="single" w:color="D9D9D9" w:sz="4"/>
+              <w:bottom w:val="single" w:color="D9D9D9" w:sz="4"/>
+              <w:right w:val="single" w:color="D9D9D9" w:sz="4"/>
+            </w:tcBorders>
+            <w:shd w:fill="F2EEF2" w:val="clear"/>
             <w:tcMar>
               <w:top w:type="dxa" w:w="80"/>
               <w:left w:type="dxa" w:w="160"/>
@@ -8995,12 +8995,12 @@
           <w:tcPr>
             <w:tcW w:type="dxa" w:w="4500"/>
             <w:tcBorders>
-              <w:top w:val="single" w:color="AAAAAA" w:sz="4"/>
-              <w:left w:val="single" w:color="AAAAAA" w:sz="4"/>
-              <w:bottom w:val="single" w:color="AAAAAA" w:sz="4"/>
-              <w:right w:val="single" w:color="AAAAAA" w:sz="4"/>
-            </w:tcBorders>
-            <w:shd w:fill="EBF3FB" w:val="clear"/>
+              <w:top w:val="single" w:color="D9D9D9" w:sz="4"/>
+              <w:left w:val="single" w:color="D9D9D9" w:sz="4"/>
+              <w:bottom w:val="single" w:color="D9D9D9" w:sz="4"/>
+              <w:right w:val="single" w:color="D9D9D9" w:sz="4"/>
+            </w:tcBorders>
+            <w:shd w:fill="F2EEF2" w:val="clear"/>
             <w:tcMar>
               <w:top w:type="dxa" w:w="80"/>
               <w:left w:type="dxa" w:w="160"/>
@@ -9048,7 +9048,7 @@
                 <w:rFonts w:ascii="Arial" w:cs="Arial" w:eastAsia="Arial" w:hAnsi="Arial"/>
                 <w:b/>
                 <w:bCs/>
-                <w:color w:val="2E5496"/>
+                <w:color w:val="7030A0"/>
                 <w:sz w:val="17"/>
                 <w:szCs w:val="17"/>
               </w:rPr>
@@ -9059,7 +9059,7 @@
                 <w:rFonts w:ascii="Arial" w:cs="Arial" w:eastAsia="Arial" w:hAnsi="Arial"/>
                 <w:i/>
                 <w:iCs/>
-                <w:color w:val="333333"/>
+                <w:color w:val="404040"/>
                 <w:sz w:val="17"/>
                 <w:szCs w:val="17"/>
               </w:rPr>
@@ -9071,12 +9071,12 @@
           <w:tcPr>
             <w:tcW w:type="dxa" w:w="1500"/>
             <w:tcBorders>
-              <w:top w:val="single" w:color="AAAAAA" w:sz="4"/>
-              <w:left w:val="single" w:color="AAAAAA" w:sz="4"/>
-              <w:bottom w:val="single" w:color="AAAAAA" w:sz="4"/>
-              <w:right w:val="single" w:color="AAAAAA" w:sz="4"/>
-            </w:tcBorders>
-            <w:shd w:fill="EBF3FB" w:val="clear"/>
+              <w:top w:val="single" w:color="D9D9D9" w:sz="4"/>
+              <w:left w:val="single" w:color="D9D9D9" w:sz="4"/>
+              <w:bottom w:val="single" w:color="D9D9D9" w:sz="4"/>
+              <w:right w:val="single" w:color="D9D9D9" w:sz="4"/>
+            </w:tcBorders>
+            <w:shd w:fill="F2EEF2" w:val="clear"/>
             <w:tcMar>
               <w:top w:type="dxa" w:w="80"/>
               <w:left w:type="dxa" w:w="160"/>
@@ -9090,12 +9090,12 @@
           <w:tcPr>
             <w:tcW w:type="dxa" w:w="1500"/>
             <w:tcBorders>
-              <w:top w:val="single" w:color="AAAAAA" w:sz="4"/>
-              <w:left w:val="single" w:color="AAAAAA" w:sz="4"/>
-              <w:bottom w:val="single" w:color="AAAAAA" w:sz="4"/>
-              <w:right w:val="single" w:color="AAAAAA" w:sz="4"/>
-            </w:tcBorders>
-            <w:shd w:fill="EBF3FB" w:val="clear"/>
+              <w:top w:val="single" w:color="D9D9D9" w:sz="4"/>
+              <w:left w:val="single" w:color="D9D9D9" w:sz="4"/>
+              <w:bottom w:val="single" w:color="D9D9D9" w:sz="4"/>
+              <w:right w:val="single" w:color="D9D9D9" w:sz="4"/>
+            </w:tcBorders>
+            <w:shd w:fill="F2EEF2" w:val="clear"/>
             <w:tcMar>
               <w:top w:type="dxa" w:w="80"/>
               <w:left w:type="dxa" w:w="160"/>
@@ -9109,12 +9109,12 @@
           <w:tcPr>
             <w:tcW w:type="dxa" w:w="560"/>
             <w:tcBorders>
-              <w:top w:val="single" w:color="AAAAAA" w:sz="4"/>
-              <w:left w:val="single" w:color="AAAAAA" w:sz="4"/>
-              <w:bottom w:val="single" w:color="AAAAAA" w:sz="4"/>
-              <w:right w:val="single" w:color="AAAAAA" w:sz="4"/>
-            </w:tcBorders>
-            <w:shd w:fill="EBF3FB" w:val="clear"/>
+              <w:top w:val="single" w:color="D9D9D9" w:sz="4"/>
+              <w:left w:val="single" w:color="D9D9D9" w:sz="4"/>
+              <w:bottom w:val="single" w:color="D9D9D9" w:sz="4"/>
+              <w:right w:val="single" w:color="D9D9D9" w:sz="4"/>
+            </w:tcBorders>
+            <w:shd w:fill="F2EEF2" w:val="clear"/>
             <w:tcMar>
               <w:top w:type="dxa" w:w="80"/>
               <w:left w:type="dxa" w:w="160"/>
@@ -9130,12 +9130,12 @@
           <w:tcPr>
             <w:gridSpan w:val="5"/>
             <w:tcBorders>
-              <w:top w:val="single" w:color="AAAAAA" w:sz="4"/>
-              <w:left w:val="single" w:color="AAAAAA" w:sz="4"/>
-              <w:bottom w:val="single" w:color="AAAAAA" w:sz="4"/>
-              <w:right w:val="single" w:color="AAAAAA" w:sz="4"/>
-            </w:tcBorders>
-            <w:shd w:fill="2E5496" w:val="clear"/>
+              <w:top w:val="single" w:color="D9D9D9" w:sz="4"/>
+              <w:left w:val="single" w:color="D9D9D9" w:sz="4"/>
+              <w:bottom w:val="single" w:color="D9D9D9" w:sz="4"/>
+              <w:right w:val="single" w:color="D9D9D9" w:sz="4"/>
+            </w:tcBorders>
+            <w:shd w:fill="5F2861" w:val="clear"/>
             <w:tcMar>
               <w:top w:type="dxa" w:w="100"/>
               <w:left w:type="dxa" w:w="180"/>
@@ -9163,10 +9163,10 @@
           <w:tcPr>
             <w:tcW w:type="dxa" w:w="700"/>
             <w:tcBorders>
-              <w:top w:val="single" w:color="AAAAAA" w:sz="4"/>
-              <w:left w:val="single" w:color="AAAAAA" w:sz="4"/>
-              <w:bottom w:val="single" w:color="AAAAAA" w:sz="4"/>
-              <w:right w:val="single" w:color="AAAAAA" w:sz="4"/>
+              <w:top w:val="single" w:color="D9D9D9" w:sz="4"/>
+              <w:left w:val="single" w:color="D9D9D9" w:sz="4"/>
+              <w:bottom w:val="single" w:color="D9D9D9" w:sz="4"/>
+              <w:right w:val="single" w:color="D9D9D9" w:sz="4"/>
             </w:tcBorders>
             <w:shd w:fill="FFFFFF" w:val="clear"/>
             <w:tcMar>
@@ -9200,10 +9200,10 @@
           <w:tcPr>
             <w:tcW w:type="dxa" w:w="4500"/>
             <w:tcBorders>
-              <w:top w:val="single" w:color="AAAAAA" w:sz="4"/>
-              <w:left w:val="single" w:color="AAAAAA" w:sz="4"/>
-              <w:bottom w:val="single" w:color="AAAAAA" w:sz="4"/>
-              <w:right w:val="single" w:color="AAAAAA" w:sz="4"/>
+              <w:top w:val="single" w:color="D9D9D9" w:sz="4"/>
+              <w:left w:val="single" w:color="D9D9D9" w:sz="4"/>
+              <w:bottom w:val="single" w:color="D9D9D9" w:sz="4"/>
+              <w:right w:val="single" w:color="D9D9D9" w:sz="4"/>
             </w:tcBorders>
             <w:shd w:fill="FFFFFF" w:val="clear"/>
             <w:tcMar>
@@ -9251,7 +9251,7 @@
                 <w:rFonts w:ascii="Arial" w:cs="Arial" w:eastAsia="Arial" w:hAnsi="Arial"/>
                 <w:b/>
                 <w:bCs/>
-                <w:color w:val="2E5496"/>
+                <w:color w:val="7030A0"/>
                 <w:sz w:val="17"/>
                 <w:szCs w:val="17"/>
               </w:rPr>
@@ -9262,7 +9262,7 @@
                 <w:rFonts w:ascii="Arial" w:cs="Arial" w:eastAsia="Arial" w:hAnsi="Arial"/>
                 <w:i/>
                 <w:iCs/>
-                <w:color w:val="333333"/>
+                <w:color w:val="404040"/>
                 <w:sz w:val="17"/>
                 <w:szCs w:val="17"/>
               </w:rPr>
@@ -9274,10 +9274,10 @@
           <w:tcPr>
             <w:tcW w:type="dxa" w:w="1500"/>
             <w:tcBorders>
-              <w:top w:val="single" w:color="AAAAAA" w:sz="4"/>
-              <w:left w:val="single" w:color="AAAAAA" w:sz="4"/>
-              <w:bottom w:val="single" w:color="AAAAAA" w:sz="4"/>
-              <w:right w:val="single" w:color="AAAAAA" w:sz="4"/>
+              <w:top w:val="single" w:color="D9D9D9" w:sz="4"/>
+              <w:left w:val="single" w:color="D9D9D9" w:sz="4"/>
+              <w:bottom w:val="single" w:color="D9D9D9" w:sz="4"/>
+              <w:right w:val="single" w:color="D9D9D9" w:sz="4"/>
             </w:tcBorders>
             <w:shd w:fill="FFFFFF" w:val="clear"/>
             <w:tcMar>
@@ -9293,10 +9293,10 @@
           <w:tcPr>
             <w:tcW w:type="dxa" w:w="1500"/>
             <w:tcBorders>
-              <w:top w:val="single" w:color="AAAAAA" w:sz="4"/>
-              <w:left w:val="single" w:color="AAAAAA" w:sz="4"/>
-              <w:bottom w:val="single" w:color="AAAAAA" w:sz="4"/>
-              <w:right w:val="single" w:color="AAAAAA" w:sz="4"/>
+              <w:top w:val="single" w:color="D9D9D9" w:sz="4"/>
+              <w:left w:val="single" w:color="D9D9D9" w:sz="4"/>
+              <w:bottom w:val="single" w:color="D9D9D9" w:sz="4"/>
+              <w:right w:val="single" w:color="D9D9D9" w:sz="4"/>
             </w:tcBorders>
             <w:shd w:fill="FFFFFF" w:val="clear"/>
             <w:tcMar>
@@ -9312,10 +9312,10 @@
           <w:tcPr>
             <w:tcW w:type="dxa" w:w="560"/>
             <w:tcBorders>
-              <w:top w:val="single" w:color="AAAAAA" w:sz="4"/>
-              <w:left w:val="single" w:color="AAAAAA" w:sz="4"/>
-              <w:bottom w:val="single" w:color="AAAAAA" w:sz="4"/>
-              <w:right w:val="single" w:color="AAAAAA" w:sz="4"/>
+              <w:top w:val="single" w:color="D9D9D9" w:sz="4"/>
+              <w:left w:val="single" w:color="D9D9D9" w:sz="4"/>
+              <w:bottom w:val="single" w:color="D9D9D9" w:sz="4"/>
+              <w:right w:val="single" w:color="D9D9D9" w:sz="4"/>
             </w:tcBorders>
             <w:shd w:fill="FFFFFF" w:val="clear"/>
             <w:tcMar>
@@ -9333,12 +9333,12 @@
           <w:tcPr>
             <w:tcW w:type="dxa" w:w="700"/>
             <w:tcBorders>
-              <w:top w:val="single" w:color="AAAAAA" w:sz="4"/>
-              <w:left w:val="single" w:color="AAAAAA" w:sz="4"/>
-              <w:bottom w:val="single" w:color="AAAAAA" w:sz="4"/>
-              <w:right w:val="single" w:color="AAAAAA" w:sz="4"/>
-            </w:tcBorders>
-            <w:shd w:fill="EBF3FB" w:val="clear"/>
+              <w:top w:val="single" w:color="D9D9D9" w:sz="4"/>
+              <w:left w:val="single" w:color="D9D9D9" w:sz="4"/>
+              <w:bottom w:val="single" w:color="D9D9D9" w:sz="4"/>
+              <w:right w:val="single" w:color="D9D9D9" w:sz="4"/>
+            </w:tcBorders>
+            <w:shd w:fill="F2EEF2" w:val="clear"/>
             <w:tcMar>
               <w:top w:type="dxa" w:w="80"/>
               <w:left w:type="dxa" w:w="160"/>
@@ -9370,12 +9370,12 @@
           <w:tcPr>
             <w:tcW w:type="dxa" w:w="4500"/>
             <w:tcBorders>
-              <w:top w:val="single" w:color="AAAAAA" w:sz="4"/>
-              <w:left w:val="single" w:color="AAAAAA" w:sz="4"/>
-              <w:bottom w:val="single" w:color="AAAAAA" w:sz="4"/>
-              <w:right w:val="single" w:color="AAAAAA" w:sz="4"/>
-            </w:tcBorders>
-            <w:shd w:fill="EBF3FB" w:val="clear"/>
+              <w:top w:val="single" w:color="D9D9D9" w:sz="4"/>
+              <w:left w:val="single" w:color="D9D9D9" w:sz="4"/>
+              <w:bottom w:val="single" w:color="D9D9D9" w:sz="4"/>
+              <w:right w:val="single" w:color="D9D9D9" w:sz="4"/>
+            </w:tcBorders>
+            <w:shd w:fill="F2EEF2" w:val="clear"/>
             <w:tcMar>
               <w:top w:type="dxa" w:w="80"/>
               <w:left w:type="dxa" w:w="160"/>
@@ -9438,7 +9438,7 @@
                 <w:rFonts w:ascii="Arial" w:cs="Arial" w:eastAsia="Arial" w:hAnsi="Arial"/>
                 <w:b/>
                 <w:bCs/>
-                <w:color w:val="2E5496"/>
+                <w:color w:val="7030A0"/>
                 <w:sz w:val="17"/>
                 <w:szCs w:val="17"/>
               </w:rPr>
@@ -9449,7 +9449,7 @@
                 <w:rFonts w:ascii="Arial" w:cs="Arial" w:eastAsia="Arial" w:hAnsi="Arial"/>
                 <w:i/>
                 <w:iCs/>
-                <w:color w:val="333333"/>
+                <w:color w:val="404040"/>
                 <w:sz w:val="17"/>
                 <w:szCs w:val="17"/>
               </w:rPr>
@@ -9461,12 +9461,12 @@
           <w:tcPr>
             <w:tcW w:type="dxa" w:w="1500"/>
             <w:tcBorders>
-              <w:top w:val="single" w:color="AAAAAA" w:sz="4"/>
-              <w:left w:val="single" w:color="AAAAAA" w:sz="4"/>
-              <w:bottom w:val="single" w:color="AAAAAA" w:sz="4"/>
-              <w:right w:val="single" w:color="AAAAAA" w:sz="4"/>
-            </w:tcBorders>
-            <w:shd w:fill="EBF3FB" w:val="clear"/>
+              <w:top w:val="single" w:color="D9D9D9" w:sz="4"/>
+              <w:left w:val="single" w:color="D9D9D9" w:sz="4"/>
+              <w:bottom w:val="single" w:color="D9D9D9" w:sz="4"/>
+              <w:right w:val="single" w:color="D9D9D9" w:sz="4"/>
+            </w:tcBorders>
+            <w:shd w:fill="F2EEF2" w:val="clear"/>
             <w:tcMar>
               <w:top w:type="dxa" w:w="80"/>
               <w:left w:type="dxa" w:w="160"/>
@@ -9480,12 +9480,12 @@
           <w:tcPr>
             <w:tcW w:type="dxa" w:w="1500"/>
             <w:tcBorders>
-              <w:top w:val="single" w:color="AAAAAA" w:sz="4"/>
-              <w:left w:val="single" w:color="AAAAAA" w:sz="4"/>
-              <w:bottom w:val="single" w:color="AAAAAA" w:sz="4"/>
-              <w:right w:val="single" w:color="AAAAAA" w:sz="4"/>
-            </w:tcBorders>
-            <w:shd w:fill="EBF3FB" w:val="clear"/>
+              <w:top w:val="single" w:color="D9D9D9" w:sz="4"/>
+              <w:left w:val="single" w:color="D9D9D9" w:sz="4"/>
+              <w:bottom w:val="single" w:color="D9D9D9" w:sz="4"/>
+              <w:right w:val="single" w:color="D9D9D9" w:sz="4"/>
+            </w:tcBorders>
+            <w:shd w:fill="F2EEF2" w:val="clear"/>
             <w:tcMar>
               <w:top w:type="dxa" w:w="80"/>
               <w:left w:type="dxa" w:w="160"/>
@@ -9499,12 +9499,12 @@
           <w:tcPr>
             <w:tcW w:type="dxa" w:w="560"/>
             <w:tcBorders>
-              <w:top w:val="single" w:color="AAAAAA" w:sz="4"/>
-              <w:left w:val="single" w:color="AAAAAA" w:sz="4"/>
-              <w:bottom w:val="single" w:color="AAAAAA" w:sz="4"/>
-              <w:right w:val="single" w:color="AAAAAA" w:sz="4"/>
-            </w:tcBorders>
-            <w:shd w:fill="EBF3FB" w:val="clear"/>
+              <w:top w:val="single" w:color="D9D9D9" w:sz="4"/>
+              <w:left w:val="single" w:color="D9D9D9" w:sz="4"/>
+              <w:bottom w:val="single" w:color="D9D9D9" w:sz="4"/>
+              <w:right w:val="single" w:color="D9D9D9" w:sz="4"/>
+            </w:tcBorders>
+            <w:shd w:fill="F2EEF2" w:val="clear"/>
             <w:tcMar>
               <w:top w:type="dxa" w:w="80"/>
               <w:left w:type="dxa" w:w="160"/>
@@ -9520,10 +9520,10 @@
           <w:tcPr>
             <w:tcW w:type="dxa" w:w="700"/>
             <w:tcBorders>
-              <w:top w:val="single" w:color="AAAAAA" w:sz="4"/>
-              <w:left w:val="single" w:color="AAAAAA" w:sz="4"/>
-              <w:bottom w:val="single" w:color="AAAAAA" w:sz="4"/>
-              <w:right w:val="single" w:color="AAAAAA" w:sz="4"/>
+              <w:top w:val="single" w:color="D9D9D9" w:sz="4"/>
+              <w:left w:val="single" w:color="D9D9D9" w:sz="4"/>
+              <w:bottom w:val="single" w:color="D9D9D9" w:sz="4"/>
+              <w:right w:val="single" w:color="D9D9D9" w:sz="4"/>
             </w:tcBorders>
             <w:shd w:fill="FFFFFF" w:val="clear"/>
             <w:tcMar>
@@ -9557,10 +9557,10 @@
           <w:tcPr>
             <w:tcW w:type="dxa" w:w="4500"/>
             <w:tcBorders>
-              <w:top w:val="single" w:color="AAAAAA" w:sz="4"/>
-              <w:left w:val="single" w:color="AAAAAA" w:sz="4"/>
-              <w:bottom w:val="single" w:color="AAAAAA" w:sz="4"/>
-              <w:right w:val="single" w:color="AAAAAA" w:sz="4"/>
+              <w:top w:val="single" w:color="D9D9D9" w:sz="4"/>
+              <w:left w:val="single" w:color="D9D9D9" w:sz="4"/>
+              <w:bottom w:val="single" w:color="D9D9D9" w:sz="4"/>
+              <w:right w:val="single" w:color="D9D9D9" w:sz="4"/>
             </w:tcBorders>
             <w:shd w:fill="FFFFFF" w:val="clear"/>
             <w:tcMar>
@@ -9610,7 +9610,7 @@
                 <w:rFonts w:ascii="Arial" w:cs="Arial" w:eastAsia="Arial" w:hAnsi="Arial"/>
                 <w:b/>
                 <w:bCs/>
-                <w:color w:val="2E5496"/>
+                <w:color w:val="7030A0"/>
                 <w:sz w:val="17"/>
                 <w:szCs w:val="17"/>
               </w:rPr>
@@ -9621,7 +9621,7 @@
                 <w:rFonts w:ascii="Arial" w:cs="Arial" w:eastAsia="Arial" w:hAnsi="Arial"/>
                 <w:i/>
                 <w:iCs/>
-                <w:color w:val="333333"/>
+                <w:color w:val="404040"/>
                 <w:sz w:val="17"/>
                 <w:szCs w:val="17"/>
               </w:rPr>
@@ -9633,10 +9633,10 @@
           <w:tcPr>
             <w:tcW w:type="dxa" w:w="1500"/>
             <w:tcBorders>
-              <w:top w:val="single" w:color="AAAAAA" w:sz="4"/>
-              <w:left w:val="single" w:color="AAAAAA" w:sz="4"/>
-              <w:bottom w:val="single" w:color="AAAAAA" w:sz="4"/>
-              <w:right w:val="single" w:color="AAAAAA" w:sz="4"/>
+              <w:top w:val="single" w:color="D9D9D9" w:sz="4"/>
+              <w:left w:val="single" w:color="D9D9D9" w:sz="4"/>
+              <w:bottom w:val="single" w:color="D9D9D9" w:sz="4"/>
+              <w:right w:val="single" w:color="D9D9D9" w:sz="4"/>
             </w:tcBorders>
             <w:shd w:fill="FFFFFF" w:val="clear"/>
             <w:tcMar>
@@ -9652,10 +9652,10 @@
           <w:tcPr>
             <w:tcW w:type="dxa" w:w="1500"/>
             <w:tcBorders>
-              <w:top w:val="single" w:color="AAAAAA" w:sz="4"/>
-              <w:left w:val="single" w:color="AAAAAA" w:sz="4"/>
-              <w:bottom w:val="single" w:color="AAAAAA" w:sz="4"/>
-              <w:right w:val="single" w:color="AAAAAA" w:sz="4"/>
+              <w:top w:val="single" w:color="D9D9D9" w:sz="4"/>
+              <w:left w:val="single" w:color="D9D9D9" w:sz="4"/>
+              <w:bottom w:val="single" w:color="D9D9D9" w:sz="4"/>
+              <w:right w:val="single" w:color="D9D9D9" w:sz="4"/>
             </w:tcBorders>
             <w:shd w:fill="FFFFFF" w:val="clear"/>
             <w:tcMar>
@@ -9671,10 +9671,10 @@
           <w:tcPr>
             <w:tcW w:type="dxa" w:w="560"/>
             <w:tcBorders>
-              <w:top w:val="single" w:color="AAAAAA" w:sz="4"/>
-              <w:left w:val="single" w:color="AAAAAA" w:sz="4"/>
-              <w:bottom w:val="single" w:color="AAAAAA" w:sz="4"/>
-              <w:right w:val="single" w:color="AAAAAA" w:sz="4"/>
+              <w:top w:val="single" w:color="D9D9D9" w:sz="4"/>
+              <w:left w:val="single" w:color="D9D9D9" w:sz="4"/>
+              <w:bottom w:val="single" w:color="D9D9D9" w:sz="4"/>
+              <w:right w:val="single" w:color="D9D9D9" w:sz="4"/>
             </w:tcBorders>
             <w:shd w:fill="FFFFFF" w:val="clear"/>
             <w:tcMar>
@@ -9692,12 +9692,12 @@
           <w:tcPr>
             <w:tcW w:type="dxa" w:w="700"/>
             <w:tcBorders>
-              <w:top w:val="single" w:color="AAAAAA" w:sz="4"/>
-              <w:left w:val="single" w:color="AAAAAA" w:sz="4"/>
-              <w:bottom w:val="single" w:color="AAAAAA" w:sz="4"/>
-              <w:right w:val="single" w:color="AAAAAA" w:sz="4"/>
-            </w:tcBorders>
-            <w:shd w:fill="EBF3FB" w:val="clear"/>
+              <w:top w:val="single" w:color="D9D9D9" w:sz="4"/>
+              <w:left w:val="single" w:color="D9D9D9" w:sz="4"/>
+              <w:bottom w:val="single" w:color="D9D9D9" w:sz="4"/>
+              <w:right w:val="single" w:color="D9D9D9" w:sz="4"/>
+            </w:tcBorders>
+            <w:shd w:fill="F2EEF2" w:val="clear"/>
             <w:tcMar>
               <w:top w:type="dxa" w:w="80"/>
               <w:left w:type="dxa" w:w="160"/>
@@ -9729,12 +9729,12 @@
           <w:tcPr>
             <w:tcW w:type="dxa" w:w="4500"/>
             <w:tcBorders>
-              <w:top w:val="single" w:color="AAAAAA" w:sz="4"/>
-              <w:left w:val="single" w:color="AAAAAA" w:sz="4"/>
-              <w:bottom w:val="single" w:color="AAAAAA" w:sz="4"/>
-              <w:right w:val="single" w:color="AAAAAA" w:sz="4"/>
-            </w:tcBorders>
-            <w:shd w:fill="EBF3FB" w:val="clear"/>
+              <w:top w:val="single" w:color="D9D9D9" w:sz="4"/>
+              <w:left w:val="single" w:color="D9D9D9" w:sz="4"/>
+              <w:bottom w:val="single" w:color="D9D9D9" w:sz="4"/>
+              <w:right w:val="single" w:color="D9D9D9" w:sz="4"/>
+            </w:tcBorders>
+            <w:shd w:fill="F2EEF2" w:val="clear"/>
             <w:tcMar>
               <w:top w:type="dxa" w:w="80"/>
               <w:left w:type="dxa" w:w="160"/>
@@ -9782,7 +9782,7 @@
                 <w:rFonts w:ascii="Arial" w:cs="Arial" w:eastAsia="Arial" w:hAnsi="Arial"/>
                 <w:b/>
                 <w:bCs/>
-                <w:color w:val="2E5496"/>
+                <w:color w:val="7030A0"/>
                 <w:sz w:val="17"/>
                 <w:szCs w:val="17"/>
               </w:rPr>
@@ -9793,7 +9793,7 @@
                 <w:rFonts w:ascii="Arial" w:cs="Arial" w:eastAsia="Arial" w:hAnsi="Arial"/>
                 <w:i/>
                 <w:iCs/>
-                <w:color w:val="333333"/>
+                <w:color w:val="404040"/>
                 <w:sz w:val="17"/>
                 <w:szCs w:val="17"/>
               </w:rPr>
@@ -9805,12 +9805,12 @@
           <w:tcPr>
             <w:tcW w:type="dxa" w:w="1500"/>
             <w:tcBorders>
-              <w:top w:val="single" w:color="AAAAAA" w:sz="4"/>
-              <w:left w:val="single" w:color="AAAAAA" w:sz="4"/>
-              <w:bottom w:val="single" w:color="AAAAAA" w:sz="4"/>
-              <w:right w:val="single" w:color="AAAAAA" w:sz="4"/>
-            </w:tcBorders>
-            <w:shd w:fill="EBF3FB" w:val="clear"/>
+              <w:top w:val="single" w:color="D9D9D9" w:sz="4"/>
+              <w:left w:val="single" w:color="D9D9D9" w:sz="4"/>
+              <w:bottom w:val="single" w:color="D9D9D9" w:sz="4"/>
+              <w:right w:val="single" w:color="D9D9D9" w:sz="4"/>
+            </w:tcBorders>
+            <w:shd w:fill="F2EEF2" w:val="clear"/>
             <w:tcMar>
               <w:top w:type="dxa" w:w="80"/>
               <w:left w:type="dxa" w:w="160"/>
@@ -9824,12 +9824,12 @@
           <w:tcPr>
             <w:tcW w:type="dxa" w:w="1500"/>
             <w:tcBorders>
-              <w:top w:val="single" w:color="AAAAAA" w:sz="4"/>
-              <w:left w:val="single" w:color="AAAAAA" w:sz="4"/>
-              <w:bottom w:val="single" w:color="AAAAAA" w:sz="4"/>
-              <w:right w:val="single" w:color="AAAAAA" w:sz="4"/>
-            </w:tcBorders>
-            <w:shd w:fill="EBF3FB" w:val="clear"/>
+              <w:top w:val="single" w:color="D9D9D9" w:sz="4"/>
+              <w:left w:val="single" w:color="D9D9D9" w:sz="4"/>
+              <w:bottom w:val="single" w:color="D9D9D9" w:sz="4"/>
+              <w:right w:val="single" w:color="D9D9D9" w:sz="4"/>
+            </w:tcBorders>
+            <w:shd w:fill="F2EEF2" w:val="clear"/>
             <w:tcMar>
               <w:top w:type="dxa" w:w="80"/>
               <w:left w:type="dxa" w:w="160"/>
@@ -9843,12 +9843,12 @@
           <w:tcPr>
             <w:tcW w:type="dxa" w:w="560"/>
             <w:tcBorders>
-              <w:top w:val="single" w:color="AAAAAA" w:sz="4"/>
-              <w:left w:val="single" w:color="AAAAAA" w:sz="4"/>
-              <w:bottom w:val="single" w:color="AAAAAA" w:sz="4"/>
-              <w:right w:val="single" w:color="AAAAAA" w:sz="4"/>
-            </w:tcBorders>
-            <w:shd w:fill="EBF3FB" w:val="clear"/>
+              <w:top w:val="single" w:color="D9D9D9" w:sz="4"/>
+              <w:left w:val="single" w:color="D9D9D9" w:sz="4"/>
+              <w:bottom w:val="single" w:color="D9D9D9" w:sz="4"/>
+              <w:right w:val="single" w:color="D9D9D9" w:sz="4"/>
+            </w:tcBorders>
+            <w:shd w:fill="F2EEF2" w:val="clear"/>
             <w:tcMar>
               <w:top w:type="dxa" w:w="80"/>
               <w:left w:type="dxa" w:w="160"/>
@@ -9864,12 +9864,12 @@
           <w:tcPr>
             <w:gridSpan w:val="5"/>
             <w:tcBorders>
-              <w:top w:val="single" w:color="AAAAAA" w:sz="4"/>
-              <w:left w:val="single" w:color="AAAAAA" w:sz="4"/>
-              <w:bottom w:val="single" w:color="AAAAAA" w:sz="4"/>
-              <w:right w:val="single" w:color="AAAAAA" w:sz="4"/>
-            </w:tcBorders>
-            <w:shd w:fill="2E5496" w:val="clear"/>
+              <w:top w:val="single" w:color="D9D9D9" w:sz="4"/>
+              <w:left w:val="single" w:color="D9D9D9" w:sz="4"/>
+              <w:bottom w:val="single" w:color="D9D9D9" w:sz="4"/>
+              <w:right w:val="single" w:color="D9D9D9" w:sz="4"/>
+            </w:tcBorders>
+            <w:shd w:fill="5F2861" w:val="clear"/>
             <w:tcMar>
               <w:top w:type="dxa" w:w="100"/>
               <w:left w:type="dxa" w:w="180"/>
@@ -9897,10 +9897,10 @@
           <w:tcPr>
             <w:tcW w:type="dxa" w:w="700"/>
             <w:tcBorders>
-              <w:top w:val="single" w:color="AAAAAA" w:sz="4"/>
-              <w:left w:val="single" w:color="AAAAAA" w:sz="4"/>
-              <w:bottom w:val="single" w:color="AAAAAA" w:sz="4"/>
-              <w:right w:val="single" w:color="AAAAAA" w:sz="4"/>
+              <w:top w:val="single" w:color="D9D9D9" w:sz="4"/>
+              <w:left w:val="single" w:color="D9D9D9" w:sz="4"/>
+              <w:bottom w:val="single" w:color="D9D9D9" w:sz="4"/>
+              <w:right w:val="single" w:color="D9D9D9" w:sz="4"/>
             </w:tcBorders>
             <w:shd w:fill="FFFFFF" w:val="clear"/>
             <w:tcMar>
@@ -9934,10 +9934,10 @@
           <w:tcPr>
             <w:tcW w:type="dxa" w:w="4500"/>
             <w:tcBorders>
-              <w:top w:val="single" w:color="AAAAAA" w:sz="4"/>
-              <w:left w:val="single" w:color="AAAAAA" w:sz="4"/>
-              <w:bottom w:val="single" w:color="AAAAAA" w:sz="4"/>
-              <w:right w:val="single" w:color="AAAAAA" w:sz="4"/>
+              <w:top w:val="single" w:color="D9D9D9" w:sz="4"/>
+              <w:left w:val="single" w:color="D9D9D9" w:sz="4"/>
+              <w:bottom w:val="single" w:color="D9D9D9" w:sz="4"/>
+              <w:right w:val="single" w:color="D9D9D9" w:sz="4"/>
             </w:tcBorders>
             <w:shd w:fill="FFFFFF" w:val="clear"/>
             <w:tcMar>
@@ -10026,7 +10026,7 @@
                 <w:rFonts w:ascii="Arial" w:cs="Arial" w:eastAsia="Arial" w:hAnsi="Arial"/>
                 <w:b/>
                 <w:bCs/>
-                <w:color w:val="2E5496"/>
+                <w:color w:val="7030A0"/>
                 <w:sz w:val="17"/>
                 <w:szCs w:val="17"/>
               </w:rPr>
@@ -10037,7 +10037,7 @@
                 <w:rFonts w:ascii="Arial" w:cs="Arial" w:eastAsia="Arial" w:hAnsi="Arial"/>
                 <w:i/>
                 <w:iCs/>
-                <w:color w:val="333333"/>
+                <w:color w:val="404040"/>
                 <w:sz w:val="17"/>
                 <w:szCs w:val="17"/>
               </w:rPr>
@@ -10049,10 +10049,10 @@
           <w:tcPr>
             <w:tcW w:type="dxa" w:w="1500"/>
             <w:tcBorders>
-              <w:top w:val="single" w:color="AAAAAA" w:sz="4"/>
-              <w:left w:val="single" w:color="AAAAAA" w:sz="4"/>
-              <w:bottom w:val="single" w:color="AAAAAA" w:sz="4"/>
-              <w:right w:val="single" w:color="AAAAAA" w:sz="4"/>
+              <w:top w:val="single" w:color="D9D9D9" w:sz="4"/>
+              <w:left w:val="single" w:color="D9D9D9" w:sz="4"/>
+              <w:bottom w:val="single" w:color="D9D9D9" w:sz="4"/>
+              <w:right w:val="single" w:color="D9D9D9" w:sz="4"/>
             </w:tcBorders>
             <w:shd w:fill="FFFFFF" w:val="clear"/>
             <w:tcMar>
@@ -10068,10 +10068,10 @@
           <w:tcPr>
             <w:tcW w:type="dxa" w:w="1500"/>
             <w:tcBorders>
-              <w:top w:val="single" w:color="AAAAAA" w:sz="4"/>
-              <w:left w:val="single" w:color="AAAAAA" w:sz="4"/>
-              <w:bottom w:val="single" w:color="AAAAAA" w:sz="4"/>
-              <w:right w:val="single" w:color="AAAAAA" w:sz="4"/>
+              <w:top w:val="single" w:color="D9D9D9" w:sz="4"/>
+              <w:left w:val="single" w:color="D9D9D9" w:sz="4"/>
+              <w:bottom w:val="single" w:color="D9D9D9" w:sz="4"/>
+              <w:right w:val="single" w:color="D9D9D9" w:sz="4"/>
             </w:tcBorders>
             <w:shd w:fill="FFFFFF" w:val="clear"/>
             <w:tcMar>
@@ -10087,10 +10087,10 @@
           <w:tcPr>
             <w:tcW w:type="dxa" w:w="560"/>
             <w:tcBorders>
-              <w:top w:val="single" w:color="AAAAAA" w:sz="4"/>
-              <w:left w:val="single" w:color="AAAAAA" w:sz="4"/>
-              <w:bottom w:val="single" w:color="AAAAAA" w:sz="4"/>
-              <w:right w:val="single" w:color="AAAAAA" w:sz="4"/>
+              <w:top w:val="single" w:color="D9D9D9" w:sz="4"/>
+              <w:left w:val="single" w:color="D9D9D9" w:sz="4"/>
+              <w:bottom w:val="single" w:color="D9D9D9" w:sz="4"/>
+              <w:right w:val="single" w:color="D9D9D9" w:sz="4"/>
             </w:tcBorders>
             <w:shd w:fill="FFFFFF" w:val="clear"/>
             <w:tcMar>
@@ -10108,12 +10108,12 @@
           <w:tcPr>
             <w:tcW w:type="dxa" w:w="700"/>
             <w:tcBorders>
-              <w:top w:val="single" w:color="AAAAAA" w:sz="4"/>
-              <w:left w:val="single" w:color="AAAAAA" w:sz="4"/>
-              <w:bottom w:val="single" w:color="AAAAAA" w:sz="4"/>
-              <w:right w:val="single" w:color="AAAAAA" w:sz="4"/>
-            </w:tcBorders>
-            <w:shd w:fill="EBF3FB" w:val="clear"/>
+              <w:top w:val="single" w:color="D9D9D9" w:sz="4"/>
+              <w:left w:val="single" w:color="D9D9D9" w:sz="4"/>
+              <w:bottom w:val="single" w:color="D9D9D9" w:sz="4"/>
+              <w:right w:val="single" w:color="D9D9D9" w:sz="4"/>
+            </w:tcBorders>
+            <w:shd w:fill="F2EEF2" w:val="clear"/>
             <w:tcMar>
               <w:top w:type="dxa" w:w="80"/>
               <w:left w:type="dxa" w:w="160"/>
@@ -10145,12 +10145,12 @@
           <w:tcPr>
             <w:tcW w:type="dxa" w:w="4500"/>
             <w:tcBorders>
-              <w:top w:val="single" w:color="AAAAAA" w:sz="4"/>
-              <w:left w:val="single" w:color="AAAAAA" w:sz="4"/>
-              <w:bottom w:val="single" w:color="AAAAAA" w:sz="4"/>
-              <w:right w:val="single" w:color="AAAAAA" w:sz="4"/>
-            </w:tcBorders>
-            <w:shd w:fill="EBF3FB" w:val="clear"/>
+              <w:top w:val="single" w:color="D9D9D9" w:sz="4"/>
+              <w:left w:val="single" w:color="D9D9D9" w:sz="4"/>
+              <w:bottom w:val="single" w:color="D9D9D9" w:sz="4"/>
+              <w:right w:val="single" w:color="D9D9D9" w:sz="4"/>
+            </w:tcBorders>
+            <w:shd w:fill="F2EEF2" w:val="clear"/>
             <w:tcMar>
               <w:top w:type="dxa" w:w="80"/>
               <w:left w:type="dxa" w:w="160"/>
@@ -10208,12 +10208,12 @@
           <w:tcPr>
             <w:tcW w:type="dxa" w:w="1500"/>
             <w:tcBorders>
-              <w:top w:val="single" w:color="AAAAAA" w:sz="4"/>
-              <w:left w:val="single" w:color="AAAAAA" w:sz="4"/>
-              <w:bottom w:val="single" w:color="AAAAAA" w:sz="4"/>
-              <w:right w:val="single" w:color="AAAAAA" w:sz="4"/>
-            </w:tcBorders>
-            <w:shd w:fill="EBF3FB" w:val="clear"/>
+              <w:top w:val="single" w:color="D9D9D9" w:sz="4"/>
+              <w:left w:val="single" w:color="D9D9D9" w:sz="4"/>
+              <w:bottom w:val="single" w:color="D9D9D9" w:sz="4"/>
+              <w:right w:val="single" w:color="D9D9D9" w:sz="4"/>
+            </w:tcBorders>
+            <w:shd w:fill="F2EEF2" w:val="clear"/>
             <w:tcMar>
               <w:top w:type="dxa" w:w="80"/>
               <w:left w:type="dxa" w:w="160"/>
@@ -10227,12 +10227,12 @@
           <w:tcPr>
             <w:tcW w:type="dxa" w:w="1500"/>
             <w:tcBorders>
-              <w:top w:val="single" w:color="AAAAAA" w:sz="4"/>
-              <w:left w:val="single" w:color="AAAAAA" w:sz="4"/>
-              <w:bottom w:val="single" w:color="AAAAAA" w:sz="4"/>
-              <w:right w:val="single" w:color="AAAAAA" w:sz="4"/>
-            </w:tcBorders>
-            <w:shd w:fill="EBF3FB" w:val="clear"/>
+              <w:top w:val="single" w:color="D9D9D9" w:sz="4"/>
+              <w:left w:val="single" w:color="D9D9D9" w:sz="4"/>
+              <w:bottom w:val="single" w:color="D9D9D9" w:sz="4"/>
+              <w:right w:val="single" w:color="D9D9D9" w:sz="4"/>
+            </w:tcBorders>
+            <w:shd w:fill="F2EEF2" w:val="clear"/>
             <w:tcMar>
               <w:top w:type="dxa" w:w="80"/>
               <w:left w:type="dxa" w:w="160"/>
@@ -10246,12 +10246,12 @@
           <w:tcPr>
             <w:tcW w:type="dxa" w:w="560"/>
             <w:tcBorders>
-              <w:top w:val="single" w:color="AAAAAA" w:sz="4"/>
-              <w:left w:val="single" w:color="AAAAAA" w:sz="4"/>
-              <w:bottom w:val="single" w:color="AAAAAA" w:sz="4"/>
-              <w:right w:val="single" w:color="AAAAAA" w:sz="4"/>
-            </w:tcBorders>
-            <w:shd w:fill="EBF3FB" w:val="clear"/>
+              <w:top w:val="single" w:color="D9D9D9" w:sz="4"/>
+              <w:left w:val="single" w:color="D9D9D9" w:sz="4"/>
+              <w:bottom w:val="single" w:color="D9D9D9" w:sz="4"/>
+              <w:right w:val="single" w:color="D9D9D9" w:sz="4"/>
+            </w:tcBorders>
+            <w:shd w:fill="F2EEF2" w:val="clear"/>
             <w:tcMar>
               <w:top w:type="dxa" w:w="80"/>
               <w:left w:type="dxa" w:w="160"/>
@@ -10267,10 +10267,10 @@
           <w:tcPr>
             <w:tcW w:type="dxa" w:w="700"/>
             <w:tcBorders>
-              <w:top w:val="single" w:color="AAAAAA" w:sz="4"/>
-              <w:left w:val="single" w:color="AAAAAA" w:sz="4"/>
-              <w:bottom w:val="single" w:color="AAAAAA" w:sz="4"/>
-              <w:right w:val="single" w:color="AAAAAA" w:sz="4"/>
+              <w:top w:val="single" w:color="D9D9D9" w:sz="4"/>
+              <w:left w:val="single" w:color="D9D9D9" w:sz="4"/>
+              <w:bottom w:val="single" w:color="D9D9D9" w:sz="4"/>
+              <w:right w:val="single" w:color="D9D9D9" w:sz="4"/>
             </w:tcBorders>
             <w:shd w:fill="FFFFFF" w:val="clear"/>
             <w:tcMar>
@@ -10304,10 +10304,10 @@
           <w:tcPr>
             <w:tcW w:type="dxa" w:w="4500"/>
             <w:tcBorders>
-              <w:top w:val="single" w:color="AAAAAA" w:sz="4"/>
-              <w:left w:val="single" w:color="AAAAAA" w:sz="4"/>
-              <w:bottom w:val="single" w:color="AAAAAA" w:sz="4"/>
-              <w:right w:val="single" w:color="AAAAAA" w:sz="4"/>
+              <w:top w:val="single" w:color="D9D9D9" w:sz="4"/>
+              <w:left w:val="single" w:color="D9D9D9" w:sz="4"/>
+              <w:bottom w:val="single" w:color="D9D9D9" w:sz="4"/>
+              <w:right w:val="single" w:color="D9D9D9" w:sz="4"/>
             </w:tcBorders>
             <w:shd w:fill="FFFFFF" w:val="clear"/>
             <w:tcMar>
@@ -10357,7 +10357,7 @@
                 <w:rFonts w:ascii="Arial" w:cs="Arial" w:eastAsia="Arial" w:hAnsi="Arial"/>
                 <w:b/>
                 <w:bCs/>
-                <w:color w:val="2E5496"/>
+                <w:color w:val="7030A0"/>
                 <w:sz w:val="17"/>
                 <w:szCs w:val="17"/>
               </w:rPr>
@@ -10368,7 +10368,7 @@
                 <w:rFonts w:ascii="Arial" w:cs="Arial" w:eastAsia="Arial" w:hAnsi="Arial"/>
                 <w:i/>
                 <w:iCs/>
-                <w:color w:val="333333"/>
+                <w:color w:val="404040"/>
                 <w:sz w:val="17"/>
                 <w:szCs w:val="17"/>
               </w:rPr>
@@ -10380,10 +10380,10 @@
           <w:tcPr>
             <w:tcW w:type="dxa" w:w="1500"/>
             <w:tcBorders>
-              <w:top w:val="single" w:color="AAAAAA" w:sz="4"/>
-              <w:left w:val="single" w:color="AAAAAA" w:sz="4"/>
-              <w:bottom w:val="single" w:color="AAAAAA" w:sz="4"/>
-              <w:right w:val="single" w:color="AAAAAA" w:sz="4"/>
+              <w:top w:val="single" w:color="D9D9D9" w:sz="4"/>
+              <w:left w:val="single" w:color="D9D9D9" w:sz="4"/>
+              <w:bottom w:val="single" w:color="D9D9D9" w:sz="4"/>
+              <w:right w:val="single" w:color="D9D9D9" w:sz="4"/>
             </w:tcBorders>
             <w:shd w:fill="FFFFFF" w:val="clear"/>
             <w:tcMar>
@@ -10399,10 +10399,10 @@
           <w:tcPr>
             <w:tcW w:type="dxa" w:w="1500"/>
             <w:tcBorders>
-              <w:top w:val="single" w:color="AAAAAA" w:sz="4"/>
-              <w:left w:val="single" w:color="AAAAAA" w:sz="4"/>
-              <w:bottom w:val="single" w:color="AAAAAA" w:sz="4"/>
-              <w:right w:val="single" w:color="AAAAAA" w:sz="4"/>
+              <w:top w:val="single" w:color="D9D9D9" w:sz="4"/>
+              <w:left w:val="single" w:color="D9D9D9" w:sz="4"/>
+              <w:bottom w:val="single" w:color="D9D9D9" w:sz="4"/>
+              <w:right w:val="single" w:color="D9D9D9" w:sz="4"/>
             </w:tcBorders>
             <w:shd w:fill="FFFFFF" w:val="clear"/>
             <w:tcMar>
@@ -10418,10 +10418,10 @@
           <w:tcPr>
             <w:tcW w:type="dxa" w:w="560"/>
             <w:tcBorders>
-              <w:top w:val="single" w:color="AAAAAA" w:sz="4"/>
-              <w:left w:val="single" w:color="AAAAAA" w:sz="4"/>
-              <w:bottom w:val="single" w:color="AAAAAA" w:sz="4"/>
-              <w:right w:val="single" w:color="AAAAAA" w:sz="4"/>
+              <w:top w:val="single" w:color="D9D9D9" w:sz="4"/>
+              <w:left w:val="single" w:color="D9D9D9" w:sz="4"/>
+              <w:bottom w:val="single" w:color="D9D9D9" w:sz="4"/>
+              <w:right w:val="single" w:color="D9D9D9" w:sz="4"/>
             </w:tcBorders>
             <w:shd w:fill="FFFFFF" w:val="clear"/>
             <w:tcMar>
@@ -10439,12 +10439,12 @@
           <w:tcPr>
             <w:gridSpan w:val="5"/>
             <w:tcBorders>
-              <w:top w:val="single" w:color="AAAAAA" w:sz="4"/>
-              <w:left w:val="single" w:color="AAAAAA" w:sz="4"/>
-              <w:bottom w:val="single" w:color="AAAAAA" w:sz="4"/>
-              <w:right w:val="single" w:color="AAAAAA" w:sz="4"/>
-            </w:tcBorders>
-            <w:shd w:fill="2E5496" w:val="clear"/>
+              <w:top w:val="single" w:color="D9D9D9" w:sz="4"/>
+              <w:left w:val="single" w:color="D9D9D9" w:sz="4"/>
+              <w:bottom w:val="single" w:color="D9D9D9" w:sz="4"/>
+              <w:right w:val="single" w:color="D9D9D9" w:sz="4"/>
+            </w:tcBorders>
+            <w:shd w:fill="5F2861" w:val="clear"/>
             <w:tcMar>
               <w:top w:type="dxa" w:w="100"/>
               <w:left w:type="dxa" w:w="180"/>
@@ -10472,10 +10472,10 @@
           <w:tcPr>
             <w:tcW w:type="dxa" w:w="700"/>
             <w:tcBorders>
-              <w:top w:val="single" w:color="AAAAAA" w:sz="4"/>
-              <w:left w:val="single" w:color="AAAAAA" w:sz="4"/>
-              <w:bottom w:val="single" w:color="AAAAAA" w:sz="4"/>
-              <w:right w:val="single" w:color="AAAAAA" w:sz="4"/>
+              <w:top w:val="single" w:color="D9D9D9" w:sz="4"/>
+              <w:left w:val="single" w:color="D9D9D9" w:sz="4"/>
+              <w:bottom w:val="single" w:color="D9D9D9" w:sz="4"/>
+              <w:right w:val="single" w:color="D9D9D9" w:sz="4"/>
             </w:tcBorders>
             <w:shd w:fill="FFFFFF" w:val="clear"/>
             <w:tcMar>
@@ -10509,10 +10509,10 @@
           <w:tcPr>
             <w:tcW w:type="dxa" w:w="4500"/>
             <w:tcBorders>
-              <w:top w:val="single" w:color="AAAAAA" w:sz="4"/>
-              <w:left w:val="single" w:color="AAAAAA" w:sz="4"/>
-              <w:bottom w:val="single" w:color="AAAAAA" w:sz="4"/>
-              <w:right w:val="single" w:color="AAAAAA" w:sz="4"/>
+              <w:top w:val="single" w:color="D9D9D9" w:sz="4"/>
+              <w:left w:val="single" w:color="D9D9D9" w:sz="4"/>
+              <w:bottom w:val="single" w:color="D9D9D9" w:sz="4"/>
+              <w:right w:val="single" w:color="D9D9D9" w:sz="4"/>
             </w:tcBorders>
             <w:shd w:fill="FFFFFF" w:val="clear"/>
             <w:tcMar>
@@ -10562,7 +10562,7 @@
                 <w:rFonts w:ascii="Arial" w:cs="Arial" w:eastAsia="Arial" w:hAnsi="Arial"/>
                 <w:b/>
                 <w:bCs/>
-                <w:color w:val="2E5496"/>
+                <w:color w:val="7030A0"/>
                 <w:sz w:val="17"/>
                 <w:szCs w:val="17"/>
               </w:rPr>
@@ -10573,7 +10573,7 @@
                 <w:rFonts w:ascii="Arial" w:cs="Arial" w:eastAsia="Arial" w:hAnsi="Arial"/>
                 <w:i/>
                 <w:iCs/>
-                <w:color w:val="333333"/>
+                <w:color w:val="404040"/>
                 <w:sz w:val="17"/>
                 <w:szCs w:val="17"/>
               </w:rPr>
@@ -10585,10 +10585,10 @@
           <w:tcPr>
             <w:tcW w:type="dxa" w:w="1500"/>
             <w:tcBorders>
-              <w:top w:val="single" w:color="AAAAAA" w:sz="4"/>
-              <w:left w:val="single" w:color="AAAAAA" w:sz="4"/>
-              <w:bottom w:val="single" w:color="AAAAAA" w:sz="4"/>
-              <w:right w:val="single" w:color="AAAAAA" w:sz="4"/>
+              <w:top w:val="single" w:color="D9D9D9" w:sz="4"/>
+              <w:left w:val="single" w:color="D9D9D9" w:sz="4"/>
+              <w:bottom w:val="single" w:color="D9D9D9" w:sz="4"/>
+              <w:right w:val="single" w:color="D9D9D9" w:sz="4"/>
             </w:tcBorders>
             <w:shd w:fill="FFFFFF" w:val="clear"/>
             <w:tcMar>
@@ -10604,10 +10604,10 @@
           <w:tcPr>
             <w:tcW w:type="dxa" w:w="1500"/>
             <w:tcBorders>
-              <w:top w:val="single" w:color="AAAAAA" w:sz="4"/>
-              <w:left w:val="single" w:color="AAAAAA" w:sz="4"/>
-              <w:bottom w:val="single" w:color="AAAAAA" w:sz="4"/>
-              <w:right w:val="single" w:color="AAAAAA" w:sz="4"/>
+              <w:top w:val="single" w:color="D9D9D9" w:sz="4"/>
+              <w:left w:val="single" w:color="D9D9D9" w:sz="4"/>
+              <w:bottom w:val="single" w:color="D9D9D9" w:sz="4"/>
+              <w:right w:val="single" w:color="D9D9D9" w:sz="4"/>
             </w:tcBorders>
             <w:shd w:fill="FFFFFF" w:val="clear"/>
             <w:tcMar>
@@ -10623,10 +10623,10 @@
           <w:tcPr>
             <w:tcW w:type="dxa" w:w="560"/>
             <w:tcBorders>
-              <w:top w:val="single" w:color="AAAAAA" w:sz="4"/>
-              <w:left w:val="single" w:color="AAAAAA" w:sz="4"/>
-              <w:bottom w:val="single" w:color="AAAAAA" w:sz="4"/>
-              <w:right w:val="single" w:color="AAAAAA" w:sz="4"/>
+              <w:top w:val="single" w:color="D9D9D9" w:sz="4"/>
+              <w:left w:val="single" w:color="D9D9D9" w:sz="4"/>
+              <w:bottom w:val="single" w:color="D9D9D9" w:sz="4"/>
+              <w:right w:val="single" w:color="D9D9D9" w:sz="4"/>
             </w:tcBorders>
             <w:shd w:fill="FFFFFF" w:val="clear"/>
             <w:tcMar>
@@ -10644,12 +10644,12 @@
           <w:tcPr>
             <w:tcW w:type="dxa" w:w="700"/>
             <w:tcBorders>
-              <w:top w:val="single" w:color="AAAAAA" w:sz="4"/>
-              <w:left w:val="single" w:color="AAAAAA" w:sz="4"/>
-              <w:bottom w:val="single" w:color="AAAAAA" w:sz="4"/>
-              <w:right w:val="single" w:color="AAAAAA" w:sz="4"/>
-            </w:tcBorders>
-            <w:shd w:fill="EBF3FB" w:val="clear"/>
+              <w:top w:val="single" w:color="D9D9D9" w:sz="4"/>
+              <w:left w:val="single" w:color="D9D9D9" w:sz="4"/>
+              <w:bottom w:val="single" w:color="D9D9D9" w:sz="4"/>
+              <w:right w:val="single" w:color="D9D9D9" w:sz="4"/>
+            </w:tcBorders>
+            <w:shd w:fill="F2EEF2" w:val="clear"/>
             <w:tcMar>
               <w:top w:type="dxa" w:w="80"/>
               <w:left w:type="dxa" w:w="160"/>
@@ -10681,12 +10681,12 @@
           <w:tcPr>
             <w:tcW w:type="dxa" w:w="4500"/>
             <w:tcBorders>
-              <w:top w:val="single" w:color="AAAAAA" w:sz="4"/>
-              <w:left w:val="single" w:color="AAAAAA" w:sz="4"/>
-              <w:bottom w:val="single" w:color="AAAAAA" w:sz="4"/>
-              <w:right w:val="single" w:color="AAAAAA" w:sz="4"/>
-            </w:tcBorders>
-            <w:shd w:fill="EBF3FB" w:val="clear"/>
+              <w:top w:val="single" w:color="D9D9D9" w:sz="4"/>
+              <w:left w:val="single" w:color="D9D9D9" w:sz="4"/>
+              <w:bottom w:val="single" w:color="D9D9D9" w:sz="4"/>
+              <w:right w:val="single" w:color="D9D9D9" w:sz="4"/>
+            </w:tcBorders>
+            <w:shd w:fill="F2EEF2" w:val="clear"/>
             <w:tcMar>
               <w:top w:type="dxa" w:w="80"/>
               <w:left w:type="dxa" w:w="160"/>
@@ -10734,7 +10734,7 @@
                 <w:rFonts w:ascii="Arial" w:cs="Arial" w:eastAsia="Arial" w:hAnsi="Arial"/>
                 <w:b/>
                 <w:bCs/>
-                <w:color w:val="2E5496"/>
+                <w:color w:val="7030A0"/>
                 <w:sz w:val="17"/>
                 <w:szCs w:val="17"/>
               </w:rPr>
@@ -10745,7 +10745,7 @@
                 <w:rFonts w:ascii="Arial" w:cs="Arial" w:eastAsia="Arial" w:hAnsi="Arial"/>
                 <w:i/>
                 <w:iCs/>
-                <w:color w:val="333333"/>
+                <w:color w:val="404040"/>
                 <w:sz w:val="17"/>
                 <w:szCs w:val="17"/>
               </w:rPr>
@@ -10757,12 +10757,12 @@
           <w:tcPr>
             <w:tcW w:type="dxa" w:w="1500"/>
             <w:tcBorders>
-              <w:top w:val="single" w:color="AAAAAA" w:sz="4"/>
-              <w:left w:val="single" w:color="AAAAAA" w:sz="4"/>
-              <w:bottom w:val="single" w:color="AAAAAA" w:sz="4"/>
-              <w:right w:val="single" w:color="AAAAAA" w:sz="4"/>
-            </w:tcBorders>
-            <w:shd w:fill="EBF3FB" w:val="clear"/>
+              <w:top w:val="single" w:color="D9D9D9" w:sz="4"/>
+              <w:left w:val="single" w:color="D9D9D9" w:sz="4"/>
+              <w:bottom w:val="single" w:color="D9D9D9" w:sz="4"/>
+              <w:right w:val="single" w:color="D9D9D9" w:sz="4"/>
+            </w:tcBorders>
+            <w:shd w:fill="F2EEF2" w:val="clear"/>
             <w:tcMar>
               <w:top w:type="dxa" w:w="80"/>
               <w:left w:type="dxa" w:w="160"/>
@@ -10776,12 +10776,12 @@
           <w:tcPr>
             <w:tcW w:type="dxa" w:w="1500"/>
             <w:tcBorders>
-              <w:top w:val="single" w:color="AAAAAA" w:sz="4"/>
-              <w:left w:val="single" w:color="AAAAAA" w:sz="4"/>
-              <w:bottom w:val="single" w:color="AAAAAA" w:sz="4"/>
-              <w:right w:val="single" w:color="AAAAAA" w:sz="4"/>
-            </w:tcBorders>
-            <w:shd w:fill="EBF3FB" w:val="clear"/>
+              <w:top w:val="single" w:color="D9D9D9" w:sz="4"/>
+              <w:left w:val="single" w:color="D9D9D9" w:sz="4"/>
+              <w:bottom w:val="single" w:color="D9D9D9" w:sz="4"/>
+              <w:right w:val="single" w:color="D9D9D9" w:sz="4"/>
+            </w:tcBorders>
+            <w:shd w:fill="F2EEF2" w:val="clear"/>
             <w:tcMar>
               <w:top w:type="dxa" w:w="80"/>
               <w:left w:type="dxa" w:w="160"/>
@@ -10795,12 +10795,12 @@
           <w:tcPr>
             <w:tcW w:type="dxa" w:w="560"/>
             <w:tcBorders>
-              <w:top w:val="single" w:color="AAAAAA" w:sz="4"/>
-              <w:left w:val="single" w:color="AAAAAA" w:sz="4"/>
-              <w:bottom w:val="single" w:color="AAAAAA" w:sz="4"/>
-              <w:right w:val="single" w:color="AAAAAA" w:sz="4"/>
-            </w:tcBorders>
-            <w:shd w:fill="EBF3FB" w:val="clear"/>
+              <w:top w:val="single" w:color="D9D9D9" w:sz="4"/>
+              <w:left w:val="single" w:color="D9D9D9" w:sz="4"/>
+              <w:bottom w:val="single" w:color="D9D9D9" w:sz="4"/>
+              <w:right w:val="single" w:color="D9D9D9" w:sz="4"/>
+            </w:tcBorders>
+            <w:shd w:fill="F2EEF2" w:val="clear"/>
             <w:tcMar>
               <w:top w:type="dxa" w:w="80"/>
               <w:left w:type="dxa" w:w="160"/>
@@ -10816,10 +10816,10 @@
           <w:tcPr>
             <w:tcW w:type="dxa" w:w="700"/>
             <w:tcBorders>
-              <w:top w:val="single" w:color="AAAAAA" w:sz="4"/>
-              <w:left w:val="single" w:color="AAAAAA" w:sz="4"/>
-              <w:bottom w:val="single" w:color="AAAAAA" w:sz="4"/>
-              <w:right w:val="single" w:color="AAAAAA" w:sz="4"/>
+              <w:top w:val="single" w:color="D9D9D9" w:sz="4"/>
+              <w:left w:val="single" w:color="D9D9D9" w:sz="4"/>
+              <w:bottom w:val="single" w:color="D9D9D9" w:sz="4"/>
+              <w:right w:val="single" w:color="D9D9D9" w:sz="4"/>
             </w:tcBorders>
             <w:shd w:fill="FFFFFF" w:val="clear"/>
             <w:tcMar>
@@ -10853,10 +10853,10 @@
           <w:tcPr>
             <w:tcW w:type="dxa" w:w="4500"/>
             <w:tcBorders>
-              <w:top w:val="single" w:color="AAAAAA" w:sz="4"/>
-              <w:left w:val="single" w:color="AAAAAA" w:sz="4"/>
-              <w:bottom w:val="single" w:color="AAAAAA" w:sz="4"/>
-              <w:right w:val="single" w:color="AAAAAA" w:sz="4"/>
+              <w:top w:val="single" w:color="D9D9D9" w:sz="4"/>
+              <w:left w:val="single" w:color="D9D9D9" w:sz="4"/>
+              <w:bottom w:val="single" w:color="D9D9D9" w:sz="4"/>
+              <w:right w:val="single" w:color="D9D9D9" w:sz="4"/>
             </w:tcBorders>
             <w:shd w:fill="FFFFFF" w:val="clear"/>
             <w:tcMar>
@@ -10904,7 +10904,7 @@
                 <w:rFonts w:ascii="Arial" w:cs="Arial" w:eastAsia="Arial" w:hAnsi="Arial"/>
                 <w:b/>
                 <w:bCs/>
-                <w:color w:val="2E5496"/>
+                <w:color w:val="7030A0"/>
                 <w:sz w:val="17"/>
                 <w:szCs w:val="17"/>
               </w:rPr>
@@ -10915,7 +10915,7 @@
                 <w:rFonts w:ascii="Arial" w:cs="Arial" w:eastAsia="Arial" w:hAnsi="Arial"/>
                 <w:i/>
                 <w:iCs/>
-                <w:color w:val="333333"/>
+                <w:color w:val="404040"/>
                 <w:sz w:val="17"/>
                 <w:szCs w:val="17"/>
               </w:rPr>
@@ -10927,10 +10927,10 @@
           <w:tcPr>
             <w:tcW w:type="dxa" w:w="1500"/>
             <w:tcBorders>
-              <w:top w:val="single" w:color="AAAAAA" w:sz="4"/>
-              <w:left w:val="single" w:color="AAAAAA" w:sz="4"/>
-              <w:bottom w:val="single" w:color="AAAAAA" w:sz="4"/>
-              <w:right w:val="single" w:color="AAAAAA" w:sz="4"/>
+              <w:top w:val="single" w:color="D9D9D9" w:sz="4"/>
+              <w:left w:val="single" w:color="D9D9D9" w:sz="4"/>
+              <w:bottom w:val="single" w:color="D9D9D9" w:sz="4"/>
+              <w:right w:val="single" w:color="D9D9D9" w:sz="4"/>
             </w:tcBorders>
             <w:shd w:fill="FFFFFF" w:val="clear"/>
             <w:tcMar>
@@ -10946,10 +10946,10 @@
           <w:tcPr>
             <w:tcW w:type="dxa" w:w="1500"/>
             <w:tcBorders>
-              <w:top w:val="single" w:color="AAAAAA" w:sz="4"/>
-              <w:left w:val="single" w:color="AAAAAA" w:sz="4"/>
-              <w:bottom w:val="single" w:color="AAAAAA" w:sz="4"/>
-              <w:right w:val="single" w:color="AAAAAA" w:sz="4"/>
+              <w:top w:val="single" w:color="D9D9D9" w:sz="4"/>
+              <w:left w:val="single" w:color="D9D9D9" w:sz="4"/>
+              <w:bottom w:val="single" w:color="D9D9D9" w:sz="4"/>
+              <w:right w:val="single" w:color="D9D9D9" w:sz="4"/>
             </w:tcBorders>
             <w:shd w:fill="FFFFFF" w:val="clear"/>
             <w:tcMar>
@@ -10965,10 +10965,10 @@
           <w:tcPr>
             <w:tcW w:type="dxa" w:w="560"/>
             <w:tcBorders>
-              <w:top w:val="single" w:color="AAAAAA" w:sz="4"/>
-              <w:left w:val="single" w:color="AAAAAA" w:sz="4"/>
-              <w:bottom w:val="single" w:color="AAAAAA" w:sz="4"/>
-              <w:right w:val="single" w:color="AAAAAA" w:sz="4"/>
+              <w:top w:val="single" w:color="D9D9D9" w:sz="4"/>
+              <w:left w:val="single" w:color="D9D9D9" w:sz="4"/>
+              <w:bottom w:val="single" w:color="D9D9D9" w:sz="4"/>
+              <w:right w:val="single" w:color="D9D9D9" w:sz="4"/>
             </w:tcBorders>
             <w:shd w:fill="FFFFFF" w:val="clear"/>
             <w:tcMar>
@@ -10986,12 +10986,12 @@
           <w:tcPr>
             <w:tcW w:type="dxa" w:w="700"/>
             <w:tcBorders>
-              <w:top w:val="single" w:color="AAAAAA" w:sz="4"/>
-              <w:left w:val="single" w:color="AAAAAA" w:sz="4"/>
-              <w:bottom w:val="single" w:color="AAAAAA" w:sz="4"/>
-              <w:right w:val="single" w:color="AAAAAA" w:sz="4"/>
-            </w:tcBorders>
-            <w:shd w:fill="EBF3FB" w:val="clear"/>
+              <w:top w:val="single" w:color="D9D9D9" w:sz="4"/>
+              <w:left w:val="single" w:color="D9D9D9" w:sz="4"/>
+              <w:bottom w:val="single" w:color="D9D9D9" w:sz="4"/>
+              <w:right w:val="single" w:color="D9D9D9" w:sz="4"/>
+            </w:tcBorders>
+            <w:shd w:fill="F2EEF2" w:val="clear"/>
             <w:tcMar>
               <w:top w:type="dxa" w:w="80"/>
               <w:left w:type="dxa" w:w="160"/>
@@ -11023,12 +11023,12 @@
           <w:tcPr>
             <w:tcW w:type="dxa" w:w="4500"/>
             <w:tcBorders>
-              <w:top w:val="single" w:color="AAAAAA" w:sz="4"/>
-              <w:left w:val="single" w:color="AAAAAA" w:sz="4"/>
-              <w:bottom w:val="single" w:color="AAAAAA" w:sz="4"/>
-              <w:right w:val="single" w:color="AAAAAA" w:sz="4"/>
-            </w:tcBorders>
-            <w:shd w:fill="EBF3FB" w:val="clear"/>
+              <w:top w:val="single" w:color="D9D9D9" w:sz="4"/>
+              <w:left w:val="single" w:color="D9D9D9" w:sz="4"/>
+              <w:bottom w:val="single" w:color="D9D9D9" w:sz="4"/>
+              <w:right w:val="single" w:color="D9D9D9" w:sz="4"/>
+            </w:tcBorders>
+            <w:shd w:fill="F2EEF2" w:val="clear"/>
             <w:tcMar>
               <w:top w:type="dxa" w:w="80"/>
               <w:left w:type="dxa" w:w="160"/>
@@ -11087,7 +11087,7 @@
                 <w:rFonts w:ascii="Arial" w:cs="Arial" w:eastAsia="Arial" w:hAnsi="Arial"/>
                 <w:b/>
                 <w:bCs/>
-                <w:color w:val="2E5496"/>
+                <w:color w:val="7030A0"/>
                 <w:sz w:val="17"/>
                 <w:szCs w:val="17"/>
               </w:rPr>
@@ -11098,7 +11098,7 @@
                 <w:rFonts w:ascii="Arial" w:cs="Arial" w:eastAsia="Arial" w:hAnsi="Arial"/>
                 <w:i/>
                 <w:iCs/>
-                <w:color w:val="333333"/>
+                <w:color w:val="404040"/>
                 <w:sz w:val="17"/>
                 <w:szCs w:val="17"/>
               </w:rPr>
@@ -11110,12 +11110,12 @@
           <w:tcPr>
             <w:tcW w:type="dxa" w:w="1500"/>
             <w:tcBorders>
-              <w:top w:val="single" w:color="AAAAAA" w:sz="4"/>
-              <w:left w:val="single" w:color="AAAAAA" w:sz="4"/>
-              <w:bottom w:val="single" w:color="AAAAAA" w:sz="4"/>
-              <w:right w:val="single" w:color="AAAAAA" w:sz="4"/>
-            </w:tcBorders>
-            <w:shd w:fill="EBF3FB" w:val="clear"/>
+              <w:top w:val="single" w:color="D9D9D9" w:sz="4"/>
+              <w:left w:val="single" w:color="D9D9D9" w:sz="4"/>
+              <w:bottom w:val="single" w:color="D9D9D9" w:sz="4"/>
+              <w:right w:val="single" w:color="D9D9D9" w:sz="4"/>
+            </w:tcBorders>
+            <w:shd w:fill="F2EEF2" w:val="clear"/>
             <w:tcMar>
               <w:top w:type="dxa" w:w="80"/>
               <w:left w:type="dxa" w:w="160"/>
@@ -11129,12 +11129,12 @@
           <w:tcPr>
             <w:tcW w:type="dxa" w:w="1500"/>
             <w:tcBorders>
-              <w:top w:val="single" w:color="AAAAAA" w:sz="4"/>
-              <w:left w:val="single" w:color="AAAAAA" w:sz="4"/>
-              <w:bottom w:val="single" w:color="AAAAAA" w:sz="4"/>
-              <w:right w:val="single" w:color="AAAAAA" w:sz="4"/>
-            </w:tcBorders>
-            <w:shd w:fill="EBF3FB" w:val="clear"/>
+              <w:top w:val="single" w:color="D9D9D9" w:sz="4"/>
+              <w:left w:val="single" w:color="D9D9D9" w:sz="4"/>
+              <w:bottom w:val="single" w:color="D9D9D9" w:sz="4"/>
+              <w:right w:val="single" w:color="D9D9D9" w:sz="4"/>
+            </w:tcBorders>
+            <w:shd w:fill="F2EEF2" w:val="clear"/>
             <w:tcMar>
               <w:top w:type="dxa" w:w="80"/>
               <w:left w:type="dxa" w:w="160"/>
@@ -11148,12 +11148,12 @@
           <w:tcPr>
             <w:tcW w:type="dxa" w:w="560"/>
             <w:tcBorders>
-              <w:top w:val="single" w:color="AAAAAA" w:sz="4"/>
-              <w:left w:val="single" w:color="AAAAAA" w:sz="4"/>
-              <w:bottom w:val="single" w:color="AAAAAA" w:sz="4"/>
-              <w:right w:val="single" w:color="AAAAAA" w:sz="4"/>
-            </w:tcBorders>
-            <w:shd w:fill="EBF3FB" w:val="clear"/>
+              <w:top w:val="single" w:color="D9D9D9" w:sz="4"/>
+              <w:left w:val="single" w:color="D9D9D9" w:sz="4"/>
+              <w:bottom w:val="single" w:color="D9D9D9" w:sz="4"/>
+              <w:right w:val="single" w:color="D9D9D9" w:sz="4"/>
+            </w:tcBorders>
+            <w:shd w:fill="F2EEF2" w:val="clear"/>
             <w:tcMar>
               <w:top w:type="dxa" w:w="80"/>
               <w:left w:type="dxa" w:w="160"/>
@@ -11169,10 +11169,10 @@
           <w:tcPr>
             <w:tcW w:type="dxa" w:w="700"/>
             <w:tcBorders>
-              <w:top w:val="single" w:color="AAAAAA" w:sz="4"/>
-              <w:left w:val="single" w:color="AAAAAA" w:sz="4"/>
-              <w:bottom w:val="single" w:color="AAAAAA" w:sz="4"/>
-              <w:right w:val="single" w:color="AAAAAA" w:sz="4"/>
+              <w:top w:val="single" w:color="D9D9D9" w:sz="4"/>
+              <w:left w:val="single" w:color="D9D9D9" w:sz="4"/>
+              <w:bottom w:val="single" w:color="D9D9D9" w:sz="4"/>
+              <w:right w:val="single" w:color="D9D9D9" w:sz="4"/>
             </w:tcBorders>
             <w:shd w:fill="FFFFFF" w:val="clear"/>
             <w:tcMar>
@@ -11206,10 +11206,10 @@
           <w:tcPr>
             <w:tcW w:type="dxa" w:w="4500"/>
             <w:tcBorders>
-              <w:top w:val="single" w:color="AAAAAA" w:sz="4"/>
-              <w:left w:val="single" w:color="AAAAAA" w:sz="4"/>
-              <w:bottom w:val="single" w:color="AAAAAA" w:sz="4"/>
-              <w:right w:val="single" w:color="AAAAAA" w:sz="4"/>
+              <w:top w:val="single" w:color="D9D9D9" w:sz="4"/>
+              <w:left w:val="single" w:color="D9D9D9" w:sz="4"/>
+              <w:bottom w:val="single" w:color="D9D9D9" w:sz="4"/>
+              <w:right w:val="single" w:color="D9D9D9" w:sz="4"/>
             </w:tcBorders>
             <w:shd w:fill="FFFFFF" w:val="clear"/>
             <w:tcMar>
@@ -11283,7 +11283,7 @@
                 <w:rFonts w:ascii="Arial" w:cs="Arial" w:eastAsia="Arial" w:hAnsi="Arial"/>
                 <w:b/>
                 <w:bCs/>
-                <w:color w:val="2E5496"/>
+                <w:color w:val="7030A0"/>
                 <w:sz w:val="17"/>
                 <w:szCs w:val="17"/>
               </w:rPr>
@@ -11294,7 +11294,7 @@
                 <w:rFonts w:ascii="Arial" w:cs="Arial" w:eastAsia="Arial" w:hAnsi="Arial"/>
                 <w:i/>
                 <w:iCs/>
-                <w:color w:val="333333"/>
+                <w:color w:val="404040"/>
                 <w:sz w:val="17"/>
                 <w:szCs w:val="17"/>
               </w:rPr>
@@ -11306,10 +11306,10 @@
           <w:tcPr>
             <w:tcW w:type="dxa" w:w="1500"/>
             <w:tcBorders>
-              <w:top w:val="single" w:color="AAAAAA" w:sz="4"/>
-              <w:left w:val="single" w:color="AAAAAA" w:sz="4"/>
-              <w:bottom w:val="single" w:color="AAAAAA" w:sz="4"/>
-              <w:right w:val="single" w:color="AAAAAA" w:sz="4"/>
+              <w:top w:val="single" w:color="D9D9D9" w:sz="4"/>
+              <w:left w:val="single" w:color="D9D9D9" w:sz="4"/>
+              <w:bottom w:val="single" w:color="D9D9D9" w:sz="4"/>
+              <w:right w:val="single" w:color="D9D9D9" w:sz="4"/>
             </w:tcBorders>
             <w:shd w:fill="FFFFFF" w:val="clear"/>
             <w:tcMar>
@@ -11325,10 +11325,10 @@
           <w:tcPr>
             <w:tcW w:type="dxa" w:w="1500"/>
             <w:tcBorders>
-              <w:top w:val="single" w:color="AAAAAA" w:sz="4"/>
-              <w:left w:val="single" w:color="AAAAAA" w:sz="4"/>
-              <w:bottom w:val="single" w:color="AAAAAA" w:sz="4"/>
-              <w:right w:val="single" w:color="AAAAAA" w:sz="4"/>
+              <w:top w:val="single" w:color="D9D9D9" w:sz="4"/>
+              <w:left w:val="single" w:color="D9D9D9" w:sz="4"/>
+              <w:bottom w:val="single" w:color="D9D9D9" w:sz="4"/>
+              <w:right w:val="single" w:color="D9D9D9" w:sz="4"/>
             </w:tcBorders>
             <w:shd w:fill="FFFFFF" w:val="clear"/>
             <w:tcMar>
@@ -11344,10 +11344,10 @@
           <w:tcPr>
             <w:tcW w:type="dxa" w:w="560"/>
             <w:tcBorders>
-              <w:top w:val="single" w:color="AAAAAA" w:sz="4"/>
-              <w:left w:val="single" w:color="AAAAAA" w:sz="4"/>
-              <w:bottom w:val="single" w:color="AAAAAA" w:sz="4"/>
-              <w:right w:val="single" w:color="AAAAAA" w:sz="4"/>
+              <w:top w:val="single" w:color="D9D9D9" w:sz="4"/>
+              <w:left w:val="single" w:color="D9D9D9" w:sz="4"/>
+              <w:bottom w:val="single" w:color="D9D9D9" w:sz="4"/>
+              <w:right w:val="single" w:color="D9D9D9" w:sz="4"/>
             </w:tcBorders>
             <w:shd w:fill="FFFFFF" w:val="clear"/>
             <w:tcMar>
@@ -11365,12 +11365,12 @@
           <w:tcPr>
             <w:gridSpan w:val="5"/>
             <w:tcBorders>
-              <w:top w:val="single" w:color="AAAAAA" w:sz="4"/>
-              <w:left w:val="single" w:color="AAAAAA" w:sz="4"/>
-              <w:bottom w:val="single" w:color="AAAAAA" w:sz="4"/>
-              <w:right w:val="single" w:color="AAAAAA" w:sz="4"/>
-            </w:tcBorders>
-            <w:shd w:fill="2E5496" w:val="clear"/>
+              <w:top w:val="single" w:color="D9D9D9" w:sz="4"/>
+              <w:left w:val="single" w:color="D9D9D9" w:sz="4"/>
+              <w:bottom w:val="single" w:color="D9D9D9" w:sz="4"/>
+              <w:right w:val="single" w:color="D9D9D9" w:sz="4"/>
+            </w:tcBorders>
+            <w:shd w:fill="5F2861" w:val="clear"/>
             <w:tcMar>
               <w:top w:type="dxa" w:w="100"/>
               <w:left w:type="dxa" w:w="180"/>
@@ -11398,12 +11398,12 @@
           <w:tcPr>
             <w:tcW w:type="dxa" w:w="700"/>
             <w:tcBorders>
-              <w:top w:val="single" w:color="AAAAAA" w:sz="4"/>
-              <w:left w:val="single" w:color="AAAAAA" w:sz="4"/>
-              <w:bottom w:val="single" w:color="AAAAAA" w:sz="4"/>
-              <w:right w:val="single" w:color="AAAAAA" w:sz="4"/>
-            </w:tcBorders>
-            <w:shd w:fill="EBF3FB" w:val="clear"/>
+              <w:top w:val="single" w:color="D9D9D9" w:sz="4"/>
+              <w:left w:val="single" w:color="D9D9D9" w:sz="4"/>
+              <w:bottom w:val="single" w:color="D9D9D9" w:sz="4"/>
+              <w:right w:val="single" w:color="D9D9D9" w:sz="4"/>
+            </w:tcBorders>
+            <w:shd w:fill="F2EEF2" w:val="clear"/>
             <w:tcMar>
               <w:top w:type="dxa" w:w="80"/>
               <w:left w:type="dxa" w:w="160"/>
@@ -11435,12 +11435,12 @@
           <w:tcPr>
             <w:tcW w:type="dxa" w:w="4500"/>
             <w:tcBorders>
-              <w:top w:val="single" w:color="AAAAAA" w:sz="4"/>
-              <w:left w:val="single" w:color="AAAAAA" w:sz="4"/>
-              <w:bottom w:val="single" w:color="AAAAAA" w:sz="4"/>
-              <w:right w:val="single" w:color="AAAAAA" w:sz="4"/>
-            </w:tcBorders>
-            <w:shd w:fill="EBF3FB" w:val="clear"/>
+              <w:top w:val="single" w:color="D9D9D9" w:sz="4"/>
+              <w:left w:val="single" w:color="D9D9D9" w:sz="4"/>
+              <w:bottom w:val="single" w:color="D9D9D9" w:sz="4"/>
+              <w:right w:val="single" w:color="D9D9D9" w:sz="4"/>
+            </w:tcBorders>
+            <w:shd w:fill="F2EEF2" w:val="clear"/>
             <w:tcMar>
               <w:top w:type="dxa" w:w="80"/>
               <w:left w:type="dxa" w:w="160"/>
@@ -11486,7 +11486,7 @@
                 <w:rFonts w:ascii="Arial" w:cs="Arial" w:eastAsia="Arial" w:hAnsi="Arial"/>
                 <w:b/>
                 <w:bCs/>
-                <w:color w:val="2E5496"/>
+                <w:color w:val="7030A0"/>
                 <w:sz w:val="17"/>
                 <w:szCs w:val="17"/>
               </w:rPr>
@@ -11497,7 +11497,7 @@
                 <w:rFonts w:ascii="Arial" w:cs="Arial" w:eastAsia="Arial" w:hAnsi="Arial"/>
                 <w:i/>
                 <w:iCs/>
-                <w:color w:val="333333"/>
+                <w:color w:val="404040"/>
                 <w:sz w:val="17"/>
                 <w:szCs w:val="17"/>
               </w:rPr>
@@ -11509,12 +11509,12 @@
           <w:tcPr>
             <w:tcW w:type="dxa" w:w="1500"/>
             <w:tcBorders>
-              <w:top w:val="single" w:color="AAAAAA" w:sz="4"/>
-              <w:left w:val="single" w:color="AAAAAA" w:sz="4"/>
-              <w:bottom w:val="single" w:color="AAAAAA" w:sz="4"/>
-              <w:right w:val="single" w:color="AAAAAA" w:sz="4"/>
-            </w:tcBorders>
-            <w:shd w:fill="EBF3FB" w:val="clear"/>
+              <w:top w:val="single" w:color="D9D9D9" w:sz="4"/>
+              <w:left w:val="single" w:color="D9D9D9" w:sz="4"/>
+              <w:bottom w:val="single" w:color="D9D9D9" w:sz="4"/>
+              <w:right w:val="single" w:color="D9D9D9" w:sz="4"/>
+            </w:tcBorders>
+            <w:shd w:fill="F2EEF2" w:val="clear"/>
             <w:tcMar>
               <w:top w:type="dxa" w:w="80"/>
               <w:left w:type="dxa" w:w="160"/>
@@ -11528,12 +11528,12 @@
           <w:tcPr>
             <w:tcW w:type="dxa" w:w="1500"/>
             <w:tcBorders>
-              <w:top w:val="single" w:color="AAAAAA" w:sz="4"/>
-              <w:left w:val="single" w:color="AAAAAA" w:sz="4"/>
-              <w:bottom w:val="single" w:color="AAAAAA" w:sz="4"/>
-              <w:right w:val="single" w:color="AAAAAA" w:sz="4"/>
-            </w:tcBorders>
-            <w:shd w:fill="EBF3FB" w:val="clear"/>
+              <w:top w:val="single" w:color="D9D9D9" w:sz="4"/>
+              <w:left w:val="single" w:color="D9D9D9" w:sz="4"/>
+              <w:bottom w:val="single" w:color="D9D9D9" w:sz="4"/>
+              <w:right w:val="single" w:color="D9D9D9" w:sz="4"/>
+            </w:tcBorders>
+            <w:shd w:fill="F2EEF2" w:val="clear"/>
             <w:tcMar>
               <w:top w:type="dxa" w:w="80"/>
               <w:left w:type="dxa" w:w="160"/>
@@ -11547,12 +11547,12 @@
           <w:tcPr>
             <w:tcW w:type="dxa" w:w="560"/>
             <w:tcBorders>
-              <w:top w:val="single" w:color="AAAAAA" w:sz="4"/>
-              <w:left w:val="single" w:color="AAAAAA" w:sz="4"/>
-              <w:bottom w:val="single" w:color="AAAAAA" w:sz="4"/>
-              <w:right w:val="single" w:color="AAAAAA" w:sz="4"/>
-            </w:tcBorders>
-            <w:shd w:fill="EBF3FB" w:val="clear"/>
+              <w:top w:val="single" w:color="D9D9D9" w:sz="4"/>
+              <w:left w:val="single" w:color="D9D9D9" w:sz="4"/>
+              <w:bottom w:val="single" w:color="D9D9D9" w:sz="4"/>
+              <w:right w:val="single" w:color="D9D9D9" w:sz="4"/>
+            </w:tcBorders>
+            <w:shd w:fill="F2EEF2" w:val="clear"/>
             <w:tcMar>
               <w:top w:type="dxa" w:w="80"/>
               <w:left w:type="dxa" w:w="160"/>
@@ -11568,10 +11568,10 @@
           <w:tcPr>
             <w:tcW w:type="dxa" w:w="700"/>
             <w:tcBorders>
-              <w:top w:val="single" w:color="AAAAAA" w:sz="4"/>
-              <w:left w:val="single" w:color="AAAAAA" w:sz="4"/>
-              <w:bottom w:val="single" w:color="AAAAAA" w:sz="4"/>
-              <w:right w:val="single" w:color="AAAAAA" w:sz="4"/>
+              <w:top w:val="single" w:color="D9D9D9" w:sz="4"/>
+              <w:left w:val="single" w:color="D9D9D9" w:sz="4"/>
+              <w:bottom w:val="single" w:color="D9D9D9" w:sz="4"/>
+              <w:right w:val="single" w:color="D9D9D9" w:sz="4"/>
             </w:tcBorders>
             <w:shd w:fill="FFFFFF" w:val="clear"/>
             <w:tcMar>
@@ -11605,10 +11605,10 @@
           <w:tcPr>
             <w:tcW w:type="dxa" w:w="4500"/>
             <w:tcBorders>
-              <w:top w:val="single" w:color="AAAAAA" w:sz="4"/>
-              <w:left w:val="single" w:color="AAAAAA" w:sz="4"/>
-              <w:bottom w:val="single" w:color="AAAAAA" w:sz="4"/>
-              <w:right w:val="single" w:color="AAAAAA" w:sz="4"/>
+              <w:top w:val="single" w:color="D9D9D9" w:sz="4"/>
+              <w:left w:val="single" w:color="D9D9D9" w:sz="4"/>
+              <w:bottom w:val="single" w:color="D9D9D9" w:sz="4"/>
+              <w:right w:val="single" w:color="D9D9D9" w:sz="4"/>
             </w:tcBorders>
             <w:shd w:fill="FFFFFF" w:val="clear"/>
             <w:tcMar>
@@ -11658,7 +11658,7 @@
                 <w:rFonts w:ascii="Arial" w:cs="Arial" w:eastAsia="Arial" w:hAnsi="Arial"/>
                 <w:b/>
                 <w:bCs/>
-                <w:color w:val="2E5496"/>
+                <w:color w:val="7030A0"/>
                 <w:sz w:val="17"/>
                 <w:szCs w:val="17"/>
               </w:rPr>
@@ -11669,7 +11669,7 @@
                 <w:rFonts w:ascii="Arial" w:cs="Arial" w:eastAsia="Arial" w:hAnsi="Arial"/>
                 <w:i/>
                 <w:iCs/>
-                <w:color w:val="333333"/>
+                <w:color w:val="404040"/>
                 <w:sz w:val="17"/>
                 <w:szCs w:val="17"/>
               </w:rPr>
@@ -11681,10 +11681,10 @@
           <w:tcPr>
             <w:tcW w:type="dxa" w:w="1500"/>
             <w:tcBorders>
-              <w:top w:val="single" w:color="AAAAAA" w:sz="4"/>
-              <w:left w:val="single" w:color="AAAAAA" w:sz="4"/>
-              <w:bottom w:val="single" w:color="AAAAAA" w:sz="4"/>
-              <w:right w:val="single" w:color="AAAAAA" w:sz="4"/>
+              <w:top w:val="single" w:color="D9D9D9" w:sz="4"/>
+              <w:left w:val="single" w:color="D9D9D9" w:sz="4"/>
+              <w:bottom w:val="single" w:color="D9D9D9" w:sz="4"/>
+              <w:right w:val="single" w:color="D9D9D9" w:sz="4"/>
             </w:tcBorders>
             <w:shd w:fill="FFFFFF" w:val="clear"/>
             <w:tcMar>
@@ -11700,10 +11700,10 @@
           <w:tcPr>
             <w:tcW w:type="dxa" w:w="1500"/>
             <w:tcBorders>
-              <w:top w:val="single" w:color="AAAAAA" w:sz="4"/>
-              <w:left w:val="single" w:color="AAAAAA" w:sz="4"/>
-              <w:bottom w:val="single" w:color="AAAAAA" w:sz="4"/>
-              <w:right w:val="single" w:color="AAAAAA" w:sz="4"/>
+              <w:top w:val="single" w:color="D9D9D9" w:sz="4"/>
+              <w:left w:val="single" w:color="D9D9D9" w:sz="4"/>
+              <w:bottom w:val="single" w:color="D9D9D9" w:sz="4"/>
+              <w:right w:val="single" w:color="D9D9D9" w:sz="4"/>
             </w:tcBorders>
             <w:shd w:fill="FFFFFF" w:val="clear"/>
             <w:tcMar>
@@ -11719,10 +11719,10 @@
           <w:tcPr>
             <w:tcW w:type="dxa" w:w="560"/>
             <w:tcBorders>
-              <w:top w:val="single" w:color="AAAAAA" w:sz="4"/>
-              <w:left w:val="single" w:color="AAAAAA" w:sz="4"/>
-              <w:bottom w:val="single" w:color="AAAAAA" w:sz="4"/>
-              <w:right w:val="single" w:color="AAAAAA" w:sz="4"/>
+              <w:top w:val="single" w:color="D9D9D9" w:sz="4"/>
+              <w:left w:val="single" w:color="D9D9D9" w:sz="4"/>
+              <w:bottom w:val="single" w:color="D9D9D9" w:sz="4"/>
+              <w:right w:val="single" w:color="D9D9D9" w:sz="4"/>
             </w:tcBorders>
             <w:shd w:fill="FFFFFF" w:val="clear"/>
             <w:tcMar>
@@ -11740,12 +11740,12 @@
           <w:tcPr>
             <w:tcW w:type="dxa" w:w="700"/>
             <w:tcBorders>
-              <w:top w:val="single" w:color="AAAAAA" w:sz="4"/>
-              <w:left w:val="single" w:color="AAAAAA" w:sz="4"/>
-              <w:bottom w:val="single" w:color="AAAAAA" w:sz="4"/>
-              <w:right w:val="single" w:color="AAAAAA" w:sz="4"/>
-            </w:tcBorders>
-            <w:shd w:fill="EBF3FB" w:val="clear"/>
+              <w:top w:val="single" w:color="D9D9D9" w:sz="4"/>
+              <w:left w:val="single" w:color="D9D9D9" w:sz="4"/>
+              <w:bottom w:val="single" w:color="D9D9D9" w:sz="4"/>
+              <w:right w:val="single" w:color="D9D9D9" w:sz="4"/>
+            </w:tcBorders>
+            <w:shd w:fill="F2EEF2" w:val="clear"/>
             <w:tcMar>
               <w:top w:type="dxa" w:w="80"/>
               <w:left w:type="dxa" w:w="160"/>
@@ -11777,12 +11777,12 @@
           <w:tcPr>
             <w:tcW w:type="dxa" w:w="4500"/>
             <w:tcBorders>
-              <w:top w:val="single" w:color="AAAAAA" w:sz="4"/>
-              <w:left w:val="single" w:color="AAAAAA" w:sz="4"/>
-              <w:bottom w:val="single" w:color="AAAAAA" w:sz="4"/>
-              <w:right w:val="single" w:color="AAAAAA" w:sz="4"/>
-            </w:tcBorders>
-            <w:shd w:fill="EBF3FB" w:val="clear"/>
+              <w:top w:val="single" w:color="D9D9D9" w:sz="4"/>
+              <w:left w:val="single" w:color="D9D9D9" w:sz="4"/>
+              <w:bottom w:val="single" w:color="D9D9D9" w:sz="4"/>
+              <w:right w:val="single" w:color="D9D9D9" w:sz="4"/>
+            </w:tcBorders>
+            <w:shd w:fill="F2EEF2" w:val="clear"/>
             <w:tcMar>
               <w:top w:type="dxa" w:w="80"/>
               <w:left w:type="dxa" w:w="160"/>
@@ -11871,7 +11871,7 @@
                 <w:rFonts w:ascii="Arial" w:cs="Arial" w:eastAsia="Arial" w:hAnsi="Arial"/>
                 <w:b/>
                 <w:bCs/>
-                <w:color w:val="2E5496"/>
+                <w:color w:val="7030A0"/>
                 <w:sz w:val="17"/>
                 <w:szCs w:val="17"/>
               </w:rPr>
@@ -11882,7 +11882,7 @@
                 <w:rFonts w:ascii="Arial" w:cs="Arial" w:eastAsia="Arial" w:hAnsi="Arial"/>
                 <w:i/>
                 <w:iCs/>
-                <w:color w:val="333333"/>
+                <w:color w:val="404040"/>
                 <w:sz w:val="17"/>
                 <w:szCs w:val="17"/>
               </w:rPr>
@@ -11894,12 +11894,12 @@
           <w:tcPr>
             <w:tcW w:type="dxa" w:w="1500"/>
             <w:tcBorders>
-              <w:top w:val="single" w:color="AAAAAA" w:sz="4"/>
-              <w:left w:val="single" w:color="AAAAAA" w:sz="4"/>
-              <w:bottom w:val="single" w:color="AAAAAA" w:sz="4"/>
-              <w:right w:val="single" w:color="AAAAAA" w:sz="4"/>
-            </w:tcBorders>
-            <w:shd w:fill="EBF3FB" w:val="clear"/>
+              <w:top w:val="single" w:color="D9D9D9" w:sz="4"/>
+              <w:left w:val="single" w:color="D9D9D9" w:sz="4"/>
+              <w:bottom w:val="single" w:color="D9D9D9" w:sz="4"/>
+              <w:right w:val="single" w:color="D9D9D9" w:sz="4"/>
+            </w:tcBorders>
+            <w:shd w:fill="F2EEF2" w:val="clear"/>
             <w:tcMar>
               <w:top w:type="dxa" w:w="80"/>
               <w:left w:type="dxa" w:w="160"/>
@@ -11913,12 +11913,12 @@
           <w:tcPr>
             <w:tcW w:type="dxa" w:w="1500"/>
             <w:tcBorders>
-              <w:top w:val="single" w:color="AAAAAA" w:sz="4"/>
-              <w:left w:val="single" w:color="AAAAAA" w:sz="4"/>
-              <w:bottom w:val="single" w:color="AAAAAA" w:sz="4"/>
-              <w:right w:val="single" w:color="AAAAAA" w:sz="4"/>
-            </w:tcBorders>
-            <w:shd w:fill="EBF3FB" w:val="clear"/>
+              <w:top w:val="single" w:color="D9D9D9" w:sz="4"/>
+              <w:left w:val="single" w:color="D9D9D9" w:sz="4"/>
+              <w:bottom w:val="single" w:color="D9D9D9" w:sz="4"/>
+              <w:right w:val="single" w:color="D9D9D9" w:sz="4"/>
+            </w:tcBorders>
+            <w:shd w:fill="F2EEF2" w:val="clear"/>
             <w:tcMar>
               <w:top w:type="dxa" w:w="80"/>
               <w:left w:type="dxa" w:w="160"/>
@@ -11932,12 +11932,12 @@
           <w:tcPr>
             <w:tcW w:type="dxa" w:w="560"/>
             <w:tcBorders>
-              <w:top w:val="single" w:color="AAAAAA" w:sz="4"/>
-              <w:left w:val="single" w:color="AAAAAA" w:sz="4"/>
-              <w:bottom w:val="single" w:color="AAAAAA" w:sz="4"/>
-              <w:right w:val="single" w:color="AAAAAA" w:sz="4"/>
-            </w:tcBorders>
-            <w:shd w:fill="EBF3FB" w:val="clear"/>
+              <w:top w:val="single" w:color="D9D9D9" w:sz="4"/>
+              <w:left w:val="single" w:color="D9D9D9" w:sz="4"/>
+              <w:bottom w:val="single" w:color="D9D9D9" w:sz="4"/>
+              <w:right w:val="single" w:color="D9D9D9" w:sz="4"/>
+            </w:tcBorders>
+            <w:shd w:fill="F2EEF2" w:val="clear"/>
             <w:tcMar>
               <w:top w:type="dxa" w:w="80"/>
               <w:left w:type="dxa" w:w="160"/>
@@ -11953,10 +11953,10 @@
           <w:tcPr>
             <w:tcW w:type="dxa" w:w="700"/>
             <w:tcBorders>
-              <w:top w:val="single" w:color="AAAAAA" w:sz="4"/>
-              <w:left w:val="single" w:color="AAAAAA" w:sz="4"/>
-              <w:bottom w:val="single" w:color="AAAAAA" w:sz="4"/>
-              <w:right w:val="single" w:color="AAAAAA" w:sz="4"/>
+              <w:top w:val="single" w:color="D9D9D9" w:sz="4"/>
+              <w:left w:val="single" w:color="D9D9D9" w:sz="4"/>
+              <w:bottom w:val="single" w:color="D9D9D9" w:sz="4"/>
+              <w:right w:val="single" w:color="D9D9D9" w:sz="4"/>
             </w:tcBorders>
             <w:shd w:fill="FFFFFF" w:val="clear"/>
             <w:tcMar>
@@ -11990,10 +11990,10 @@
           <w:tcPr>
             <w:tcW w:type="dxa" w:w="4500"/>
             <w:tcBorders>
-              <w:top w:val="single" w:color="AAAAAA" w:sz="4"/>
-              <w:left w:val="single" w:color="AAAAAA" w:sz="4"/>
-              <w:bottom w:val="single" w:color="AAAAAA" w:sz="4"/>
-              <w:right w:val="single" w:color="AAAAAA" w:sz="4"/>
+              <w:top w:val="single" w:color="D9D9D9" w:sz="4"/>
+              <w:left w:val="single" w:color="D9D9D9" w:sz="4"/>
+              <w:bottom w:val="single" w:color="D9D9D9" w:sz="4"/>
+              <w:right w:val="single" w:color="D9D9D9" w:sz="4"/>
             </w:tcBorders>
             <w:shd w:fill="FFFFFF" w:val="clear"/>
             <w:tcMar>
@@ -12058,7 +12058,7 @@
                 <w:rFonts w:ascii="Arial" w:cs="Arial" w:eastAsia="Arial" w:hAnsi="Arial"/>
                 <w:b/>
                 <w:bCs/>
-                <w:color w:val="2E5496"/>
+                <w:color w:val="7030A0"/>
                 <w:sz w:val="17"/>
                 <w:szCs w:val="17"/>
               </w:rPr>
@@ -12069,7 +12069,7 @@
                 <w:rFonts w:ascii="Arial" w:cs="Arial" w:eastAsia="Arial" w:hAnsi="Arial"/>
                 <w:i/>
                 <w:iCs/>
-                <w:color w:val="333333"/>
+                <w:color w:val="404040"/>
                 <w:sz w:val="17"/>
                 <w:szCs w:val="17"/>
               </w:rPr>
@@ -12081,10 +12081,10 @@
           <w:tcPr>
             <w:tcW w:type="dxa" w:w="1500"/>
             <w:tcBorders>
-              <w:top w:val="single" w:color="AAAAAA" w:sz="4"/>
-              <w:left w:val="single" w:color="AAAAAA" w:sz="4"/>
-              <w:bottom w:val="single" w:color="AAAAAA" w:sz="4"/>
-              <w:right w:val="single" w:color="AAAAAA" w:sz="4"/>
+              <w:top w:val="single" w:color="D9D9D9" w:sz="4"/>
+              <w:left w:val="single" w:color="D9D9D9" w:sz="4"/>
+              <w:bottom w:val="single" w:color="D9D9D9" w:sz="4"/>
+              <w:right w:val="single" w:color="D9D9D9" w:sz="4"/>
             </w:tcBorders>
             <w:shd w:fill="FFFFFF" w:val="clear"/>
             <w:tcMar>
@@ -12100,10 +12100,10 @@
           <w:tcPr>
             <w:tcW w:type="dxa" w:w="1500"/>
             <w:tcBorders>
-              <w:top w:val="single" w:color="AAAAAA" w:sz="4"/>
-              <w:left w:val="single" w:color="AAAAAA" w:sz="4"/>
-              <w:bottom w:val="single" w:color="AAAAAA" w:sz="4"/>
-              <w:right w:val="single" w:color="AAAAAA" w:sz="4"/>
+              <w:top w:val="single" w:color="D9D9D9" w:sz="4"/>
+              <w:left w:val="single" w:color="D9D9D9" w:sz="4"/>
+              <w:bottom w:val="single" w:color="D9D9D9" w:sz="4"/>
+              <w:right w:val="single" w:color="D9D9D9" w:sz="4"/>
             </w:tcBorders>
             <w:shd w:fill="FFFFFF" w:val="clear"/>
             <w:tcMar>
@@ -12119,10 +12119,10 @@
           <w:tcPr>
             <w:tcW w:type="dxa" w:w="560"/>
             <w:tcBorders>
-              <w:top w:val="single" w:color="AAAAAA" w:sz="4"/>
-              <w:left w:val="single" w:color="AAAAAA" w:sz="4"/>
-              <w:bottom w:val="single" w:color="AAAAAA" w:sz="4"/>
-              <w:right w:val="single" w:color="AAAAAA" w:sz="4"/>
+              <w:top w:val="single" w:color="D9D9D9" w:sz="4"/>
+              <w:left w:val="single" w:color="D9D9D9" w:sz="4"/>
+              <w:bottom w:val="single" w:color="D9D9D9" w:sz="4"/>
+              <w:right w:val="single" w:color="D9D9D9" w:sz="4"/>
             </w:tcBorders>
             <w:shd w:fill="FFFFFF" w:val="clear"/>
             <w:tcMar>
@@ -12140,12 +12140,12 @@
           <w:tcPr>
             <w:tcW w:type="dxa" w:w="700"/>
             <w:tcBorders>
-              <w:top w:val="single" w:color="AAAAAA" w:sz="4"/>
-              <w:left w:val="single" w:color="AAAAAA" w:sz="4"/>
-              <w:bottom w:val="single" w:color="AAAAAA" w:sz="4"/>
-              <w:right w:val="single" w:color="AAAAAA" w:sz="4"/>
-            </w:tcBorders>
-            <w:shd w:fill="EBF3FB" w:val="clear"/>
+              <w:top w:val="single" w:color="D9D9D9" w:sz="4"/>
+              <w:left w:val="single" w:color="D9D9D9" w:sz="4"/>
+              <w:bottom w:val="single" w:color="D9D9D9" w:sz="4"/>
+              <w:right w:val="single" w:color="D9D9D9" w:sz="4"/>
+            </w:tcBorders>
+            <w:shd w:fill="F2EEF2" w:val="clear"/>
             <w:tcMar>
               <w:top w:type="dxa" w:w="80"/>
               <w:left w:type="dxa" w:w="160"/>
@@ -12177,12 +12177,12 @@
           <w:tcPr>
             <w:tcW w:type="dxa" w:w="4500"/>
             <w:tcBorders>
-              <w:top w:val="single" w:color="AAAAAA" w:sz="4"/>
-              <w:left w:val="single" w:color="AAAAAA" w:sz="4"/>
-              <w:bottom w:val="single" w:color="AAAAAA" w:sz="4"/>
-              <w:right w:val="single" w:color="AAAAAA" w:sz="4"/>
-            </w:tcBorders>
-            <w:shd w:fill="EBF3FB" w:val="clear"/>
+              <w:top w:val="single" w:color="D9D9D9" w:sz="4"/>
+              <w:left w:val="single" w:color="D9D9D9" w:sz="4"/>
+              <w:bottom w:val="single" w:color="D9D9D9" w:sz="4"/>
+              <w:right w:val="single" w:color="D9D9D9" w:sz="4"/>
+            </w:tcBorders>
+            <w:shd w:fill="F2EEF2" w:val="clear"/>
             <w:tcMar>
               <w:top w:type="dxa" w:w="80"/>
               <w:left w:type="dxa" w:w="160"/>
@@ -12243,7 +12243,7 @@
                 <w:rFonts w:ascii="Arial" w:cs="Arial" w:eastAsia="Arial" w:hAnsi="Arial"/>
                 <w:b/>
                 <w:bCs/>
-                <w:color w:val="2E5496"/>
+                <w:color w:val="7030A0"/>
                 <w:sz w:val="17"/>
                 <w:szCs w:val="17"/>
               </w:rPr>
@@ -12254,7 +12254,7 @@
                 <w:rFonts w:ascii="Arial" w:cs="Arial" w:eastAsia="Arial" w:hAnsi="Arial"/>
                 <w:i/>
                 <w:iCs/>
-                <w:color w:val="333333"/>
+                <w:color w:val="404040"/>
                 <w:sz w:val="17"/>
                 <w:szCs w:val="17"/>
               </w:rPr>
@@ -12266,12 +12266,12 @@
           <w:tcPr>
             <w:tcW w:type="dxa" w:w="1500"/>
             <w:tcBorders>
-              <w:top w:val="single" w:color="AAAAAA" w:sz="4"/>
-              <w:left w:val="single" w:color="AAAAAA" w:sz="4"/>
-              <w:bottom w:val="single" w:color="AAAAAA" w:sz="4"/>
-              <w:right w:val="single" w:color="AAAAAA" w:sz="4"/>
-            </w:tcBorders>
-            <w:shd w:fill="EBF3FB" w:val="clear"/>
+              <w:top w:val="single" w:color="D9D9D9" w:sz="4"/>
+              <w:left w:val="single" w:color="D9D9D9" w:sz="4"/>
+              <w:bottom w:val="single" w:color="D9D9D9" w:sz="4"/>
+              <w:right w:val="single" w:color="D9D9D9" w:sz="4"/>
+            </w:tcBorders>
+            <w:shd w:fill="F2EEF2" w:val="clear"/>
             <w:tcMar>
               <w:top w:type="dxa" w:w="80"/>
               <w:left w:type="dxa" w:w="160"/>
@@ -12285,12 +12285,12 @@
           <w:tcPr>
             <w:tcW w:type="dxa" w:w="1500"/>
             <w:tcBorders>
-              <w:top w:val="single" w:color="AAAAAA" w:sz="4"/>
-              <w:left w:val="single" w:color="AAAAAA" w:sz="4"/>
-              <w:bottom w:val="single" w:color="AAAAAA" w:sz="4"/>
-              <w:right w:val="single" w:color="AAAAAA" w:sz="4"/>
-            </w:tcBorders>
-            <w:shd w:fill="EBF3FB" w:val="clear"/>
+              <w:top w:val="single" w:color="D9D9D9" w:sz="4"/>
+              <w:left w:val="single" w:color="D9D9D9" w:sz="4"/>
+              <w:bottom w:val="single" w:color="D9D9D9" w:sz="4"/>
+              <w:right w:val="single" w:color="D9D9D9" w:sz="4"/>
+            </w:tcBorders>
+            <w:shd w:fill="F2EEF2" w:val="clear"/>
             <w:tcMar>
               <w:top w:type="dxa" w:w="80"/>
               <w:left w:type="dxa" w:w="160"/>
@@ -12304,12 +12304,12 @@
           <w:tcPr>
             <w:tcW w:type="dxa" w:w="560"/>
             <w:tcBorders>
-              <w:top w:val="single" w:color="AAAAAA" w:sz="4"/>
-              <w:left w:val="single" w:color="AAAAAA" w:sz="4"/>
-              <w:bottom w:val="single" w:color="AAAAAA" w:sz="4"/>
-              <w:right w:val="single" w:color="AAAAAA" w:sz="4"/>
-            </w:tcBorders>
-            <w:shd w:fill="EBF3FB" w:val="clear"/>
+              <w:top w:val="single" w:color="D9D9D9" w:sz="4"/>
+              <w:left w:val="single" w:color="D9D9D9" w:sz="4"/>
+              <w:bottom w:val="single" w:color="D9D9D9" w:sz="4"/>
+              <w:right w:val="single" w:color="D9D9D9" w:sz="4"/>
+            </w:tcBorders>
+            <w:shd w:fill="F2EEF2" w:val="clear"/>
             <w:tcMar>
               <w:top w:type="dxa" w:w="80"/>
               <w:left w:type="dxa" w:w="160"/>
@@ -12330,7 +12330,7 @@
       <w:pPr>
         <w:pStyle w:val="Heading1"/>
         <w:pBdr>
-          <w:bottom w:val="single" w:color="2E5496" w:sz="6"/>
+          <w:bottom w:val="single" w:color="5F2861" w:sz="6"/>
         </w:pBdr>
         <w:spacing w:after="120" w:before="360"/>
       </w:pPr>
@@ -12339,7 +12339,7 @@
           <w:rFonts w:ascii="Arial" w:cs="Arial" w:eastAsia="Arial" w:hAnsi="Arial"/>
           <w:b/>
           <w:bCs/>
-          <w:color w:val="1F3864"/>
+          <w:color w:val="7030A0"/>
           <w:sz w:val="28"/>
           <w:szCs w:val="28"/>
         </w:rPr>
@@ -12389,12 +12389,12 @@
           <w:tcPr>
             <w:tcW w:type="dxa" w:w="3200"/>
             <w:tcBorders>
-              <w:top w:val="single" w:color="AAAAAA" w:sz="4"/>
-              <w:left w:val="single" w:color="AAAAAA" w:sz="4"/>
-              <w:bottom w:val="single" w:color="AAAAAA" w:sz="4"/>
-              <w:right w:val="single" w:color="AAAAAA" w:sz="4"/>
-            </w:tcBorders>
-            <w:shd w:fill="1F3864" w:val="clear"/>
+              <w:top w:val="single" w:color="D9D9D9" w:sz="4"/>
+              <w:left w:val="single" w:color="D9D9D9" w:sz="4"/>
+              <w:bottom w:val="single" w:color="D9D9D9" w:sz="4"/>
+              <w:right w:val="single" w:color="D9D9D9" w:sz="4"/>
+            </w:tcBorders>
+            <w:shd w:fill="5F2861" w:val="clear"/>
             <w:tcMar>
               <w:top w:type="dxa" w:w="80"/>
               <w:left w:type="dxa" w:w="160"/>
@@ -12424,12 +12424,12 @@
           <w:tcPr>
             <w:tcW w:type="dxa" w:w="4560"/>
             <w:tcBorders>
-              <w:top w:val="single" w:color="AAAAAA" w:sz="4"/>
-              <w:left w:val="single" w:color="AAAAAA" w:sz="4"/>
-              <w:bottom w:val="single" w:color="AAAAAA" w:sz="4"/>
-              <w:right w:val="single" w:color="AAAAAA" w:sz="4"/>
-            </w:tcBorders>
-            <w:shd w:fill="1F3864" w:val="clear"/>
+              <w:top w:val="single" w:color="D9D9D9" w:sz="4"/>
+              <w:left w:val="single" w:color="D9D9D9" w:sz="4"/>
+              <w:bottom w:val="single" w:color="D9D9D9" w:sz="4"/>
+              <w:right w:val="single" w:color="D9D9D9" w:sz="4"/>
+            </w:tcBorders>
+            <w:shd w:fill="5F2861" w:val="clear"/>
             <w:tcMar>
               <w:top w:type="dxa" w:w="80"/>
               <w:left w:type="dxa" w:w="160"/>
@@ -12459,12 +12459,12 @@
           <w:tcPr>
             <w:tcW w:type="dxa" w:w="1600"/>
             <w:tcBorders>
-              <w:top w:val="single" w:color="AAAAAA" w:sz="4"/>
-              <w:left w:val="single" w:color="AAAAAA" w:sz="4"/>
-              <w:bottom w:val="single" w:color="AAAAAA" w:sz="4"/>
-              <w:right w:val="single" w:color="AAAAAA" w:sz="4"/>
-            </w:tcBorders>
-            <w:shd w:fill="1F3864" w:val="clear"/>
+              <w:top w:val="single" w:color="D9D9D9" w:sz="4"/>
+              <w:left w:val="single" w:color="D9D9D9" w:sz="4"/>
+              <w:bottom w:val="single" w:color="D9D9D9" w:sz="4"/>
+              <w:right w:val="single" w:color="D9D9D9" w:sz="4"/>
+            </w:tcBorders>
+            <w:shd w:fill="5F2861" w:val="clear"/>
             <w:tcMar>
               <w:top w:type="dxa" w:w="80"/>
               <w:left w:type="dxa" w:w="160"/>
@@ -12496,10 +12496,10 @@
           <w:tcPr>
             <w:tcW w:type="dxa" w:w="3200"/>
             <w:tcBorders>
-              <w:top w:val="single" w:color="AAAAAA" w:sz="4"/>
-              <w:left w:val="single" w:color="AAAAAA" w:sz="4"/>
-              <w:bottom w:val="single" w:color="AAAAAA" w:sz="4"/>
-              <w:right w:val="single" w:color="AAAAAA" w:sz="4"/>
+              <w:top w:val="single" w:color="D9D9D9" w:sz="4"/>
+              <w:left w:val="single" w:color="D9D9D9" w:sz="4"/>
+              <w:bottom w:val="single" w:color="D9D9D9" w:sz="4"/>
+              <w:right w:val="single" w:color="D9D9D9" w:sz="4"/>
             </w:tcBorders>
             <w:shd w:fill="FFFFFF" w:val="clear"/>
             <w:tcMar>
@@ -12533,10 +12533,10 @@
           <w:tcPr>
             <w:tcW w:type="dxa" w:w="4560"/>
             <w:tcBorders>
-              <w:top w:val="single" w:color="AAAAAA" w:sz="4"/>
-              <w:left w:val="single" w:color="AAAAAA" w:sz="4"/>
-              <w:bottom w:val="single" w:color="AAAAAA" w:sz="4"/>
-              <w:right w:val="single" w:color="AAAAAA" w:sz="4"/>
+              <w:top w:val="single" w:color="D9D9D9" w:sz="4"/>
+              <w:left w:val="single" w:color="D9D9D9" w:sz="4"/>
+              <w:bottom w:val="single" w:color="D9D9D9" w:sz="4"/>
+              <w:right w:val="single" w:color="D9D9D9" w:sz="4"/>
             </w:tcBorders>
             <w:shd w:fill="FFFFFF" w:val="clear"/>
             <w:tcMar>
@@ -12552,10 +12552,10 @@
           <w:tcPr>
             <w:tcW w:type="dxa" w:w="1600"/>
             <w:tcBorders>
-              <w:top w:val="single" w:color="AAAAAA" w:sz="4"/>
-              <w:left w:val="single" w:color="AAAAAA" w:sz="4"/>
-              <w:bottom w:val="single" w:color="AAAAAA" w:sz="4"/>
-              <w:right w:val="single" w:color="AAAAAA" w:sz="4"/>
+              <w:top w:val="single" w:color="D9D9D9" w:sz="4"/>
+              <w:left w:val="single" w:color="D9D9D9" w:sz="4"/>
+              <w:bottom w:val="single" w:color="D9D9D9" w:sz="4"/>
+              <w:right w:val="single" w:color="D9D9D9" w:sz="4"/>
             </w:tcBorders>
             <w:shd w:fill="FFFFFF" w:val="clear"/>
             <w:tcMar>
@@ -12573,12 +12573,12 @@
           <w:tcPr>
             <w:tcW w:type="dxa" w:w="3200"/>
             <w:tcBorders>
-              <w:top w:val="single" w:color="AAAAAA" w:sz="4"/>
-              <w:left w:val="single" w:color="AAAAAA" w:sz="4"/>
-              <w:bottom w:val="single" w:color="AAAAAA" w:sz="4"/>
-              <w:right w:val="single" w:color="AAAAAA" w:sz="4"/>
-            </w:tcBorders>
-            <w:shd w:fill="EBF3FB" w:val="clear"/>
+              <w:top w:val="single" w:color="D9D9D9" w:sz="4"/>
+              <w:left w:val="single" w:color="D9D9D9" w:sz="4"/>
+              <w:bottom w:val="single" w:color="D9D9D9" w:sz="4"/>
+              <w:right w:val="single" w:color="D9D9D9" w:sz="4"/>
+            </w:tcBorders>
+            <w:shd w:fill="F2EEF2" w:val="clear"/>
             <w:tcMar>
               <w:top w:type="dxa" w:w="80"/>
               <w:left w:type="dxa" w:w="160"/>
@@ -12610,12 +12610,12 @@
           <w:tcPr>
             <w:tcW w:type="dxa" w:w="4560"/>
             <w:tcBorders>
-              <w:top w:val="single" w:color="AAAAAA" w:sz="4"/>
-              <w:left w:val="single" w:color="AAAAAA" w:sz="4"/>
-              <w:bottom w:val="single" w:color="AAAAAA" w:sz="4"/>
-              <w:right w:val="single" w:color="AAAAAA" w:sz="4"/>
-            </w:tcBorders>
-            <w:shd w:fill="EBF3FB" w:val="clear"/>
+              <w:top w:val="single" w:color="D9D9D9" w:sz="4"/>
+              <w:left w:val="single" w:color="D9D9D9" w:sz="4"/>
+              <w:bottom w:val="single" w:color="D9D9D9" w:sz="4"/>
+              <w:right w:val="single" w:color="D9D9D9" w:sz="4"/>
+            </w:tcBorders>
+            <w:shd w:fill="F2EEF2" w:val="clear"/>
             <w:tcMar>
               <w:top w:type="dxa" w:w="80"/>
               <w:left w:type="dxa" w:w="160"/>
@@ -12629,12 +12629,12 @@
           <w:tcPr>
             <w:tcW w:type="dxa" w:w="1600"/>
             <w:tcBorders>
-              <w:top w:val="single" w:color="AAAAAA" w:sz="4"/>
-              <w:left w:val="single" w:color="AAAAAA" w:sz="4"/>
-              <w:bottom w:val="single" w:color="AAAAAA" w:sz="4"/>
-              <w:right w:val="single" w:color="AAAAAA" w:sz="4"/>
-            </w:tcBorders>
-            <w:shd w:fill="EBF3FB" w:val="clear"/>
+              <w:top w:val="single" w:color="D9D9D9" w:sz="4"/>
+              <w:left w:val="single" w:color="D9D9D9" w:sz="4"/>
+              <w:bottom w:val="single" w:color="D9D9D9" w:sz="4"/>
+              <w:right w:val="single" w:color="D9D9D9" w:sz="4"/>
+            </w:tcBorders>
+            <w:shd w:fill="F2EEF2" w:val="clear"/>
             <w:tcMar>
               <w:top w:type="dxa" w:w="80"/>
               <w:left w:type="dxa" w:w="160"/>
@@ -12650,10 +12650,10 @@
           <w:tcPr>
             <w:tcW w:type="dxa" w:w="3200"/>
             <w:tcBorders>
-              <w:top w:val="single" w:color="AAAAAA" w:sz="4"/>
-              <w:left w:val="single" w:color="AAAAAA" w:sz="4"/>
-              <w:bottom w:val="single" w:color="AAAAAA" w:sz="4"/>
-              <w:right w:val="single" w:color="AAAAAA" w:sz="4"/>
+              <w:top w:val="single" w:color="D9D9D9" w:sz="4"/>
+              <w:left w:val="single" w:color="D9D9D9" w:sz="4"/>
+              <w:bottom w:val="single" w:color="D9D9D9" w:sz="4"/>
+              <w:right w:val="single" w:color="D9D9D9" w:sz="4"/>
             </w:tcBorders>
             <w:shd w:fill="FFFFFF" w:val="clear"/>
             <w:tcMar>
@@ -12687,10 +12687,10 @@
           <w:tcPr>
             <w:tcW w:type="dxa" w:w="4560"/>
             <w:tcBorders>
-              <w:top w:val="single" w:color="AAAAAA" w:sz="4"/>
-              <w:left w:val="single" w:color="AAAAAA" w:sz="4"/>
-              <w:bottom w:val="single" w:color="AAAAAA" w:sz="4"/>
-              <w:right w:val="single" w:color="AAAAAA" w:sz="4"/>
+              <w:top w:val="single" w:color="D9D9D9" w:sz="4"/>
+              <w:left w:val="single" w:color="D9D9D9" w:sz="4"/>
+              <w:bottom w:val="single" w:color="D9D9D9" w:sz="4"/>
+              <w:right w:val="single" w:color="D9D9D9" w:sz="4"/>
             </w:tcBorders>
             <w:shd w:fill="FFFFFF" w:val="clear"/>
             <w:tcMar>
@@ -12706,10 +12706,10 @@
           <w:tcPr>
             <w:tcW w:type="dxa" w:w="1600"/>
             <w:tcBorders>
-              <w:top w:val="single" w:color="AAAAAA" w:sz="4"/>
-              <w:left w:val="single" w:color="AAAAAA" w:sz="4"/>
-              <w:bottom w:val="single" w:color="AAAAAA" w:sz="4"/>
-              <w:right w:val="single" w:color="AAAAAA" w:sz="4"/>
+              <w:top w:val="single" w:color="D9D9D9" w:sz="4"/>
+              <w:left w:val="single" w:color="D9D9D9" w:sz="4"/>
+              <w:bottom w:val="single" w:color="D9D9D9" w:sz="4"/>
+              <w:right w:val="single" w:color="D9D9D9" w:sz="4"/>
             </w:tcBorders>
             <w:shd w:fill="FFFFFF" w:val="clear"/>
             <w:tcMar>
@@ -12727,12 +12727,12 @@
           <w:tcPr>
             <w:tcW w:type="dxa" w:w="3200"/>
             <w:tcBorders>
-              <w:top w:val="single" w:color="AAAAAA" w:sz="4"/>
-              <w:left w:val="single" w:color="AAAAAA" w:sz="4"/>
-              <w:bottom w:val="single" w:color="AAAAAA" w:sz="4"/>
-              <w:right w:val="single" w:color="AAAAAA" w:sz="4"/>
-            </w:tcBorders>
-            <w:shd w:fill="EBF3FB" w:val="clear"/>
+              <w:top w:val="single" w:color="D9D9D9" w:sz="4"/>
+              <w:left w:val="single" w:color="D9D9D9" w:sz="4"/>
+              <w:bottom w:val="single" w:color="D9D9D9" w:sz="4"/>
+              <w:right w:val="single" w:color="D9D9D9" w:sz="4"/>
+            </w:tcBorders>
+            <w:shd w:fill="F2EEF2" w:val="clear"/>
             <w:tcMar>
               <w:top w:type="dxa" w:w="80"/>
               <w:left w:type="dxa" w:w="160"/>
@@ -12764,12 +12764,12 @@
           <w:tcPr>
             <w:tcW w:type="dxa" w:w="4560"/>
             <w:tcBorders>
-              <w:top w:val="single" w:color="AAAAAA" w:sz="4"/>
-              <w:left w:val="single" w:color="AAAAAA" w:sz="4"/>
-              <w:bottom w:val="single" w:color="AAAAAA" w:sz="4"/>
-              <w:right w:val="single" w:color="AAAAAA" w:sz="4"/>
-            </w:tcBorders>
-            <w:shd w:fill="EBF3FB" w:val="clear"/>
+              <w:top w:val="single" w:color="D9D9D9" w:sz="4"/>
+              <w:left w:val="single" w:color="D9D9D9" w:sz="4"/>
+              <w:bottom w:val="single" w:color="D9D9D9" w:sz="4"/>
+              <w:right w:val="single" w:color="D9D9D9" w:sz="4"/>
+            </w:tcBorders>
+            <w:shd w:fill="F2EEF2" w:val="clear"/>
             <w:tcMar>
               <w:top w:type="dxa" w:w="80"/>
               <w:left w:type="dxa" w:w="160"/>
@@ -12783,12 +12783,12 @@
           <w:tcPr>
             <w:tcW w:type="dxa" w:w="1600"/>
             <w:tcBorders>
-              <w:top w:val="single" w:color="AAAAAA" w:sz="4"/>
-              <w:left w:val="single" w:color="AAAAAA" w:sz="4"/>
-              <w:bottom w:val="single" w:color="AAAAAA" w:sz="4"/>
-              <w:right w:val="single" w:color="AAAAAA" w:sz="4"/>
-            </w:tcBorders>
-            <w:shd w:fill="EBF3FB" w:val="clear"/>
+              <w:top w:val="single" w:color="D9D9D9" w:sz="4"/>
+              <w:left w:val="single" w:color="D9D9D9" w:sz="4"/>
+              <w:bottom w:val="single" w:color="D9D9D9" w:sz="4"/>
+              <w:right w:val="single" w:color="D9D9D9" w:sz="4"/>
+            </w:tcBorders>
+            <w:shd w:fill="F2EEF2" w:val="clear"/>
             <w:tcMar>
               <w:top w:type="dxa" w:w="80"/>
               <w:left w:type="dxa" w:w="160"/>
@@ -12804,10 +12804,10 @@
           <w:tcPr>
             <w:tcW w:type="dxa" w:w="3200"/>
             <w:tcBorders>
-              <w:top w:val="single" w:color="AAAAAA" w:sz="4"/>
-              <w:left w:val="single" w:color="AAAAAA" w:sz="4"/>
-              <w:bottom w:val="single" w:color="AAAAAA" w:sz="4"/>
-              <w:right w:val="single" w:color="AAAAAA" w:sz="4"/>
+              <w:top w:val="single" w:color="D9D9D9" w:sz="4"/>
+              <w:left w:val="single" w:color="D9D9D9" w:sz="4"/>
+              <w:bottom w:val="single" w:color="D9D9D9" w:sz="4"/>
+              <w:right w:val="single" w:color="D9D9D9" w:sz="4"/>
             </w:tcBorders>
             <w:shd w:fill="FFFFFF" w:val="clear"/>
             <w:tcMar>
@@ -12841,10 +12841,10 @@
           <w:tcPr>
             <w:tcW w:type="dxa" w:w="4560"/>
             <w:tcBorders>
-              <w:top w:val="single" w:color="AAAAAA" w:sz="4"/>
-              <w:left w:val="single" w:color="AAAAAA" w:sz="4"/>
-              <w:bottom w:val="single" w:color="AAAAAA" w:sz="4"/>
-              <w:right w:val="single" w:color="AAAAAA" w:sz="4"/>
+              <w:top w:val="single" w:color="D9D9D9" w:sz="4"/>
+              <w:left w:val="single" w:color="D9D9D9" w:sz="4"/>
+              <w:bottom w:val="single" w:color="D9D9D9" w:sz="4"/>
+              <w:right w:val="single" w:color="D9D9D9" w:sz="4"/>
             </w:tcBorders>
             <w:shd w:fill="FFFFFF" w:val="clear"/>
             <w:tcMar>
@@ -12860,10 +12860,10 @@
           <w:tcPr>
             <w:tcW w:type="dxa" w:w="1600"/>
             <w:tcBorders>
-              <w:top w:val="single" w:color="AAAAAA" w:sz="4"/>
-              <w:left w:val="single" w:color="AAAAAA" w:sz="4"/>
-              <w:bottom w:val="single" w:color="AAAAAA" w:sz="4"/>
-              <w:right w:val="single" w:color="AAAAAA" w:sz="4"/>
+              <w:top w:val="single" w:color="D9D9D9" w:sz="4"/>
+              <w:left w:val="single" w:color="D9D9D9" w:sz="4"/>
+              <w:bottom w:val="single" w:color="D9D9D9" w:sz="4"/>
+              <w:right w:val="single" w:color="D9D9D9" w:sz="4"/>
             </w:tcBorders>
             <w:shd w:fill="FFFFFF" w:val="clear"/>
             <w:tcMar>
@@ -12881,12 +12881,12 @@
           <w:tcPr>
             <w:tcW w:type="dxa" w:w="3200"/>
             <w:tcBorders>
-              <w:top w:val="single" w:color="AAAAAA" w:sz="4"/>
-              <w:left w:val="single" w:color="AAAAAA" w:sz="4"/>
-              <w:bottom w:val="single" w:color="AAAAAA" w:sz="4"/>
-              <w:right w:val="single" w:color="AAAAAA" w:sz="4"/>
-            </w:tcBorders>
-            <w:shd w:fill="EBF3FB" w:val="clear"/>
+              <w:top w:val="single" w:color="D9D9D9" w:sz="4"/>
+              <w:left w:val="single" w:color="D9D9D9" w:sz="4"/>
+              <w:bottom w:val="single" w:color="D9D9D9" w:sz="4"/>
+              <w:right w:val="single" w:color="D9D9D9" w:sz="4"/>
+            </w:tcBorders>
+            <w:shd w:fill="F2EEF2" w:val="clear"/>
             <w:tcMar>
               <w:top w:type="dxa" w:w="80"/>
               <w:left w:type="dxa" w:w="160"/>
@@ -12918,12 +12918,12 @@
           <w:tcPr>
             <w:tcW w:type="dxa" w:w="4560"/>
             <w:tcBorders>
-              <w:top w:val="single" w:color="AAAAAA" w:sz="4"/>
-              <w:left w:val="single" w:color="AAAAAA" w:sz="4"/>
-              <w:bottom w:val="single" w:color="AAAAAA" w:sz="4"/>
-              <w:right w:val="single" w:color="AAAAAA" w:sz="4"/>
-            </w:tcBorders>
-            <w:shd w:fill="EBF3FB" w:val="clear"/>
+              <w:top w:val="single" w:color="D9D9D9" w:sz="4"/>
+              <w:left w:val="single" w:color="D9D9D9" w:sz="4"/>
+              <w:bottom w:val="single" w:color="D9D9D9" w:sz="4"/>
+              <w:right w:val="single" w:color="D9D9D9" w:sz="4"/>
+            </w:tcBorders>
+            <w:shd w:fill="F2EEF2" w:val="clear"/>
             <w:tcMar>
               <w:top w:type="dxa" w:w="80"/>
               <w:left w:type="dxa" w:w="160"/>
@@ -12937,12 +12937,12 @@
           <w:tcPr>
             <w:tcW w:type="dxa" w:w="1600"/>
             <w:tcBorders>
-              <w:top w:val="single" w:color="AAAAAA" w:sz="4"/>
-              <w:left w:val="single" w:color="AAAAAA" w:sz="4"/>
-              <w:bottom w:val="single" w:color="AAAAAA" w:sz="4"/>
-              <w:right w:val="single" w:color="AAAAAA" w:sz="4"/>
-            </w:tcBorders>
-            <w:shd w:fill="EBF3FB" w:val="clear"/>
+              <w:top w:val="single" w:color="D9D9D9" w:sz="4"/>
+              <w:left w:val="single" w:color="D9D9D9" w:sz="4"/>
+              <w:bottom w:val="single" w:color="D9D9D9" w:sz="4"/>
+              <w:right w:val="single" w:color="D9D9D9" w:sz="4"/>
+            </w:tcBorders>
+            <w:shd w:fill="F2EEF2" w:val="clear"/>
             <w:tcMar>
               <w:top w:type="dxa" w:w="80"/>
               <w:left w:type="dxa" w:w="160"/>
@@ -12958,10 +12958,10 @@
           <w:tcPr>
             <w:tcW w:type="dxa" w:w="3200"/>
             <w:tcBorders>
-              <w:top w:val="single" w:color="AAAAAA" w:sz="4"/>
-              <w:left w:val="single" w:color="AAAAAA" w:sz="4"/>
-              <w:bottom w:val="single" w:color="AAAAAA" w:sz="4"/>
-              <w:right w:val="single" w:color="AAAAAA" w:sz="4"/>
+              <w:top w:val="single" w:color="D9D9D9" w:sz="4"/>
+              <w:left w:val="single" w:color="D9D9D9" w:sz="4"/>
+              <w:bottom w:val="single" w:color="D9D9D9" w:sz="4"/>
+              <w:right w:val="single" w:color="D9D9D9" w:sz="4"/>
             </w:tcBorders>
             <w:shd w:fill="FFFFFF" w:val="clear"/>
             <w:tcMar>
@@ -12995,10 +12995,10 @@
           <w:tcPr>
             <w:tcW w:type="dxa" w:w="4560"/>
             <w:tcBorders>
-              <w:top w:val="single" w:color="AAAAAA" w:sz="4"/>
-              <w:left w:val="single" w:color="AAAAAA" w:sz="4"/>
-              <w:bottom w:val="single" w:color="AAAAAA" w:sz="4"/>
-              <w:right w:val="single" w:color="AAAAAA" w:sz="4"/>
+              <w:top w:val="single" w:color="D9D9D9" w:sz="4"/>
+              <w:left w:val="single" w:color="D9D9D9" w:sz="4"/>
+              <w:bottom w:val="single" w:color="D9D9D9" w:sz="4"/>
+              <w:right w:val="single" w:color="D9D9D9" w:sz="4"/>
             </w:tcBorders>
             <w:shd w:fill="FFFFFF" w:val="clear"/>
             <w:tcMar>
@@ -13014,10 +13014,10 @@
           <w:tcPr>
             <w:tcW w:type="dxa" w:w="1600"/>
             <w:tcBorders>
-              <w:top w:val="single" w:color="AAAAAA" w:sz="4"/>
-              <w:left w:val="single" w:color="AAAAAA" w:sz="4"/>
-              <w:bottom w:val="single" w:color="AAAAAA" w:sz="4"/>
-              <w:right w:val="single" w:color="AAAAAA" w:sz="4"/>
+              <w:top w:val="single" w:color="D9D9D9" w:sz="4"/>
+              <w:left w:val="single" w:color="D9D9D9" w:sz="4"/>
+              <w:bottom w:val="single" w:color="D9D9D9" w:sz="4"/>
+              <w:right w:val="single" w:color="D9D9D9" w:sz="4"/>
             </w:tcBorders>
             <w:shd w:fill="FFFFFF" w:val="clear"/>
             <w:tcMar>
@@ -13035,12 +13035,12 @@
           <w:tcPr>
             <w:tcW w:type="dxa" w:w="3200"/>
             <w:tcBorders>
-              <w:top w:val="single" w:color="AAAAAA" w:sz="4"/>
-              <w:left w:val="single" w:color="AAAAAA" w:sz="4"/>
-              <w:bottom w:val="single" w:color="AAAAAA" w:sz="4"/>
-              <w:right w:val="single" w:color="AAAAAA" w:sz="4"/>
-            </w:tcBorders>
-            <w:shd w:fill="EBF3FB" w:val="clear"/>
+              <w:top w:val="single" w:color="D9D9D9" w:sz="4"/>
+              <w:left w:val="single" w:color="D9D9D9" w:sz="4"/>
+              <w:bottom w:val="single" w:color="D9D9D9" w:sz="4"/>
+              <w:right w:val="single" w:color="D9D9D9" w:sz="4"/>
+            </w:tcBorders>
+            <w:shd w:fill="F2EEF2" w:val="clear"/>
             <w:tcMar>
               <w:top w:type="dxa" w:w="80"/>
               <w:left w:type="dxa" w:w="160"/>
@@ -13072,12 +13072,12 @@
           <w:tcPr>
             <w:tcW w:type="dxa" w:w="4560"/>
             <w:tcBorders>
-              <w:top w:val="single" w:color="AAAAAA" w:sz="4"/>
-              <w:left w:val="single" w:color="AAAAAA" w:sz="4"/>
-              <w:bottom w:val="single" w:color="AAAAAA" w:sz="4"/>
-              <w:right w:val="single" w:color="AAAAAA" w:sz="4"/>
-            </w:tcBorders>
-            <w:shd w:fill="EBF3FB" w:val="clear"/>
+              <w:top w:val="single" w:color="D9D9D9" w:sz="4"/>
+              <w:left w:val="single" w:color="D9D9D9" w:sz="4"/>
+              <w:bottom w:val="single" w:color="D9D9D9" w:sz="4"/>
+              <w:right w:val="single" w:color="D9D9D9" w:sz="4"/>
+            </w:tcBorders>
+            <w:shd w:fill="F2EEF2" w:val="clear"/>
             <w:tcMar>
               <w:top w:type="dxa" w:w="80"/>
               <w:left w:type="dxa" w:w="160"/>
@@ -13091,12 +13091,12 @@
           <w:tcPr>
             <w:tcW w:type="dxa" w:w="1600"/>
             <w:tcBorders>
-              <w:top w:val="single" w:color="AAAAAA" w:sz="4"/>
-              <w:left w:val="single" w:color="AAAAAA" w:sz="4"/>
-              <w:bottom w:val="single" w:color="AAAAAA" w:sz="4"/>
-              <w:right w:val="single" w:color="AAAAAA" w:sz="4"/>
-            </w:tcBorders>
-            <w:shd w:fill="EBF3FB" w:val="clear"/>
+              <w:top w:val="single" w:color="D9D9D9" w:sz="4"/>
+              <w:left w:val="single" w:color="D9D9D9" w:sz="4"/>
+              <w:bottom w:val="single" w:color="D9D9D9" w:sz="4"/>
+              <w:right w:val="single" w:color="D9D9D9" w:sz="4"/>
+            </w:tcBorders>
+            <w:shd w:fill="F2EEF2" w:val="clear"/>
             <w:tcMar>
               <w:top w:type="dxa" w:w="80"/>
               <w:left w:type="dxa" w:w="160"/>
@@ -13112,10 +13112,10 @@
           <w:tcPr>
             <w:tcW w:type="dxa" w:w="3200"/>
             <w:tcBorders>
-              <w:top w:val="single" w:color="AAAAAA" w:sz="4"/>
-              <w:left w:val="single" w:color="AAAAAA" w:sz="4"/>
-              <w:bottom w:val="single" w:color="AAAAAA" w:sz="4"/>
-              <w:right w:val="single" w:color="AAAAAA" w:sz="4"/>
+              <w:top w:val="single" w:color="D9D9D9" w:sz="4"/>
+              <w:left w:val="single" w:color="D9D9D9" w:sz="4"/>
+              <w:bottom w:val="single" w:color="D9D9D9" w:sz="4"/>
+              <w:right w:val="single" w:color="D9D9D9" w:sz="4"/>
             </w:tcBorders>
             <w:shd w:fill="FFFFFF" w:val="clear"/>
             <w:tcMar>
@@ -13149,10 +13149,10 @@
           <w:tcPr>
             <w:tcW w:type="dxa" w:w="4560"/>
             <w:tcBorders>
-              <w:top w:val="single" w:color="AAAAAA" w:sz="4"/>
-              <w:left w:val="single" w:color="AAAAAA" w:sz="4"/>
-              <w:bottom w:val="single" w:color="AAAAAA" w:sz="4"/>
-              <w:right w:val="single" w:color="AAAAAA" w:sz="4"/>
+              <w:top w:val="single" w:color="D9D9D9" w:sz="4"/>
+              <w:left w:val="single" w:color="D9D9D9" w:sz="4"/>
+              <w:bottom w:val="single" w:color="D9D9D9" w:sz="4"/>
+              <w:right w:val="single" w:color="D9D9D9" w:sz="4"/>
             </w:tcBorders>
             <w:shd w:fill="FFFFFF" w:val="clear"/>
             <w:tcMar>
@@ -13168,10 +13168,10 @@
           <w:tcPr>
             <w:tcW w:type="dxa" w:w="1600"/>
             <w:tcBorders>
-              <w:top w:val="single" w:color="AAAAAA" w:sz="4"/>
-              <w:left w:val="single" w:color="AAAAAA" w:sz="4"/>
-              <w:bottom w:val="single" w:color="AAAAAA" w:sz="4"/>
-              <w:right w:val="single" w:color="AAAAAA" w:sz="4"/>
+              <w:top w:val="single" w:color="D9D9D9" w:sz="4"/>
+              <w:left w:val="single" w:color="D9D9D9" w:sz="4"/>
+              <w:bottom w:val="single" w:color="D9D9D9" w:sz="4"/>
+              <w:right w:val="single" w:color="D9D9D9" w:sz="4"/>
             </w:tcBorders>
             <w:shd w:fill="FFFFFF" w:val="clear"/>
             <w:tcMar>
@@ -13189,12 +13189,12 @@
           <w:tcPr>
             <w:tcW w:type="dxa" w:w="3200"/>
             <w:tcBorders>
-              <w:top w:val="single" w:color="AAAAAA" w:sz="4"/>
-              <w:left w:val="single" w:color="AAAAAA" w:sz="4"/>
-              <w:bottom w:val="single" w:color="AAAAAA" w:sz="4"/>
-              <w:right w:val="single" w:color="AAAAAA" w:sz="4"/>
-            </w:tcBorders>
-            <w:shd w:fill="EBF3FB" w:val="clear"/>
+              <w:top w:val="single" w:color="D9D9D9" w:sz="4"/>
+              <w:left w:val="single" w:color="D9D9D9" w:sz="4"/>
+              <w:bottom w:val="single" w:color="D9D9D9" w:sz="4"/>
+              <w:right w:val="single" w:color="D9D9D9" w:sz="4"/>
+            </w:tcBorders>
+            <w:shd w:fill="F2EEF2" w:val="clear"/>
             <w:tcMar>
               <w:top w:type="dxa" w:w="80"/>
               <w:left w:type="dxa" w:w="160"/>
@@ -13226,12 +13226,12 @@
           <w:tcPr>
             <w:tcW w:type="dxa" w:w="4560"/>
             <w:tcBorders>
-              <w:top w:val="single" w:color="AAAAAA" w:sz="4"/>
-              <w:left w:val="single" w:color="AAAAAA" w:sz="4"/>
-              <w:bottom w:val="single" w:color="AAAAAA" w:sz="4"/>
-              <w:right w:val="single" w:color="AAAAAA" w:sz="4"/>
-            </w:tcBorders>
-            <w:shd w:fill="EBF3FB" w:val="clear"/>
+              <w:top w:val="single" w:color="D9D9D9" w:sz="4"/>
+              <w:left w:val="single" w:color="D9D9D9" w:sz="4"/>
+              <w:bottom w:val="single" w:color="D9D9D9" w:sz="4"/>
+              <w:right w:val="single" w:color="D9D9D9" w:sz="4"/>
+            </w:tcBorders>
+            <w:shd w:fill="F2EEF2" w:val="clear"/>
             <w:tcMar>
               <w:top w:type="dxa" w:w="80"/>
               <w:left w:type="dxa" w:w="160"/>
@@ -13245,12 +13245,12 @@
           <w:tcPr>
             <w:tcW w:type="dxa" w:w="1600"/>
             <w:tcBorders>
-              <w:top w:val="single" w:color="AAAAAA" w:sz="4"/>
-              <w:left w:val="single" w:color="AAAAAA" w:sz="4"/>
-              <w:bottom w:val="single" w:color="AAAAAA" w:sz="4"/>
-              <w:right w:val="single" w:color="AAAAAA" w:sz="4"/>
-            </w:tcBorders>
-            <w:shd w:fill="EBF3FB" w:val="clear"/>
+              <w:top w:val="single" w:color="D9D9D9" w:sz="4"/>
+              <w:left w:val="single" w:color="D9D9D9" w:sz="4"/>
+              <w:bottom w:val="single" w:color="D9D9D9" w:sz="4"/>
+              <w:right w:val="single" w:color="D9D9D9" w:sz="4"/>
+            </w:tcBorders>
+            <w:shd w:fill="F2EEF2" w:val="clear"/>
             <w:tcMar>
               <w:top w:type="dxa" w:w="80"/>
               <w:left w:type="dxa" w:w="160"/>
@@ -13266,10 +13266,10 @@
           <w:tcPr>
             <w:tcW w:type="dxa" w:w="3200"/>
             <w:tcBorders>
-              <w:top w:val="single" w:color="AAAAAA" w:sz="4"/>
-              <w:left w:val="single" w:color="AAAAAA" w:sz="4"/>
-              <w:bottom w:val="single" w:color="AAAAAA" w:sz="4"/>
-              <w:right w:val="single" w:color="AAAAAA" w:sz="4"/>
+              <w:top w:val="single" w:color="D9D9D9" w:sz="4"/>
+              <w:left w:val="single" w:color="D9D9D9" w:sz="4"/>
+              <w:bottom w:val="single" w:color="D9D9D9" w:sz="4"/>
+              <w:right w:val="single" w:color="D9D9D9" w:sz="4"/>
             </w:tcBorders>
             <w:shd w:fill="FFFFFF" w:val="clear"/>
             <w:tcMar>
@@ -13303,10 +13303,10 @@
           <w:tcPr>
             <w:tcW w:type="dxa" w:w="4560"/>
             <w:tcBorders>
-              <w:top w:val="single" w:color="AAAAAA" w:sz="4"/>
-              <w:left w:val="single" w:color="AAAAAA" w:sz="4"/>
-              <w:bottom w:val="single" w:color="AAAAAA" w:sz="4"/>
-              <w:right w:val="single" w:color="AAAAAA" w:sz="4"/>
+              <w:top w:val="single" w:color="D9D9D9" w:sz="4"/>
+              <w:left w:val="single" w:color="D9D9D9" w:sz="4"/>
+              <w:bottom w:val="single" w:color="D9D9D9" w:sz="4"/>
+              <w:right w:val="single" w:color="D9D9D9" w:sz="4"/>
             </w:tcBorders>
             <w:shd w:fill="FFFFFF" w:val="clear"/>
             <w:tcMar>
@@ -13322,10 +13322,10 @@
           <w:tcPr>
             <w:tcW w:type="dxa" w:w="1600"/>
             <w:tcBorders>
-              <w:top w:val="single" w:color="AAAAAA" w:sz="4"/>
-              <w:left w:val="single" w:color="AAAAAA" w:sz="4"/>
-              <w:bottom w:val="single" w:color="AAAAAA" w:sz="4"/>
-              <w:right w:val="single" w:color="AAAAAA" w:sz="4"/>
+              <w:top w:val="single" w:color="D9D9D9" w:sz="4"/>
+              <w:left w:val="single" w:color="D9D9D9" w:sz="4"/>
+              <w:bottom w:val="single" w:color="D9D9D9" w:sz="4"/>
+              <w:right w:val="single" w:color="D9D9D9" w:sz="4"/>
             </w:tcBorders>
             <w:shd w:fill="FFFFFF" w:val="clear"/>
             <w:tcMar>
@@ -13343,12 +13343,12 @@
           <w:tcPr>
             <w:tcW w:type="dxa" w:w="3200"/>
             <w:tcBorders>
-              <w:top w:val="single" w:color="AAAAAA" w:sz="4"/>
-              <w:left w:val="single" w:color="AAAAAA" w:sz="4"/>
-              <w:bottom w:val="single" w:color="AAAAAA" w:sz="4"/>
-              <w:right w:val="single" w:color="AAAAAA" w:sz="4"/>
-            </w:tcBorders>
-            <w:shd w:fill="EBF3FB" w:val="clear"/>
+              <w:top w:val="single" w:color="D9D9D9" w:sz="4"/>
+              <w:left w:val="single" w:color="D9D9D9" w:sz="4"/>
+              <w:bottom w:val="single" w:color="D9D9D9" w:sz="4"/>
+              <w:right w:val="single" w:color="D9D9D9" w:sz="4"/>
+            </w:tcBorders>
+            <w:shd w:fill="F2EEF2" w:val="clear"/>
             <w:tcMar>
               <w:top w:type="dxa" w:w="80"/>
               <w:left w:type="dxa" w:w="160"/>
@@ -13380,12 +13380,12 @@
           <w:tcPr>
             <w:tcW w:type="dxa" w:w="4560"/>
             <w:tcBorders>
-              <w:top w:val="single" w:color="AAAAAA" w:sz="4"/>
-              <w:left w:val="single" w:color="AAAAAA" w:sz="4"/>
-              <w:bottom w:val="single" w:color="AAAAAA" w:sz="4"/>
-              <w:right w:val="single" w:color="AAAAAA" w:sz="4"/>
-            </w:tcBorders>
-            <w:shd w:fill="EBF3FB" w:val="clear"/>
+              <w:top w:val="single" w:color="D9D9D9" w:sz="4"/>
+              <w:left w:val="single" w:color="D9D9D9" w:sz="4"/>
+              <w:bottom w:val="single" w:color="D9D9D9" w:sz="4"/>
+              <w:right w:val="single" w:color="D9D9D9" w:sz="4"/>
+            </w:tcBorders>
+            <w:shd w:fill="F2EEF2" w:val="clear"/>
             <w:tcMar>
               <w:top w:type="dxa" w:w="80"/>
               <w:left w:type="dxa" w:w="160"/>
@@ -13399,12 +13399,12 @@
           <w:tcPr>
             <w:tcW w:type="dxa" w:w="1600"/>
             <w:tcBorders>
-              <w:top w:val="single" w:color="AAAAAA" w:sz="4"/>
-              <w:left w:val="single" w:color="AAAAAA" w:sz="4"/>
-              <w:bottom w:val="single" w:color="AAAAAA" w:sz="4"/>
-              <w:right w:val="single" w:color="AAAAAA" w:sz="4"/>
-            </w:tcBorders>
-            <w:shd w:fill="EBF3FB" w:val="clear"/>
+              <w:top w:val="single" w:color="D9D9D9" w:sz="4"/>
+              <w:left w:val="single" w:color="D9D9D9" w:sz="4"/>
+              <w:bottom w:val="single" w:color="D9D9D9" w:sz="4"/>
+              <w:right w:val="single" w:color="D9D9D9" w:sz="4"/>
+            </w:tcBorders>
+            <w:shd w:fill="F2EEF2" w:val="clear"/>
             <w:tcMar>
               <w:top w:type="dxa" w:w="80"/>
               <w:left w:type="dxa" w:w="160"/>
@@ -13420,10 +13420,10 @@
           <w:tcPr>
             <w:tcW w:type="dxa" w:w="3200"/>
             <w:tcBorders>
-              <w:top w:val="single" w:color="AAAAAA" w:sz="4"/>
-              <w:left w:val="single" w:color="AAAAAA" w:sz="4"/>
-              <w:bottom w:val="single" w:color="AAAAAA" w:sz="4"/>
-              <w:right w:val="single" w:color="AAAAAA" w:sz="4"/>
+              <w:top w:val="single" w:color="D9D9D9" w:sz="4"/>
+              <w:left w:val="single" w:color="D9D9D9" w:sz="4"/>
+              <w:bottom w:val="single" w:color="D9D9D9" w:sz="4"/>
+              <w:right w:val="single" w:color="D9D9D9" w:sz="4"/>
             </w:tcBorders>
             <w:shd w:fill="FFFFFF" w:val="clear"/>
             <w:tcMar>
@@ -13457,10 +13457,10 @@
           <w:tcPr>
             <w:tcW w:type="dxa" w:w="4560"/>
             <w:tcBorders>
-              <w:top w:val="single" w:color="AAAAAA" w:sz="4"/>
-              <w:left w:val="single" w:color="AAAAAA" w:sz="4"/>
-              <w:bottom w:val="single" w:color="AAAAAA" w:sz="4"/>
-              <w:right w:val="single" w:color="AAAAAA" w:sz="4"/>
+              <w:top w:val="single" w:color="D9D9D9" w:sz="4"/>
+              <w:left w:val="single" w:color="D9D9D9" w:sz="4"/>
+              <w:bottom w:val="single" w:color="D9D9D9" w:sz="4"/>
+              <w:right w:val="single" w:color="D9D9D9" w:sz="4"/>
             </w:tcBorders>
             <w:shd w:fill="FFFFFF" w:val="clear"/>
             <w:tcMar>
@@ -13476,10 +13476,10 @@
           <w:tcPr>
             <w:tcW w:type="dxa" w:w="1600"/>
             <w:tcBorders>
-              <w:top w:val="single" w:color="AAAAAA" w:sz="4"/>
-              <w:left w:val="single" w:color="AAAAAA" w:sz="4"/>
-              <w:bottom w:val="single" w:color="AAAAAA" w:sz="4"/>
-              <w:right w:val="single" w:color="AAAAAA" w:sz="4"/>
+              <w:top w:val="single" w:color="D9D9D9" w:sz="4"/>
+              <w:left w:val="single" w:color="D9D9D9" w:sz="4"/>
+              <w:bottom w:val="single" w:color="D9D9D9" w:sz="4"/>
+              <w:right w:val="single" w:color="D9D9D9" w:sz="4"/>
             </w:tcBorders>
             <w:shd w:fill="FFFFFF" w:val="clear"/>
             <w:tcMar>
@@ -13497,12 +13497,12 @@
           <w:tcPr>
             <w:tcW w:type="dxa" w:w="3200"/>
             <w:tcBorders>
-              <w:top w:val="single" w:color="AAAAAA" w:sz="4"/>
-              <w:left w:val="single" w:color="AAAAAA" w:sz="4"/>
-              <w:bottom w:val="single" w:color="AAAAAA" w:sz="4"/>
-              <w:right w:val="single" w:color="AAAAAA" w:sz="4"/>
-            </w:tcBorders>
-            <w:shd w:fill="EBF3FB" w:val="clear"/>
+              <w:top w:val="single" w:color="D9D9D9" w:sz="4"/>
+              <w:left w:val="single" w:color="D9D9D9" w:sz="4"/>
+              <w:bottom w:val="single" w:color="D9D9D9" w:sz="4"/>
+              <w:right w:val="single" w:color="D9D9D9" w:sz="4"/>
+            </w:tcBorders>
+            <w:shd w:fill="F2EEF2" w:val="clear"/>
             <w:tcMar>
               <w:top w:type="dxa" w:w="80"/>
               <w:left w:type="dxa" w:w="160"/>
@@ -13534,12 +13534,12 @@
           <w:tcPr>
             <w:tcW w:type="dxa" w:w="4560"/>
             <w:tcBorders>
-              <w:top w:val="single" w:color="AAAAAA" w:sz="4"/>
-              <w:left w:val="single" w:color="AAAAAA" w:sz="4"/>
-              <w:bottom w:val="single" w:color="AAAAAA" w:sz="4"/>
-              <w:right w:val="single" w:color="AAAAAA" w:sz="4"/>
-            </w:tcBorders>
-            <w:shd w:fill="EBF3FB" w:val="clear"/>
+              <w:top w:val="single" w:color="D9D9D9" w:sz="4"/>
+              <w:left w:val="single" w:color="D9D9D9" w:sz="4"/>
+              <w:bottom w:val="single" w:color="D9D9D9" w:sz="4"/>
+              <w:right w:val="single" w:color="D9D9D9" w:sz="4"/>
+            </w:tcBorders>
+            <w:shd w:fill="F2EEF2" w:val="clear"/>
             <w:tcMar>
               <w:top w:type="dxa" w:w="80"/>
               <w:left w:type="dxa" w:w="160"/>
@@ -13553,12 +13553,12 @@
           <w:tcPr>
             <w:tcW w:type="dxa" w:w="1600"/>
             <w:tcBorders>
-              <w:top w:val="single" w:color="AAAAAA" w:sz="4"/>
-              <w:left w:val="single" w:color="AAAAAA" w:sz="4"/>
-              <w:bottom w:val="single" w:color="AAAAAA" w:sz="4"/>
-              <w:right w:val="single" w:color="AAAAAA" w:sz="4"/>
-            </w:tcBorders>
-            <w:shd w:fill="EBF3FB" w:val="clear"/>
+              <w:top w:val="single" w:color="D9D9D9" w:sz="4"/>
+              <w:left w:val="single" w:color="D9D9D9" w:sz="4"/>
+              <w:bottom w:val="single" w:color="D9D9D9" w:sz="4"/>
+              <w:right w:val="single" w:color="D9D9D9" w:sz="4"/>
+            </w:tcBorders>
+            <w:shd w:fill="F2EEF2" w:val="clear"/>
             <w:tcMar>
               <w:top w:type="dxa" w:w="80"/>
               <w:left w:type="dxa" w:w="160"/>
@@ -13574,10 +13574,10 @@
           <w:tcPr>
             <w:tcW w:type="dxa" w:w="3200"/>
             <w:tcBorders>
-              <w:top w:val="single" w:color="AAAAAA" w:sz="4"/>
-              <w:left w:val="single" w:color="AAAAAA" w:sz="4"/>
-              <w:bottom w:val="single" w:color="AAAAAA" w:sz="4"/>
-              <w:right w:val="single" w:color="AAAAAA" w:sz="4"/>
+              <w:top w:val="single" w:color="D9D9D9" w:sz="4"/>
+              <w:left w:val="single" w:color="D9D9D9" w:sz="4"/>
+              <w:bottom w:val="single" w:color="D9D9D9" w:sz="4"/>
+              <w:right w:val="single" w:color="D9D9D9" w:sz="4"/>
             </w:tcBorders>
             <w:shd w:fill="FFFFFF" w:val="clear"/>
             <w:tcMar>
@@ -13611,10 +13611,10 @@
           <w:tcPr>
             <w:tcW w:type="dxa" w:w="4560"/>
             <w:tcBorders>
-              <w:top w:val="single" w:color="AAAAAA" w:sz="4"/>
-              <w:left w:val="single" w:color="AAAAAA" w:sz="4"/>
-              <w:bottom w:val="single" w:color="AAAAAA" w:sz="4"/>
-              <w:right w:val="single" w:color="AAAAAA" w:sz="4"/>
+              <w:top w:val="single" w:color="D9D9D9" w:sz="4"/>
+              <w:left w:val="single" w:color="D9D9D9" w:sz="4"/>
+              <w:bottom w:val="single" w:color="D9D9D9" w:sz="4"/>
+              <w:right w:val="single" w:color="D9D9D9" w:sz="4"/>
             </w:tcBorders>
             <w:shd w:fill="FFFFFF" w:val="clear"/>
             <w:tcMar>
@@ -13630,10 +13630,10 @@
           <w:tcPr>
             <w:tcW w:type="dxa" w:w="1600"/>
             <w:tcBorders>
-              <w:top w:val="single" w:color="AAAAAA" w:sz="4"/>
-              <w:left w:val="single" w:color="AAAAAA" w:sz="4"/>
-              <w:bottom w:val="single" w:color="AAAAAA" w:sz="4"/>
-              <w:right w:val="single" w:color="AAAAAA" w:sz="4"/>
+              <w:top w:val="single" w:color="D9D9D9" w:sz="4"/>
+              <w:left w:val="single" w:color="D9D9D9" w:sz="4"/>
+              <w:bottom w:val="single" w:color="D9D9D9" w:sz="4"/>
+              <w:right w:val="single" w:color="D9D9D9" w:sz="4"/>
             </w:tcBorders>
             <w:shd w:fill="FFFFFF" w:val="clear"/>
             <w:tcMar>
@@ -13651,12 +13651,12 @@
           <w:tcPr>
             <w:tcW w:type="dxa" w:w="3200"/>
             <w:tcBorders>
-              <w:top w:val="single" w:color="AAAAAA" w:sz="4"/>
-              <w:left w:val="single" w:color="AAAAAA" w:sz="4"/>
-              <w:bottom w:val="single" w:color="AAAAAA" w:sz="4"/>
-              <w:right w:val="single" w:color="AAAAAA" w:sz="4"/>
-            </w:tcBorders>
-            <w:shd w:fill="EBF3FB" w:val="clear"/>
+              <w:top w:val="single" w:color="D9D9D9" w:sz="4"/>
+              <w:left w:val="single" w:color="D9D9D9" w:sz="4"/>
+              <w:bottom w:val="single" w:color="D9D9D9" w:sz="4"/>
+              <w:right w:val="single" w:color="D9D9D9" w:sz="4"/>
+            </w:tcBorders>
+            <w:shd w:fill="F2EEF2" w:val="clear"/>
             <w:tcMar>
               <w:top w:type="dxa" w:w="80"/>
               <w:left w:type="dxa" w:w="160"/>
@@ -13688,12 +13688,12 @@
           <w:tcPr>
             <w:tcW w:type="dxa" w:w="4560"/>
             <w:tcBorders>
-              <w:top w:val="single" w:color="AAAAAA" w:sz="4"/>
-              <w:left w:val="single" w:color="AAAAAA" w:sz="4"/>
-              <w:bottom w:val="single" w:color="AAAAAA" w:sz="4"/>
-              <w:right w:val="single" w:color="AAAAAA" w:sz="4"/>
-            </w:tcBorders>
-            <w:shd w:fill="EBF3FB" w:val="clear"/>
+              <w:top w:val="single" w:color="D9D9D9" w:sz="4"/>
+              <w:left w:val="single" w:color="D9D9D9" w:sz="4"/>
+              <w:bottom w:val="single" w:color="D9D9D9" w:sz="4"/>
+              <w:right w:val="single" w:color="D9D9D9" w:sz="4"/>
+            </w:tcBorders>
+            <w:shd w:fill="F2EEF2" w:val="clear"/>
             <w:tcMar>
               <w:top w:type="dxa" w:w="80"/>
               <w:left w:type="dxa" w:w="160"/>
@@ -13707,12 +13707,12 @@
           <w:tcPr>
             <w:tcW w:type="dxa" w:w="1600"/>
             <w:tcBorders>
-              <w:top w:val="single" w:color="AAAAAA" w:sz="4"/>
-              <w:left w:val="single" w:color="AAAAAA" w:sz="4"/>
-              <w:bottom w:val="single" w:color="AAAAAA" w:sz="4"/>
-              <w:right w:val="single" w:color="AAAAAA" w:sz="4"/>
-            </w:tcBorders>
-            <w:shd w:fill="EBF3FB" w:val="clear"/>
+              <w:top w:val="single" w:color="D9D9D9" w:sz="4"/>
+              <w:left w:val="single" w:color="D9D9D9" w:sz="4"/>
+              <w:bottom w:val="single" w:color="D9D9D9" w:sz="4"/>
+              <w:right w:val="single" w:color="D9D9D9" w:sz="4"/>
+            </w:tcBorders>
+            <w:shd w:fill="F2EEF2" w:val="clear"/>
             <w:tcMar>
               <w:top w:type="dxa" w:w="80"/>
               <w:left w:type="dxa" w:w="160"/>
@@ -13728,10 +13728,10 @@
           <w:tcPr>
             <w:tcW w:type="dxa" w:w="3200"/>
             <w:tcBorders>
-              <w:top w:val="single" w:color="AAAAAA" w:sz="4"/>
-              <w:left w:val="single" w:color="AAAAAA" w:sz="4"/>
-              <w:bottom w:val="single" w:color="AAAAAA" w:sz="4"/>
-              <w:right w:val="single" w:color="AAAAAA" w:sz="4"/>
+              <w:top w:val="single" w:color="D9D9D9" w:sz="4"/>
+              <w:left w:val="single" w:color="D9D9D9" w:sz="4"/>
+              <w:bottom w:val="single" w:color="D9D9D9" w:sz="4"/>
+              <w:right w:val="single" w:color="D9D9D9" w:sz="4"/>
             </w:tcBorders>
             <w:shd w:fill="FFFFFF" w:val="clear"/>
             <w:tcMar>
@@ -13765,10 +13765,10 @@
           <w:tcPr>
             <w:tcW w:type="dxa" w:w="4560"/>
             <w:tcBorders>
-              <w:top w:val="single" w:color="AAAAAA" w:sz="4"/>
-              <w:left w:val="single" w:color="AAAAAA" w:sz="4"/>
-              <w:bottom w:val="single" w:color="AAAAAA" w:sz="4"/>
-              <w:right w:val="single" w:color="AAAAAA" w:sz="4"/>
+              <w:top w:val="single" w:color="D9D9D9" w:sz="4"/>
+              <w:left w:val="single" w:color="D9D9D9" w:sz="4"/>
+              <w:bottom w:val="single" w:color="D9D9D9" w:sz="4"/>
+              <w:right w:val="single" w:color="D9D9D9" w:sz="4"/>
             </w:tcBorders>
             <w:shd w:fill="FFFFFF" w:val="clear"/>
             <w:tcMar>
@@ -13784,10 +13784,10 @@
           <w:tcPr>
             <w:tcW w:type="dxa" w:w="1600"/>
             <w:tcBorders>
-              <w:top w:val="single" w:color="AAAAAA" w:sz="4"/>
-              <w:left w:val="single" w:color="AAAAAA" w:sz="4"/>
-              <w:bottom w:val="single" w:color="AAAAAA" w:sz="4"/>
-              <w:right w:val="single" w:color="AAAAAA" w:sz="4"/>
+              <w:top w:val="single" w:color="D9D9D9" w:sz="4"/>
+              <w:left w:val="single" w:color="D9D9D9" w:sz="4"/>
+              <w:bottom w:val="single" w:color="D9D9D9" w:sz="4"/>
+              <w:right w:val="single" w:color="D9D9D9" w:sz="4"/>
             </w:tcBorders>
             <w:shd w:fill="FFFFFF" w:val="clear"/>
             <w:tcMar>
@@ -13805,12 +13805,12 @@
           <w:tcPr>
             <w:tcW w:type="dxa" w:w="3200"/>
             <w:tcBorders>
-              <w:top w:val="single" w:color="AAAAAA" w:sz="4"/>
-              <w:left w:val="single" w:color="AAAAAA" w:sz="4"/>
-              <w:bottom w:val="single" w:color="AAAAAA" w:sz="4"/>
-              <w:right w:val="single" w:color="AAAAAA" w:sz="4"/>
-            </w:tcBorders>
-            <w:shd w:fill="EBF3FB" w:val="clear"/>
+              <w:top w:val="single" w:color="D9D9D9" w:sz="4"/>
+              <w:left w:val="single" w:color="D9D9D9" w:sz="4"/>
+              <w:bottom w:val="single" w:color="D9D9D9" w:sz="4"/>
+              <w:right w:val="single" w:color="D9D9D9" w:sz="4"/>
+            </w:tcBorders>
+            <w:shd w:fill="F2EEF2" w:val="clear"/>
             <w:tcMar>
               <w:top w:type="dxa" w:w="80"/>
               <w:left w:type="dxa" w:w="160"/>
@@ -13842,12 +13842,12 @@
           <w:tcPr>
             <w:tcW w:type="dxa" w:w="4560"/>
             <w:tcBorders>
-              <w:top w:val="single" w:color="AAAAAA" w:sz="4"/>
-              <w:left w:val="single" w:color="AAAAAA" w:sz="4"/>
-              <w:bottom w:val="single" w:color="AAAAAA" w:sz="4"/>
-              <w:right w:val="single" w:color="AAAAAA" w:sz="4"/>
-            </w:tcBorders>
-            <w:shd w:fill="EBF3FB" w:val="clear"/>
+              <w:top w:val="single" w:color="D9D9D9" w:sz="4"/>
+              <w:left w:val="single" w:color="D9D9D9" w:sz="4"/>
+              <w:bottom w:val="single" w:color="D9D9D9" w:sz="4"/>
+              <w:right w:val="single" w:color="D9D9D9" w:sz="4"/>
+            </w:tcBorders>
+            <w:shd w:fill="F2EEF2" w:val="clear"/>
             <w:tcMar>
               <w:top w:type="dxa" w:w="80"/>
               <w:left w:type="dxa" w:w="160"/>
@@ -13861,12 +13861,12 @@
           <w:tcPr>
             <w:tcW w:type="dxa" w:w="1600"/>
             <w:tcBorders>
-              <w:top w:val="single" w:color="AAAAAA" w:sz="4"/>
-              <w:left w:val="single" w:color="AAAAAA" w:sz="4"/>
-              <w:bottom w:val="single" w:color="AAAAAA" w:sz="4"/>
-              <w:right w:val="single" w:color="AAAAAA" w:sz="4"/>
-            </w:tcBorders>
-            <w:shd w:fill="EBF3FB" w:val="clear"/>
+              <w:top w:val="single" w:color="D9D9D9" w:sz="4"/>
+              <w:left w:val="single" w:color="D9D9D9" w:sz="4"/>
+              <w:bottom w:val="single" w:color="D9D9D9" w:sz="4"/>
+              <w:right w:val="single" w:color="D9D9D9" w:sz="4"/>
+            </w:tcBorders>
+            <w:shd w:fill="F2EEF2" w:val="clear"/>
             <w:tcMar>
               <w:top w:type="dxa" w:w="80"/>
               <w:left w:type="dxa" w:w="160"/>
@@ -13882,7 +13882,7 @@
       <w:pPr>
         <w:pStyle w:val="Heading1"/>
         <w:pBdr>
-          <w:bottom w:val="single" w:color="2E5496" w:sz="6"/>
+          <w:bottom w:val="single" w:color="5F2861" w:sz="6"/>
         </w:pBdr>
         <w:spacing w:after="120" w:before="360"/>
       </w:pPr>
@@ -13891,7 +13891,7 @@
           <w:rFonts w:ascii="Arial" w:cs="Arial" w:eastAsia="Arial" w:hAnsi="Arial"/>
           <w:b/>
           <w:bCs/>
-          <w:color w:val="1F3864"/>
+          <w:color w:val="7030A0"/>
           <w:sz w:val="28"/>
           <w:szCs w:val="28"/>
         </w:rPr>
@@ -13943,12 +13943,12 @@
           <w:tcPr>
             <w:tcW w:type="dxa" w:w="540"/>
             <w:tcBorders>
-              <w:top w:val="single" w:color="AAAAAA" w:sz="4"/>
-              <w:left w:val="single" w:color="AAAAAA" w:sz="4"/>
-              <w:bottom w:val="single" w:color="AAAAAA" w:sz="4"/>
-              <w:right w:val="single" w:color="AAAAAA" w:sz="4"/>
-            </w:tcBorders>
-            <w:shd w:fill="1F3864" w:val="clear"/>
+              <w:top w:val="single" w:color="D9D9D9" w:sz="4"/>
+              <w:left w:val="single" w:color="D9D9D9" w:sz="4"/>
+              <w:bottom w:val="single" w:color="D9D9D9" w:sz="4"/>
+              <w:right w:val="single" w:color="D9D9D9" w:sz="4"/>
+            </w:tcBorders>
+            <w:shd w:fill="5F2861" w:val="clear"/>
             <w:tcMar>
               <w:top w:type="dxa" w:w="80"/>
               <w:left w:type="dxa" w:w="160"/>
@@ -13978,12 +13978,12 @@
           <w:tcPr>
             <w:tcW w:type="dxa" w:w="4020"/>
             <w:tcBorders>
-              <w:top w:val="single" w:color="AAAAAA" w:sz="4"/>
-              <w:left w:val="single" w:color="AAAAAA" w:sz="4"/>
-              <w:bottom w:val="single" w:color="AAAAAA" w:sz="4"/>
-              <w:right w:val="single" w:color="AAAAAA" w:sz="4"/>
-            </w:tcBorders>
-            <w:shd w:fill="1F3864" w:val="clear"/>
+              <w:top w:val="single" w:color="D9D9D9" w:sz="4"/>
+              <w:left w:val="single" w:color="D9D9D9" w:sz="4"/>
+              <w:bottom w:val="single" w:color="D9D9D9" w:sz="4"/>
+              <w:right w:val="single" w:color="D9D9D9" w:sz="4"/>
+            </w:tcBorders>
+            <w:shd w:fill="5F2861" w:val="clear"/>
             <w:tcMar>
               <w:top w:type="dxa" w:w="80"/>
               <w:left w:type="dxa" w:w="160"/>
@@ -14013,12 +14013,12 @@
           <w:tcPr>
             <w:tcW w:type="dxa" w:w="2200"/>
             <w:tcBorders>
-              <w:top w:val="single" w:color="AAAAAA" w:sz="4"/>
-              <w:left w:val="single" w:color="AAAAAA" w:sz="4"/>
-              <w:bottom w:val="single" w:color="AAAAAA" w:sz="4"/>
-              <w:right w:val="single" w:color="AAAAAA" w:sz="4"/>
-            </w:tcBorders>
-            <w:shd w:fill="1F3864" w:val="clear"/>
+              <w:top w:val="single" w:color="D9D9D9" w:sz="4"/>
+              <w:left w:val="single" w:color="D9D9D9" w:sz="4"/>
+              <w:bottom w:val="single" w:color="D9D9D9" w:sz="4"/>
+              <w:right w:val="single" w:color="D9D9D9" w:sz="4"/>
+            </w:tcBorders>
+            <w:shd w:fill="5F2861" w:val="clear"/>
             <w:tcMar>
               <w:top w:type="dxa" w:w="80"/>
               <w:left w:type="dxa" w:w="160"/>
@@ -14048,12 +14048,12 @@
           <w:tcPr>
             <w:tcW w:type="dxa" w:w="1400"/>
             <w:tcBorders>
-              <w:top w:val="single" w:color="AAAAAA" w:sz="4"/>
-              <w:left w:val="single" w:color="AAAAAA" w:sz="4"/>
-              <w:bottom w:val="single" w:color="AAAAAA" w:sz="4"/>
-              <w:right w:val="single" w:color="AAAAAA" w:sz="4"/>
-            </w:tcBorders>
-            <w:shd w:fill="1F3864" w:val="clear"/>
+              <w:top w:val="single" w:color="D9D9D9" w:sz="4"/>
+              <w:left w:val="single" w:color="D9D9D9" w:sz="4"/>
+              <w:bottom w:val="single" w:color="D9D9D9" w:sz="4"/>
+              <w:right w:val="single" w:color="D9D9D9" w:sz="4"/>
+            </w:tcBorders>
+            <w:shd w:fill="5F2861" w:val="clear"/>
             <w:tcMar>
               <w:top w:type="dxa" w:w="80"/>
               <w:left w:type="dxa" w:w="160"/>
@@ -14083,12 +14083,12 @@
           <w:tcPr>
             <w:tcW w:type="dxa" w:w="1200"/>
             <w:tcBorders>
-              <w:top w:val="single" w:color="AAAAAA" w:sz="4"/>
-              <w:left w:val="single" w:color="AAAAAA" w:sz="4"/>
-              <w:bottom w:val="single" w:color="AAAAAA" w:sz="4"/>
-              <w:right w:val="single" w:color="AAAAAA" w:sz="4"/>
-            </w:tcBorders>
-            <w:shd w:fill="1F3864" w:val="clear"/>
+              <w:top w:val="single" w:color="D9D9D9" w:sz="4"/>
+              <w:left w:val="single" w:color="D9D9D9" w:sz="4"/>
+              <w:bottom w:val="single" w:color="D9D9D9" w:sz="4"/>
+              <w:right w:val="single" w:color="D9D9D9" w:sz="4"/>
+            </w:tcBorders>
+            <w:shd w:fill="5F2861" w:val="clear"/>
             <w:tcMar>
               <w:top w:type="dxa" w:w="80"/>
               <w:left w:type="dxa" w:w="160"/>
@@ -14120,10 +14120,10 @@
           <w:tcPr>
             <w:tcW w:type="dxa" w:w="540"/>
             <w:tcBorders>
-              <w:top w:val="single" w:color="AAAAAA" w:sz="4"/>
-              <w:left w:val="single" w:color="AAAAAA" w:sz="4"/>
-              <w:bottom w:val="single" w:color="AAAAAA" w:sz="4"/>
-              <w:right w:val="single" w:color="AAAAAA" w:sz="4"/>
+              <w:top w:val="single" w:color="D9D9D9" w:sz="4"/>
+              <w:left w:val="single" w:color="D9D9D9" w:sz="4"/>
+              <w:bottom w:val="single" w:color="D9D9D9" w:sz="4"/>
+              <w:right w:val="single" w:color="D9D9D9" w:sz="4"/>
             </w:tcBorders>
             <w:shd w:fill="FFFFFF" w:val="clear"/>
             <w:tcMar>
@@ -14157,10 +14157,10 @@
           <w:tcPr>
             <w:tcW w:type="dxa" w:w="4020"/>
             <w:tcBorders>
-              <w:top w:val="single" w:color="AAAAAA" w:sz="4"/>
-              <w:left w:val="single" w:color="AAAAAA" w:sz="4"/>
-              <w:bottom w:val="single" w:color="AAAAAA" w:sz="4"/>
-              <w:right w:val="single" w:color="AAAAAA" w:sz="4"/>
+              <w:top w:val="single" w:color="D9D9D9" w:sz="4"/>
+              <w:left w:val="single" w:color="D9D9D9" w:sz="4"/>
+              <w:bottom w:val="single" w:color="D9D9D9" w:sz="4"/>
+              <w:right w:val="single" w:color="D9D9D9" w:sz="4"/>
             </w:tcBorders>
             <w:shd w:fill="FFFFFF" w:val="clear"/>
             <w:tcMar>
@@ -14176,10 +14176,10 @@
           <w:tcPr>
             <w:tcW w:type="dxa" w:w="2200"/>
             <w:tcBorders>
-              <w:top w:val="single" w:color="AAAAAA" w:sz="4"/>
-              <w:left w:val="single" w:color="AAAAAA" w:sz="4"/>
-              <w:bottom w:val="single" w:color="AAAAAA" w:sz="4"/>
-              <w:right w:val="single" w:color="AAAAAA" w:sz="4"/>
+              <w:top w:val="single" w:color="D9D9D9" w:sz="4"/>
+              <w:left w:val="single" w:color="D9D9D9" w:sz="4"/>
+              <w:bottom w:val="single" w:color="D9D9D9" w:sz="4"/>
+              <w:right w:val="single" w:color="D9D9D9" w:sz="4"/>
             </w:tcBorders>
             <w:shd w:fill="FFFFFF" w:val="clear"/>
             <w:tcMar>
@@ -14195,10 +14195,10 @@
           <w:tcPr>
             <w:tcW w:type="dxa" w:w="1400"/>
             <w:tcBorders>
-              <w:top w:val="single" w:color="AAAAAA" w:sz="4"/>
-              <w:left w:val="single" w:color="AAAAAA" w:sz="4"/>
-              <w:bottom w:val="single" w:color="AAAAAA" w:sz="4"/>
-              <w:right w:val="single" w:color="AAAAAA" w:sz="4"/>
+              <w:top w:val="single" w:color="D9D9D9" w:sz="4"/>
+              <w:left w:val="single" w:color="D9D9D9" w:sz="4"/>
+              <w:bottom w:val="single" w:color="D9D9D9" w:sz="4"/>
+              <w:right w:val="single" w:color="D9D9D9" w:sz="4"/>
             </w:tcBorders>
             <w:shd w:fill="FFFFFF" w:val="clear"/>
             <w:tcMar>
@@ -14214,10 +14214,10 @@
           <w:tcPr>
             <w:tcW w:type="dxa" w:w="1200"/>
             <w:tcBorders>
-              <w:top w:val="single" w:color="AAAAAA" w:sz="4"/>
-              <w:left w:val="single" w:color="AAAAAA" w:sz="4"/>
-              <w:bottom w:val="single" w:color="AAAAAA" w:sz="4"/>
-              <w:right w:val="single" w:color="AAAAAA" w:sz="4"/>
+              <w:top w:val="single" w:color="D9D9D9" w:sz="4"/>
+              <w:left w:val="single" w:color="D9D9D9" w:sz="4"/>
+              <w:bottom w:val="single" w:color="D9D9D9" w:sz="4"/>
+              <w:right w:val="single" w:color="D9D9D9" w:sz="4"/>
             </w:tcBorders>
             <w:shd w:fill="FFFFFF" w:val="clear"/>
             <w:tcMar>
@@ -14235,12 +14235,12 @@
           <w:tcPr>
             <w:tcW w:type="dxa" w:w="540"/>
             <w:tcBorders>
-              <w:top w:val="single" w:color="AAAAAA" w:sz="4"/>
-              <w:left w:val="single" w:color="AAAAAA" w:sz="4"/>
-              <w:bottom w:val="single" w:color="AAAAAA" w:sz="4"/>
-              <w:right w:val="single" w:color="AAAAAA" w:sz="4"/>
-            </w:tcBorders>
-            <w:shd w:fill="EBF3FB" w:val="clear"/>
+              <w:top w:val="single" w:color="D9D9D9" w:sz="4"/>
+              <w:left w:val="single" w:color="D9D9D9" w:sz="4"/>
+              <w:bottom w:val="single" w:color="D9D9D9" w:sz="4"/>
+              <w:right w:val="single" w:color="D9D9D9" w:sz="4"/>
+            </w:tcBorders>
+            <w:shd w:fill="F2EEF2" w:val="clear"/>
             <w:tcMar>
               <w:top w:type="dxa" w:w="80"/>
               <w:left w:type="dxa" w:w="160"/>
@@ -14272,12 +14272,12 @@
           <w:tcPr>
             <w:tcW w:type="dxa" w:w="4020"/>
             <w:tcBorders>
-              <w:top w:val="single" w:color="AAAAAA" w:sz="4"/>
-              <w:left w:val="single" w:color="AAAAAA" w:sz="4"/>
-              <w:bottom w:val="single" w:color="AAAAAA" w:sz="4"/>
-              <w:right w:val="single" w:color="AAAAAA" w:sz="4"/>
-            </w:tcBorders>
-            <w:shd w:fill="EBF3FB" w:val="clear"/>
+              <w:top w:val="single" w:color="D9D9D9" w:sz="4"/>
+              <w:left w:val="single" w:color="D9D9D9" w:sz="4"/>
+              <w:bottom w:val="single" w:color="D9D9D9" w:sz="4"/>
+              <w:right w:val="single" w:color="D9D9D9" w:sz="4"/>
+            </w:tcBorders>
+            <w:shd w:fill="F2EEF2" w:val="clear"/>
             <w:tcMar>
               <w:top w:type="dxa" w:w="80"/>
               <w:left w:type="dxa" w:w="160"/>
@@ -14291,12 +14291,12 @@
           <w:tcPr>
             <w:tcW w:type="dxa" w:w="2200"/>
             <w:tcBorders>
-              <w:top w:val="single" w:color="AAAAAA" w:sz="4"/>
-              <w:left w:val="single" w:color="AAAAAA" w:sz="4"/>
-              <w:bottom w:val="single" w:color="AAAAAA" w:sz="4"/>
-              <w:right w:val="single" w:color="AAAAAA" w:sz="4"/>
-            </w:tcBorders>
-            <w:shd w:fill="EBF3FB" w:val="clear"/>
+              <w:top w:val="single" w:color="D9D9D9" w:sz="4"/>
+              <w:left w:val="single" w:color="D9D9D9" w:sz="4"/>
+              <w:bottom w:val="single" w:color="D9D9D9" w:sz="4"/>
+              <w:right w:val="single" w:color="D9D9D9" w:sz="4"/>
+            </w:tcBorders>
+            <w:shd w:fill="F2EEF2" w:val="clear"/>
             <w:tcMar>
               <w:top w:type="dxa" w:w="80"/>
               <w:left w:type="dxa" w:w="160"/>
@@ -14310,12 +14310,12 @@
           <w:tcPr>
             <w:tcW w:type="dxa" w:w="1400"/>
             <w:tcBorders>
-              <w:top w:val="single" w:color="AAAAAA" w:sz="4"/>
-              <w:left w:val="single" w:color="AAAAAA" w:sz="4"/>
-              <w:bottom w:val="single" w:color="AAAAAA" w:sz="4"/>
-              <w:right w:val="single" w:color="AAAAAA" w:sz="4"/>
-            </w:tcBorders>
-            <w:shd w:fill="EBF3FB" w:val="clear"/>
+              <w:top w:val="single" w:color="D9D9D9" w:sz="4"/>
+              <w:left w:val="single" w:color="D9D9D9" w:sz="4"/>
+              <w:bottom w:val="single" w:color="D9D9D9" w:sz="4"/>
+              <w:right w:val="single" w:color="D9D9D9" w:sz="4"/>
+            </w:tcBorders>
+            <w:shd w:fill="F2EEF2" w:val="clear"/>
             <w:tcMar>
               <w:top w:type="dxa" w:w="80"/>
               <w:left w:type="dxa" w:w="160"/>
@@ -14329,12 +14329,12 @@
           <w:tcPr>
             <w:tcW w:type="dxa" w:w="1200"/>
             <w:tcBorders>
-              <w:top w:val="single" w:color="AAAAAA" w:sz="4"/>
-              <w:left w:val="single" w:color="AAAAAA" w:sz="4"/>
-              <w:bottom w:val="single" w:color="AAAAAA" w:sz="4"/>
-              <w:right w:val="single" w:color="AAAAAA" w:sz="4"/>
-            </w:tcBorders>
-            <w:shd w:fill="EBF3FB" w:val="clear"/>
+              <w:top w:val="single" w:color="D9D9D9" w:sz="4"/>
+              <w:left w:val="single" w:color="D9D9D9" w:sz="4"/>
+              <w:bottom w:val="single" w:color="D9D9D9" w:sz="4"/>
+              <w:right w:val="single" w:color="D9D9D9" w:sz="4"/>
+            </w:tcBorders>
+            <w:shd w:fill="F2EEF2" w:val="clear"/>
             <w:tcMar>
               <w:top w:type="dxa" w:w="80"/>
               <w:left w:type="dxa" w:w="160"/>
@@ -14350,10 +14350,10 @@
           <w:tcPr>
             <w:tcW w:type="dxa" w:w="540"/>
             <w:tcBorders>
-              <w:top w:val="single" w:color="AAAAAA" w:sz="4"/>
-              <w:left w:val="single" w:color="AAAAAA" w:sz="4"/>
-              <w:bottom w:val="single" w:color="AAAAAA" w:sz="4"/>
-              <w:right w:val="single" w:color="AAAAAA" w:sz="4"/>
+              <w:top w:val="single" w:color="D9D9D9" w:sz="4"/>
+              <w:left w:val="single" w:color="D9D9D9" w:sz="4"/>
+              <w:bottom w:val="single" w:color="D9D9D9" w:sz="4"/>
+              <w:right w:val="single" w:color="D9D9D9" w:sz="4"/>
             </w:tcBorders>
             <w:shd w:fill="FFFFFF" w:val="clear"/>
             <w:tcMar>
@@ -14387,10 +14387,10 @@
           <w:tcPr>
             <w:tcW w:type="dxa" w:w="4020"/>
             <w:tcBorders>
-              <w:top w:val="single" w:color="AAAAAA" w:sz="4"/>
-              <w:left w:val="single" w:color="AAAAAA" w:sz="4"/>
-              <w:bottom w:val="single" w:color="AAAAAA" w:sz="4"/>
-              <w:right w:val="single" w:color="AAAAAA" w:sz="4"/>
+              <w:top w:val="single" w:color="D9D9D9" w:sz="4"/>
+              <w:left w:val="single" w:color="D9D9D9" w:sz="4"/>
+              <w:bottom w:val="single" w:color="D9D9D9" w:sz="4"/>
+              <w:right w:val="single" w:color="D9D9D9" w:sz="4"/>
             </w:tcBorders>
             <w:shd w:fill="FFFFFF" w:val="clear"/>
             <w:tcMar>
@@ -14406,10 +14406,10 @@
           <w:tcPr>
             <w:tcW w:type="dxa" w:w="2200"/>
             <w:tcBorders>
-              <w:top w:val="single" w:color="AAAAAA" w:sz="4"/>
-              <w:left w:val="single" w:color="AAAAAA" w:sz="4"/>
-              <w:bottom w:val="single" w:color="AAAAAA" w:sz="4"/>
-              <w:right w:val="single" w:color="AAAAAA" w:sz="4"/>
+              <w:top w:val="single" w:color="D9D9D9" w:sz="4"/>
+              <w:left w:val="single" w:color="D9D9D9" w:sz="4"/>
+              <w:bottom w:val="single" w:color="D9D9D9" w:sz="4"/>
+              <w:right w:val="single" w:color="D9D9D9" w:sz="4"/>
             </w:tcBorders>
             <w:shd w:fill="FFFFFF" w:val="clear"/>
             <w:tcMar>
@@ -14425,10 +14425,10 @@
           <w:tcPr>
             <w:tcW w:type="dxa" w:w="1400"/>
             <w:tcBorders>
-              <w:top w:val="single" w:color="AAAAAA" w:sz="4"/>
-              <w:left w:val="single" w:color="AAAAAA" w:sz="4"/>
-              <w:bottom w:val="single" w:color="AAAAAA" w:sz="4"/>
-              <w:right w:val="single" w:color="AAAAAA" w:sz="4"/>
+              <w:top w:val="single" w:color="D9D9D9" w:sz="4"/>
+              <w:left w:val="single" w:color="D9D9D9" w:sz="4"/>
+              <w:bottom w:val="single" w:color="D9D9D9" w:sz="4"/>
+              <w:right w:val="single" w:color="D9D9D9" w:sz="4"/>
             </w:tcBorders>
             <w:shd w:fill="FFFFFF" w:val="clear"/>
             <w:tcMar>
@@ -14444,10 +14444,10 @@
           <w:tcPr>
             <w:tcW w:type="dxa" w:w="1200"/>
             <w:tcBorders>
-              <w:top w:val="single" w:color="AAAAAA" w:sz="4"/>
-              <w:left w:val="single" w:color="AAAAAA" w:sz="4"/>
-              <w:bottom w:val="single" w:color="AAAAAA" w:sz="4"/>
-              <w:right w:val="single" w:color="AAAAAA" w:sz="4"/>
+              <w:top w:val="single" w:color="D9D9D9" w:sz="4"/>
+              <w:left w:val="single" w:color="D9D9D9" w:sz="4"/>
+              <w:bottom w:val="single" w:color="D9D9D9" w:sz="4"/>
+              <w:right w:val="single" w:color="D9D9D9" w:sz="4"/>
             </w:tcBorders>
             <w:shd w:fill="FFFFFF" w:val="clear"/>
             <w:tcMar>
@@ -14465,12 +14465,12 @@
           <w:tcPr>
             <w:tcW w:type="dxa" w:w="540"/>
             <w:tcBorders>
-              <w:top w:val="single" w:color="AAAAAA" w:sz="4"/>
-              <w:left w:val="single" w:color="AAAAAA" w:sz="4"/>
-              <w:bottom w:val="single" w:color="AAAAAA" w:sz="4"/>
-              <w:right w:val="single" w:color="AAAAAA" w:sz="4"/>
-            </w:tcBorders>
-            <w:shd w:fill="EBF3FB" w:val="clear"/>
+              <w:top w:val="single" w:color="D9D9D9" w:sz="4"/>
+              <w:left w:val="single" w:color="D9D9D9" w:sz="4"/>
+              <w:bottom w:val="single" w:color="D9D9D9" w:sz="4"/>
+              <w:right w:val="single" w:color="D9D9D9" w:sz="4"/>
+            </w:tcBorders>
+            <w:shd w:fill="F2EEF2" w:val="clear"/>
             <w:tcMar>
               <w:top w:type="dxa" w:w="80"/>
               <w:left w:type="dxa" w:w="160"/>
@@ -14502,12 +14502,12 @@
           <w:tcPr>
             <w:tcW w:type="dxa" w:w="4020"/>
             <w:tcBorders>
-              <w:top w:val="single" w:color="AAAAAA" w:sz="4"/>
-              <w:left w:val="single" w:color="AAAAAA" w:sz="4"/>
-              <w:bottom w:val="single" w:color="AAAAAA" w:sz="4"/>
-              <w:right w:val="single" w:color="AAAAAA" w:sz="4"/>
-            </w:tcBorders>
-            <w:shd w:fill="EBF3FB" w:val="clear"/>
+              <w:top w:val="single" w:color="D9D9D9" w:sz="4"/>
+              <w:left w:val="single" w:color="D9D9D9" w:sz="4"/>
+              <w:bottom w:val="single" w:color="D9D9D9" w:sz="4"/>
+              <w:right w:val="single" w:color="D9D9D9" w:sz="4"/>
+            </w:tcBorders>
+            <w:shd w:fill="F2EEF2" w:val="clear"/>
             <w:tcMar>
               <w:top w:type="dxa" w:w="80"/>
               <w:left w:type="dxa" w:w="160"/>
@@ -14521,12 +14521,12 @@
           <w:tcPr>
             <w:tcW w:type="dxa" w:w="2200"/>
             <w:tcBorders>
-              <w:top w:val="single" w:color="AAAAAA" w:sz="4"/>
-              <w:left w:val="single" w:color="AAAAAA" w:sz="4"/>
-              <w:bottom w:val="single" w:color="AAAAAA" w:sz="4"/>
-              <w:right w:val="single" w:color="AAAAAA" w:sz="4"/>
-            </w:tcBorders>
-            <w:shd w:fill="EBF3FB" w:val="clear"/>
+              <w:top w:val="single" w:color="D9D9D9" w:sz="4"/>
+              <w:left w:val="single" w:color="D9D9D9" w:sz="4"/>
+              <w:bottom w:val="single" w:color="D9D9D9" w:sz="4"/>
+              <w:right w:val="single" w:color="D9D9D9" w:sz="4"/>
+            </w:tcBorders>
+            <w:shd w:fill="F2EEF2" w:val="clear"/>
             <w:tcMar>
               <w:top w:type="dxa" w:w="80"/>
               <w:left w:type="dxa" w:w="160"/>
@@ -14540,12 +14540,12 @@
           <w:tcPr>
             <w:tcW w:type="dxa" w:w="1400"/>
             <w:tcBorders>
-              <w:top w:val="single" w:color="AAAAAA" w:sz="4"/>
-              <w:left w:val="single" w:color="AAAAAA" w:sz="4"/>
-              <w:bottom w:val="single" w:color="AAAAAA" w:sz="4"/>
-              <w:right w:val="single" w:color="AAAAAA" w:sz="4"/>
-            </w:tcBorders>
-            <w:shd w:fill="EBF3FB" w:val="clear"/>
+              <w:top w:val="single" w:color="D9D9D9" w:sz="4"/>
+              <w:left w:val="single" w:color="D9D9D9" w:sz="4"/>
+              <w:bottom w:val="single" w:color="D9D9D9" w:sz="4"/>
+              <w:right w:val="single" w:color="D9D9D9" w:sz="4"/>
+            </w:tcBorders>
+            <w:shd w:fill="F2EEF2" w:val="clear"/>
             <w:tcMar>
               <w:top w:type="dxa" w:w="80"/>
               <w:left w:type="dxa" w:w="160"/>
@@ -14559,12 +14559,12 @@
           <w:tcPr>
             <w:tcW w:type="dxa" w:w="1200"/>
             <w:tcBorders>
-              <w:top w:val="single" w:color="AAAAAA" w:sz="4"/>
-              <w:left w:val="single" w:color="AAAAAA" w:sz="4"/>
-              <w:bottom w:val="single" w:color="AAAAAA" w:sz="4"/>
-              <w:right w:val="single" w:color="AAAAAA" w:sz="4"/>
-            </w:tcBorders>
-            <w:shd w:fill="EBF3FB" w:val="clear"/>
+              <w:top w:val="single" w:color="D9D9D9" w:sz="4"/>
+              <w:left w:val="single" w:color="D9D9D9" w:sz="4"/>
+              <w:bottom w:val="single" w:color="D9D9D9" w:sz="4"/>
+              <w:right w:val="single" w:color="D9D9D9" w:sz="4"/>
+            </w:tcBorders>
+            <w:shd w:fill="F2EEF2" w:val="clear"/>
             <w:tcMar>
               <w:top w:type="dxa" w:w="80"/>
               <w:left w:type="dxa" w:w="160"/>
@@ -14580,10 +14580,10 @@
           <w:tcPr>
             <w:tcW w:type="dxa" w:w="540"/>
             <w:tcBorders>
-              <w:top w:val="single" w:color="AAAAAA" w:sz="4"/>
-              <w:left w:val="single" w:color="AAAAAA" w:sz="4"/>
-              <w:bottom w:val="single" w:color="AAAAAA" w:sz="4"/>
-              <w:right w:val="single" w:color="AAAAAA" w:sz="4"/>
+              <w:top w:val="single" w:color="D9D9D9" w:sz="4"/>
+              <w:left w:val="single" w:color="D9D9D9" w:sz="4"/>
+              <w:bottom w:val="single" w:color="D9D9D9" w:sz="4"/>
+              <w:right w:val="single" w:color="D9D9D9" w:sz="4"/>
             </w:tcBorders>
             <w:shd w:fill="FFFFFF" w:val="clear"/>
             <w:tcMar>
@@ -14617,10 +14617,10 @@
           <w:tcPr>
             <w:tcW w:type="dxa" w:w="4020"/>
             <w:tcBorders>
-              <w:top w:val="single" w:color="AAAAAA" w:sz="4"/>
-              <w:left w:val="single" w:color="AAAAAA" w:sz="4"/>
-              <w:bottom w:val="single" w:color="AAAAAA" w:sz="4"/>
-              <w:right w:val="single" w:color="AAAAAA" w:sz="4"/>
+              <w:top w:val="single" w:color="D9D9D9" w:sz="4"/>
+              <w:left w:val="single" w:color="D9D9D9" w:sz="4"/>
+              <w:bottom w:val="single" w:color="D9D9D9" w:sz="4"/>
+              <w:right w:val="single" w:color="D9D9D9" w:sz="4"/>
             </w:tcBorders>
             <w:shd w:fill="FFFFFF" w:val="clear"/>
             <w:tcMar>
@@ -14636,10 +14636,10 @@
           <w:tcPr>
             <w:tcW w:type="dxa" w:w="2200"/>
             <w:tcBorders>
-              <w:top w:val="single" w:color="AAAAAA" w:sz="4"/>
-              <w:left w:val="single" w:color="AAAAAA" w:sz="4"/>
-              <w:bottom w:val="single" w:color="AAAAAA" w:sz="4"/>
-              <w:right w:val="single" w:color="AAAAAA" w:sz="4"/>
+              <w:top w:val="single" w:color="D9D9D9" w:sz="4"/>
+              <w:left w:val="single" w:color="D9D9D9" w:sz="4"/>
+              <w:bottom w:val="single" w:color="D9D9D9" w:sz="4"/>
+              <w:right w:val="single" w:color="D9D9D9" w:sz="4"/>
             </w:tcBorders>
             <w:shd w:fill="FFFFFF" w:val="clear"/>
             <w:tcMar>
@@ -14655,10 +14655,10 @@
           <w:tcPr>
             <w:tcW w:type="dxa" w:w="1400"/>
             <w:tcBorders>
-              <w:top w:val="single" w:color="AAAAAA" w:sz="4"/>
-              <w:left w:val="single" w:color="AAAAAA" w:sz="4"/>
-              <w:bottom w:val="single" w:color="AAAAAA" w:sz="4"/>
-              <w:right w:val="single" w:color="AAAAAA" w:sz="4"/>
+              <w:top w:val="single" w:color="D9D9D9" w:sz="4"/>
+              <w:left w:val="single" w:color="D9D9D9" w:sz="4"/>
+              <w:bottom w:val="single" w:color="D9D9D9" w:sz="4"/>
+              <w:right w:val="single" w:color="D9D9D9" w:sz="4"/>
             </w:tcBorders>
             <w:shd w:fill="FFFFFF" w:val="clear"/>
             <w:tcMar>
@@ -14674,10 +14674,10 @@
           <w:tcPr>
             <w:tcW w:type="dxa" w:w="1200"/>
             <w:tcBorders>
-              <w:top w:val="single" w:color="AAAAAA" w:sz="4"/>
-              <w:left w:val="single" w:color="AAAAAA" w:sz="4"/>
-              <w:bottom w:val="single" w:color="AAAAAA" w:sz="4"/>
-              <w:right w:val="single" w:color="AAAAAA" w:sz="4"/>
+              <w:top w:val="single" w:color="D9D9D9" w:sz="4"/>
+              <w:left w:val="single" w:color="D9D9D9" w:sz="4"/>
+              <w:bottom w:val="single" w:color="D9D9D9" w:sz="4"/>
+              <w:right w:val="single" w:color="D9D9D9" w:sz="4"/>
             </w:tcBorders>
             <w:shd w:fill="FFFFFF" w:val="clear"/>
             <w:tcMar>
@@ -14700,7 +14700,7 @@
       <w:pPr>
         <w:pStyle w:val="Heading1"/>
         <w:pBdr>
-          <w:bottom w:val="single" w:color="2E5496" w:sz="6"/>
+          <w:bottom w:val="single" w:color="5F2861" w:sz="6"/>
         </w:pBdr>
         <w:spacing w:after="120" w:before="360"/>
       </w:pPr>
@@ -14709,7 +14709,7 @@
           <w:rFonts w:ascii="Arial" w:cs="Arial" w:eastAsia="Arial" w:hAnsi="Arial"/>
           <w:b/>
           <w:bCs/>
-          <w:color w:val="1F3864"/>
+          <w:color w:val="7030A0"/>
           <w:sz w:val="28"/>
           <w:szCs w:val="28"/>
         </w:rPr>
@@ -14759,12 +14759,12 @@
           <w:tcPr>
             <w:tcW w:type="dxa" w:w="2800"/>
             <w:tcBorders>
-              <w:top w:val="single" w:color="AAAAAA" w:sz="4"/>
-              <w:left w:val="single" w:color="AAAAAA" w:sz="4"/>
-              <w:bottom w:val="single" w:color="AAAAAA" w:sz="4"/>
-              <w:right w:val="single" w:color="AAAAAA" w:sz="4"/>
-            </w:tcBorders>
-            <w:shd w:fill="1F3864" w:val="clear"/>
+              <w:top w:val="single" w:color="D9D9D9" w:sz="4"/>
+              <w:left w:val="single" w:color="D9D9D9" w:sz="4"/>
+              <w:bottom w:val="single" w:color="D9D9D9" w:sz="4"/>
+              <w:right w:val="single" w:color="D9D9D9" w:sz="4"/>
+            </w:tcBorders>
+            <w:shd w:fill="5F2861" w:val="clear"/>
             <w:tcMar>
               <w:top w:type="dxa" w:w="80"/>
               <w:left w:type="dxa" w:w="160"/>
@@ -14794,12 +14794,12 @@
           <w:tcPr>
             <w:tcW w:type="dxa" w:w="3560"/>
             <w:tcBorders>
-              <w:top w:val="single" w:color="AAAAAA" w:sz="4"/>
-              <w:left w:val="single" w:color="AAAAAA" w:sz="4"/>
-              <w:bottom w:val="single" w:color="AAAAAA" w:sz="4"/>
-              <w:right w:val="single" w:color="AAAAAA" w:sz="4"/>
-            </w:tcBorders>
-            <w:shd w:fill="1F3864" w:val="clear"/>
+              <w:top w:val="single" w:color="D9D9D9" w:sz="4"/>
+              <w:left w:val="single" w:color="D9D9D9" w:sz="4"/>
+              <w:bottom w:val="single" w:color="D9D9D9" w:sz="4"/>
+              <w:right w:val="single" w:color="D9D9D9" w:sz="4"/>
+            </w:tcBorders>
+            <w:shd w:fill="5F2861" w:val="clear"/>
             <w:tcMar>
               <w:top w:type="dxa" w:w="80"/>
               <w:left w:type="dxa" w:w="160"/>
@@ -14829,12 +14829,12 @@
           <w:tcPr>
             <w:tcW w:type="dxa" w:w="3000"/>
             <w:tcBorders>
-              <w:top w:val="single" w:color="AAAAAA" w:sz="4"/>
-              <w:left w:val="single" w:color="AAAAAA" w:sz="4"/>
-              <w:bottom w:val="single" w:color="AAAAAA" w:sz="4"/>
-              <w:right w:val="single" w:color="AAAAAA" w:sz="4"/>
-            </w:tcBorders>
-            <w:shd w:fill="1F3864" w:val="clear"/>
+              <w:top w:val="single" w:color="D9D9D9" w:sz="4"/>
+              <w:left w:val="single" w:color="D9D9D9" w:sz="4"/>
+              <w:bottom w:val="single" w:color="D9D9D9" w:sz="4"/>
+              <w:right w:val="single" w:color="D9D9D9" w:sz="4"/>
+            </w:tcBorders>
+            <w:shd w:fill="5F2861" w:val="clear"/>
             <w:tcMar>
               <w:top w:type="dxa" w:w="80"/>
               <w:left w:type="dxa" w:w="160"/>
@@ -14866,10 +14866,10 @@
           <w:tcPr>
             <w:tcW w:type="dxa" w:w="2800"/>
             <w:tcBorders>
-              <w:top w:val="single" w:color="AAAAAA" w:sz="4"/>
-              <w:left w:val="single" w:color="AAAAAA" w:sz="4"/>
-              <w:bottom w:val="single" w:color="AAAAAA" w:sz="4"/>
-              <w:right w:val="single" w:color="AAAAAA" w:sz="4"/>
+              <w:top w:val="single" w:color="D9D9D9" w:sz="4"/>
+              <w:left w:val="single" w:color="D9D9D9" w:sz="4"/>
+              <w:bottom w:val="single" w:color="D9D9D9" w:sz="4"/>
+              <w:right w:val="single" w:color="D9D9D9" w:sz="4"/>
             </w:tcBorders>
             <w:shd w:fill="FFFFFF" w:val="clear"/>
             <w:tcMar>
@@ -14903,10 +14903,10 @@
           <w:tcPr>
             <w:tcW w:type="dxa" w:w="3560"/>
             <w:tcBorders>
-              <w:top w:val="single" w:color="AAAAAA" w:sz="4"/>
-              <w:left w:val="single" w:color="AAAAAA" w:sz="4"/>
-              <w:bottom w:val="single" w:color="AAAAAA" w:sz="4"/>
-              <w:right w:val="single" w:color="AAAAAA" w:sz="4"/>
+              <w:top w:val="single" w:color="D9D9D9" w:sz="4"/>
+              <w:left w:val="single" w:color="D9D9D9" w:sz="4"/>
+              <w:bottom w:val="single" w:color="D9D9D9" w:sz="4"/>
+              <w:right w:val="single" w:color="D9D9D9" w:sz="4"/>
             </w:tcBorders>
             <w:shd w:fill="FFFFFF" w:val="clear"/>
             <w:tcMar>
@@ -14922,10 +14922,10 @@
           <w:tcPr>
             <w:tcW w:type="dxa" w:w="3000"/>
             <w:tcBorders>
-              <w:top w:val="single" w:color="AAAAAA" w:sz="4"/>
-              <w:left w:val="single" w:color="AAAAAA" w:sz="4"/>
-              <w:bottom w:val="single" w:color="AAAAAA" w:sz="4"/>
-              <w:right w:val="single" w:color="AAAAAA" w:sz="4"/>
+              <w:top w:val="single" w:color="D9D9D9" w:sz="4"/>
+              <w:left w:val="single" w:color="D9D9D9" w:sz="4"/>
+              <w:bottom w:val="single" w:color="D9D9D9" w:sz="4"/>
+              <w:right w:val="single" w:color="D9D9D9" w:sz="4"/>
             </w:tcBorders>
             <w:shd w:fill="FFFFFF" w:val="clear"/>
             <w:tcMar>
@@ -14943,12 +14943,12 @@
           <w:tcPr>
             <w:tcW w:type="dxa" w:w="2800"/>
             <w:tcBorders>
-              <w:top w:val="single" w:color="AAAAAA" w:sz="4"/>
-              <w:left w:val="single" w:color="AAAAAA" w:sz="4"/>
-              <w:bottom w:val="single" w:color="AAAAAA" w:sz="4"/>
-              <w:right w:val="single" w:color="AAAAAA" w:sz="4"/>
-            </w:tcBorders>
-            <w:shd w:fill="EBF3FB" w:val="clear"/>
+              <w:top w:val="single" w:color="D9D9D9" w:sz="4"/>
+              <w:left w:val="single" w:color="D9D9D9" w:sz="4"/>
+              <w:bottom w:val="single" w:color="D9D9D9" w:sz="4"/>
+              <w:right w:val="single" w:color="D9D9D9" w:sz="4"/>
+            </w:tcBorders>
+            <w:shd w:fill="F2EEF2" w:val="clear"/>
             <w:tcMar>
               <w:top w:type="dxa" w:w="80"/>
               <w:left w:type="dxa" w:w="160"/>
@@ -14980,12 +14980,12 @@
           <w:tcPr>
             <w:tcW w:type="dxa" w:w="3560"/>
             <w:tcBorders>
-              <w:top w:val="single" w:color="AAAAAA" w:sz="4"/>
-              <w:left w:val="single" w:color="AAAAAA" w:sz="4"/>
-              <w:bottom w:val="single" w:color="AAAAAA" w:sz="4"/>
-              <w:right w:val="single" w:color="AAAAAA" w:sz="4"/>
-            </w:tcBorders>
-            <w:shd w:fill="EBF3FB" w:val="clear"/>
+              <w:top w:val="single" w:color="D9D9D9" w:sz="4"/>
+              <w:left w:val="single" w:color="D9D9D9" w:sz="4"/>
+              <w:bottom w:val="single" w:color="D9D9D9" w:sz="4"/>
+              <w:right w:val="single" w:color="D9D9D9" w:sz="4"/>
+            </w:tcBorders>
+            <w:shd w:fill="F2EEF2" w:val="clear"/>
             <w:tcMar>
               <w:top w:type="dxa" w:w="80"/>
               <w:left w:type="dxa" w:w="160"/>
@@ -14999,12 +14999,12 @@
           <w:tcPr>
             <w:tcW w:type="dxa" w:w="3000"/>
             <w:tcBorders>
-              <w:top w:val="single" w:color="AAAAAA" w:sz="4"/>
-              <w:left w:val="single" w:color="AAAAAA" w:sz="4"/>
-              <w:bottom w:val="single" w:color="AAAAAA" w:sz="4"/>
-              <w:right w:val="single" w:color="AAAAAA" w:sz="4"/>
-            </w:tcBorders>
-            <w:shd w:fill="EBF3FB" w:val="clear"/>
+              <w:top w:val="single" w:color="D9D9D9" w:sz="4"/>
+              <w:left w:val="single" w:color="D9D9D9" w:sz="4"/>
+              <w:bottom w:val="single" w:color="D9D9D9" w:sz="4"/>
+              <w:right w:val="single" w:color="D9D9D9" w:sz="4"/>
+            </w:tcBorders>
+            <w:shd w:fill="F2EEF2" w:val="clear"/>
             <w:tcMar>
               <w:top w:type="dxa" w:w="80"/>
               <w:left w:type="dxa" w:w="160"/>
@@ -15020,10 +15020,10 @@
           <w:tcPr>
             <w:tcW w:type="dxa" w:w="2800"/>
             <w:tcBorders>
-              <w:top w:val="single" w:color="AAAAAA" w:sz="4"/>
-              <w:left w:val="single" w:color="AAAAAA" w:sz="4"/>
-              <w:bottom w:val="single" w:color="AAAAAA" w:sz="4"/>
-              <w:right w:val="single" w:color="AAAAAA" w:sz="4"/>
+              <w:top w:val="single" w:color="D9D9D9" w:sz="4"/>
+              <w:left w:val="single" w:color="D9D9D9" w:sz="4"/>
+              <w:bottom w:val="single" w:color="D9D9D9" w:sz="4"/>
+              <w:right w:val="single" w:color="D9D9D9" w:sz="4"/>
             </w:tcBorders>
             <w:shd w:fill="FFFFFF" w:val="clear"/>
             <w:tcMar>
@@ -15057,10 +15057,10 @@
           <w:tcPr>
             <w:tcW w:type="dxa" w:w="3560"/>
             <w:tcBorders>
-              <w:top w:val="single" w:color="AAAAAA" w:sz="4"/>
-              <w:left w:val="single" w:color="AAAAAA" w:sz="4"/>
-              <w:bottom w:val="single" w:color="AAAAAA" w:sz="4"/>
-              <w:right w:val="single" w:color="AAAAAA" w:sz="4"/>
+              <w:top w:val="single" w:color="D9D9D9" w:sz="4"/>
+              <w:left w:val="single" w:color="D9D9D9" w:sz="4"/>
+              <w:bottom w:val="single" w:color="D9D9D9" w:sz="4"/>
+              <w:right w:val="single" w:color="D9D9D9" w:sz="4"/>
             </w:tcBorders>
             <w:shd w:fill="FFFFFF" w:val="clear"/>
             <w:tcMar>
@@ -15076,10 +15076,10 @@
           <w:tcPr>
             <w:tcW w:type="dxa" w:w="3000"/>
             <w:tcBorders>
-              <w:top w:val="single" w:color="AAAAAA" w:sz="4"/>
-              <w:left w:val="single" w:color="AAAAAA" w:sz="4"/>
-              <w:bottom w:val="single" w:color="AAAAAA" w:sz="4"/>
-              <w:right w:val="single" w:color="AAAAAA" w:sz="4"/>
+              <w:top w:val="single" w:color="D9D9D9" w:sz="4"/>
+              <w:left w:val="single" w:color="D9D9D9" w:sz="4"/>
+              <w:bottom w:val="single" w:color="D9D9D9" w:sz="4"/>
+              <w:right w:val="single" w:color="D9D9D9" w:sz="4"/>
             </w:tcBorders>
             <w:shd w:fill="FFFFFF" w:val="clear"/>
             <w:tcMar>
@@ -15097,12 +15097,12 @@
           <w:tcPr>
             <w:tcW w:type="dxa" w:w="2800"/>
             <w:tcBorders>
-              <w:top w:val="single" w:color="AAAAAA" w:sz="4"/>
-              <w:left w:val="single" w:color="AAAAAA" w:sz="4"/>
-              <w:bottom w:val="single" w:color="AAAAAA" w:sz="4"/>
-              <w:right w:val="single" w:color="AAAAAA" w:sz="4"/>
-            </w:tcBorders>
-            <w:shd w:fill="EBF3FB" w:val="clear"/>
+              <w:top w:val="single" w:color="D9D9D9" w:sz="4"/>
+              <w:left w:val="single" w:color="D9D9D9" w:sz="4"/>
+              <w:bottom w:val="single" w:color="D9D9D9" w:sz="4"/>
+              <w:right w:val="single" w:color="D9D9D9" w:sz="4"/>
+            </w:tcBorders>
+            <w:shd w:fill="F2EEF2" w:val="clear"/>
             <w:tcMar>
               <w:top w:type="dxa" w:w="80"/>
               <w:left w:type="dxa" w:w="160"/>
@@ -15134,12 +15134,12 @@
           <w:tcPr>
             <w:tcW w:type="dxa" w:w="3560"/>
             <w:tcBorders>
-              <w:top w:val="single" w:color="AAAAAA" w:sz="4"/>
-              <w:left w:val="single" w:color="AAAAAA" w:sz="4"/>
-              <w:bottom w:val="single" w:color="AAAAAA" w:sz="4"/>
-              <w:right w:val="single" w:color="AAAAAA" w:sz="4"/>
-            </w:tcBorders>
-            <w:shd w:fill="EBF3FB" w:val="clear"/>
+              <w:top w:val="single" w:color="D9D9D9" w:sz="4"/>
+              <w:left w:val="single" w:color="D9D9D9" w:sz="4"/>
+              <w:bottom w:val="single" w:color="D9D9D9" w:sz="4"/>
+              <w:right w:val="single" w:color="D9D9D9" w:sz="4"/>
+            </w:tcBorders>
+            <w:shd w:fill="F2EEF2" w:val="clear"/>
             <w:tcMar>
               <w:top w:type="dxa" w:w="80"/>
               <w:left w:type="dxa" w:w="160"/>
@@ -15153,12 +15153,12 @@
           <w:tcPr>
             <w:tcW w:type="dxa" w:w="3000"/>
             <w:tcBorders>
-              <w:top w:val="single" w:color="AAAAAA" w:sz="4"/>
-              <w:left w:val="single" w:color="AAAAAA" w:sz="4"/>
-              <w:bottom w:val="single" w:color="AAAAAA" w:sz="4"/>
-              <w:right w:val="single" w:color="AAAAAA" w:sz="4"/>
-            </w:tcBorders>
-            <w:shd w:fill="EBF3FB" w:val="clear"/>
+              <w:top w:val="single" w:color="D9D9D9" w:sz="4"/>
+              <w:left w:val="single" w:color="D9D9D9" w:sz="4"/>
+              <w:bottom w:val="single" w:color="D9D9D9" w:sz="4"/>
+              <w:right w:val="single" w:color="D9D9D9" w:sz="4"/>
+            </w:tcBorders>
+            <w:shd w:fill="F2EEF2" w:val="clear"/>
             <w:tcMar>
               <w:top w:type="dxa" w:w="80"/>
               <w:left w:type="dxa" w:w="160"/>
@@ -15298,7 +15298,7 @@
           <w:rFonts w:ascii="Arial" w:cs="Arial" w:eastAsia="Arial" w:hAnsi="Arial"/>
           <w:b/>
           <w:bCs/>
-          <w:color w:val="2E5496"/>
+          <w:color w:val="7030A0"/>
           <w:sz w:val="24"/>
           <w:szCs w:val="24"/>
         </w:rPr>
@@ -15417,7 +15417,7 @@
       <w:pPr>
         <w:pStyle w:val="Heading1"/>
         <w:pBdr>
-          <w:bottom w:val="single" w:color="2E5496" w:sz="6"/>
+          <w:bottom w:val="single" w:color="5F2861" w:sz="6"/>
         </w:pBdr>
         <w:spacing w:after="120" w:before="360"/>
       </w:pPr>
@@ -15426,7 +15426,7 @@
           <w:rFonts w:ascii="Arial" w:cs="Arial" w:eastAsia="Arial" w:hAnsi="Arial"/>
           <w:b/>
           <w:bCs/>
-          <w:color w:val="1F3864"/>
+          <w:color w:val="7030A0"/>
           <w:sz w:val="28"/>
           <w:szCs w:val="28"/>
         </w:rPr>
@@ -15448,7 +15448,7 @@
           <w:rFonts w:ascii="Arial" w:cs="Arial" w:eastAsia="Arial" w:hAnsi="Arial"/>
           <w:b/>
           <w:bCs/>
-          <w:color w:val="2E5496"/>
+          <w:color w:val="7030A0"/>
           <w:sz w:val="24"/>
           <w:szCs w:val="24"/>
         </w:rPr>
@@ -15577,7 +15577,7 @@
           <w:rFonts w:ascii="Arial" w:cs="Arial" w:eastAsia="Arial" w:hAnsi="Arial"/>
           <w:b/>
           <w:bCs/>
-          <w:color w:val="2E5496"/>
+          <w:color w:val="7030A0"/>
           <w:sz w:val="24"/>
           <w:szCs w:val="24"/>
         </w:rPr>
@@ -15706,7 +15706,7 @@
           <w:rFonts w:ascii="Arial" w:cs="Arial" w:eastAsia="Arial" w:hAnsi="Arial"/>
           <w:b/>
           <w:bCs/>
-          <w:color w:val="2E5496"/>
+          <w:color w:val="7030A0"/>
           <w:sz w:val="24"/>
           <w:szCs w:val="24"/>
         </w:rPr>
@@ -15764,7 +15764,7 @@
           <w:rFonts w:ascii="Arial" w:cs="Arial" w:eastAsia="Arial" w:hAnsi="Arial"/>
           <w:b/>
           <w:bCs/>
-          <w:color w:val="2E5496"/>
+          <w:color w:val="7030A0"/>
           <w:sz w:val="24"/>
           <w:szCs w:val="24"/>
         </w:rPr>
@@ -15837,7 +15837,7 @@
           <w:rFonts w:ascii="Arial" w:cs="Arial" w:eastAsia="Arial" w:hAnsi="Arial"/>
           <w:b/>
           <w:bCs/>
-          <w:color w:val="2E5496"/>
+          <w:color w:val="7030A0"/>
           <w:sz w:val="24"/>
           <w:szCs w:val="24"/>
         </w:rPr>
@@ -15904,7 +15904,7 @@
       <w:pPr>
         <w:pStyle w:val="Heading1"/>
         <w:pBdr>
-          <w:bottom w:val="single" w:color="2E5496" w:sz="6"/>
+          <w:bottom w:val="single" w:color="5F2861" w:sz="6"/>
         </w:pBdr>
         <w:spacing w:after="120" w:before="360"/>
       </w:pPr>
@@ -15913,7 +15913,7 @@
           <w:rFonts w:ascii="Arial" w:cs="Arial" w:eastAsia="Arial" w:hAnsi="Arial"/>
           <w:b/>
           <w:bCs/>
-          <w:color w:val="1F3864"/>
+          <w:color w:val="7030A0"/>
           <w:sz w:val="28"/>
           <w:szCs w:val="28"/>
         </w:rPr>
@@ -15963,12 +15963,12 @@
           <w:tcPr>
             <w:tcW w:type="dxa" w:w="2800"/>
             <w:tcBorders>
-              <w:top w:val="single" w:color="AAAAAA" w:sz="4"/>
-              <w:left w:val="single" w:color="AAAAAA" w:sz="4"/>
-              <w:bottom w:val="single" w:color="AAAAAA" w:sz="4"/>
-              <w:right w:val="single" w:color="AAAAAA" w:sz="4"/>
-            </w:tcBorders>
-            <w:shd w:fill="1F3864" w:val="clear"/>
+              <w:top w:val="single" w:color="D9D9D9" w:sz="4"/>
+              <w:left w:val="single" w:color="D9D9D9" w:sz="4"/>
+              <w:bottom w:val="single" w:color="D9D9D9" w:sz="4"/>
+              <w:right w:val="single" w:color="D9D9D9" w:sz="4"/>
+            </w:tcBorders>
+            <w:shd w:fill="5F2861" w:val="clear"/>
             <w:tcMar>
               <w:top w:type="dxa" w:w="80"/>
               <w:left w:type="dxa" w:w="160"/>
@@ -15998,12 +15998,12 @@
           <w:tcPr>
             <w:tcW w:type="dxa" w:w="3280"/>
             <w:tcBorders>
-              <w:top w:val="single" w:color="AAAAAA" w:sz="4"/>
-              <w:left w:val="single" w:color="AAAAAA" w:sz="4"/>
-              <w:bottom w:val="single" w:color="AAAAAA" w:sz="4"/>
-              <w:right w:val="single" w:color="AAAAAA" w:sz="4"/>
-            </w:tcBorders>
-            <w:shd w:fill="1F3864" w:val="clear"/>
+              <w:top w:val="single" w:color="D9D9D9" w:sz="4"/>
+              <w:left w:val="single" w:color="D9D9D9" w:sz="4"/>
+              <w:bottom w:val="single" w:color="D9D9D9" w:sz="4"/>
+              <w:right w:val="single" w:color="D9D9D9" w:sz="4"/>
+            </w:tcBorders>
+            <w:shd w:fill="5F2861" w:val="clear"/>
             <w:tcMar>
               <w:top w:type="dxa" w:w="80"/>
               <w:left w:type="dxa" w:w="160"/>
@@ -16033,12 +16033,12 @@
           <w:tcPr>
             <w:tcW w:type="dxa" w:w="3280"/>
             <w:tcBorders>
-              <w:top w:val="single" w:color="AAAAAA" w:sz="4"/>
-              <w:left w:val="single" w:color="AAAAAA" w:sz="4"/>
-              <w:bottom w:val="single" w:color="AAAAAA" w:sz="4"/>
-              <w:right w:val="single" w:color="AAAAAA" w:sz="4"/>
-            </w:tcBorders>
-            <w:shd w:fill="1F3864" w:val="clear"/>
+              <w:top w:val="single" w:color="D9D9D9" w:sz="4"/>
+              <w:left w:val="single" w:color="D9D9D9" w:sz="4"/>
+              <w:bottom w:val="single" w:color="D9D9D9" w:sz="4"/>
+              <w:right w:val="single" w:color="D9D9D9" w:sz="4"/>
+            </w:tcBorders>
+            <w:shd w:fill="5F2861" w:val="clear"/>
             <w:tcMar>
               <w:top w:type="dxa" w:w="80"/>
               <w:left w:type="dxa" w:w="160"/>
@@ -16070,10 +16070,10 @@
           <w:tcPr>
             <w:tcW w:type="dxa" w:w="2800"/>
             <w:tcBorders>
-              <w:top w:val="single" w:color="AAAAAA" w:sz="4"/>
-              <w:left w:val="single" w:color="AAAAAA" w:sz="4"/>
-              <w:bottom w:val="single" w:color="AAAAAA" w:sz="4"/>
-              <w:right w:val="single" w:color="AAAAAA" w:sz="4"/>
+              <w:top w:val="single" w:color="D9D9D9" w:sz="4"/>
+              <w:left w:val="single" w:color="D9D9D9" w:sz="4"/>
+              <w:bottom w:val="single" w:color="D9D9D9" w:sz="4"/>
+              <w:right w:val="single" w:color="D9D9D9" w:sz="4"/>
             </w:tcBorders>
             <w:shd w:fill="FFFFFF" w:val="clear"/>
             <w:tcMar>
@@ -16107,10 +16107,10 @@
           <w:tcPr>
             <w:tcW w:type="dxa" w:w="3280"/>
             <w:tcBorders>
-              <w:top w:val="single" w:color="AAAAAA" w:sz="4"/>
-              <w:left w:val="single" w:color="AAAAAA" w:sz="4"/>
-              <w:bottom w:val="single" w:color="AAAAAA" w:sz="4"/>
-              <w:right w:val="single" w:color="AAAAAA" w:sz="4"/>
+              <w:top w:val="single" w:color="D9D9D9" w:sz="4"/>
+              <w:left w:val="single" w:color="D9D9D9" w:sz="4"/>
+              <w:bottom w:val="single" w:color="D9D9D9" w:sz="4"/>
+              <w:right w:val="single" w:color="D9D9D9" w:sz="4"/>
             </w:tcBorders>
             <w:shd w:fill="FFFFFF" w:val="clear"/>
             <w:tcMar>
@@ -16144,10 +16144,10 @@
           <w:tcPr>
             <w:tcW w:type="dxa" w:w="3280"/>
             <w:tcBorders>
-              <w:top w:val="single" w:color="AAAAAA" w:sz="4"/>
-              <w:left w:val="single" w:color="AAAAAA" w:sz="4"/>
-              <w:bottom w:val="single" w:color="AAAAAA" w:sz="4"/>
-              <w:right w:val="single" w:color="AAAAAA" w:sz="4"/>
+              <w:top w:val="single" w:color="D9D9D9" w:sz="4"/>
+              <w:left w:val="single" w:color="D9D9D9" w:sz="4"/>
+              <w:bottom w:val="single" w:color="D9D9D9" w:sz="4"/>
+              <w:right w:val="single" w:color="D9D9D9" w:sz="4"/>
             </w:tcBorders>
             <w:shd w:fill="FFFFFF" w:val="clear"/>
             <w:tcMar>
@@ -16183,12 +16183,12 @@
           <w:tcPr>
             <w:tcW w:type="dxa" w:w="2800"/>
             <w:tcBorders>
-              <w:top w:val="single" w:color="AAAAAA" w:sz="4"/>
-              <w:left w:val="single" w:color="AAAAAA" w:sz="4"/>
-              <w:bottom w:val="single" w:color="AAAAAA" w:sz="4"/>
-              <w:right w:val="single" w:color="AAAAAA" w:sz="4"/>
-            </w:tcBorders>
-            <w:shd w:fill="EBF3FB" w:val="clear"/>
+              <w:top w:val="single" w:color="D9D9D9" w:sz="4"/>
+              <w:left w:val="single" w:color="D9D9D9" w:sz="4"/>
+              <w:bottom w:val="single" w:color="D9D9D9" w:sz="4"/>
+              <w:right w:val="single" w:color="D9D9D9" w:sz="4"/>
+            </w:tcBorders>
+            <w:shd w:fill="F2EEF2" w:val="clear"/>
             <w:tcMar>
               <w:top w:type="dxa" w:w="80"/>
               <w:left w:type="dxa" w:w="160"/>
@@ -16220,12 +16220,12 @@
           <w:tcPr>
             <w:tcW w:type="dxa" w:w="3280"/>
             <w:tcBorders>
-              <w:top w:val="single" w:color="AAAAAA" w:sz="4"/>
-              <w:left w:val="single" w:color="AAAAAA" w:sz="4"/>
-              <w:bottom w:val="single" w:color="AAAAAA" w:sz="4"/>
-              <w:right w:val="single" w:color="AAAAAA" w:sz="4"/>
-            </w:tcBorders>
-            <w:shd w:fill="EBF3FB" w:val="clear"/>
+              <w:top w:val="single" w:color="D9D9D9" w:sz="4"/>
+              <w:left w:val="single" w:color="D9D9D9" w:sz="4"/>
+              <w:bottom w:val="single" w:color="D9D9D9" w:sz="4"/>
+              <w:right w:val="single" w:color="D9D9D9" w:sz="4"/>
+            </w:tcBorders>
+            <w:shd w:fill="F2EEF2" w:val="clear"/>
             <w:tcMar>
               <w:top w:type="dxa" w:w="80"/>
               <w:left w:type="dxa" w:w="160"/>
@@ -16257,12 +16257,12 @@
           <w:tcPr>
             <w:tcW w:type="dxa" w:w="3280"/>
             <w:tcBorders>
-              <w:top w:val="single" w:color="AAAAAA" w:sz="4"/>
-              <w:left w:val="single" w:color="AAAAAA" w:sz="4"/>
-              <w:bottom w:val="single" w:color="AAAAAA" w:sz="4"/>
-              <w:right w:val="single" w:color="AAAAAA" w:sz="4"/>
-            </w:tcBorders>
-            <w:shd w:fill="EBF3FB" w:val="clear"/>
+              <w:top w:val="single" w:color="D9D9D9" w:sz="4"/>
+              <w:left w:val="single" w:color="D9D9D9" w:sz="4"/>
+              <w:bottom w:val="single" w:color="D9D9D9" w:sz="4"/>
+              <w:right w:val="single" w:color="D9D9D9" w:sz="4"/>
+            </w:tcBorders>
+            <w:shd w:fill="F2EEF2" w:val="clear"/>
             <w:tcMar>
               <w:top w:type="dxa" w:w="80"/>
               <w:left w:type="dxa" w:w="160"/>
@@ -16296,10 +16296,10 @@
           <w:tcPr>
             <w:tcW w:type="dxa" w:w="2800"/>
             <w:tcBorders>
-              <w:top w:val="single" w:color="AAAAAA" w:sz="4"/>
-              <w:left w:val="single" w:color="AAAAAA" w:sz="4"/>
-              <w:bottom w:val="single" w:color="AAAAAA" w:sz="4"/>
-              <w:right w:val="single" w:color="AAAAAA" w:sz="4"/>
+              <w:top w:val="single" w:color="D9D9D9" w:sz="4"/>
+              <w:left w:val="single" w:color="D9D9D9" w:sz="4"/>
+              <w:bottom w:val="single" w:color="D9D9D9" w:sz="4"/>
+              <w:right w:val="single" w:color="D9D9D9" w:sz="4"/>
             </w:tcBorders>
             <w:shd w:fill="FFFFFF" w:val="clear"/>
             <w:tcMar>
@@ -16333,10 +16333,10 @@
           <w:tcPr>
             <w:tcW w:type="dxa" w:w="3280"/>
             <w:tcBorders>
-              <w:top w:val="single" w:color="AAAAAA" w:sz="4"/>
-              <w:left w:val="single" w:color="AAAAAA" w:sz="4"/>
-              <w:bottom w:val="single" w:color="AAAAAA" w:sz="4"/>
-              <w:right w:val="single" w:color="AAAAAA" w:sz="4"/>
+              <w:top w:val="single" w:color="D9D9D9" w:sz="4"/>
+              <w:left w:val="single" w:color="D9D9D9" w:sz="4"/>
+              <w:bottom w:val="single" w:color="D9D9D9" w:sz="4"/>
+              <w:right w:val="single" w:color="D9D9D9" w:sz="4"/>
             </w:tcBorders>
             <w:shd w:fill="FFFFFF" w:val="clear"/>
             <w:tcMar>
@@ -16370,10 +16370,10 @@
           <w:tcPr>
             <w:tcW w:type="dxa" w:w="3280"/>
             <w:tcBorders>
-              <w:top w:val="single" w:color="AAAAAA" w:sz="4"/>
-              <w:left w:val="single" w:color="AAAAAA" w:sz="4"/>
-              <w:bottom w:val="single" w:color="AAAAAA" w:sz="4"/>
-              <w:right w:val="single" w:color="AAAAAA" w:sz="4"/>
+              <w:top w:val="single" w:color="D9D9D9" w:sz="4"/>
+              <w:left w:val="single" w:color="D9D9D9" w:sz="4"/>
+              <w:bottom w:val="single" w:color="D9D9D9" w:sz="4"/>
+              <w:right w:val="single" w:color="D9D9D9" w:sz="4"/>
             </w:tcBorders>
             <w:shd w:fill="FFFFFF" w:val="clear"/>
             <w:tcMar>
@@ -16413,7 +16413,7 @@
     <w:p>
       <w:pPr>
         <w:pBdr>
-          <w:left w:val="single" w:color="2E5496" w:sz="12"/>
+          <w:left w:val="single" w:color="5F2861" w:sz="12"/>
         </w:pBdr>
         <w:spacing w:after="100" w:before="100"/>
         <w:ind w:left="360"/>
@@ -16423,7 +16423,7 @@
           <w:rFonts w:ascii="Arial" w:cs="Arial" w:eastAsia="Arial" w:hAnsi="Arial"/>
           <w:b/>
           <w:bCs/>
-          <w:color w:val="2E5496"/>
+          <w:color w:val="7030A0"/>
           <w:sz w:val="20"/>
           <w:szCs w:val="20"/>
         </w:rPr>
@@ -16443,7 +16443,7 @@
       <w:pPr>
         <w:pStyle w:val="Heading1"/>
         <w:pBdr>
-          <w:bottom w:val="single" w:color="2E5496" w:sz="6"/>
+          <w:bottom w:val="single" w:color="5F2861" w:sz="6"/>
         </w:pBdr>
         <w:spacing w:after="120" w:before="360"/>
       </w:pPr>
@@ -16452,7 +16452,7 @@
           <w:rFonts w:ascii="Arial" w:cs="Arial" w:eastAsia="Arial" w:hAnsi="Arial"/>
           <w:b/>
           <w:bCs/>
-          <w:color w:val="1F3864"/>
+          <w:color w:val="7030A0"/>
           <w:sz w:val="28"/>
           <w:szCs w:val="28"/>
         </w:rPr>
@@ -16504,12 +16504,12 @@
           <w:tcPr>
             <w:tcW w:type="dxa" w:w="1200"/>
             <w:tcBorders>
-              <w:top w:val="single" w:color="AAAAAA" w:sz="4"/>
-              <w:left w:val="single" w:color="AAAAAA" w:sz="4"/>
-              <w:bottom w:val="single" w:color="AAAAAA" w:sz="4"/>
-              <w:right w:val="single" w:color="AAAAAA" w:sz="4"/>
-            </w:tcBorders>
-            <w:shd w:fill="1F3864" w:val="clear"/>
+              <w:top w:val="single" w:color="D9D9D9" w:sz="4"/>
+              <w:left w:val="single" w:color="D9D9D9" w:sz="4"/>
+              <w:bottom w:val="single" w:color="D9D9D9" w:sz="4"/>
+              <w:right w:val="single" w:color="D9D9D9" w:sz="4"/>
+            </w:tcBorders>
+            <w:shd w:fill="5F2861" w:val="clear"/>
             <w:tcMar>
               <w:top w:type="dxa" w:w="80"/>
               <w:left w:type="dxa" w:w="160"/>
@@ -16539,12 +16539,12 @@
           <w:tcPr>
             <w:tcW w:type="dxa" w:w="2600"/>
             <w:tcBorders>
-              <w:top w:val="single" w:color="AAAAAA" w:sz="4"/>
-              <w:left w:val="single" w:color="AAAAAA" w:sz="4"/>
-              <w:bottom w:val="single" w:color="AAAAAA" w:sz="4"/>
-              <w:right w:val="single" w:color="AAAAAA" w:sz="4"/>
-            </w:tcBorders>
-            <w:shd w:fill="1F3864" w:val="clear"/>
+              <w:top w:val="single" w:color="D9D9D9" w:sz="4"/>
+              <w:left w:val="single" w:color="D9D9D9" w:sz="4"/>
+              <w:bottom w:val="single" w:color="D9D9D9" w:sz="4"/>
+              <w:right w:val="single" w:color="D9D9D9" w:sz="4"/>
+            </w:tcBorders>
+            <w:shd w:fill="5F2861" w:val="clear"/>
             <w:tcMar>
               <w:top w:type="dxa" w:w="80"/>
               <w:left w:type="dxa" w:w="160"/>
@@ -16574,12 +16574,12 @@
           <w:tcPr>
             <w:tcW w:type="dxa" w:w="2000"/>
             <w:tcBorders>
-              <w:top w:val="single" w:color="AAAAAA" w:sz="4"/>
-              <w:left w:val="single" w:color="AAAAAA" w:sz="4"/>
-              <w:bottom w:val="single" w:color="AAAAAA" w:sz="4"/>
-              <w:right w:val="single" w:color="AAAAAA" w:sz="4"/>
-            </w:tcBorders>
-            <w:shd w:fill="1F3864" w:val="clear"/>
+              <w:top w:val="single" w:color="D9D9D9" w:sz="4"/>
+              <w:left w:val="single" w:color="D9D9D9" w:sz="4"/>
+              <w:bottom w:val="single" w:color="D9D9D9" w:sz="4"/>
+              <w:right w:val="single" w:color="D9D9D9" w:sz="4"/>
+            </w:tcBorders>
+            <w:shd w:fill="5F2861" w:val="clear"/>
             <w:tcMar>
               <w:top w:type="dxa" w:w="80"/>
               <w:left w:type="dxa" w:w="160"/>
@@ -16609,12 +16609,12 @@
           <w:tcPr>
             <w:tcW w:type="dxa" w:w="1960"/>
             <w:tcBorders>
-              <w:top w:val="single" w:color="AAAAAA" w:sz="4"/>
-              <w:left w:val="single" w:color="AAAAAA" w:sz="4"/>
-              <w:bottom w:val="single" w:color="AAAAAA" w:sz="4"/>
-              <w:right w:val="single" w:color="AAAAAA" w:sz="4"/>
-            </w:tcBorders>
-            <w:shd w:fill="1F3864" w:val="clear"/>
+              <w:top w:val="single" w:color="D9D9D9" w:sz="4"/>
+              <w:left w:val="single" w:color="D9D9D9" w:sz="4"/>
+              <w:bottom w:val="single" w:color="D9D9D9" w:sz="4"/>
+              <w:right w:val="single" w:color="D9D9D9" w:sz="4"/>
+            </w:tcBorders>
+            <w:shd w:fill="5F2861" w:val="clear"/>
             <w:tcMar>
               <w:top w:type="dxa" w:w="80"/>
               <w:left w:type="dxa" w:w="160"/>
@@ -16644,12 +16644,12 @@
           <w:tcPr>
             <w:tcW w:type="dxa" w:w="1600"/>
             <w:tcBorders>
-              <w:top w:val="single" w:color="AAAAAA" w:sz="4"/>
-              <w:left w:val="single" w:color="AAAAAA" w:sz="4"/>
-              <w:bottom w:val="single" w:color="AAAAAA" w:sz="4"/>
-              <w:right w:val="single" w:color="AAAAAA" w:sz="4"/>
-            </w:tcBorders>
-            <w:shd w:fill="1F3864" w:val="clear"/>
+              <w:top w:val="single" w:color="D9D9D9" w:sz="4"/>
+              <w:left w:val="single" w:color="D9D9D9" w:sz="4"/>
+              <w:bottom w:val="single" w:color="D9D9D9" w:sz="4"/>
+              <w:right w:val="single" w:color="D9D9D9" w:sz="4"/>
+            </w:tcBorders>
+            <w:shd w:fill="5F2861" w:val="clear"/>
             <w:tcMar>
               <w:top w:type="dxa" w:w="80"/>
               <w:left w:type="dxa" w:w="160"/>
@@ -16681,10 +16681,10 @@
           <w:tcPr>
             <w:tcW w:type="dxa" w:w="1200"/>
             <w:tcBorders>
-              <w:top w:val="single" w:color="AAAAAA" w:sz="4"/>
-              <w:left w:val="single" w:color="AAAAAA" w:sz="4"/>
-              <w:bottom w:val="single" w:color="AAAAAA" w:sz="4"/>
-              <w:right w:val="single" w:color="AAAAAA" w:sz="4"/>
+              <w:top w:val="single" w:color="D9D9D9" w:sz="4"/>
+              <w:left w:val="single" w:color="D9D9D9" w:sz="4"/>
+              <w:bottom w:val="single" w:color="D9D9D9" w:sz="4"/>
+              <w:right w:val="single" w:color="D9D9D9" w:sz="4"/>
             </w:tcBorders>
             <w:shd w:fill="FFFFFF" w:val="clear"/>
             <w:tcMar>
@@ -16718,10 +16718,10 @@
           <w:tcPr>
             <w:tcW w:type="dxa" w:w="2600"/>
             <w:tcBorders>
-              <w:top w:val="single" w:color="AAAAAA" w:sz="4"/>
-              <w:left w:val="single" w:color="AAAAAA" w:sz="4"/>
-              <w:bottom w:val="single" w:color="AAAAAA" w:sz="4"/>
-              <w:right w:val="single" w:color="AAAAAA" w:sz="4"/>
+              <w:top w:val="single" w:color="D9D9D9" w:sz="4"/>
+              <w:left w:val="single" w:color="D9D9D9" w:sz="4"/>
+              <w:bottom w:val="single" w:color="D9D9D9" w:sz="4"/>
+              <w:right w:val="single" w:color="D9D9D9" w:sz="4"/>
             </w:tcBorders>
             <w:shd w:fill="FFFFFF" w:val="clear"/>
             <w:tcMar>
@@ -16755,10 +16755,10 @@
           <w:tcPr>
             <w:tcW w:type="dxa" w:w="2000"/>
             <w:tcBorders>
-              <w:top w:val="single" w:color="AAAAAA" w:sz="4"/>
-              <w:left w:val="single" w:color="AAAAAA" w:sz="4"/>
-              <w:bottom w:val="single" w:color="AAAAAA" w:sz="4"/>
-              <w:right w:val="single" w:color="AAAAAA" w:sz="4"/>
+              <w:top w:val="single" w:color="D9D9D9" w:sz="4"/>
+              <w:left w:val="single" w:color="D9D9D9" w:sz="4"/>
+              <w:bottom w:val="single" w:color="D9D9D9" w:sz="4"/>
+              <w:right w:val="single" w:color="D9D9D9" w:sz="4"/>
             </w:tcBorders>
             <w:shd w:fill="FFFFFF" w:val="clear"/>
             <w:tcMar>
@@ -16774,10 +16774,10 @@
           <w:tcPr>
             <w:tcW w:type="dxa" w:w="1960"/>
             <w:tcBorders>
-              <w:top w:val="single" w:color="AAAAAA" w:sz="4"/>
-              <w:left w:val="single" w:color="AAAAAA" w:sz="4"/>
-              <w:bottom w:val="single" w:color="AAAAAA" w:sz="4"/>
-              <w:right w:val="single" w:color="AAAAAA" w:sz="4"/>
+              <w:top w:val="single" w:color="D9D9D9" w:sz="4"/>
+              <w:left w:val="single" w:color="D9D9D9" w:sz="4"/>
+              <w:bottom w:val="single" w:color="D9D9D9" w:sz="4"/>
+              <w:right w:val="single" w:color="D9D9D9" w:sz="4"/>
             </w:tcBorders>
             <w:shd w:fill="FFFFFF" w:val="clear"/>
             <w:tcMar>
@@ -16793,10 +16793,10 @@
           <w:tcPr>
             <w:tcW w:type="dxa" w:w="1600"/>
             <w:tcBorders>
-              <w:top w:val="single" w:color="AAAAAA" w:sz="4"/>
-              <w:left w:val="single" w:color="AAAAAA" w:sz="4"/>
-              <w:bottom w:val="single" w:color="AAAAAA" w:sz="4"/>
-              <w:right w:val="single" w:color="AAAAAA" w:sz="4"/>
+              <w:top w:val="single" w:color="D9D9D9" w:sz="4"/>
+              <w:left w:val="single" w:color="D9D9D9" w:sz="4"/>
+              <w:bottom w:val="single" w:color="D9D9D9" w:sz="4"/>
+              <w:right w:val="single" w:color="D9D9D9" w:sz="4"/>
             </w:tcBorders>
             <w:shd w:fill="FFFFFF" w:val="clear"/>
             <w:tcMar>
@@ -16814,12 +16814,12 @@
           <w:tcPr>
             <w:tcW w:type="dxa" w:w="1200"/>
             <w:tcBorders>
-              <w:top w:val="single" w:color="AAAAAA" w:sz="4"/>
-              <w:left w:val="single" w:color="AAAAAA" w:sz="4"/>
-              <w:bottom w:val="single" w:color="AAAAAA" w:sz="4"/>
-              <w:right w:val="single" w:color="AAAAAA" w:sz="4"/>
-            </w:tcBorders>
-            <w:shd w:fill="EBF3FB" w:val="clear"/>
+              <w:top w:val="single" w:color="D9D9D9" w:sz="4"/>
+              <w:left w:val="single" w:color="D9D9D9" w:sz="4"/>
+              <w:bottom w:val="single" w:color="D9D9D9" w:sz="4"/>
+              <w:right w:val="single" w:color="D9D9D9" w:sz="4"/>
+            </w:tcBorders>
+            <w:shd w:fill="F2EEF2" w:val="clear"/>
             <w:tcMar>
               <w:top w:type="dxa" w:w="80"/>
               <w:left w:type="dxa" w:w="160"/>
@@ -16851,12 +16851,12 @@
           <w:tcPr>
             <w:tcW w:type="dxa" w:w="2600"/>
             <w:tcBorders>
-              <w:top w:val="single" w:color="AAAAAA" w:sz="4"/>
-              <w:left w:val="single" w:color="AAAAAA" w:sz="4"/>
-              <w:bottom w:val="single" w:color="AAAAAA" w:sz="4"/>
-              <w:right w:val="single" w:color="AAAAAA" w:sz="4"/>
-            </w:tcBorders>
-            <w:shd w:fill="EBF3FB" w:val="clear"/>
+              <w:top w:val="single" w:color="D9D9D9" w:sz="4"/>
+              <w:left w:val="single" w:color="D9D9D9" w:sz="4"/>
+              <w:bottom w:val="single" w:color="D9D9D9" w:sz="4"/>
+              <w:right w:val="single" w:color="D9D9D9" w:sz="4"/>
+            </w:tcBorders>
+            <w:shd w:fill="F2EEF2" w:val="clear"/>
             <w:tcMar>
               <w:top w:type="dxa" w:w="80"/>
               <w:left w:type="dxa" w:w="160"/>
@@ -16888,12 +16888,12 @@
           <w:tcPr>
             <w:tcW w:type="dxa" w:w="2000"/>
             <w:tcBorders>
-              <w:top w:val="single" w:color="AAAAAA" w:sz="4"/>
-              <w:left w:val="single" w:color="AAAAAA" w:sz="4"/>
-              <w:bottom w:val="single" w:color="AAAAAA" w:sz="4"/>
-              <w:right w:val="single" w:color="AAAAAA" w:sz="4"/>
-            </w:tcBorders>
-            <w:shd w:fill="EBF3FB" w:val="clear"/>
+              <w:top w:val="single" w:color="D9D9D9" w:sz="4"/>
+              <w:left w:val="single" w:color="D9D9D9" w:sz="4"/>
+              <w:bottom w:val="single" w:color="D9D9D9" w:sz="4"/>
+              <w:right w:val="single" w:color="D9D9D9" w:sz="4"/>
+            </w:tcBorders>
+            <w:shd w:fill="F2EEF2" w:val="clear"/>
             <w:tcMar>
               <w:top w:type="dxa" w:w="80"/>
               <w:left w:type="dxa" w:w="160"/>
@@ -16907,12 +16907,12 @@
           <w:tcPr>
             <w:tcW w:type="dxa" w:w="1960"/>
             <w:tcBorders>
-              <w:top w:val="single" w:color="AAAAAA" w:sz="4"/>
-              <w:left w:val="single" w:color="AAAAAA" w:sz="4"/>
-              <w:bottom w:val="single" w:color="AAAAAA" w:sz="4"/>
-              <w:right w:val="single" w:color="AAAAAA" w:sz="4"/>
-            </w:tcBorders>
-            <w:shd w:fill="EBF3FB" w:val="clear"/>
+              <w:top w:val="single" w:color="D9D9D9" w:sz="4"/>
+              <w:left w:val="single" w:color="D9D9D9" w:sz="4"/>
+              <w:bottom w:val="single" w:color="D9D9D9" w:sz="4"/>
+              <w:right w:val="single" w:color="D9D9D9" w:sz="4"/>
+            </w:tcBorders>
+            <w:shd w:fill="F2EEF2" w:val="clear"/>
             <w:tcMar>
               <w:top w:type="dxa" w:w="80"/>
               <w:left w:type="dxa" w:w="160"/>
@@ -16926,12 +16926,12 @@
           <w:tcPr>
             <w:tcW w:type="dxa" w:w="1600"/>
             <w:tcBorders>
-              <w:top w:val="single" w:color="AAAAAA" w:sz="4"/>
-              <w:left w:val="single" w:color="AAAAAA" w:sz="4"/>
-              <w:bottom w:val="single" w:color="AAAAAA" w:sz="4"/>
-              <w:right w:val="single" w:color="AAAAAA" w:sz="4"/>
-            </w:tcBorders>
-            <w:shd w:fill="EBF3FB" w:val="clear"/>
+              <w:top w:val="single" w:color="D9D9D9" w:sz="4"/>
+              <w:left w:val="single" w:color="D9D9D9" w:sz="4"/>
+              <w:bottom w:val="single" w:color="D9D9D9" w:sz="4"/>
+              <w:right w:val="single" w:color="D9D9D9" w:sz="4"/>
+            </w:tcBorders>
+            <w:shd w:fill="F2EEF2" w:val="clear"/>
             <w:tcMar>
               <w:top w:type="dxa" w:w="80"/>
               <w:left w:type="dxa" w:w="160"/>
@@ -16947,10 +16947,10 @@
           <w:tcPr>
             <w:tcW w:type="dxa" w:w="1200"/>
             <w:tcBorders>
-              <w:top w:val="single" w:color="AAAAAA" w:sz="4"/>
-              <w:left w:val="single" w:color="AAAAAA" w:sz="4"/>
-              <w:bottom w:val="single" w:color="AAAAAA" w:sz="4"/>
-              <w:right w:val="single" w:color="AAAAAA" w:sz="4"/>
+              <w:top w:val="single" w:color="D9D9D9" w:sz="4"/>
+              <w:left w:val="single" w:color="D9D9D9" w:sz="4"/>
+              <w:bottom w:val="single" w:color="D9D9D9" w:sz="4"/>
+              <w:right w:val="single" w:color="D9D9D9" w:sz="4"/>
             </w:tcBorders>
             <w:shd w:fill="FFFFFF" w:val="clear"/>
             <w:tcMar>
@@ -16984,10 +16984,10 @@
           <w:tcPr>
             <w:tcW w:type="dxa" w:w="2600"/>
             <w:tcBorders>
-              <w:top w:val="single" w:color="AAAAAA" w:sz="4"/>
-              <w:left w:val="single" w:color="AAAAAA" w:sz="4"/>
-              <w:bottom w:val="single" w:color="AAAAAA" w:sz="4"/>
-              <w:right w:val="single" w:color="AAAAAA" w:sz="4"/>
+              <w:top w:val="single" w:color="D9D9D9" w:sz="4"/>
+              <w:left w:val="single" w:color="D9D9D9" w:sz="4"/>
+              <w:bottom w:val="single" w:color="D9D9D9" w:sz="4"/>
+              <w:right w:val="single" w:color="D9D9D9" w:sz="4"/>
             </w:tcBorders>
             <w:shd w:fill="FFFFFF" w:val="clear"/>
             <w:tcMar>
@@ -17021,10 +17021,10 @@
           <w:tcPr>
             <w:tcW w:type="dxa" w:w="2000"/>
             <w:tcBorders>
-              <w:top w:val="single" w:color="AAAAAA" w:sz="4"/>
-              <w:left w:val="single" w:color="AAAAAA" w:sz="4"/>
-              <w:bottom w:val="single" w:color="AAAAAA" w:sz="4"/>
-              <w:right w:val="single" w:color="AAAAAA" w:sz="4"/>
+              <w:top w:val="single" w:color="D9D9D9" w:sz="4"/>
+              <w:left w:val="single" w:color="D9D9D9" w:sz="4"/>
+              <w:bottom w:val="single" w:color="D9D9D9" w:sz="4"/>
+              <w:right w:val="single" w:color="D9D9D9" w:sz="4"/>
             </w:tcBorders>
             <w:shd w:fill="FFFFFF" w:val="clear"/>
             <w:tcMar>
@@ -17040,10 +17040,10 @@
           <w:tcPr>
             <w:tcW w:type="dxa" w:w="1960"/>
             <w:tcBorders>
-              <w:top w:val="single" w:color="AAAAAA" w:sz="4"/>
-              <w:left w:val="single" w:color="AAAAAA" w:sz="4"/>
-              <w:bottom w:val="single" w:color="AAAAAA" w:sz="4"/>
-              <w:right w:val="single" w:color="AAAAAA" w:sz="4"/>
+              <w:top w:val="single" w:color="D9D9D9" w:sz="4"/>
+              <w:left w:val="single" w:color="D9D9D9" w:sz="4"/>
+              <w:bottom w:val="single" w:color="D9D9D9" w:sz="4"/>
+              <w:right w:val="single" w:color="D9D9D9" w:sz="4"/>
             </w:tcBorders>
             <w:shd w:fill="FFFFFF" w:val="clear"/>
             <w:tcMar>
@@ -17059,10 +17059,10 @@
           <w:tcPr>
             <w:tcW w:type="dxa" w:w="1600"/>
             <w:tcBorders>
-              <w:top w:val="single" w:color="AAAAAA" w:sz="4"/>
-              <w:left w:val="single" w:color="AAAAAA" w:sz="4"/>
-              <w:bottom w:val="single" w:color="AAAAAA" w:sz="4"/>
-              <w:right w:val="single" w:color="AAAAAA" w:sz="4"/>
+              <w:top w:val="single" w:color="D9D9D9" w:sz="4"/>
+              <w:left w:val="single" w:color="D9D9D9" w:sz="4"/>
+              <w:bottom w:val="single" w:color="D9D9D9" w:sz="4"/>
+              <w:right w:val="single" w:color="D9D9D9" w:sz="4"/>
             </w:tcBorders>
             <w:shd w:fill="FFFFFF" w:val="clear"/>
             <w:tcMar>
@@ -17080,12 +17080,12 @@
           <w:tcPr>
             <w:tcW w:type="dxa" w:w="1200"/>
             <w:tcBorders>
-              <w:top w:val="single" w:color="AAAAAA" w:sz="4"/>
-              <w:left w:val="single" w:color="AAAAAA" w:sz="4"/>
-              <w:bottom w:val="single" w:color="AAAAAA" w:sz="4"/>
-              <w:right w:val="single" w:color="AAAAAA" w:sz="4"/>
-            </w:tcBorders>
-            <w:shd w:fill="EBF3FB" w:val="clear"/>
+              <w:top w:val="single" w:color="D9D9D9" w:sz="4"/>
+              <w:left w:val="single" w:color="D9D9D9" w:sz="4"/>
+              <w:bottom w:val="single" w:color="D9D9D9" w:sz="4"/>
+              <w:right w:val="single" w:color="D9D9D9" w:sz="4"/>
+            </w:tcBorders>
+            <w:shd w:fill="F2EEF2" w:val="clear"/>
             <w:tcMar>
               <w:top w:type="dxa" w:w="80"/>
               <w:left w:type="dxa" w:w="160"/>
@@ -17117,12 +17117,12 @@
           <w:tcPr>
             <w:tcW w:type="dxa" w:w="2600"/>
             <w:tcBorders>
-              <w:top w:val="single" w:color="AAAAAA" w:sz="4"/>
-              <w:left w:val="single" w:color="AAAAAA" w:sz="4"/>
-              <w:bottom w:val="single" w:color="AAAAAA" w:sz="4"/>
-              <w:right w:val="single" w:color="AAAAAA" w:sz="4"/>
-            </w:tcBorders>
-            <w:shd w:fill="EBF3FB" w:val="clear"/>
+              <w:top w:val="single" w:color="D9D9D9" w:sz="4"/>
+              <w:left w:val="single" w:color="D9D9D9" w:sz="4"/>
+              <w:bottom w:val="single" w:color="D9D9D9" w:sz="4"/>
+              <w:right w:val="single" w:color="D9D9D9" w:sz="4"/>
+            </w:tcBorders>
+            <w:shd w:fill="F2EEF2" w:val="clear"/>
             <w:tcMar>
               <w:top w:type="dxa" w:w="80"/>
               <w:left w:type="dxa" w:w="160"/>
@@ -17154,12 +17154,12 @@
           <w:tcPr>
             <w:tcW w:type="dxa" w:w="2000"/>
             <w:tcBorders>
-              <w:top w:val="single" w:color="AAAAAA" w:sz="4"/>
-              <w:left w:val="single" w:color="AAAAAA" w:sz="4"/>
-              <w:bottom w:val="single" w:color="AAAAAA" w:sz="4"/>
-              <w:right w:val="single" w:color="AAAAAA" w:sz="4"/>
-            </w:tcBorders>
-            <w:shd w:fill="EBF3FB" w:val="clear"/>
+              <w:top w:val="single" w:color="D9D9D9" w:sz="4"/>
+              <w:left w:val="single" w:color="D9D9D9" w:sz="4"/>
+              <w:bottom w:val="single" w:color="D9D9D9" w:sz="4"/>
+              <w:right w:val="single" w:color="D9D9D9" w:sz="4"/>
+            </w:tcBorders>
+            <w:shd w:fill="F2EEF2" w:val="clear"/>
             <w:tcMar>
               <w:top w:type="dxa" w:w="80"/>
               <w:left w:type="dxa" w:w="160"/>
@@ -17173,12 +17173,12 @@
           <w:tcPr>
             <w:tcW w:type="dxa" w:w="1960"/>
             <w:tcBorders>
-              <w:top w:val="single" w:color="AAAAAA" w:sz="4"/>
-              <w:left w:val="single" w:color="AAAAAA" w:sz="4"/>
-              <w:bottom w:val="single" w:color="AAAAAA" w:sz="4"/>
-              <w:right w:val="single" w:color="AAAAAA" w:sz="4"/>
-            </w:tcBorders>
-            <w:shd w:fill="EBF3FB" w:val="clear"/>
+              <w:top w:val="single" w:color="D9D9D9" w:sz="4"/>
+              <w:left w:val="single" w:color="D9D9D9" w:sz="4"/>
+              <w:bottom w:val="single" w:color="D9D9D9" w:sz="4"/>
+              <w:right w:val="single" w:color="D9D9D9" w:sz="4"/>
+            </w:tcBorders>
+            <w:shd w:fill="F2EEF2" w:val="clear"/>
             <w:tcMar>
               <w:top w:type="dxa" w:w="80"/>
               <w:left w:type="dxa" w:w="160"/>
@@ -17192,12 +17192,12 @@
           <w:tcPr>
             <w:tcW w:type="dxa" w:w="1600"/>
             <w:tcBorders>
-              <w:top w:val="single" w:color="AAAAAA" w:sz="4"/>
-              <w:left w:val="single" w:color="AAAAAA" w:sz="4"/>
-              <w:bottom w:val="single" w:color="AAAAAA" w:sz="4"/>
-              <w:right w:val="single" w:color="AAAAAA" w:sz="4"/>
-            </w:tcBorders>
-            <w:shd w:fill="EBF3FB" w:val="clear"/>
+              <w:top w:val="single" w:color="D9D9D9" w:sz="4"/>
+              <w:left w:val="single" w:color="D9D9D9" w:sz="4"/>
+              <w:bottom w:val="single" w:color="D9D9D9" w:sz="4"/>
+              <w:right w:val="single" w:color="D9D9D9" w:sz="4"/>
+            </w:tcBorders>
+            <w:shd w:fill="F2EEF2" w:val="clear"/>
             <w:tcMar>
               <w:top w:type="dxa" w:w="80"/>
               <w:left w:type="dxa" w:w="160"/>
@@ -17213,10 +17213,10 @@
           <w:tcPr>
             <w:tcW w:type="dxa" w:w="1200"/>
             <w:tcBorders>
-              <w:top w:val="single" w:color="AAAAAA" w:sz="4"/>
-              <w:left w:val="single" w:color="AAAAAA" w:sz="4"/>
-              <w:bottom w:val="single" w:color="AAAAAA" w:sz="4"/>
-              <w:right w:val="single" w:color="AAAAAA" w:sz="4"/>
+              <w:top w:val="single" w:color="D9D9D9" w:sz="4"/>
+              <w:left w:val="single" w:color="D9D9D9" w:sz="4"/>
+              <w:bottom w:val="single" w:color="D9D9D9" w:sz="4"/>
+              <w:right w:val="single" w:color="D9D9D9" w:sz="4"/>
             </w:tcBorders>
             <w:shd w:fill="FFFFFF" w:val="clear"/>
             <w:tcMar>
@@ -17250,10 +17250,10 @@
           <w:tcPr>
             <w:tcW w:type="dxa" w:w="2600"/>
             <w:tcBorders>
-              <w:top w:val="single" w:color="AAAAAA" w:sz="4"/>
-              <w:left w:val="single" w:color="AAAAAA" w:sz="4"/>
-              <w:bottom w:val="single" w:color="AAAAAA" w:sz="4"/>
-              <w:right w:val="single" w:color="AAAAAA" w:sz="4"/>
+              <w:top w:val="single" w:color="D9D9D9" w:sz="4"/>
+              <w:left w:val="single" w:color="D9D9D9" w:sz="4"/>
+              <w:bottom w:val="single" w:color="D9D9D9" w:sz="4"/>
+              <w:right w:val="single" w:color="D9D9D9" w:sz="4"/>
             </w:tcBorders>
             <w:shd w:fill="FFFFFF" w:val="clear"/>
             <w:tcMar>
@@ -17287,10 +17287,10 @@
           <w:tcPr>
             <w:tcW w:type="dxa" w:w="2000"/>
             <w:tcBorders>
-              <w:top w:val="single" w:color="AAAAAA" w:sz="4"/>
-              <w:left w:val="single" w:color="AAAAAA" w:sz="4"/>
-              <w:bottom w:val="single" w:color="AAAAAA" w:sz="4"/>
-              <w:right w:val="single" w:color="AAAAAA" w:sz="4"/>
+              <w:top w:val="single" w:color="D9D9D9" w:sz="4"/>
+              <w:left w:val="single" w:color="D9D9D9" w:sz="4"/>
+              <w:bottom w:val="single" w:color="D9D9D9" w:sz="4"/>
+              <w:right w:val="single" w:color="D9D9D9" w:sz="4"/>
             </w:tcBorders>
             <w:shd w:fill="FFFFFF" w:val="clear"/>
             <w:tcMar>
@@ -17306,10 +17306,10 @@
           <w:tcPr>
             <w:tcW w:type="dxa" w:w="1960"/>
             <w:tcBorders>
-              <w:top w:val="single" w:color="AAAAAA" w:sz="4"/>
-              <w:left w:val="single" w:color="AAAAAA" w:sz="4"/>
-              <w:bottom w:val="single" w:color="AAAAAA" w:sz="4"/>
-              <w:right w:val="single" w:color="AAAAAA" w:sz="4"/>
+              <w:top w:val="single" w:color="D9D9D9" w:sz="4"/>
+              <w:left w:val="single" w:color="D9D9D9" w:sz="4"/>
+              <w:bottom w:val="single" w:color="D9D9D9" w:sz="4"/>
+              <w:right w:val="single" w:color="D9D9D9" w:sz="4"/>
             </w:tcBorders>
             <w:shd w:fill="FFFFFF" w:val="clear"/>
             <w:tcMar>
@@ -17325,10 +17325,10 @@
           <w:tcPr>
             <w:tcW w:type="dxa" w:w="1600"/>
             <w:tcBorders>
-              <w:top w:val="single" w:color="AAAAAA" w:sz="4"/>
-              <w:left w:val="single" w:color="AAAAAA" w:sz="4"/>
-              <w:bottom w:val="single" w:color="AAAAAA" w:sz="4"/>
-              <w:right w:val="single" w:color="AAAAAA" w:sz="4"/>
+              <w:top w:val="single" w:color="D9D9D9" w:sz="4"/>
+              <w:left w:val="single" w:color="D9D9D9" w:sz="4"/>
+              <w:bottom w:val="single" w:color="D9D9D9" w:sz="4"/>
+              <w:right w:val="single" w:color="D9D9D9" w:sz="4"/>
             </w:tcBorders>
             <w:shd w:fill="FFFFFF" w:val="clear"/>
             <w:tcMar>
@@ -17346,12 +17346,12 @@
           <w:tcPr>
             <w:tcW w:type="dxa" w:w="1200"/>
             <w:tcBorders>
-              <w:top w:val="single" w:color="AAAAAA" w:sz="4"/>
-              <w:left w:val="single" w:color="AAAAAA" w:sz="4"/>
-              <w:bottom w:val="single" w:color="AAAAAA" w:sz="4"/>
-              <w:right w:val="single" w:color="AAAAAA" w:sz="4"/>
-            </w:tcBorders>
-            <w:shd w:fill="EBF3FB" w:val="clear"/>
+              <w:top w:val="single" w:color="D9D9D9" w:sz="4"/>
+              <w:left w:val="single" w:color="D9D9D9" w:sz="4"/>
+              <w:bottom w:val="single" w:color="D9D9D9" w:sz="4"/>
+              <w:right w:val="single" w:color="D9D9D9" w:sz="4"/>
+            </w:tcBorders>
+            <w:shd w:fill="F2EEF2" w:val="clear"/>
             <w:tcMar>
               <w:top w:type="dxa" w:w="80"/>
               <w:left w:type="dxa" w:w="160"/>
@@ -17383,12 +17383,12 @@
           <w:tcPr>
             <w:tcW w:type="dxa" w:w="2600"/>
             <w:tcBorders>
-              <w:top w:val="single" w:color="AAAAAA" w:sz="4"/>
-              <w:left w:val="single" w:color="AAAAAA" w:sz="4"/>
-              <w:bottom w:val="single" w:color="AAAAAA" w:sz="4"/>
-              <w:right w:val="single" w:color="AAAAAA" w:sz="4"/>
-            </w:tcBorders>
-            <w:shd w:fill="EBF3FB" w:val="clear"/>
+              <w:top w:val="single" w:color="D9D9D9" w:sz="4"/>
+              <w:left w:val="single" w:color="D9D9D9" w:sz="4"/>
+              <w:bottom w:val="single" w:color="D9D9D9" w:sz="4"/>
+              <w:right w:val="single" w:color="D9D9D9" w:sz="4"/>
+            </w:tcBorders>
+            <w:shd w:fill="F2EEF2" w:val="clear"/>
             <w:tcMar>
               <w:top w:type="dxa" w:w="80"/>
               <w:left w:type="dxa" w:w="160"/>
@@ -17420,12 +17420,12 @@
           <w:tcPr>
             <w:tcW w:type="dxa" w:w="2000"/>
             <w:tcBorders>
-              <w:top w:val="single" w:color="AAAAAA" w:sz="4"/>
-              <w:left w:val="single" w:color="AAAAAA" w:sz="4"/>
-              <w:bottom w:val="single" w:color="AAAAAA" w:sz="4"/>
-              <w:right w:val="single" w:color="AAAAAA" w:sz="4"/>
-            </w:tcBorders>
-            <w:shd w:fill="EBF3FB" w:val="clear"/>
+              <w:top w:val="single" w:color="D9D9D9" w:sz="4"/>
+              <w:left w:val="single" w:color="D9D9D9" w:sz="4"/>
+              <w:bottom w:val="single" w:color="D9D9D9" w:sz="4"/>
+              <w:right w:val="single" w:color="D9D9D9" w:sz="4"/>
+            </w:tcBorders>
+            <w:shd w:fill="F2EEF2" w:val="clear"/>
             <w:tcMar>
               <w:top w:type="dxa" w:w="80"/>
               <w:left w:type="dxa" w:w="160"/>
@@ -17439,12 +17439,12 @@
           <w:tcPr>
             <w:tcW w:type="dxa" w:w="1960"/>
             <w:tcBorders>
-              <w:top w:val="single" w:color="AAAAAA" w:sz="4"/>
-              <w:left w:val="single" w:color="AAAAAA" w:sz="4"/>
-              <w:bottom w:val="single" w:color="AAAAAA" w:sz="4"/>
-              <w:right w:val="single" w:color="AAAAAA" w:sz="4"/>
-            </w:tcBorders>
-            <w:shd w:fill="EBF3FB" w:val="clear"/>
+              <w:top w:val="single" w:color="D9D9D9" w:sz="4"/>
+              <w:left w:val="single" w:color="D9D9D9" w:sz="4"/>
+              <w:bottom w:val="single" w:color="D9D9D9" w:sz="4"/>
+              <w:right w:val="single" w:color="D9D9D9" w:sz="4"/>
+            </w:tcBorders>
+            <w:shd w:fill="F2EEF2" w:val="clear"/>
             <w:tcMar>
               <w:top w:type="dxa" w:w="80"/>
               <w:left w:type="dxa" w:w="160"/>
@@ -17458,12 +17458,12 @@
           <w:tcPr>
             <w:tcW w:type="dxa" w:w="1600"/>
             <w:tcBorders>
-              <w:top w:val="single" w:color="AAAAAA" w:sz="4"/>
-              <w:left w:val="single" w:color="AAAAAA" w:sz="4"/>
-              <w:bottom w:val="single" w:color="AAAAAA" w:sz="4"/>
-              <w:right w:val="single" w:color="AAAAAA" w:sz="4"/>
-            </w:tcBorders>
-            <w:shd w:fill="EBF3FB" w:val="clear"/>
+              <w:top w:val="single" w:color="D9D9D9" w:sz="4"/>
+              <w:left w:val="single" w:color="D9D9D9" w:sz="4"/>
+              <w:bottom w:val="single" w:color="D9D9D9" w:sz="4"/>
+              <w:right w:val="single" w:color="D9D9D9" w:sz="4"/>
+            </w:tcBorders>
+            <w:shd w:fill="F2EEF2" w:val="clear"/>
             <w:tcMar>
               <w:top w:type="dxa" w:w="80"/>
               <w:left w:type="dxa" w:w="160"/>
@@ -17490,7 +17490,7 @@
           <w:rFonts w:ascii="Arial" w:cs="Arial" w:eastAsia="Arial" w:hAnsi="Arial"/>
           <w:b/>
           <w:bCs/>
-          <w:color w:val="1F3864"/>
+          <w:color w:val="7030A0"/>
           <w:sz w:val="24"/>
           <w:szCs w:val="24"/>
         </w:rPr>
@@ -17505,7 +17505,7 @@
       <w:r>
         <w:rPr>
           <w:rFonts w:ascii="Arial" w:cs="Arial" w:eastAsia="Arial" w:hAnsi="Arial"/>
-          <w:color w:val="666666"/>
+          <w:color w:val="646464"/>
           <w:sz w:val="18"/>
           <w:szCs w:val="18"/>
         </w:rPr>
@@ -17570,14 +17570,14 @@
   <w:p>
     <w:pPr>
       <w:pBdr>
-        <w:top w:val="single" w:color="2E5496" w:sz="6"/>
+        <w:top w:val="single" w:color="5F2861" w:sz="6"/>
       </w:pBdr>
       <w:spacing w:before="80"/>
     </w:pPr>
     <w:r>
       <w:rPr>
         <w:rFonts w:ascii="Arial" w:cs="Arial" w:eastAsia="Arial" w:hAnsi="Arial"/>
-        <w:color w:val="666666"/>
+        <w:color w:val="646464"/>
         <w:sz w:val="16"/>
         <w:szCs w:val="16"/>
       </w:rPr>
@@ -17629,14 +17629,14 @@
   <w:p>
     <w:pPr>
       <w:pBdr>
-        <w:bottom w:val="single" w:color="2E5496" w:sz="6"/>
+        <w:bottom w:val="single" w:color="5F2861" w:sz="6"/>
       </w:pBdr>
       <w:spacing w:after="80"/>
     </w:pPr>
     <w:r>
       <w:rPr>
         <w:rFonts w:ascii="Arial" w:cs="Arial" w:eastAsia="Arial" w:hAnsi="Arial"/>
-        <w:color w:val="666666"/>
+        <w:color w:val="646464"/>
         <w:sz w:val="16"/>
         <w:szCs w:val="16"/>
       </w:rPr>
@@ -17645,7 +17645,7 @@
     <w:r>
       <w:rPr>
         <w:rFonts w:ascii="Arial" w:cs="Arial" w:eastAsia="Arial" w:hAnsi="Arial"/>
-        <w:color w:val="666666"/>
+        <w:color w:val="646464"/>
         <w:sz w:val="16"/>
         <w:szCs w:val="16"/>
       </w:rPr>
@@ -17654,7 +17654,7 @@
     <w:r>
       <w:rPr>
         <w:rFonts w:ascii="Arial" w:cs="Arial" w:eastAsia="Arial" w:hAnsi="Arial"/>
-        <w:color w:val="666666"/>
+        <w:color w:val="646464"/>
         <w:sz w:val="16"/>
         <w:szCs w:val="16"/>
       </w:rPr>
@@ -17666,7 +17666,7 @@
     <w:r>
       <w:rPr>
         <w:rFonts w:ascii="Arial" w:cs="Arial" w:eastAsia="Arial" w:hAnsi="Arial"/>
-        <w:color w:val="666666"/>
+        <w:color w:val="646464"/>
         <w:sz w:val="16"/>
         <w:szCs w:val="16"/>
       </w:rPr>
@@ -17675,7 +17675,7 @@
     <w:r>
       <w:rPr>
         <w:rFonts w:ascii="Arial" w:cs="Arial" w:eastAsia="Arial" w:hAnsi="Arial"/>
-        <w:color w:val="666666"/>
+        <w:color w:val="646464"/>
         <w:sz w:val="16"/>
         <w:szCs w:val="16"/>
       </w:rPr>
@@ -17847,7 +17847,7 @@
     <w:next w:val="Normal"/>
     <w:qFormat/>
     <w:rPr>
-      <w:color w:val="2E74B5"/>
+      <w:color w:val="7030A0"/>
       <w:sz w:val="32"/>
       <w:szCs w:val="32"/>
     </w:rPr>
@@ -17858,7 +17858,7 @@
     <w:next w:val="Normal"/>
     <w:qFormat/>
     <w:rPr>
-      <w:color w:val="2E74B5"/>
+      <w:color w:val="7030A0"/>
       <w:sz w:val="26"/>
       <w:szCs w:val="26"/>
     </w:rPr>
@@ -17869,7 +17869,7 @@
     <w:next w:val="Normal"/>
     <w:qFormat/>
     <w:rPr>
-      <w:color w:val="1F4D78"/>
+      <w:color w:val="7030A0"/>
       <w:sz w:val="24"/>
       <w:szCs w:val="24"/>
     </w:rPr>
@@ -17882,7 +17882,7 @@
     <w:rPr>
       <w:i/>
       <w:iCs/>
-      <w:color w:val="2E74B5"/>
+      <w:color w:val="7030A0"/>
     </w:rPr>
   </w:style>
   <w:style w:type="paragraph" w:styleId="Heading5">
@@ -17891,7 +17891,7 @@
     <w:next w:val="Normal"/>
     <w:qFormat/>
     <w:rPr>
-      <w:color w:val="2E74B5"/>
+      <w:color w:val="7030A0"/>
     </w:rPr>
   </w:style>
   <w:style w:type="paragraph" w:styleId="Heading6">
@@ -17900,7 +17900,7 @@
     <w:next w:val="Normal"/>
     <w:qFormat/>
     <w:rPr>
-      <w:color w:val="1F4D78"/>
+      <w:color w:val="7030A0"/>
     </w:rPr>
   </w:style>
   <w:style w:type="paragraph" w:styleId="Strong">
@@ -18015,7 +18015,7 @@
       <w:rFonts w:ascii="Arial" w:cs="Arial" w:eastAsia="Arial" w:hAnsi="Arial"/>
       <w:b/>
       <w:bCs/>
-      <w:color w:val="1F3864"/>
+      <w:color w:val="7030A0"/>
       <w:sz w:val="28"/>
       <w:szCs w:val="28"/>
     </w:rPr>
@@ -18033,7 +18033,7 @@
       <w:rFonts w:ascii="Arial" w:cs="Arial" w:eastAsia="Arial" w:hAnsi="Arial"/>
       <w:b/>
       <w:bCs/>
-      <w:color w:val="2E5496"/>
+      <w:color w:val="7030A0"/>
       <w:sz w:val="24"/>
       <w:szCs w:val="24"/>
     </w:rPr>
@@ -18051,7 +18051,7 @@
       <w:rFonts w:ascii="Arial" w:cs="Arial" w:eastAsia="Arial" w:hAnsi="Arial"/>
       <w:b/>
       <w:bCs/>
-      <w:color w:val="2E5496"/>
+      <w:color w:val="7030A0"/>
       <w:sz w:val="22"/>
       <w:szCs w:val="22"/>
     </w:rPr>
